--- a/Наработки/диздоки/ЮАС/ЮАС фаш.docx
+++ b/Наработки/диздоки/ЮАС/ЮАС фаш.docx
@@ -1,6 +1,6 @@
 
 <file path=word/document.xml><?xml version="1.0" encoding="utf-8"?>
-<w:document xmlns:wpc="http://schemas.microsoft.com/office/word/2010/wordprocessingCanvas" xmlns:cx="http://schemas.microsoft.com/office/drawing/2014/chartex" xmlns:cx1="http://schemas.microsoft.com/office/drawing/2015/9/8/chartex" xmlns:cx2="http://schemas.microsoft.com/office/drawing/2015/10/21/chartex" xmlns:cx3="http://schemas.microsoft.com/office/drawing/2016/5/9/chartex" xmlns:cx4="http://schemas.microsoft.com/office/drawing/2016/5/10/chartex" xmlns:cx5="http://schemas.microsoft.com/office/drawing/2016/5/11/chartex" xmlns:cx6="http://schemas.microsoft.com/office/drawing/2016/5/12/chartex" xmlns:cx7="http://schemas.microsoft.com/office/drawing/2016/5/13/chartex" xmlns:cx8="http://schemas.microsoft.com/office/drawing/2016/5/14/chartex" xmlns:mc="http://schemas.openxmlformats.org/markup-compatibility/2006" xmlns:aink="http://schemas.microsoft.com/office/drawing/2016/ink" xmlns:am3d="http://schemas.microsoft.com/office/drawing/2017/model3d" xmlns:o="urn:schemas-microsoft-com:office:office" xmlns:r="http://schemas.openxmlformats.org/officeDocument/2006/relationships" xmlns:m="http://schemas.openxmlformats.org/officeDocument/2006/math" xmlns:v="urn:schemas-microsoft-com:vml" xmlns:wp14="http://schemas.microsoft.com/office/word/2010/wordprocessingDrawing" xmlns:wp="http://schemas.openxmlformats.org/drawingml/2006/wordprocessingDrawing" xmlns:w10="urn:schemas-microsoft-com:office:word" xmlns:w="http://schemas.openxmlformats.org/wordprocessingml/2006/main" xmlns:w14="http://schemas.microsoft.com/office/word/2010/wordml" xmlns:w15="http://schemas.microsoft.com/office/word/2012/wordml" xmlns:w16cex="http://schemas.microsoft.com/office/word/2018/wordml/cex" xmlns:w16cid="http://schemas.microsoft.com/office/word/2016/wordml/cid" xmlns:w16="http://schemas.microsoft.com/office/word/2018/wordml" xmlns:w16se="http://schemas.microsoft.com/office/word/2015/wordml/symex" xmlns:wpg="http://schemas.microsoft.com/office/word/2010/wordprocessingGroup" xmlns:wpi="http://schemas.microsoft.com/office/word/2010/wordprocessingInk" xmlns:wne="http://schemas.microsoft.com/office/word/2006/wordml" xmlns:wps="http://schemas.microsoft.com/office/word/2010/wordprocessingShape" mc:Ignorable="w14 w15 w16se w16cid w16 w16cex wp14">
+<w:document xmlns:wpc="http://schemas.microsoft.com/office/word/2010/wordprocessingCanvas" xmlns:cx="http://schemas.microsoft.com/office/drawing/2014/chartex" xmlns:cx1="http://schemas.microsoft.com/office/drawing/2015/9/8/chartex" xmlns:cx2="http://schemas.microsoft.com/office/drawing/2015/10/21/chartex" xmlns:cx3="http://schemas.microsoft.com/office/drawing/2016/5/9/chartex" xmlns:cx4="http://schemas.microsoft.com/office/drawing/2016/5/10/chartex" xmlns:cx5="http://schemas.microsoft.com/office/drawing/2016/5/11/chartex" xmlns:cx6="http://schemas.microsoft.com/office/drawing/2016/5/12/chartex" xmlns:cx7="http://schemas.microsoft.com/office/drawing/2016/5/13/chartex" xmlns:cx8="http://schemas.microsoft.com/office/drawing/2016/5/14/chartex" xmlns:mc="http://schemas.openxmlformats.org/markup-compatibility/2006" xmlns:aink="http://schemas.microsoft.com/office/drawing/2016/ink" xmlns:am3d="http://schemas.microsoft.com/office/drawing/2017/model3d" xmlns:o="urn:schemas-microsoft-com:office:office" xmlns:r="http://schemas.openxmlformats.org/officeDocument/2006/relationships" xmlns:m="http://schemas.openxmlformats.org/officeDocument/2006/math" xmlns:v="urn:schemas-microsoft-com:vml" xmlns:wp14="http://schemas.microsoft.com/office/word/2010/wordprocessingDrawing" xmlns:wp="http://schemas.openxmlformats.org/drawingml/2006/wordprocessingDrawing" xmlns:w10="urn:schemas-microsoft-com:office:word" xmlns:w="http://schemas.openxmlformats.org/wordprocessingml/2006/main" xmlns:w14="http://schemas.microsoft.com/office/word/2010/wordml" xmlns:w15="http://schemas.microsoft.com/office/word/2012/wordml" xmlns:w16cid="http://schemas.microsoft.com/office/word/2016/wordml/cid" xmlns:w16se="http://schemas.microsoft.com/office/word/2015/wordml/symex" xmlns:wpg="http://schemas.microsoft.com/office/word/2010/wordprocessingGroup" xmlns:wpi="http://schemas.microsoft.com/office/word/2010/wordprocessingInk" xmlns:wne="http://schemas.microsoft.com/office/word/2006/wordml" xmlns:wps="http://schemas.microsoft.com/office/word/2010/wordprocessingShape" mc:Ignorable="w14 w15 w16se w16cid wp14">
   <w:body>
     <w:p>
       <w:pPr>
@@ -688,7 +688,25 @@
           <w:sz w:val="24"/>
           <w:szCs w:val="24"/>
         </w:rPr>
-        <w:t xml:space="preserve"> Мандела </w:t>
+        <w:t xml:space="preserve"> </w:t>
+      </w:r>
+      <w:proofErr w:type="spellStart"/>
+      <w:r>
+        <w:rPr>
+          <w:rFonts w:ascii="Times New Roman" w:hAnsi="Times New Roman" w:cs="Times New Roman"/>
+          <w:sz w:val="24"/>
+          <w:szCs w:val="24"/>
+        </w:rPr>
+        <w:t>Мандела</w:t>
+      </w:r>
+      <w:proofErr w:type="spellEnd"/>
+      <w:r>
+        <w:rPr>
+          <w:rFonts w:ascii="Times New Roman" w:hAnsi="Times New Roman" w:cs="Times New Roman"/>
+          <w:sz w:val="24"/>
+          <w:szCs w:val="24"/>
+        </w:rPr>
+        <w:t xml:space="preserve"> </w:t>
       </w:r>
       <w:r>
         <w:rPr>
@@ -5728,15 +5746,27 @@
           <w:shd w:val="clear" w:color="auto" w:fill="FFFFFF"/>
         </w:rPr>
       </w:pPr>
-      <w:r>
-        <w:rPr>
-          <w:rFonts w:ascii="Times New Roman" w:hAnsi="Times New Roman" w:cs="Times New Roman"/>
-          <w:color w:val="222222"/>
-          <w:sz w:val="24"/>
-          <w:szCs w:val="24"/>
-          <w:shd w:val="clear" w:color="auto" w:fill="FFFFFF"/>
-        </w:rPr>
-        <w:t xml:space="preserve">Ханс </w:t>
+      <w:proofErr w:type="spellStart"/>
+      <w:r>
+        <w:rPr>
+          <w:rFonts w:ascii="Times New Roman" w:hAnsi="Times New Roman" w:cs="Times New Roman"/>
+          <w:color w:val="222222"/>
+          <w:sz w:val="24"/>
+          <w:szCs w:val="24"/>
+          <w:shd w:val="clear" w:color="auto" w:fill="FFFFFF"/>
+        </w:rPr>
+        <w:t>Ханс</w:t>
+      </w:r>
+      <w:proofErr w:type="spellEnd"/>
+      <w:r>
+        <w:rPr>
+          <w:rFonts w:ascii="Times New Roman" w:hAnsi="Times New Roman" w:cs="Times New Roman"/>
+          <w:color w:val="222222"/>
+          <w:sz w:val="24"/>
+          <w:szCs w:val="24"/>
+          <w:shd w:val="clear" w:color="auto" w:fill="FFFFFF"/>
+        </w:rPr>
+        <w:t xml:space="preserve"> </w:t>
       </w:r>
       <w:proofErr w:type="spellStart"/>
       <w:r>
@@ -5940,15 +5970,27 @@
         </w:rPr>
         <w:t xml:space="preserve">» главой страны станет </w:t>
       </w:r>
-      <w:r>
-        <w:rPr>
-          <w:rFonts w:ascii="Times New Roman" w:hAnsi="Times New Roman" w:cs="Times New Roman"/>
-          <w:color w:val="222222"/>
-          <w:sz w:val="24"/>
-          <w:szCs w:val="24"/>
-          <w:shd w:val="clear" w:color="auto" w:fill="FFFFFF"/>
-        </w:rPr>
-        <w:t xml:space="preserve">Ханс </w:t>
+      <w:proofErr w:type="spellStart"/>
+      <w:r>
+        <w:rPr>
+          <w:rFonts w:ascii="Times New Roman" w:hAnsi="Times New Roman" w:cs="Times New Roman"/>
+          <w:color w:val="222222"/>
+          <w:sz w:val="24"/>
+          <w:szCs w:val="24"/>
+          <w:shd w:val="clear" w:color="auto" w:fill="FFFFFF"/>
+        </w:rPr>
+        <w:t>Ханс</w:t>
+      </w:r>
+      <w:proofErr w:type="spellEnd"/>
+      <w:r>
+        <w:rPr>
+          <w:rFonts w:ascii="Times New Roman" w:hAnsi="Times New Roman" w:cs="Times New Roman"/>
+          <w:color w:val="222222"/>
+          <w:sz w:val="24"/>
+          <w:szCs w:val="24"/>
+          <w:shd w:val="clear" w:color="auto" w:fill="FFFFFF"/>
+        </w:rPr>
+        <w:t xml:space="preserve"> </w:t>
       </w:r>
       <w:proofErr w:type="spellStart"/>
       <w:r>
@@ -9432,7 +9474,25 @@
           <w:sz w:val="24"/>
           <w:szCs w:val="24"/>
         </w:rPr>
-        <w:t xml:space="preserve"> Йоханнес Форстер </w:t>
+        <w:t xml:space="preserve"> </w:t>
+      </w:r>
+      <w:proofErr w:type="spellStart"/>
+      <w:r>
+        <w:rPr>
+          <w:rFonts w:ascii="Times New Roman" w:hAnsi="Times New Roman" w:cs="Times New Roman"/>
+          <w:sz w:val="24"/>
+          <w:szCs w:val="24"/>
+        </w:rPr>
+        <w:t>Йоханнес</w:t>
+      </w:r>
+      <w:proofErr w:type="spellEnd"/>
+      <w:r>
+        <w:rPr>
+          <w:rFonts w:ascii="Times New Roman" w:hAnsi="Times New Roman" w:cs="Times New Roman"/>
+          <w:sz w:val="24"/>
+          <w:szCs w:val="24"/>
+        </w:rPr>
+        <w:t xml:space="preserve"> Форстер </w:t>
       </w:r>
       <w:r>
         <w:rPr>
@@ -10871,15 +10931,27 @@
         </w:rPr>
         <w:t xml:space="preserve">осударственные перестановки» (После того, как </w:t>
       </w:r>
-      <w:r>
-        <w:rPr>
-          <w:rFonts w:ascii="Times New Roman" w:hAnsi="Times New Roman" w:cs="Times New Roman"/>
-          <w:color w:val="222222"/>
-          <w:sz w:val="24"/>
-          <w:szCs w:val="24"/>
-          <w:shd w:val="clear" w:color="auto" w:fill="FFFFFF"/>
-        </w:rPr>
-        <w:t xml:space="preserve">Ханс </w:t>
+      <w:proofErr w:type="spellStart"/>
+      <w:r>
+        <w:rPr>
+          <w:rFonts w:ascii="Times New Roman" w:hAnsi="Times New Roman" w:cs="Times New Roman"/>
+          <w:color w:val="222222"/>
+          <w:sz w:val="24"/>
+          <w:szCs w:val="24"/>
+          <w:shd w:val="clear" w:color="auto" w:fill="FFFFFF"/>
+        </w:rPr>
+        <w:t>Ханс</w:t>
+      </w:r>
+      <w:proofErr w:type="spellEnd"/>
+      <w:r>
+        <w:rPr>
+          <w:rFonts w:ascii="Times New Roman" w:hAnsi="Times New Roman" w:cs="Times New Roman"/>
+          <w:color w:val="222222"/>
+          <w:sz w:val="24"/>
+          <w:szCs w:val="24"/>
+          <w:shd w:val="clear" w:color="auto" w:fill="FFFFFF"/>
+        </w:rPr>
+        <w:t xml:space="preserve"> </w:t>
       </w:r>
       <w:proofErr w:type="spellStart"/>
       <w:r>
@@ -11524,15 +11596,27 @@
         </w:rPr>
         <w:t xml:space="preserve">Через 35 дней произойдёт событие «Военные государственные перестановки» (После того, как </w:t>
       </w:r>
-      <w:r>
-        <w:rPr>
-          <w:rFonts w:ascii="Times New Roman" w:hAnsi="Times New Roman" w:cs="Times New Roman"/>
-          <w:color w:val="222222"/>
-          <w:sz w:val="24"/>
-          <w:szCs w:val="24"/>
-          <w:shd w:val="clear" w:color="auto" w:fill="FFFFFF"/>
-        </w:rPr>
-        <w:t xml:space="preserve">Ханс </w:t>
+      <w:proofErr w:type="spellStart"/>
+      <w:r>
+        <w:rPr>
+          <w:rFonts w:ascii="Times New Roman" w:hAnsi="Times New Roman" w:cs="Times New Roman"/>
+          <w:color w:val="222222"/>
+          <w:sz w:val="24"/>
+          <w:szCs w:val="24"/>
+          <w:shd w:val="clear" w:color="auto" w:fill="FFFFFF"/>
+        </w:rPr>
+        <w:t>Ханс</w:t>
+      </w:r>
+      <w:proofErr w:type="spellEnd"/>
+      <w:r>
+        <w:rPr>
+          <w:rFonts w:ascii="Times New Roman" w:hAnsi="Times New Roman" w:cs="Times New Roman"/>
+          <w:color w:val="222222"/>
+          <w:sz w:val="24"/>
+          <w:szCs w:val="24"/>
+          <w:shd w:val="clear" w:color="auto" w:fill="FFFFFF"/>
+        </w:rPr>
+        <w:t xml:space="preserve"> </w:t>
       </w:r>
       <w:proofErr w:type="spellStart"/>
       <w:r>
@@ -12919,13 +13003,23 @@
           <w:szCs w:val="24"/>
         </w:rPr>
       </w:pPr>
-      <w:r>
-        <w:rPr>
-          <w:rFonts w:ascii="Times New Roman" w:hAnsi="Times New Roman" w:cs="Times New Roman"/>
-          <w:sz w:val="24"/>
-          <w:szCs w:val="24"/>
-        </w:rPr>
-        <w:t xml:space="preserve">Йоханнес фон </w:t>
+      <w:proofErr w:type="spellStart"/>
+      <w:r>
+        <w:rPr>
+          <w:rFonts w:ascii="Times New Roman" w:hAnsi="Times New Roman" w:cs="Times New Roman"/>
+          <w:sz w:val="24"/>
+          <w:szCs w:val="24"/>
+        </w:rPr>
+        <w:t>Йоханнес</w:t>
+      </w:r>
+      <w:proofErr w:type="spellEnd"/>
+      <w:r>
+        <w:rPr>
+          <w:rFonts w:ascii="Times New Roman" w:hAnsi="Times New Roman" w:cs="Times New Roman"/>
+          <w:sz w:val="24"/>
+          <w:szCs w:val="24"/>
+        </w:rPr>
+        <w:t xml:space="preserve"> фон </w:t>
       </w:r>
       <w:proofErr w:type="spellStart"/>
       <w:r>
@@ -14382,7 +14476,25 @@
           <w:sz w:val="24"/>
           <w:szCs w:val="24"/>
         </w:rPr>
-        <w:t xml:space="preserve">Николас Йоханнес </w:t>
+        <w:t xml:space="preserve">Николас </w:t>
+      </w:r>
+      <w:proofErr w:type="spellStart"/>
+      <w:r>
+        <w:rPr>
+          <w:rFonts w:ascii="Times New Roman" w:hAnsi="Times New Roman" w:cs="Times New Roman"/>
+          <w:sz w:val="24"/>
+          <w:szCs w:val="24"/>
+        </w:rPr>
+        <w:t>Йоханнес</w:t>
+      </w:r>
+      <w:proofErr w:type="spellEnd"/>
+      <w:r>
+        <w:rPr>
+          <w:rFonts w:ascii="Times New Roman" w:hAnsi="Times New Roman" w:cs="Times New Roman"/>
+          <w:sz w:val="24"/>
+          <w:szCs w:val="24"/>
+        </w:rPr>
+        <w:t xml:space="preserve"> </w:t>
       </w:r>
       <w:proofErr w:type="spellStart"/>
       <w:r>
@@ -16241,7 +16353,25 @@
           <w:sz w:val="24"/>
           <w:szCs w:val="24"/>
         </w:rPr>
-        <w:t xml:space="preserve"> стейтам), +3 фабрики.</w:t>
+        <w:t xml:space="preserve"> </w:t>
+      </w:r>
+      <w:proofErr w:type="spellStart"/>
+      <w:r>
+        <w:rPr>
+          <w:rFonts w:ascii="Times New Roman" w:hAnsi="Times New Roman" w:cs="Times New Roman"/>
+          <w:sz w:val="24"/>
+          <w:szCs w:val="24"/>
+        </w:rPr>
+        <w:t>стейтам</w:t>
+      </w:r>
+      <w:proofErr w:type="spellEnd"/>
+      <w:r>
+        <w:rPr>
+          <w:rFonts w:ascii="Times New Roman" w:hAnsi="Times New Roman" w:cs="Times New Roman"/>
+          <w:sz w:val="24"/>
+          <w:szCs w:val="24"/>
+        </w:rPr>
+        <w:t>), +3 фабрики.</w:t>
       </w:r>
     </w:p>
     <w:p>
@@ -17715,6 +17845,7 @@
         </w:rPr>
         <w:t xml:space="preserve">Сегодня по всем средствам теле- и радиовещания звучал голос временного премьер-министра </w:t>
       </w:r>
+      <w:proofErr w:type="spellStart"/>
       <w:r>
         <w:rPr>
           <w:rFonts w:ascii="Times New Roman" w:hAnsi="Times New Roman" w:cs="Times New Roman"/>
@@ -17735,6 +17866,7 @@
         </w:rPr>
         <w:t>а</w:t>
       </w:r>
+      <w:proofErr w:type="spellEnd"/>
       <w:r>
         <w:rPr>
           <w:rFonts w:ascii="Times New Roman" w:hAnsi="Times New Roman" w:cs="Times New Roman"/>
@@ -17857,15 +17989,36 @@
           <w:sz w:val="24"/>
           <w:szCs w:val="24"/>
         </w:rPr>
-        <w:t>Да здравствует бурская республика! (ЮАС станет свободным, выйдет из альянса с ВБ, выйдет из всех войн, сменит название на «Оранжевая Свободная Республика», сменит флаг, д</w:t>
-      </w:r>
-      <w:r>
-        <w:rPr>
-          <w:rFonts w:ascii="Times New Roman" w:hAnsi="Times New Roman" w:cs="Times New Roman"/>
-          <w:sz w:val="24"/>
-          <w:szCs w:val="24"/>
-        </w:rPr>
-        <w:t>ля ВБ произойдёт событие «</w:t>
+        <w:t>Да здравствует бурская республика! (ЮАС станет свободным, выйдет из альянса с ВБ, выйдет из всех войн, сменит название на «Оранжевая Свободная Республика», сменит флаг, для ВБ произойдёт событие «Южноафриканский союз уведомляет о выходе из Содружества»)</w:t>
+      </w:r>
+    </w:p>
+    <w:p>
+      <w:pPr>
+        <w:autoSpaceDE w:val="0"/>
+        <w:autoSpaceDN w:val="0"/>
+        <w:adjustRightInd w:val="0"/>
+        <w:spacing w:line="259" w:lineRule="atLeast"/>
+        <w:rPr>
+          <w:rFonts w:ascii="Times New Roman" w:hAnsi="Times New Roman" w:cs="Times New Roman"/>
+          <w:sz w:val="24"/>
+          <w:szCs w:val="24"/>
+        </w:rPr>
+      </w:pPr>
+      <w:r>
+        <w:rPr>
+          <w:rFonts w:ascii="Times New Roman" w:hAnsi="Times New Roman" w:cs="Times New Roman"/>
+          <w:sz w:val="24"/>
+          <w:szCs w:val="24"/>
+        </w:rPr>
+        <w:t>Событие</w:t>
+      </w:r>
+      <w:r>
+        <w:rPr>
+          <w:rFonts w:ascii="Times New Roman" w:hAnsi="Times New Roman" w:cs="Times New Roman"/>
+          <w:sz w:val="24"/>
+          <w:szCs w:val="24"/>
+        </w:rPr>
+        <w:t xml:space="preserve"> «</w:t>
       </w:r>
       <w:r>
         <w:rPr>
@@ -17881,7 +18034,36 @@
           <w:sz w:val="24"/>
           <w:szCs w:val="24"/>
         </w:rPr>
-        <w:t>»</w:t>
+        <w:t>» (</w:t>
+      </w:r>
+      <w:r>
+        <w:rPr>
+          <w:rFonts w:ascii="Times New Roman" w:hAnsi="Times New Roman" w:cs="Times New Roman"/>
+          <w:sz w:val="24"/>
+          <w:szCs w:val="24"/>
+        </w:rPr>
+        <w:t>Как мы и подозревали, недавно пришедшие к власти в ЮАС африканеры оказались враждебны по отношению к нам. Они объявили о создании президентской республики и в одностороннем порядке разорвали все связи с Содружеством, покинули военный союз, и отказались от статуса доминиона.</w:t>
+      </w:r>
+    </w:p>
+    <w:p>
+      <w:pPr>
+        <w:autoSpaceDE w:val="0"/>
+        <w:autoSpaceDN w:val="0"/>
+        <w:adjustRightInd w:val="0"/>
+        <w:spacing w:line="259" w:lineRule="atLeast"/>
+        <w:rPr>
+          <w:rFonts w:ascii="Times New Roman" w:hAnsi="Times New Roman" w:cs="Times New Roman"/>
+          <w:sz w:val="24"/>
+          <w:szCs w:val="24"/>
+        </w:rPr>
+      </w:pPr>
+      <w:r>
+        <w:rPr>
+          <w:rFonts w:ascii="Times New Roman" w:hAnsi="Times New Roman" w:cs="Times New Roman"/>
+          <w:sz w:val="24"/>
+          <w:szCs w:val="24"/>
+        </w:rPr>
+        <w:t>У нас уже имеется изматывающий опыт войны с бурами, и пусть в последний раз мы победили, но цена была слишком большой. Стоит ли нам повторять этот опыт, учитывая растущую напряжённость на мировой арене?</w:t>
       </w:r>
       <w:r>
         <w:rPr>
@@ -17891,88 +18073,6 @@
         </w:rPr>
         <w:t>)</w:t>
       </w:r>
-    </w:p>
-    <w:p>
-      <w:pPr>
-        <w:autoSpaceDE w:val="0"/>
-        <w:autoSpaceDN w:val="0"/>
-        <w:adjustRightInd w:val="0"/>
-        <w:spacing w:line="259" w:lineRule="atLeast"/>
-        <w:rPr>
-          <w:rFonts w:ascii="Times New Roman" w:hAnsi="Times New Roman" w:cs="Times New Roman"/>
-          <w:sz w:val="24"/>
-          <w:szCs w:val="24"/>
-        </w:rPr>
-      </w:pPr>
-      <w:r>
-        <w:rPr>
-          <w:rFonts w:ascii="Times New Roman" w:hAnsi="Times New Roman" w:cs="Times New Roman"/>
-          <w:sz w:val="24"/>
-          <w:szCs w:val="24"/>
-        </w:rPr>
-        <w:t>Событие</w:t>
-      </w:r>
-      <w:r>
-        <w:rPr>
-          <w:rFonts w:ascii="Times New Roman" w:hAnsi="Times New Roman" w:cs="Times New Roman"/>
-          <w:sz w:val="24"/>
-          <w:szCs w:val="24"/>
-        </w:rPr>
-        <w:t xml:space="preserve"> «</w:t>
-      </w:r>
-      <w:r>
-        <w:rPr>
-          <w:rFonts w:ascii="Times New Roman" w:hAnsi="Times New Roman" w:cs="Times New Roman"/>
-          <w:sz w:val="24"/>
-          <w:szCs w:val="24"/>
-        </w:rPr>
-        <w:t>Южноафриканский союз уведомляет о выходе из Содружества</w:t>
-      </w:r>
-      <w:r>
-        <w:rPr>
-          <w:rFonts w:ascii="Times New Roman" w:hAnsi="Times New Roman" w:cs="Times New Roman"/>
-          <w:sz w:val="24"/>
-          <w:szCs w:val="24"/>
-        </w:rPr>
-        <w:t>» (</w:t>
-      </w:r>
-      <w:r>
-        <w:rPr>
-          <w:rFonts w:ascii="Times New Roman" w:hAnsi="Times New Roman" w:cs="Times New Roman"/>
-          <w:sz w:val="24"/>
-          <w:szCs w:val="24"/>
-        </w:rPr>
-        <w:t>Как мы и подозревали, недавно пришедшие к власти в ЮАС африканеры оказались враждебны по отношению к нам. Они объявили о создании президентской республики и в одностороннем порядке разорвали все связи с Содружеством, покинули военный союз, и отказались от статуса доминиона.</w:t>
-      </w:r>
-    </w:p>
-    <w:p>
-      <w:pPr>
-        <w:autoSpaceDE w:val="0"/>
-        <w:autoSpaceDN w:val="0"/>
-        <w:adjustRightInd w:val="0"/>
-        <w:spacing w:line="259" w:lineRule="atLeast"/>
-        <w:rPr>
-          <w:rFonts w:ascii="Times New Roman" w:hAnsi="Times New Roman" w:cs="Times New Roman"/>
-          <w:sz w:val="24"/>
-          <w:szCs w:val="24"/>
-        </w:rPr>
-      </w:pPr>
-      <w:r>
-        <w:rPr>
-          <w:rFonts w:ascii="Times New Roman" w:hAnsi="Times New Roman" w:cs="Times New Roman"/>
-          <w:sz w:val="24"/>
-          <w:szCs w:val="24"/>
-        </w:rPr>
-        <w:t>У нас уже имеется изматывающий опыт войны с бурами, и пусть в последний раз мы победили, но цена была слишком большой. Стоит ли нам повторять этот опыт, учитывая растущую напряжённость на мировой арене?</w:t>
-      </w:r>
-      <w:r>
-        <w:rPr>
-          <w:rFonts w:ascii="Times New Roman" w:hAnsi="Times New Roman" w:cs="Times New Roman"/>
-          <w:sz w:val="24"/>
-          <w:szCs w:val="24"/>
-        </w:rPr>
-        <w:t>)</w:t>
-      </w:r>
       <w:r>
         <w:rPr>
           <w:rFonts w:ascii="Times New Roman" w:hAnsi="Times New Roman" w:cs="Times New Roman"/>
@@ -18137,7 +18237,7 @@
           <w:sz w:val="24"/>
           <w:szCs w:val="24"/>
         </w:rPr>
-        <w:t>Пропуск</w:t>
+        <w:t>Требования</w:t>
       </w:r>
       <w:r>
         <w:rPr>
@@ -18176,6 +18276,14 @@
         </w:rPr>
         <w:t xml:space="preserve">Описание: </w:t>
       </w:r>
+      <w:r>
+        <w:rPr>
+          <w:rFonts w:ascii="Times New Roman" w:hAnsi="Times New Roman" w:cs="Times New Roman"/>
+          <w:sz w:val="24"/>
+          <w:szCs w:val="24"/>
+        </w:rPr>
+        <w:t>Германия стала первой страной, где националисты гордо подняли голову. Мы должны последовать за ними, и повторить их успех. Вместе.</w:t>
+      </w:r>
     </w:p>
     <w:p>
       <w:pPr>
@@ -18313,7 +18421,7 @@
           <w:sz w:val="24"/>
           <w:szCs w:val="24"/>
         </w:rPr>
-        <w:t>Пропуск</w:t>
+        <w:t>Требования</w:t>
       </w:r>
       <w:r>
         <w:rPr>
@@ -18329,63 +18437,7 @@
           <w:sz w:val="24"/>
           <w:szCs w:val="24"/>
         </w:rPr>
-        <w:t>Нидерланды</w:t>
-      </w:r>
-      <w:r>
-        <w:rPr>
-          <w:rFonts w:ascii="Times New Roman" w:hAnsi="Times New Roman" w:cs="Times New Roman"/>
-          <w:sz w:val="24"/>
-          <w:szCs w:val="24"/>
-        </w:rPr>
-        <w:t xml:space="preserve"> независим</w:t>
-      </w:r>
-      <w:r>
-        <w:rPr>
-          <w:rFonts w:ascii="Times New Roman" w:hAnsi="Times New Roman" w:cs="Times New Roman"/>
-          <w:sz w:val="24"/>
-          <w:szCs w:val="24"/>
-        </w:rPr>
-        <w:t>ы</w:t>
-      </w:r>
-      <w:r>
-        <w:rPr>
-          <w:rFonts w:ascii="Times New Roman" w:hAnsi="Times New Roman" w:cs="Times New Roman"/>
-          <w:sz w:val="24"/>
-          <w:szCs w:val="24"/>
-        </w:rPr>
-        <w:t>, фашистск</w:t>
-      </w:r>
-      <w:r>
-        <w:rPr>
-          <w:rFonts w:ascii="Times New Roman" w:hAnsi="Times New Roman" w:cs="Times New Roman"/>
-          <w:sz w:val="24"/>
-          <w:szCs w:val="24"/>
-        </w:rPr>
-        <w:t>ие</w:t>
-      </w:r>
-      <w:r>
-        <w:rPr>
-          <w:rFonts w:ascii="Times New Roman" w:hAnsi="Times New Roman" w:cs="Times New Roman"/>
-          <w:sz w:val="24"/>
-          <w:szCs w:val="24"/>
-        </w:rPr>
-        <w:t>, возглавля</w:t>
-      </w:r>
-      <w:r>
-        <w:rPr>
-          <w:rFonts w:ascii="Times New Roman" w:hAnsi="Times New Roman" w:cs="Times New Roman"/>
-          <w:sz w:val="24"/>
-          <w:szCs w:val="24"/>
-        </w:rPr>
-        <w:t>ю</w:t>
-      </w:r>
-      <w:r>
-        <w:rPr>
-          <w:rFonts w:ascii="Times New Roman" w:hAnsi="Times New Roman" w:cs="Times New Roman"/>
-          <w:sz w:val="24"/>
-          <w:szCs w:val="24"/>
-        </w:rPr>
-        <w:t>т альянс.</w:t>
+        <w:t>Нидерланды независимы, фашистские, возглавляют альянс.</w:t>
       </w:r>
     </w:p>
     <w:p>
@@ -18409,6 +18461,234 @@
         <w:lastRenderedPageBreak/>
         <w:t xml:space="preserve">Описание: </w:t>
       </w:r>
+      <w:r>
+        <w:rPr>
+          <w:rFonts w:ascii="Times New Roman" w:hAnsi="Times New Roman" w:cs="Times New Roman"/>
+          <w:sz w:val="24"/>
+          <w:szCs w:val="24"/>
+        </w:rPr>
+        <w:t xml:space="preserve">Нидерланды – страна из которой пришли наши предки. Теперь, когда наши правительства </w:t>
+      </w:r>
+      <w:r>
+        <w:rPr>
+          <w:rFonts w:ascii="Times New Roman" w:hAnsi="Times New Roman" w:cs="Times New Roman"/>
+          <w:sz w:val="24"/>
+          <w:szCs w:val="24"/>
+        </w:rPr>
+        <w:t>разделяют схожие цели, имеет смысл возобновить тесные отношения между нами.</w:t>
+      </w:r>
+    </w:p>
+    <w:p>
+      <w:pPr>
+        <w:autoSpaceDE w:val="0"/>
+        <w:autoSpaceDN w:val="0"/>
+        <w:adjustRightInd w:val="0"/>
+        <w:spacing w:line="259" w:lineRule="atLeast"/>
+        <w:rPr>
+          <w:rFonts w:ascii="Times New Roman" w:hAnsi="Times New Roman" w:cs="Times New Roman"/>
+          <w:sz w:val="24"/>
+          <w:szCs w:val="24"/>
+        </w:rPr>
+      </w:pPr>
+      <w:r>
+        <w:rPr>
+          <w:rFonts w:ascii="Times New Roman" w:hAnsi="Times New Roman" w:cs="Times New Roman"/>
+          <w:sz w:val="24"/>
+          <w:szCs w:val="24"/>
+        </w:rPr>
+        <w:t xml:space="preserve">Нидерландам отправляется </w:t>
+      </w:r>
+      <w:proofErr w:type="spellStart"/>
+      <w:r>
+        <w:rPr>
+          <w:rFonts w:ascii="Times New Roman" w:hAnsi="Times New Roman" w:cs="Times New Roman"/>
+          <w:sz w:val="24"/>
+          <w:szCs w:val="24"/>
+        </w:rPr>
+        <w:t>генерик</w:t>
+      </w:r>
+      <w:proofErr w:type="spellEnd"/>
+      <w:r>
+        <w:rPr>
+          <w:rFonts w:ascii="Times New Roman" w:hAnsi="Times New Roman" w:cs="Times New Roman"/>
+          <w:sz w:val="24"/>
+          <w:szCs w:val="24"/>
+        </w:rPr>
+        <w:t xml:space="preserve"> ивент на вступление в альянс.</w:t>
+      </w:r>
+    </w:p>
+    <w:p>
+      <w:pPr>
+        <w:autoSpaceDE w:val="0"/>
+        <w:autoSpaceDN w:val="0"/>
+        <w:adjustRightInd w:val="0"/>
+        <w:spacing w:line="259" w:lineRule="atLeast"/>
+        <w:rPr>
+          <w:rFonts w:ascii="Times New Roman" w:hAnsi="Times New Roman" w:cs="Times New Roman"/>
+          <w:sz w:val="24"/>
+          <w:szCs w:val="24"/>
+        </w:rPr>
+      </w:pPr>
+    </w:p>
+    <w:p>
+      <w:pPr>
+        <w:autoSpaceDE w:val="0"/>
+        <w:autoSpaceDN w:val="0"/>
+        <w:adjustRightInd w:val="0"/>
+        <w:spacing w:line="259" w:lineRule="atLeast"/>
+        <w:rPr>
+          <w:rFonts w:ascii="Times New Roman" w:hAnsi="Times New Roman" w:cs="Times New Roman"/>
+          <w:i/>
+          <w:iCs/>
+          <w:sz w:val="24"/>
+          <w:szCs w:val="24"/>
+        </w:rPr>
+      </w:pPr>
+      <w:r>
+        <w:rPr>
+          <w:rFonts w:ascii="Times New Roman" w:hAnsi="Times New Roman" w:cs="Times New Roman"/>
+          <w:i/>
+          <w:iCs/>
+          <w:sz w:val="24"/>
+          <w:szCs w:val="24"/>
+        </w:rPr>
+        <w:t>Фокус «</w:t>
+      </w:r>
+      <w:r>
+        <w:rPr>
+          <w:rFonts w:ascii="Times New Roman" w:hAnsi="Times New Roman" w:cs="Times New Roman"/>
+          <w:i/>
+          <w:iCs/>
+          <w:sz w:val="24"/>
+          <w:szCs w:val="24"/>
+        </w:rPr>
+        <w:t xml:space="preserve">Возродить проект </w:t>
+      </w:r>
+      <w:proofErr w:type="spellStart"/>
+      <w:r>
+        <w:rPr>
+          <w:rFonts w:ascii="Times New Roman" w:hAnsi="Times New Roman" w:cs="Times New Roman"/>
+          <w:i/>
+          <w:iCs/>
+          <w:sz w:val="24"/>
+          <w:szCs w:val="24"/>
+        </w:rPr>
+        <w:t>Миттельафрики</w:t>
+      </w:r>
+      <w:proofErr w:type="spellEnd"/>
+      <w:r>
+        <w:rPr>
+          <w:rFonts w:ascii="Times New Roman" w:hAnsi="Times New Roman" w:cs="Times New Roman"/>
+          <w:i/>
+          <w:iCs/>
+          <w:sz w:val="24"/>
+          <w:szCs w:val="24"/>
+        </w:rPr>
+        <w:t xml:space="preserve"> под </w:t>
+      </w:r>
+      <w:proofErr w:type="spellStart"/>
+      <w:r>
+        <w:rPr>
+          <w:rFonts w:ascii="Times New Roman" w:hAnsi="Times New Roman" w:cs="Times New Roman"/>
+          <w:i/>
+          <w:iCs/>
+          <w:sz w:val="24"/>
+          <w:szCs w:val="24"/>
+        </w:rPr>
+        <w:t>африканерским</w:t>
+      </w:r>
+      <w:proofErr w:type="spellEnd"/>
+      <w:r>
+        <w:rPr>
+          <w:rFonts w:ascii="Times New Roman" w:hAnsi="Times New Roman" w:cs="Times New Roman"/>
+          <w:i/>
+          <w:iCs/>
+          <w:sz w:val="24"/>
+          <w:szCs w:val="24"/>
+        </w:rPr>
+        <w:t xml:space="preserve"> началом</w:t>
+      </w:r>
+      <w:r>
+        <w:rPr>
+          <w:rFonts w:ascii="Times New Roman" w:hAnsi="Times New Roman" w:cs="Times New Roman"/>
+          <w:i/>
+          <w:iCs/>
+          <w:sz w:val="24"/>
+          <w:szCs w:val="24"/>
+        </w:rPr>
+        <w:t>».</w:t>
+      </w:r>
+    </w:p>
+    <w:p>
+      <w:pPr>
+        <w:autoSpaceDE w:val="0"/>
+        <w:autoSpaceDN w:val="0"/>
+        <w:adjustRightInd w:val="0"/>
+        <w:spacing w:line="259" w:lineRule="atLeast"/>
+        <w:rPr>
+          <w:rFonts w:ascii="Times New Roman" w:hAnsi="Times New Roman" w:cs="Times New Roman"/>
+          <w:sz w:val="24"/>
+          <w:szCs w:val="24"/>
+        </w:rPr>
+      </w:pPr>
+      <w:r>
+        <w:rPr>
+          <w:rFonts w:ascii="Times New Roman" w:hAnsi="Times New Roman" w:cs="Times New Roman"/>
+          <w:sz w:val="24"/>
+          <w:szCs w:val="24"/>
+        </w:rPr>
+        <w:t xml:space="preserve">Срок выполнения </w:t>
+      </w:r>
+      <w:r>
+        <w:rPr>
+          <w:rFonts w:ascii="Times New Roman" w:hAnsi="Times New Roman" w:cs="Times New Roman"/>
+          <w:sz w:val="24"/>
+          <w:szCs w:val="24"/>
+        </w:rPr>
+        <w:t>70</w:t>
+      </w:r>
+      <w:r>
+        <w:rPr>
+          <w:rFonts w:ascii="Times New Roman" w:hAnsi="Times New Roman" w:cs="Times New Roman"/>
+          <w:sz w:val="24"/>
+          <w:szCs w:val="24"/>
+        </w:rPr>
+        <w:t xml:space="preserve"> дней</w:t>
+      </w:r>
+    </w:p>
+    <w:p>
+      <w:pPr>
+        <w:autoSpaceDE w:val="0"/>
+        <w:autoSpaceDN w:val="0"/>
+        <w:adjustRightInd w:val="0"/>
+        <w:spacing w:line="259" w:lineRule="atLeast"/>
+        <w:rPr>
+          <w:rFonts w:ascii="Times New Roman" w:hAnsi="Times New Roman" w:cs="Times New Roman"/>
+          <w:sz w:val="24"/>
+          <w:szCs w:val="24"/>
+        </w:rPr>
+      </w:pPr>
+      <w:r>
+        <w:rPr>
+          <w:rFonts w:ascii="Times New Roman" w:hAnsi="Times New Roman" w:cs="Times New Roman"/>
+          <w:sz w:val="24"/>
+          <w:szCs w:val="24"/>
+        </w:rPr>
+        <w:t xml:space="preserve">Описание: </w:t>
+      </w:r>
+    </w:p>
+    <w:p>
+      <w:pPr>
+        <w:autoSpaceDE w:val="0"/>
+        <w:autoSpaceDN w:val="0"/>
+        <w:adjustRightInd w:val="0"/>
+        <w:spacing w:line="259" w:lineRule="atLeast"/>
+        <w:rPr>
+          <w:rFonts w:ascii="Times New Roman" w:hAnsi="Times New Roman" w:cs="Times New Roman"/>
+          <w:sz w:val="24"/>
+          <w:szCs w:val="24"/>
+        </w:rPr>
+      </w:pPr>
       <w:bookmarkStart w:id="0" w:name="_GoBack"/>
       <w:bookmarkEnd w:id="0"/>
     </w:p>
@@ -18424,53 +18704,6 @@
           <w:szCs w:val="24"/>
         </w:rPr>
       </w:pPr>
-      <w:r>
-        <w:rPr>
-          <w:rFonts w:ascii="Times New Roman" w:hAnsi="Times New Roman" w:cs="Times New Roman"/>
-          <w:sz w:val="24"/>
-          <w:szCs w:val="24"/>
-        </w:rPr>
-        <w:t>Нидерландам</w:t>
-      </w:r>
-      <w:r>
-        <w:rPr>
-          <w:rFonts w:ascii="Times New Roman" w:hAnsi="Times New Roman" w:cs="Times New Roman"/>
-          <w:sz w:val="24"/>
-          <w:szCs w:val="24"/>
-        </w:rPr>
-        <w:t xml:space="preserve"> отправляется </w:t>
-      </w:r>
-      <w:proofErr w:type="spellStart"/>
-      <w:r>
-        <w:rPr>
-          <w:rFonts w:ascii="Times New Roman" w:hAnsi="Times New Roman" w:cs="Times New Roman"/>
-          <w:sz w:val="24"/>
-          <w:szCs w:val="24"/>
-        </w:rPr>
-        <w:t>генерик</w:t>
-      </w:r>
-      <w:proofErr w:type="spellEnd"/>
-      <w:r>
-        <w:rPr>
-          <w:rFonts w:ascii="Times New Roman" w:hAnsi="Times New Roman" w:cs="Times New Roman"/>
-          <w:sz w:val="24"/>
-          <w:szCs w:val="24"/>
-        </w:rPr>
-        <w:t xml:space="preserve"> ивент на вступление в альянс.</w:t>
-      </w:r>
-    </w:p>
-    <w:p>
-      <w:pPr>
-        <w:autoSpaceDE w:val="0"/>
-        <w:autoSpaceDN w:val="0"/>
-        <w:adjustRightInd w:val="0"/>
-        <w:spacing w:line="259" w:lineRule="atLeast"/>
-        <w:rPr>
-          <w:rFonts w:ascii="Times New Roman" w:hAnsi="Times New Roman" w:cs="Times New Roman"/>
-          <w:sz w:val="24"/>
-          <w:szCs w:val="24"/>
-        </w:rPr>
-      </w:pPr>
     </w:p>
     <w:p>
       <w:pPr>
@@ -19056,7 +19289,16 @@
           <w:sz w:val="24"/>
           <w:szCs w:val="24"/>
         </w:rPr>
-        <w:t xml:space="preserve">» стал персонажем карикатуры в том же духе, что и «банкир» — нацистская демонизация капиталистических евреев и «еврейского заговора» — изображаемый толстым, курящим сигары, лысеющим и жадным, либо </w:t>
+        <w:t xml:space="preserve">» стал персонажем карикатуры в том же духе, что и «банкир» — нацистская демонизация </w:t>
+      </w:r>
+      <w:r>
+        <w:rPr>
+          <w:rFonts w:ascii="Times New Roman" w:hAnsi="Times New Roman" w:cs="Times New Roman"/>
+          <w:sz w:val="24"/>
+          <w:szCs w:val="24"/>
+        </w:rPr>
+        <w:lastRenderedPageBreak/>
+        <w:t xml:space="preserve">капиталистических евреев и «еврейского заговора» — изображаемый толстым, курящим сигары, лысеющим и жадным, либо </w:t>
       </w:r>
       <w:proofErr w:type="spellStart"/>
       <w:r>
@@ -19234,16 +19476,7 @@
           <w:sz w:val="24"/>
           <w:szCs w:val="24"/>
         </w:rPr>
-        <w:t xml:space="preserve">Неоспоримо, что эти «рубашки» и антисемитские маргиналы </w:t>
-      </w:r>
-      <w:r>
-        <w:rPr>
-          <w:rFonts w:ascii="Times New Roman" w:hAnsi="Times New Roman" w:cs="Times New Roman"/>
-          <w:sz w:val="24"/>
-          <w:szCs w:val="24"/>
-        </w:rPr>
-        <w:lastRenderedPageBreak/>
-        <w:t>фактически «добились того, чтобы сместить „еврейский вопрос“ с политической периферии общественной жизни Южной Африки в ее центр»… «</w:t>
+        <w:t>Неоспоримо, что эти «рубашки» и антисемитские маргиналы фактически «добились того, чтобы сместить „еврейский вопрос“ с политической периферии общественной жизни Южной Африки в ее центр»… «</w:t>
       </w:r>
       <w:proofErr w:type="spellStart"/>
       <w:r>
@@ -19735,7 +19968,7 @@
 </file>
 
 <file path=word/endnotes.xml><?xml version="1.0" encoding="utf-8"?>
-<w:endnotes xmlns:wpc="http://schemas.microsoft.com/office/word/2010/wordprocessingCanvas" xmlns:cx="http://schemas.microsoft.com/office/drawing/2014/chartex" xmlns:cx1="http://schemas.microsoft.com/office/drawing/2015/9/8/chartex" xmlns:cx2="http://schemas.microsoft.com/office/drawing/2015/10/21/chartex" xmlns:cx3="http://schemas.microsoft.com/office/drawing/2016/5/9/chartex" xmlns:cx4="http://schemas.microsoft.com/office/drawing/2016/5/10/chartex" xmlns:cx5="http://schemas.microsoft.com/office/drawing/2016/5/11/chartex" xmlns:cx6="http://schemas.microsoft.com/office/drawing/2016/5/12/chartex" xmlns:cx7="http://schemas.microsoft.com/office/drawing/2016/5/13/chartex" xmlns:cx8="http://schemas.microsoft.com/office/drawing/2016/5/14/chartex" xmlns:mc="http://schemas.openxmlformats.org/markup-compatibility/2006" xmlns:aink="http://schemas.microsoft.com/office/drawing/2016/ink" xmlns:am3d="http://schemas.microsoft.com/office/drawing/2017/model3d" xmlns:o="urn:schemas-microsoft-com:office:office" xmlns:r="http://schemas.openxmlformats.org/officeDocument/2006/relationships" xmlns:m="http://schemas.openxmlformats.org/officeDocument/2006/math" xmlns:v="urn:schemas-microsoft-com:vml" xmlns:wp14="http://schemas.microsoft.com/office/word/2010/wordprocessingDrawing" xmlns:wp="http://schemas.openxmlformats.org/drawingml/2006/wordprocessingDrawing" xmlns:w10="urn:schemas-microsoft-com:office:word" xmlns:w="http://schemas.openxmlformats.org/wordprocessingml/2006/main" xmlns:w14="http://schemas.microsoft.com/office/word/2010/wordml" xmlns:w15="http://schemas.microsoft.com/office/word/2012/wordml" xmlns:w16cex="http://schemas.microsoft.com/office/word/2018/wordml/cex" xmlns:w16cid="http://schemas.microsoft.com/office/word/2016/wordml/cid" xmlns:w16="http://schemas.microsoft.com/office/word/2018/wordml" xmlns:w16se="http://schemas.microsoft.com/office/word/2015/wordml/symex" xmlns:wpg="http://schemas.microsoft.com/office/word/2010/wordprocessingGroup" xmlns:wpi="http://schemas.microsoft.com/office/word/2010/wordprocessingInk" xmlns:wne="http://schemas.microsoft.com/office/word/2006/wordml" xmlns:wps="http://schemas.microsoft.com/office/word/2010/wordprocessingShape" mc:Ignorable="w14 w15 w16se w16cid w16 w16cex wp14">
+<w:endnotes xmlns:wpc="http://schemas.microsoft.com/office/word/2010/wordprocessingCanvas" xmlns:cx="http://schemas.microsoft.com/office/drawing/2014/chartex" xmlns:cx1="http://schemas.microsoft.com/office/drawing/2015/9/8/chartex" xmlns:cx2="http://schemas.microsoft.com/office/drawing/2015/10/21/chartex" xmlns:cx3="http://schemas.microsoft.com/office/drawing/2016/5/9/chartex" xmlns:cx4="http://schemas.microsoft.com/office/drawing/2016/5/10/chartex" xmlns:cx5="http://schemas.microsoft.com/office/drawing/2016/5/11/chartex" xmlns:cx6="http://schemas.microsoft.com/office/drawing/2016/5/12/chartex" xmlns:cx7="http://schemas.microsoft.com/office/drawing/2016/5/13/chartex" xmlns:cx8="http://schemas.microsoft.com/office/drawing/2016/5/14/chartex" xmlns:mc="http://schemas.openxmlformats.org/markup-compatibility/2006" xmlns:aink="http://schemas.microsoft.com/office/drawing/2016/ink" xmlns:am3d="http://schemas.microsoft.com/office/drawing/2017/model3d" xmlns:o="urn:schemas-microsoft-com:office:office" xmlns:r="http://schemas.openxmlformats.org/officeDocument/2006/relationships" xmlns:m="http://schemas.openxmlformats.org/officeDocument/2006/math" xmlns:v="urn:schemas-microsoft-com:vml" xmlns:wp14="http://schemas.microsoft.com/office/word/2010/wordprocessingDrawing" xmlns:wp="http://schemas.openxmlformats.org/drawingml/2006/wordprocessingDrawing" xmlns:w10="urn:schemas-microsoft-com:office:word" xmlns:w="http://schemas.openxmlformats.org/wordprocessingml/2006/main" xmlns:w14="http://schemas.microsoft.com/office/word/2010/wordml" xmlns:w15="http://schemas.microsoft.com/office/word/2012/wordml" xmlns:w16cid="http://schemas.microsoft.com/office/word/2016/wordml/cid" xmlns:w16se="http://schemas.microsoft.com/office/word/2015/wordml/symex" xmlns:wpg="http://schemas.microsoft.com/office/word/2010/wordprocessingGroup" xmlns:wpi="http://schemas.microsoft.com/office/word/2010/wordprocessingInk" xmlns:wne="http://schemas.microsoft.com/office/word/2006/wordml" xmlns:wps="http://schemas.microsoft.com/office/word/2010/wordprocessingShape" mc:Ignorable="w14 w15 w16se w16cid wp14">
   <w:endnote w:type="separator" w:id="-1">
     <w:p>
       <w:pPr>
@@ -19760,7 +19993,7 @@
 </file>
 
 <file path=word/footnotes.xml><?xml version="1.0" encoding="utf-8"?>
-<w:footnotes xmlns:wpc="http://schemas.microsoft.com/office/word/2010/wordprocessingCanvas" xmlns:cx="http://schemas.microsoft.com/office/drawing/2014/chartex" xmlns:cx1="http://schemas.microsoft.com/office/drawing/2015/9/8/chartex" xmlns:cx2="http://schemas.microsoft.com/office/drawing/2015/10/21/chartex" xmlns:cx3="http://schemas.microsoft.com/office/drawing/2016/5/9/chartex" xmlns:cx4="http://schemas.microsoft.com/office/drawing/2016/5/10/chartex" xmlns:cx5="http://schemas.microsoft.com/office/drawing/2016/5/11/chartex" xmlns:cx6="http://schemas.microsoft.com/office/drawing/2016/5/12/chartex" xmlns:cx7="http://schemas.microsoft.com/office/drawing/2016/5/13/chartex" xmlns:cx8="http://schemas.microsoft.com/office/drawing/2016/5/14/chartex" xmlns:mc="http://schemas.openxmlformats.org/markup-compatibility/2006" xmlns:aink="http://schemas.microsoft.com/office/drawing/2016/ink" xmlns:am3d="http://schemas.microsoft.com/office/drawing/2017/model3d" xmlns:o="urn:schemas-microsoft-com:office:office" xmlns:r="http://schemas.openxmlformats.org/officeDocument/2006/relationships" xmlns:m="http://schemas.openxmlformats.org/officeDocument/2006/math" xmlns:v="urn:schemas-microsoft-com:vml" xmlns:wp14="http://schemas.microsoft.com/office/word/2010/wordprocessingDrawing" xmlns:wp="http://schemas.openxmlformats.org/drawingml/2006/wordprocessingDrawing" xmlns:w10="urn:schemas-microsoft-com:office:word" xmlns:w="http://schemas.openxmlformats.org/wordprocessingml/2006/main" xmlns:w14="http://schemas.microsoft.com/office/word/2010/wordml" xmlns:w15="http://schemas.microsoft.com/office/word/2012/wordml" xmlns:w16cex="http://schemas.microsoft.com/office/word/2018/wordml/cex" xmlns:w16cid="http://schemas.microsoft.com/office/word/2016/wordml/cid" xmlns:w16="http://schemas.microsoft.com/office/word/2018/wordml" xmlns:w16se="http://schemas.microsoft.com/office/word/2015/wordml/symex" xmlns:wpg="http://schemas.microsoft.com/office/word/2010/wordprocessingGroup" xmlns:wpi="http://schemas.microsoft.com/office/word/2010/wordprocessingInk" xmlns:wne="http://schemas.microsoft.com/office/word/2006/wordml" xmlns:wps="http://schemas.microsoft.com/office/word/2010/wordprocessingShape" mc:Ignorable="w14 w15 w16se w16cid w16 w16cex wp14">
+<w:footnotes xmlns:wpc="http://schemas.microsoft.com/office/word/2010/wordprocessingCanvas" xmlns:cx="http://schemas.microsoft.com/office/drawing/2014/chartex" xmlns:cx1="http://schemas.microsoft.com/office/drawing/2015/9/8/chartex" xmlns:cx2="http://schemas.microsoft.com/office/drawing/2015/10/21/chartex" xmlns:cx3="http://schemas.microsoft.com/office/drawing/2016/5/9/chartex" xmlns:cx4="http://schemas.microsoft.com/office/drawing/2016/5/10/chartex" xmlns:cx5="http://schemas.microsoft.com/office/drawing/2016/5/11/chartex" xmlns:cx6="http://schemas.microsoft.com/office/drawing/2016/5/12/chartex" xmlns:cx7="http://schemas.microsoft.com/office/drawing/2016/5/13/chartex" xmlns:cx8="http://schemas.microsoft.com/office/drawing/2016/5/14/chartex" xmlns:mc="http://schemas.openxmlformats.org/markup-compatibility/2006" xmlns:aink="http://schemas.microsoft.com/office/drawing/2016/ink" xmlns:am3d="http://schemas.microsoft.com/office/drawing/2017/model3d" xmlns:o="urn:schemas-microsoft-com:office:office" xmlns:r="http://schemas.openxmlformats.org/officeDocument/2006/relationships" xmlns:m="http://schemas.openxmlformats.org/officeDocument/2006/math" xmlns:v="urn:schemas-microsoft-com:vml" xmlns:wp14="http://schemas.microsoft.com/office/word/2010/wordprocessingDrawing" xmlns:wp="http://schemas.openxmlformats.org/drawingml/2006/wordprocessingDrawing" xmlns:w10="urn:schemas-microsoft-com:office:word" xmlns:w="http://schemas.openxmlformats.org/wordprocessingml/2006/main" xmlns:w14="http://schemas.microsoft.com/office/word/2010/wordml" xmlns:w15="http://schemas.microsoft.com/office/word/2012/wordml" xmlns:w16cid="http://schemas.microsoft.com/office/word/2016/wordml/cid" xmlns:w16se="http://schemas.microsoft.com/office/word/2015/wordml/symex" xmlns:wpg="http://schemas.microsoft.com/office/word/2010/wordprocessingGroup" xmlns:wpi="http://schemas.microsoft.com/office/word/2010/wordprocessingInk" xmlns:wne="http://schemas.microsoft.com/office/word/2006/wordml" xmlns:wps="http://schemas.microsoft.com/office/word/2010/wordprocessingShape" mc:Ignorable="w14 w15 w16se w16cid wp14">
   <w:footnote w:type="separator" w:id="-1">
     <w:p>
       <w:pPr>
@@ -19785,7 +20018,7 @@
 </file>
 
 <file path=word/numbering.xml><?xml version="1.0" encoding="utf-8"?>
-<w:numbering xmlns:wpc="http://schemas.microsoft.com/office/word/2010/wordprocessingCanvas" xmlns:cx="http://schemas.microsoft.com/office/drawing/2014/chartex" xmlns:cx1="http://schemas.microsoft.com/office/drawing/2015/9/8/chartex" xmlns:cx2="http://schemas.microsoft.com/office/drawing/2015/10/21/chartex" xmlns:cx3="http://schemas.microsoft.com/office/drawing/2016/5/9/chartex" xmlns:cx4="http://schemas.microsoft.com/office/drawing/2016/5/10/chartex" xmlns:cx5="http://schemas.microsoft.com/office/drawing/2016/5/11/chartex" xmlns:cx6="http://schemas.microsoft.com/office/drawing/2016/5/12/chartex" xmlns:cx7="http://schemas.microsoft.com/office/drawing/2016/5/13/chartex" xmlns:cx8="http://schemas.microsoft.com/office/drawing/2016/5/14/chartex" xmlns:mc="http://schemas.openxmlformats.org/markup-compatibility/2006" xmlns:aink="http://schemas.microsoft.com/office/drawing/2016/ink" xmlns:am3d="http://schemas.microsoft.com/office/drawing/2017/model3d" xmlns:o="urn:schemas-microsoft-com:office:office" xmlns:r="http://schemas.openxmlformats.org/officeDocument/2006/relationships" xmlns:m="http://schemas.openxmlformats.org/officeDocument/2006/math" xmlns:v="urn:schemas-microsoft-com:vml" xmlns:wp14="http://schemas.microsoft.com/office/word/2010/wordprocessingDrawing" xmlns:wp="http://schemas.openxmlformats.org/drawingml/2006/wordprocessingDrawing" xmlns:w10="urn:schemas-microsoft-com:office:word" xmlns:w="http://schemas.openxmlformats.org/wordprocessingml/2006/main" xmlns:w14="http://schemas.microsoft.com/office/word/2010/wordml" xmlns:w15="http://schemas.microsoft.com/office/word/2012/wordml" xmlns:w16cex="http://schemas.microsoft.com/office/word/2018/wordml/cex" xmlns:w16cid="http://schemas.microsoft.com/office/word/2016/wordml/cid" xmlns:w16="http://schemas.microsoft.com/office/word/2018/wordml" xmlns:w16se="http://schemas.microsoft.com/office/word/2015/wordml/symex" xmlns:wpg="http://schemas.microsoft.com/office/word/2010/wordprocessingGroup" xmlns:wpi="http://schemas.microsoft.com/office/word/2010/wordprocessingInk" xmlns:wne="http://schemas.microsoft.com/office/word/2006/wordml" xmlns:wps="http://schemas.microsoft.com/office/word/2010/wordprocessingShape" mc:Ignorable="w14 w15 w16se w16cid w16 w16cex wp14">
+<w:numbering xmlns:wpc="http://schemas.microsoft.com/office/word/2010/wordprocessingCanvas" xmlns:cx="http://schemas.microsoft.com/office/drawing/2014/chartex" xmlns:cx1="http://schemas.microsoft.com/office/drawing/2015/9/8/chartex" xmlns:cx2="http://schemas.microsoft.com/office/drawing/2015/10/21/chartex" xmlns:cx3="http://schemas.microsoft.com/office/drawing/2016/5/9/chartex" xmlns:cx4="http://schemas.microsoft.com/office/drawing/2016/5/10/chartex" xmlns:cx5="http://schemas.microsoft.com/office/drawing/2016/5/11/chartex" xmlns:cx6="http://schemas.microsoft.com/office/drawing/2016/5/12/chartex" xmlns:cx7="http://schemas.microsoft.com/office/drawing/2016/5/13/chartex" xmlns:cx8="http://schemas.microsoft.com/office/drawing/2016/5/14/chartex" xmlns:mc="http://schemas.openxmlformats.org/markup-compatibility/2006" xmlns:aink="http://schemas.microsoft.com/office/drawing/2016/ink" xmlns:am3d="http://schemas.microsoft.com/office/drawing/2017/model3d" xmlns:o="urn:schemas-microsoft-com:office:office" xmlns:r="http://schemas.openxmlformats.org/officeDocument/2006/relationships" xmlns:m="http://schemas.openxmlformats.org/officeDocument/2006/math" xmlns:v="urn:schemas-microsoft-com:vml" xmlns:wp14="http://schemas.microsoft.com/office/word/2010/wordprocessingDrawing" xmlns:wp="http://schemas.openxmlformats.org/drawingml/2006/wordprocessingDrawing" xmlns:w10="urn:schemas-microsoft-com:office:word" xmlns:w="http://schemas.openxmlformats.org/wordprocessingml/2006/main" xmlns:w14="http://schemas.microsoft.com/office/word/2010/wordml" xmlns:w15="http://schemas.microsoft.com/office/word/2012/wordml" xmlns:w16cid="http://schemas.microsoft.com/office/word/2016/wordml/cid" xmlns:w16se="http://schemas.microsoft.com/office/word/2015/wordml/symex" xmlns:wpg="http://schemas.microsoft.com/office/word/2010/wordprocessingGroup" xmlns:wpi="http://schemas.microsoft.com/office/word/2010/wordprocessingInk" xmlns:wne="http://schemas.microsoft.com/office/word/2006/wordml" xmlns:wps="http://schemas.microsoft.com/office/word/2010/wordprocessingShape" mc:Ignorable="w14 w15 w16se w16cid wp14">
   <w:abstractNum w:abstractNumId="0" w15:restartNumberingAfterBreak="0">
     <w:nsid w:val="11CF5E43"/>
     <w:multiLevelType w:val="multilevel"/>
@@ -19980,7 +20213,7 @@
 </file>
 
 <file path=word/styles.xml><?xml version="1.0" encoding="utf-8"?>
-<w:styles xmlns:mc="http://schemas.openxmlformats.org/markup-compatibility/2006" xmlns:r="http://schemas.openxmlformats.org/officeDocument/2006/relationships" xmlns:w="http://schemas.openxmlformats.org/wordprocessingml/2006/main" xmlns:w14="http://schemas.microsoft.com/office/word/2010/wordml" xmlns:w15="http://schemas.microsoft.com/office/word/2012/wordml" xmlns:w16cex="http://schemas.microsoft.com/office/word/2018/wordml/cex" xmlns:w16cid="http://schemas.microsoft.com/office/word/2016/wordml/cid" xmlns:w16="http://schemas.microsoft.com/office/word/2018/wordml" xmlns:w16se="http://schemas.microsoft.com/office/word/2015/wordml/symex" mc:Ignorable="w14 w15 w16se w16cid w16 w16cex">
+<w:styles xmlns:mc="http://schemas.openxmlformats.org/markup-compatibility/2006" xmlns:r="http://schemas.openxmlformats.org/officeDocument/2006/relationships" xmlns:w="http://schemas.openxmlformats.org/wordprocessingml/2006/main" xmlns:w14="http://schemas.microsoft.com/office/word/2010/wordml" xmlns:w15="http://schemas.microsoft.com/office/word/2012/wordml" xmlns:w16cid="http://schemas.microsoft.com/office/word/2016/wordml/cid" xmlns:w16se="http://schemas.microsoft.com/office/word/2015/wordml/symex" mc:Ignorable="w14 w15 w16se w16cid">
   <w:docDefaults>
     <w:rPrDefault>
       <w:rPr>
@@ -19996,7 +20229,7 @@
       </w:pPr>
     </w:pPrDefault>
   </w:docDefaults>
-  <w:latentStyles w:defLockedState="0" w:defUIPriority="99" w:defSemiHidden="0" w:defUnhideWhenUsed="0" w:defQFormat="0" w:count="376">
+  <w:latentStyles w:defLockedState="0" w:defUIPriority="99" w:defSemiHidden="0" w:defUnhideWhenUsed="0" w:defQFormat="0" w:count="375">
     <w:lsdException w:name="Normal" w:uiPriority="0" w:qFormat="1"/>
     <w:lsdException w:name="heading 1" w:uiPriority="9" w:qFormat="1"/>
     <w:lsdException w:name="heading 2" w:semiHidden="1" w:uiPriority="9" w:unhideWhenUsed="1" w:qFormat="1"/>
@@ -20372,7 +20605,6 @@
     <w:lsdException w:name="Smart Hyperlink" w:semiHidden="1" w:unhideWhenUsed="1"/>
     <w:lsdException w:name="Hashtag" w:semiHidden="1" w:unhideWhenUsed="1"/>
     <w:lsdException w:name="Unresolved Mention" w:semiHidden="1" w:unhideWhenUsed="1"/>
-    <w:lsdException w:name="Smart Link" w:semiHidden="1" w:unhideWhenUsed="1"/>
   </w:latentStyles>
   <w:style w:type="paragraph" w:default="1" w:styleId="a">
     <w:name w:val="Normal"/>

--- a/Наработки/диздоки/ЮАС/ЮАС фаш.docx
+++ b/Наработки/диздоки/ЮАС/ЮАС фаш.docx
@@ -1,6 +1,6 @@
 
 <file path=word/document.xml><?xml version="1.0" encoding="utf-8"?>
-<w:document xmlns:wpc="http://schemas.microsoft.com/office/word/2010/wordprocessingCanvas" xmlns:cx="http://schemas.microsoft.com/office/drawing/2014/chartex" xmlns:cx1="http://schemas.microsoft.com/office/drawing/2015/9/8/chartex" xmlns:cx2="http://schemas.microsoft.com/office/drawing/2015/10/21/chartex" xmlns:cx3="http://schemas.microsoft.com/office/drawing/2016/5/9/chartex" xmlns:cx4="http://schemas.microsoft.com/office/drawing/2016/5/10/chartex" xmlns:cx5="http://schemas.microsoft.com/office/drawing/2016/5/11/chartex" xmlns:cx6="http://schemas.microsoft.com/office/drawing/2016/5/12/chartex" xmlns:cx7="http://schemas.microsoft.com/office/drawing/2016/5/13/chartex" xmlns:cx8="http://schemas.microsoft.com/office/drawing/2016/5/14/chartex" xmlns:mc="http://schemas.openxmlformats.org/markup-compatibility/2006" xmlns:aink="http://schemas.microsoft.com/office/drawing/2016/ink" xmlns:am3d="http://schemas.microsoft.com/office/drawing/2017/model3d" xmlns:o="urn:schemas-microsoft-com:office:office" xmlns:r="http://schemas.openxmlformats.org/officeDocument/2006/relationships" xmlns:m="http://schemas.openxmlformats.org/officeDocument/2006/math" xmlns:v="urn:schemas-microsoft-com:vml" xmlns:wp14="http://schemas.microsoft.com/office/word/2010/wordprocessingDrawing" xmlns:wp="http://schemas.openxmlformats.org/drawingml/2006/wordprocessingDrawing" xmlns:w10="urn:schemas-microsoft-com:office:word" xmlns:w="http://schemas.openxmlformats.org/wordprocessingml/2006/main" xmlns:w14="http://schemas.microsoft.com/office/word/2010/wordml" xmlns:w15="http://schemas.microsoft.com/office/word/2012/wordml" xmlns:w16cid="http://schemas.microsoft.com/office/word/2016/wordml/cid" xmlns:w16se="http://schemas.microsoft.com/office/word/2015/wordml/symex" xmlns:wpg="http://schemas.microsoft.com/office/word/2010/wordprocessingGroup" xmlns:wpi="http://schemas.microsoft.com/office/word/2010/wordprocessingInk" xmlns:wne="http://schemas.microsoft.com/office/word/2006/wordml" xmlns:wps="http://schemas.microsoft.com/office/word/2010/wordprocessingShape" mc:Ignorable="w14 w15 w16se w16cid wp14">
+<w:document xmlns:wpc="http://schemas.microsoft.com/office/word/2010/wordprocessingCanvas" xmlns:cx="http://schemas.microsoft.com/office/drawing/2014/chartex" xmlns:cx1="http://schemas.microsoft.com/office/drawing/2015/9/8/chartex" xmlns:cx2="http://schemas.microsoft.com/office/drawing/2015/10/21/chartex" xmlns:cx3="http://schemas.microsoft.com/office/drawing/2016/5/9/chartex" xmlns:cx4="http://schemas.microsoft.com/office/drawing/2016/5/10/chartex" xmlns:cx5="http://schemas.microsoft.com/office/drawing/2016/5/11/chartex" xmlns:cx6="http://schemas.microsoft.com/office/drawing/2016/5/12/chartex" xmlns:cx7="http://schemas.microsoft.com/office/drawing/2016/5/13/chartex" xmlns:cx8="http://schemas.microsoft.com/office/drawing/2016/5/14/chartex" xmlns:mc="http://schemas.openxmlformats.org/markup-compatibility/2006" xmlns:aink="http://schemas.microsoft.com/office/drawing/2016/ink" xmlns:am3d="http://schemas.microsoft.com/office/drawing/2017/model3d" xmlns:o="urn:schemas-microsoft-com:office:office" xmlns:r="http://schemas.openxmlformats.org/officeDocument/2006/relationships" xmlns:m="http://schemas.openxmlformats.org/officeDocument/2006/math" xmlns:v="urn:schemas-microsoft-com:vml" xmlns:wp14="http://schemas.microsoft.com/office/word/2010/wordprocessingDrawing" xmlns:wp="http://schemas.openxmlformats.org/drawingml/2006/wordprocessingDrawing" xmlns:w10="urn:schemas-microsoft-com:office:word" xmlns:w="http://schemas.openxmlformats.org/wordprocessingml/2006/main" xmlns:w14="http://schemas.microsoft.com/office/word/2010/wordml" xmlns:w15="http://schemas.microsoft.com/office/word/2012/wordml" xmlns:w16cex="http://schemas.microsoft.com/office/word/2018/wordml/cex" xmlns:w16cid="http://schemas.microsoft.com/office/word/2016/wordml/cid" xmlns:w16="http://schemas.microsoft.com/office/word/2018/wordml" xmlns:w16se="http://schemas.microsoft.com/office/word/2015/wordml/symex" xmlns:wpg="http://schemas.microsoft.com/office/word/2010/wordprocessingGroup" xmlns:wpi="http://schemas.microsoft.com/office/word/2010/wordprocessingInk" xmlns:wne="http://schemas.microsoft.com/office/word/2006/wordml" xmlns:wps="http://schemas.microsoft.com/office/word/2010/wordprocessingShape" mc:Ignorable="w14 w15 w16se w16cid w16 w16cex wp14">
   <w:body>
     <w:p>
       <w:pPr>
@@ -688,25 +688,7 @@
           <w:sz w:val="24"/>
           <w:szCs w:val="24"/>
         </w:rPr>
-        <w:t xml:space="preserve"> </w:t>
-      </w:r>
-      <w:proofErr w:type="spellStart"/>
-      <w:r>
-        <w:rPr>
-          <w:rFonts w:ascii="Times New Roman" w:hAnsi="Times New Roman" w:cs="Times New Roman"/>
-          <w:sz w:val="24"/>
-          <w:szCs w:val="24"/>
-        </w:rPr>
-        <w:t>Мандела</w:t>
-      </w:r>
-      <w:proofErr w:type="spellEnd"/>
-      <w:r>
-        <w:rPr>
-          <w:rFonts w:ascii="Times New Roman" w:hAnsi="Times New Roman" w:cs="Times New Roman"/>
-          <w:sz w:val="24"/>
-          <w:szCs w:val="24"/>
-        </w:rPr>
-        <w:t xml:space="preserve"> </w:t>
+        <w:t xml:space="preserve"> Мандела </w:t>
       </w:r>
       <w:r>
         <w:rPr>
@@ -5746,16 +5728,26 @@
           <w:shd w:val="clear" w:color="auto" w:fill="FFFFFF"/>
         </w:rPr>
       </w:pPr>
-      <w:proofErr w:type="spellStart"/>
-      <w:r>
-        <w:rPr>
-          <w:rFonts w:ascii="Times New Roman" w:hAnsi="Times New Roman" w:cs="Times New Roman"/>
-          <w:color w:val="222222"/>
-          <w:sz w:val="24"/>
-          <w:szCs w:val="24"/>
-          <w:shd w:val="clear" w:color="auto" w:fill="FFFFFF"/>
-        </w:rPr>
-        <w:t>Ханс</w:t>
+      <w:r>
+        <w:rPr>
+          <w:rFonts w:ascii="Times New Roman" w:hAnsi="Times New Roman" w:cs="Times New Roman"/>
+          <w:color w:val="222222"/>
+          <w:sz w:val="24"/>
+          <w:szCs w:val="24"/>
+          <w:shd w:val="clear" w:color="auto" w:fill="FFFFFF"/>
+        </w:rPr>
+        <w:t xml:space="preserve">Ханс </w:t>
+      </w:r>
+      <w:proofErr w:type="spellStart"/>
+      <w:r>
+        <w:rPr>
+          <w:rFonts w:ascii="Times New Roman" w:hAnsi="Times New Roman" w:cs="Times New Roman"/>
+          <w:color w:val="222222"/>
+          <w:sz w:val="24"/>
+          <w:szCs w:val="24"/>
+          <w:shd w:val="clear" w:color="auto" w:fill="FFFFFF"/>
+        </w:rPr>
+        <w:t>ван</w:t>
       </w:r>
       <w:proofErr w:type="spellEnd"/>
       <w:r>
@@ -5777,9 +5769,54 @@
           <w:szCs w:val="24"/>
           <w:shd w:val="clear" w:color="auto" w:fill="FFFFFF"/>
         </w:rPr>
-        <w:t>ван</w:t>
-      </w:r>
-      <w:proofErr w:type="spellEnd"/>
+        <w:t>Ренсбург</w:t>
+      </w:r>
+      <w:proofErr w:type="spellEnd"/>
+      <w:r>
+        <w:rPr>
+          <w:rFonts w:ascii="Times New Roman" w:hAnsi="Times New Roman" w:cs="Times New Roman"/>
+          <w:color w:val="222222"/>
+          <w:sz w:val="24"/>
+          <w:szCs w:val="24"/>
+          <w:shd w:val="clear" w:color="auto" w:fill="FFFFFF"/>
+        </w:rPr>
+        <w:t xml:space="preserve"> объявил себя временным премьер-министром на период перехода к новой модели государства, что бы это не значило.</w:t>
+      </w:r>
+      <w:r>
+        <w:rPr>
+          <w:rFonts w:ascii="Times New Roman" w:hAnsi="Times New Roman" w:cs="Times New Roman"/>
+          <w:color w:val="222222"/>
+          <w:sz w:val="24"/>
+          <w:szCs w:val="24"/>
+          <w:shd w:val="clear" w:color="auto" w:fill="FFFFFF"/>
+        </w:rPr>
+        <w:t>)</w:t>
+      </w:r>
+    </w:p>
+    <w:p>
+      <w:pPr>
+        <w:autoSpaceDE w:val="0"/>
+        <w:autoSpaceDN w:val="0"/>
+        <w:adjustRightInd w:val="0"/>
+        <w:spacing w:line="259" w:lineRule="atLeast"/>
+        <w:rPr>
+          <w:rFonts w:ascii="Times New Roman" w:hAnsi="Times New Roman" w:cs="Times New Roman"/>
+          <w:color w:val="222222"/>
+          <w:sz w:val="24"/>
+          <w:szCs w:val="24"/>
+          <w:shd w:val="clear" w:color="auto" w:fill="FFFFFF"/>
+        </w:rPr>
+      </w:pPr>
+      <w:r>
+        <w:rPr>
+          <w:rFonts w:ascii="Times New Roman" w:hAnsi="Times New Roman" w:cs="Times New Roman"/>
+          <w:color w:val="222222"/>
+          <w:sz w:val="24"/>
+          <w:szCs w:val="24"/>
+          <w:shd w:val="clear" w:color="auto" w:fill="FFFFFF"/>
+        </w:rPr>
+        <w:t>1. Мы наведём порядок!</w:t>
+      </w:r>
       <w:r>
         <w:rPr>
           <w:rFonts w:ascii="Times New Roman" w:hAnsi="Times New Roman" w:cs="Times New Roman"/>
@@ -5790,73 +5827,6 @@
         </w:rPr>
         <w:t xml:space="preserve"> </w:t>
       </w:r>
-      <w:proofErr w:type="spellStart"/>
-      <w:r>
-        <w:rPr>
-          <w:rFonts w:ascii="Times New Roman" w:hAnsi="Times New Roman" w:cs="Times New Roman"/>
-          <w:color w:val="222222"/>
-          <w:sz w:val="24"/>
-          <w:szCs w:val="24"/>
-          <w:shd w:val="clear" w:color="auto" w:fill="FFFFFF"/>
-        </w:rPr>
-        <w:t>Ренсбург</w:t>
-      </w:r>
-      <w:proofErr w:type="spellEnd"/>
-      <w:r>
-        <w:rPr>
-          <w:rFonts w:ascii="Times New Roman" w:hAnsi="Times New Roman" w:cs="Times New Roman"/>
-          <w:color w:val="222222"/>
-          <w:sz w:val="24"/>
-          <w:szCs w:val="24"/>
-          <w:shd w:val="clear" w:color="auto" w:fill="FFFFFF"/>
-        </w:rPr>
-        <w:t xml:space="preserve"> объявил себя временным премьер-министром на период перехода к новой модели государства, что бы это не значило.</w:t>
-      </w:r>
-      <w:r>
-        <w:rPr>
-          <w:rFonts w:ascii="Times New Roman" w:hAnsi="Times New Roman" w:cs="Times New Roman"/>
-          <w:color w:val="222222"/>
-          <w:sz w:val="24"/>
-          <w:szCs w:val="24"/>
-          <w:shd w:val="clear" w:color="auto" w:fill="FFFFFF"/>
-        </w:rPr>
-        <w:t>)</w:t>
-      </w:r>
-    </w:p>
-    <w:p>
-      <w:pPr>
-        <w:autoSpaceDE w:val="0"/>
-        <w:autoSpaceDN w:val="0"/>
-        <w:adjustRightInd w:val="0"/>
-        <w:spacing w:line="259" w:lineRule="atLeast"/>
-        <w:rPr>
-          <w:rFonts w:ascii="Times New Roman" w:hAnsi="Times New Roman" w:cs="Times New Roman"/>
-          <w:color w:val="222222"/>
-          <w:sz w:val="24"/>
-          <w:szCs w:val="24"/>
-          <w:shd w:val="clear" w:color="auto" w:fill="FFFFFF"/>
-        </w:rPr>
-      </w:pPr>
-      <w:r>
-        <w:rPr>
-          <w:rFonts w:ascii="Times New Roman" w:hAnsi="Times New Roman" w:cs="Times New Roman"/>
-          <w:color w:val="222222"/>
-          <w:sz w:val="24"/>
-          <w:szCs w:val="24"/>
-          <w:shd w:val="clear" w:color="auto" w:fill="FFFFFF"/>
-        </w:rPr>
-        <w:t>1. Мы наведём порядок!</w:t>
-      </w:r>
-      <w:r>
-        <w:rPr>
-          <w:rFonts w:ascii="Times New Roman" w:hAnsi="Times New Roman" w:cs="Times New Roman"/>
-          <w:color w:val="222222"/>
-          <w:sz w:val="24"/>
-          <w:szCs w:val="24"/>
-          <w:shd w:val="clear" w:color="auto" w:fill="FFFFFF"/>
-        </w:rPr>
-        <w:t xml:space="preserve"> </w:t>
-      </w:r>
       <w:r>
         <w:rPr>
           <w:rFonts w:ascii="Times New Roman" w:hAnsi="Times New Roman" w:cs="Times New Roman"/>
@@ -5970,27 +5940,15 @@
         </w:rPr>
         <w:t xml:space="preserve">» главой страны станет </w:t>
       </w:r>
-      <w:proofErr w:type="spellStart"/>
-      <w:r>
-        <w:rPr>
-          <w:rFonts w:ascii="Times New Roman" w:hAnsi="Times New Roman" w:cs="Times New Roman"/>
-          <w:color w:val="222222"/>
-          <w:sz w:val="24"/>
-          <w:szCs w:val="24"/>
-          <w:shd w:val="clear" w:color="auto" w:fill="FFFFFF"/>
-        </w:rPr>
-        <w:t>Ханс</w:t>
-      </w:r>
-      <w:proofErr w:type="spellEnd"/>
-      <w:r>
-        <w:rPr>
-          <w:rFonts w:ascii="Times New Roman" w:hAnsi="Times New Roman" w:cs="Times New Roman"/>
-          <w:color w:val="222222"/>
-          <w:sz w:val="24"/>
-          <w:szCs w:val="24"/>
-          <w:shd w:val="clear" w:color="auto" w:fill="FFFFFF"/>
-        </w:rPr>
-        <w:t xml:space="preserve"> </w:t>
+      <w:r>
+        <w:rPr>
+          <w:rFonts w:ascii="Times New Roman" w:hAnsi="Times New Roman" w:cs="Times New Roman"/>
+          <w:color w:val="222222"/>
+          <w:sz w:val="24"/>
+          <w:szCs w:val="24"/>
+          <w:shd w:val="clear" w:color="auto" w:fill="FFFFFF"/>
+        </w:rPr>
+        <w:t xml:space="preserve">Ханс </w:t>
       </w:r>
       <w:proofErr w:type="spellStart"/>
       <w:r>
@@ -9474,25 +9432,7 @@
           <w:sz w:val="24"/>
           <w:szCs w:val="24"/>
         </w:rPr>
-        <w:t xml:space="preserve"> </w:t>
-      </w:r>
-      <w:proofErr w:type="spellStart"/>
-      <w:r>
-        <w:rPr>
-          <w:rFonts w:ascii="Times New Roman" w:hAnsi="Times New Roman" w:cs="Times New Roman"/>
-          <w:sz w:val="24"/>
-          <w:szCs w:val="24"/>
-        </w:rPr>
-        <w:t>Йоханнес</w:t>
-      </w:r>
-      <w:proofErr w:type="spellEnd"/>
-      <w:r>
-        <w:rPr>
-          <w:rFonts w:ascii="Times New Roman" w:hAnsi="Times New Roman" w:cs="Times New Roman"/>
-          <w:sz w:val="24"/>
-          <w:szCs w:val="24"/>
-        </w:rPr>
-        <w:t xml:space="preserve"> Форстер </w:t>
+        <w:t xml:space="preserve"> Йоханнес Форстер </w:t>
       </w:r>
       <w:r>
         <w:rPr>
@@ -10931,27 +10871,15 @@
         </w:rPr>
         <w:t xml:space="preserve">осударственные перестановки» (После того, как </w:t>
       </w:r>
-      <w:proofErr w:type="spellStart"/>
-      <w:r>
-        <w:rPr>
-          <w:rFonts w:ascii="Times New Roman" w:hAnsi="Times New Roman" w:cs="Times New Roman"/>
-          <w:color w:val="222222"/>
-          <w:sz w:val="24"/>
-          <w:szCs w:val="24"/>
-          <w:shd w:val="clear" w:color="auto" w:fill="FFFFFF"/>
-        </w:rPr>
-        <w:t>Ханс</w:t>
-      </w:r>
-      <w:proofErr w:type="spellEnd"/>
-      <w:r>
-        <w:rPr>
-          <w:rFonts w:ascii="Times New Roman" w:hAnsi="Times New Roman" w:cs="Times New Roman"/>
-          <w:color w:val="222222"/>
-          <w:sz w:val="24"/>
-          <w:szCs w:val="24"/>
-          <w:shd w:val="clear" w:color="auto" w:fill="FFFFFF"/>
-        </w:rPr>
-        <w:t xml:space="preserve"> </w:t>
+      <w:r>
+        <w:rPr>
+          <w:rFonts w:ascii="Times New Roman" w:hAnsi="Times New Roman" w:cs="Times New Roman"/>
+          <w:color w:val="222222"/>
+          <w:sz w:val="24"/>
+          <w:szCs w:val="24"/>
+          <w:shd w:val="clear" w:color="auto" w:fill="FFFFFF"/>
+        </w:rPr>
+        <w:t xml:space="preserve">Ханс </w:t>
       </w:r>
       <w:proofErr w:type="spellStart"/>
       <w:r>
@@ -11596,27 +11524,15 @@
         </w:rPr>
         <w:t xml:space="preserve">Через 35 дней произойдёт событие «Военные государственные перестановки» (После того, как </w:t>
       </w:r>
-      <w:proofErr w:type="spellStart"/>
-      <w:r>
-        <w:rPr>
-          <w:rFonts w:ascii="Times New Roman" w:hAnsi="Times New Roman" w:cs="Times New Roman"/>
-          <w:color w:val="222222"/>
-          <w:sz w:val="24"/>
-          <w:szCs w:val="24"/>
-          <w:shd w:val="clear" w:color="auto" w:fill="FFFFFF"/>
-        </w:rPr>
-        <w:t>Ханс</w:t>
-      </w:r>
-      <w:proofErr w:type="spellEnd"/>
-      <w:r>
-        <w:rPr>
-          <w:rFonts w:ascii="Times New Roman" w:hAnsi="Times New Roman" w:cs="Times New Roman"/>
-          <w:color w:val="222222"/>
-          <w:sz w:val="24"/>
-          <w:szCs w:val="24"/>
-          <w:shd w:val="clear" w:color="auto" w:fill="FFFFFF"/>
-        </w:rPr>
-        <w:t xml:space="preserve"> </w:t>
+      <w:r>
+        <w:rPr>
+          <w:rFonts w:ascii="Times New Roman" w:hAnsi="Times New Roman" w:cs="Times New Roman"/>
+          <w:color w:val="222222"/>
+          <w:sz w:val="24"/>
+          <w:szCs w:val="24"/>
+          <w:shd w:val="clear" w:color="auto" w:fill="FFFFFF"/>
+        </w:rPr>
+        <w:t xml:space="preserve">Ханс </w:t>
       </w:r>
       <w:proofErr w:type="spellStart"/>
       <w:r>
@@ -13003,23 +12919,13 @@
           <w:szCs w:val="24"/>
         </w:rPr>
       </w:pPr>
-      <w:proofErr w:type="spellStart"/>
-      <w:r>
-        <w:rPr>
-          <w:rFonts w:ascii="Times New Roman" w:hAnsi="Times New Roman" w:cs="Times New Roman"/>
-          <w:sz w:val="24"/>
-          <w:szCs w:val="24"/>
-        </w:rPr>
-        <w:t>Йоханнес</w:t>
-      </w:r>
-      <w:proofErr w:type="spellEnd"/>
-      <w:r>
-        <w:rPr>
-          <w:rFonts w:ascii="Times New Roman" w:hAnsi="Times New Roman" w:cs="Times New Roman"/>
-          <w:sz w:val="24"/>
-          <w:szCs w:val="24"/>
-        </w:rPr>
-        <w:t xml:space="preserve"> фон </w:t>
+      <w:r>
+        <w:rPr>
+          <w:rFonts w:ascii="Times New Roman" w:hAnsi="Times New Roman" w:cs="Times New Roman"/>
+          <w:sz w:val="24"/>
+          <w:szCs w:val="24"/>
+        </w:rPr>
+        <w:t xml:space="preserve">Йоханнес фон </w:t>
       </w:r>
       <w:proofErr w:type="spellStart"/>
       <w:r>
@@ -14476,25 +14382,7 @@
           <w:sz w:val="24"/>
           <w:szCs w:val="24"/>
         </w:rPr>
-        <w:t xml:space="preserve">Николас </w:t>
-      </w:r>
-      <w:proofErr w:type="spellStart"/>
-      <w:r>
-        <w:rPr>
-          <w:rFonts w:ascii="Times New Roman" w:hAnsi="Times New Roman" w:cs="Times New Roman"/>
-          <w:sz w:val="24"/>
-          <w:szCs w:val="24"/>
-        </w:rPr>
-        <w:t>Йоханнес</w:t>
-      </w:r>
-      <w:proofErr w:type="spellEnd"/>
-      <w:r>
-        <w:rPr>
-          <w:rFonts w:ascii="Times New Roman" w:hAnsi="Times New Roman" w:cs="Times New Roman"/>
-          <w:sz w:val="24"/>
-          <w:szCs w:val="24"/>
-        </w:rPr>
-        <w:t xml:space="preserve"> </w:t>
+        <w:t xml:space="preserve">Николас Йоханнес </w:t>
       </w:r>
       <w:proofErr w:type="spellStart"/>
       <w:r>
@@ -16353,25 +16241,7 @@
           <w:sz w:val="24"/>
           <w:szCs w:val="24"/>
         </w:rPr>
-        <w:t xml:space="preserve"> </w:t>
-      </w:r>
-      <w:proofErr w:type="spellStart"/>
-      <w:r>
-        <w:rPr>
-          <w:rFonts w:ascii="Times New Roman" w:hAnsi="Times New Roman" w:cs="Times New Roman"/>
-          <w:sz w:val="24"/>
-          <w:szCs w:val="24"/>
-        </w:rPr>
-        <w:t>стейтам</w:t>
-      </w:r>
-      <w:proofErr w:type="spellEnd"/>
-      <w:r>
-        <w:rPr>
-          <w:rFonts w:ascii="Times New Roman" w:hAnsi="Times New Roman" w:cs="Times New Roman"/>
-          <w:sz w:val="24"/>
-          <w:szCs w:val="24"/>
-        </w:rPr>
-        <w:t>), +3 фабрики.</w:t>
+        <w:t xml:space="preserve"> стейтам), +3 фабрики.</w:t>
       </w:r>
     </w:p>
     <w:p>
@@ -17845,7 +17715,6 @@
         </w:rPr>
         <w:t xml:space="preserve">Сегодня по всем средствам теле- и радиовещания звучал голос временного премьер-министра </w:t>
       </w:r>
-      <w:proofErr w:type="spellStart"/>
       <w:r>
         <w:rPr>
           <w:rFonts w:ascii="Times New Roman" w:hAnsi="Times New Roman" w:cs="Times New Roman"/>
@@ -17866,7 +17735,6 @@
         </w:rPr>
         <w:t>а</w:t>
       </w:r>
-      <w:proofErr w:type="spellEnd"/>
       <w:r>
         <w:rPr>
           <w:rFonts w:ascii="Times New Roman" w:hAnsi="Times New Roman" w:cs="Times New Roman"/>
@@ -18637,6 +18505,588 @@
           <w:sz w:val="24"/>
           <w:szCs w:val="24"/>
         </w:rPr>
+        <w:t>Срок выполнения 70 дней</w:t>
+      </w:r>
+    </w:p>
+    <w:p>
+      <w:pPr>
+        <w:autoSpaceDE w:val="0"/>
+        <w:autoSpaceDN w:val="0"/>
+        <w:adjustRightInd w:val="0"/>
+        <w:spacing w:line="259" w:lineRule="atLeast"/>
+        <w:rPr>
+          <w:rFonts w:ascii="Times New Roman" w:hAnsi="Times New Roman" w:cs="Times New Roman"/>
+          <w:sz w:val="24"/>
+          <w:szCs w:val="24"/>
+        </w:rPr>
+      </w:pPr>
+      <w:r>
+        <w:rPr>
+          <w:rFonts w:ascii="Times New Roman" w:hAnsi="Times New Roman" w:cs="Times New Roman"/>
+          <w:sz w:val="24"/>
+          <w:szCs w:val="24"/>
+        </w:rPr>
+        <w:t xml:space="preserve">Описание: </w:t>
+      </w:r>
+      <w:r>
+        <w:rPr>
+          <w:rFonts w:ascii="Times New Roman" w:hAnsi="Times New Roman" w:cs="Times New Roman"/>
+          <w:sz w:val="24"/>
+          <w:szCs w:val="24"/>
+        </w:rPr>
+        <w:t xml:space="preserve">Германская империя в своё время имела крупный проект </w:t>
+      </w:r>
+      <w:proofErr w:type="spellStart"/>
+      <w:r>
+        <w:rPr>
+          <w:rFonts w:ascii="Times New Roman" w:hAnsi="Times New Roman" w:cs="Times New Roman"/>
+          <w:sz w:val="24"/>
+          <w:szCs w:val="24"/>
+        </w:rPr>
+        <w:t>Миттельафрики</w:t>
+      </w:r>
+      <w:proofErr w:type="spellEnd"/>
+      <w:r>
+        <w:rPr>
+          <w:rFonts w:ascii="Times New Roman" w:hAnsi="Times New Roman" w:cs="Times New Roman"/>
+          <w:sz w:val="24"/>
+          <w:szCs w:val="24"/>
+        </w:rPr>
+        <w:t xml:space="preserve">, что будет соединять юг континента и его центральную часть. Однако, проигрыш в первой мировой оставил его лишь теорией. Заручившись молчаливой поддержкой </w:t>
+      </w:r>
+      <w:r>
+        <w:rPr>
+          <w:rFonts w:ascii="Times New Roman" w:hAnsi="Times New Roman" w:cs="Times New Roman"/>
+          <w:sz w:val="24"/>
+          <w:szCs w:val="24"/>
+        </w:rPr>
+        <w:t>нынешней Германии, мы возродим этот проект, а члены нацисткой партии ЮЗА и коренные немцы окажут нам посильную поддержку.</w:t>
+      </w:r>
+    </w:p>
+    <w:p>
+      <w:pPr>
+        <w:autoSpaceDE w:val="0"/>
+        <w:autoSpaceDN w:val="0"/>
+        <w:adjustRightInd w:val="0"/>
+        <w:spacing w:line="259" w:lineRule="atLeast"/>
+        <w:rPr>
+          <w:rFonts w:ascii="Times New Roman" w:hAnsi="Times New Roman" w:cs="Times New Roman"/>
+          <w:sz w:val="24"/>
+          <w:szCs w:val="24"/>
+        </w:rPr>
+      </w:pPr>
+      <w:r>
+        <w:rPr>
+          <w:rFonts w:ascii="Times New Roman" w:hAnsi="Times New Roman" w:cs="Times New Roman"/>
+          <w:sz w:val="24"/>
+          <w:szCs w:val="24"/>
+        </w:rPr>
+        <w:t>Будут получены правые персонажи ЮЗА</w:t>
+      </w:r>
+    </w:p>
+    <w:p>
+      <w:pPr>
+        <w:autoSpaceDE w:val="0"/>
+        <w:autoSpaceDN w:val="0"/>
+        <w:adjustRightInd w:val="0"/>
+        <w:spacing w:line="259" w:lineRule="atLeast"/>
+        <w:rPr>
+          <w:rFonts w:ascii="Times New Roman" w:hAnsi="Times New Roman" w:cs="Times New Roman"/>
+          <w:sz w:val="24"/>
+          <w:szCs w:val="24"/>
+        </w:rPr>
+      </w:pPr>
+      <w:r>
+        <w:rPr>
+          <w:rFonts w:ascii="Times New Roman" w:hAnsi="Times New Roman" w:cs="Times New Roman"/>
+          <w:sz w:val="24"/>
+          <w:szCs w:val="24"/>
+        </w:rPr>
+        <w:t>+НД «Стремление к господству в Африке»</w:t>
+      </w:r>
+      <w:r>
+        <w:rPr>
+          <w:rFonts w:ascii="Times New Roman" w:hAnsi="Times New Roman" w:cs="Times New Roman"/>
+          <w:sz w:val="24"/>
+          <w:szCs w:val="24"/>
+        </w:rPr>
+        <w:t xml:space="preserve">: </w:t>
+      </w:r>
+      <w:r>
+        <w:rPr>
+          <w:rFonts w:ascii="Times New Roman" w:hAnsi="Times New Roman" w:cs="Times New Roman"/>
+          <w:sz w:val="24"/>
+          <w:szCs w:val="24"/>
+        </w:rPr>
+        <w:t xml:space="preserve">+50% скорости оправдания цели войны против стран Африканского континента. </w:t>
+      </w:r>
+    </w:p>
+    <w:p>
+      <w:pPr>
+        <w:autoSpaceDE w:val="0"/>
+        <w:autoSpaceDN w:val="0"/>
+        <w:adjustRightInd w:val="0"/>
+        <w:spacing w:line="259" w:lineRule="atLeast"/>
+        <w:rPr>
+          <w:rFonts w:ascii="Times New Roman" w:hAnsi="Times New Roman" w:cs="Times New Roman"/>
+          <w:sz w:val="24"/>
+          <w:szCs w:val="24"/>
+        </w:rPr>
+      </w:pPr>
+      <w:r>
+        <w:rPr>
+          <w:rFonts w:ascii="Times New Roman" w:hAnsi="Times New Roman" w:cs="Times New Roman"/>
+          <w:sz w:val="24"/>
+          <w:szCs w:val="24"/>
+        </w:rPr>
+        <w:t xml:space="preserve">Будет открыта категория решений «Создание </w:t>
+      </w:r>
+      <w:proofErr w:type="spellStart"/>
+      <w:r>
+        <w:rPr>
+          <w:rFonts w:ascii="Times New Roman" w:hAnsi="Times New Roman" w:cs="Times New Roman"/>
+          <w:sz w:val="24"/>
+          <w:szCs w:val="24"/>
+        </w:rPr>
+        <w:t>Миттельафрики</w:t>
+      </w:r>
+      <w:proofErr w:type="spellEnd"/>
+      <w:r>
+        <w:rPr>
+          <w:rFonts w:ascii="Times New Roman" w:hAnsi="Times New Roman" w:cs="Times New Roman"/>
+          <w:sz w:val="24"/>
+          <w:szCs w:val="24"/>
+        </w:rPr>
+        <w:t>»</w:t>
+      </w:r>
+    </w:p>
+    <w:p>
+      <w:pPr>
+        <w:autoSpaceDE w:val="0"/>
+        <w:autoSpaceDN w:val="0"/>
+        <w:adjustRightInd w:val="0"/>
+        <w:spacing w:line="259" w:lineRule="atLeast"/>
+        <w:rPr>
+          <w:rFonts w:ascii="Times New Roman" w:hAnsi="Times New Roman" w:cs="Times New Roman"/>
+          <w:sz w:val="24"/>
+          <w:szCs w:val="24"/>
+        </w:rPr>
+      </w:pPr>
+      <w:r>
+        <w:rPr>
+          <w:rFonts w:ascii="Times New Roman" w:hAnsi="Times New Roman" w:cs="Times New Roman"/>
+          <w:sz w:val="24"/>
+          <w:szCs w:val="24"/>
+        </w:rPr>
+        <w:t xml:space="preserve">Решение «Провозгласить </w:t>
+      </w:r>
+      <w:proofErr w:type="spellStart"/>
+      <w:r>
+        <w:rPr>
+          <w:rFonts w:ascii="Times New Roman" w:hAnsi="Times New Roman" w:cs="Times New Roman"/>
+          <w:sz w:val="24"/>
+          <w:szCs w:val="24"/>
+        </w:rPr>
+        <w:t>Миттельафрику</w:t>
+      </w:r>
+      <w:proofErr w:type="spellEnd"/>
+      <w:r>
+        <w:rPr>
+          <w:rFonts w:ascii="Times New Roman" w:hAnsi="Times New Roman" w:cs="Times New Roman"/>
+          <w:sz w:val="24"/>
+          <w:szCs w:val="24"/>
+        </w:rPr>
+        <w:t>»</w:t>
+      </w:r>
+    </w:p>
+    <w:p>
+      <w:pPr>
+        <w:autoSpaceDE w:val="0"/>
+        <w:autoSpaceDN w:val="0"/>
+        <w:adjustRightInd w:val="0"/>
+        <w:spacing w:line="259" w:lineRule="atLeast"/>
+        <w:rPr>
+          <w:rFonts w:ascii="Times New Roman" w:hAnsi="Times New Roman" w:cs="Times New Roman"/>
+          <w:sz w:val="24"/>
+          <w:szCs w:val="24"/>
+        </w:rPr>
+      </w:pPr>
+      <w:r>
+        <w:rPr>
+          <w:rFonts w:ascii="Times New Roman" w:hAnsi="Times New Roman" w:cs="Times New Roman"/>
+          <w:sz w:val="24"/>
+          <w:szCs w:val="24"/>
+        </w:rPr>
+        <w:t>Требования</w:t>
+      </w:r>
+      <w:r>
+        <w:rPr>
+          <w:rFonts w:ascii="Times New Roman" w:hAnsi="Times New Roman" w:cs="Times New Roman"/>
+          <w:sz w:val="24"/>
+          <w:szCs w:val="24"/>
+        </w:rPr>
+        <w:t>:</w:t>
+      </w:r>
+      <w:r>
+        <w:rPr>
+          <w:rFonts w:ascii="Times New Roman" w:hAnsi="Times New Roman" w:cs="Times New Roman"/>
+          <w:sz w:val="24"/>
+          <w:szCs w:val="24"/>
+        </w:rPr>
+        <w:t xml:space="preserve"> необходимо владеть стейтами</w:t>
+      </w:r>
+      <w:r>
+        <w:rPr>
+          <w:rFonts w:ascii="Times New Roman" w:hAnsi="Times New Roman" w:cs="Times New Roman"/>
+          <w:sz w:val="24"/>
+          <w:szCs w:val="24"/>
+          <w:lang w:val="en-US"/>
+        </w:rPr>
+        <w:t>:</w:t>
+      </w:r>
+      <w:r>
+        <w:rPr>
+          <w:rFonts w:ascii="Times New Roman" w:hAnsi="Times New Roman" w:cs="Times New Roman"/>
+          <w:sz w:val="24"/>
+          <w:szCs w:val="24"/>
+        </w:rPr>
+        <w:t xml:space="preserve"> 543, 1110, 545, 1004, 922, 931, 871, 830, 992, 1003, 546, 831, 539, 1006, 295, 886, 2065,915, 718, 538, 1002, 1001, 1102, 977. 1056, 1005, </w:t>
+      </w:r>
+      <w:r>
+        <w:rPr>
+          <w:rFonts w:ascii="Times New Roman" w:hAnsi="Times New Roman" w:cs="Times New Roman"/>
+          <w:sz w:val="24"/>
+          <w:szCs w:val="24"/>
+        </w:rPr>
+        <w:t>1114</w:t>
+      </w:r>
+      <w:r>
+        <w:rPr>
+          <w:rFonts w:ascii="Times New Roman" w:hAnsi="Times New Roman" w:cs="Times New Roman"/>
+          <w:sz w:val="24"/>
+          <w:szCs w:val="24"/>
+        </w:rPr>
+        <w:t>, 1112, 541,</w:t>
+      </w:r>
+      <w:r>
+        <w:rPr>
+          <w:rFonts w:ascii="Times New Roman" w:hAnsi="Times New Roman" w:cs="Times New Roman"/>
+          <w:sz w:val="24"/>
+          <w:szCs w:val="24"/>
+        </w:rPr>
+        <w:t xml:space="preserve"> </w:t>
+      </w:r>
+      <w:r>
+        <w:rPr>
+          <w:rFonts w:ascii="Times New Roman" w:hAnsi="Times New Roman" w:cs="Times New Roman"/>
+          <w:sz w:val="24"/>
+          <w:szCs w:val="24"/>
+        </w:rPr>
+        <w:t>1045, 540, 1044, 983, 544.</w:t>
+      </w:r>
+    </w:p>
+    <w:p>
+      <w:pPr>
+        <w:autoSpaceDE w:val="0"/>
+        <w:autoSpaceDN w:val="0"/>
+        <w:adjustRightInd w:val="0"/>
+        <w:spacing w:line="259" w:lineRule="atLeast"/>
+        <w:rPr>
+          <w:rFonts w:ascii="Times New Roman" w:hAnsi="Times New Roman" w:cs="Times New Roman"/>
+          <w:sz w:val="24"/>
+          <w:szCs w:val="24"/>
+        </w:rPr>
+      </w:pPr>
+      <w:r>
+        <w:rPr>
+          <w:rFonts w:ascii="Times New Roman" w:hAnsi="Times New Roman" w:cs="Times New Roman"/>
+          <w:sz w:val="24"/>
+          <w:szCs w:val="24"/>
+        </w:rPr>
+        <w:t>Результат</w:t>
+      </w:r>
+      <w:r>
+        <w:rPr>
+          <w:rFonts w:ascii="Times New Roman" w:hAnsi="Times New Roman" w:cs="Times New Roman"/>
+          <w:sz w:val="24"/>
+          <w:szCs w:val="24"/>
+        </w:rPr>
+        <w:t xml:space="preserve">: </w:t>
+      </w:r>
+      <w:r>
+        <w:rPr>
+          <w:rFonts w:ascii="Times New Roman" w:hAnsi="Times New Roman" w:cs="Times New Roman"/>
+          <w:sz w:val="24"/>
+          <w:szCs w:val="24"/>
+        </w:rPr>
+        <w:t xml:space="preserve">Эти стейты станут национальными. Название сменится на </w:t>
+      </w:r>
+      <w:r>
+        <w:rPr>
+          <w:rFonts w:ascii="Times New Roman" w:hAnsi="Times New Roman" w:cs="Times New Roman"/>
+          <w:sz w:val="24"/>
+          <w:szCs w:val="24"/>
+        </w:rPr>
+        <w:t>«</w:t>
+      </w:r>
+      <w:proofErr w:type="spellStart"/>
+      <w:r>
+        <w:rPr>
+          <w:rFonts w:ascii="Times New Roman" w:hAnsi="Times New Roman" w:cs="Times New Roman"/>
+          <w:sz w:val="24"/>
+          <w:szCs w:val="24"/>
+        </w:rPr>
+        <w:t>Миттельафрика</w:t>
+      </w:r>
+      <w:proofErr w:type="spellEnd"/>
+      <w:r>
+        <w:rPr>
+          <w:rFonts w:ascii="Times New Roman" w:hAnsi="Times New Roman" w:cs="Times New Roman"/>
+          <w:sz w:val="24"/>
+          <w:szCs w:val="24"/>
+        </w:rPr>
+        <w:t>». НД «Стремление к господству в Африке» будет удалён.</w:t>
+      </w:r>
+    </w:p>
+    <w:p>
+      <w:pPr>
+        <w:autoSpaceDE w:val="0"/>
+        <w:autoSpaceDN w:val="0"/>
+        <w:adjustRightInd w:val="0"/>
+        <w:spacing w:line="259" w:lineRule="atLeast"/>
+        <w:rPr>
+          <w:rFonts w:ascii="Times New Roman" w:hAnsi="Times New Roman" w:cs="Times New Roman"/>
+          <w:sz w:val="24"/>
+          <w:szCs w:val="24"/>
+        </w:rPr>
+      </w:pPr>
+    </w:p>
+    <w:p>
+      <w:pPr>
+        <w:autoSpaceDE w:val="0"/>
+        <w:autoSpaceDN w:val="0"/>
+        <w:adjustRightInd w:val="0"/>
+        <w:spacing w:line="259" w:lineRule="atLeast"/>
+        <w:rPr>
+          <w:rFonts w:ascii="Times New Roman" w:hAnsi="Times New Roman" w:cs="Times New Roman"/>
+          <w:i/>
+          <w:iCs/>
+          <w:sz w:val="24"/>
+          <w:szCs w:val="24"/>
+        </w:rPr>
+      </w:pPr>
+      <w:r>
+        <w:rPr>
+          <w:rFonts w:ascii="Times New Roman" w:hAnsi="Times New Roman" w:cs="Times New Roman"/>
+          <w:i/>
+          <w:iCs/>
+          <w:sz w:val="24"/>
+          <w:szCs w:val="24"/>
+        </w:rPr>
+        <w:t>Фокус «</w:t>
+      </w:r>
+      <w:r>
+        <w:rPr>
+          <w:rFonts w:ascii="Times New Roman" w:hAnsi="Times New Roman" w:cs="Times New Roman"/>
+          <w:i/>
+          <w:iCs/>
+          <w:sz w:val="24"/>
+          <w:szCs w:val="24"/>
+        </w:rPr>
+        <w:t>Подготовиться к морским сражениям</w:t>
+      </w:r>
+      <w:r>
+        <w:rPr>
+          <w:rFonts w:ascii="Times New Roman" w:hAnsi="Times New Roman" w:cs="Times New Roman"/>
+          <w:i/>
+          <w:iCs/>
+          <w:sz w:val="24"/>
+          <w:szCs w:val="24"/>
+        </w:rPr>
+        <w:t>».</w:t>
+      </w:r>
+    </w:p>
+    <w:p>
+      <w:pPr>
+        <w:autoSpaceDE w:val="0"/>
+        <w:autoSpaceDN w:val="0"/>
+        <w:adjustRightInd w:val="0"/>
+        <w:spacing w:line="259" w:lineRule="atLeast"/>
+        <w:rPr>
+          <w:rFonts w:ascii="Times New Roman" w:hAnsi="Times New Roman" w:cs="Times New Roman"/>
+          <w:sz w:val="24"/>
+          <w:szCs w:val="24"/>
+        </w:rPr>
+      </w:pPr>
+      <w:r>
+        <w:rPr>
+          <w:rFonts w:ascii="Times New Roman" w:hAnsi="Times New Roman" w:cs="Times New Roman"/>
+          <w:sz w:val="24"/>
+          <w:szCs w:val="24"/>
+        </w:rPr>
+        <w:t>Срок выполнения 70 дней</w:t>
+      </w:r>
+    </w:p>
+    <w:p>
+      <w:pPr>
+        <w:autoSpaceDE w:val="0"/>
+        <w:autoSpaceDN w:val="0"/>
+        <w:adjustRightInd w:val="0"/>
+        <w:spacing w:line="259" w:lineRule="atLeast"/>
+        <w:rPr>
+          <w:rFonts w:ascii="Times New Roman" w:hAnsi="Times New Roman" w:cs="Times New Roman"/>
+          <w:sz w:val="24"/>
+          <w:szCs w:val="24"/>
+        </w:rPr>
+      </w:pPr>
+      <w:r>
+        <w:rPr>
+          <w:rFonts w:ascii="Times New Roman" w:hAnsi="Times New Roman" w:cs="Times New Roman"/>
+          <w:sz w:val="24"/>
+          <w:szCs w:val="24"/>
+        </w:rPr>
+        <w:t>Описание</w:t>
+      </w:r>
+      <w:proofErr w:type="gramStart"/>
+      <w:r>
+        <w:rPr>
+          <w:rFonts w:ascii="Times New Roman" w:hAnsi="Times New Roman" w:cs="Times New Roman"/>
+          <w:sz w:val="24"/>
+          <w:szCs w:val="24"/>
+        </w:rPr>
+        <w:t xml:space="preserve">: </w:t>
+      </w:r>
+      <w:r>
+        <w:rPr>
+          <w:rFonts w:ascii="Times New Roman" w:hAnsi="Times New Roman" w:cs="Times New Roman"/>
+          <w:sz w:val="24"/>
+          <w:szCs w:val="24"/>
+        </w:rPr>
+        <w:t>Чтобы</w:t>
+      </w:r>
+      <w:proofErr w:type="gramEnd"/>
+      <w:r>
+        <w:rPr>
+          <w:rFonts w:ascii="Times New Roman" w:hAnsi="Times New Roman" w:cs="Times New Roman"/>
+          <w:sz w:val="24"/>
+          <w:szCs w:val="24"/>
+        </w:rPr>
+        <w:t xml:space="preserve"> защитить наши берега от посягательств наших бывших хозяев и их союзников, мы должны в достаточной мере укрепить наш флот. </w:t>
+      </w:r>
+    </w:p>
+    <w:p>
+      <w:pPr>
+        <w:autoSpaceDE w:val="0"/>
+        <w:autoSpaceDN w:val="0"/>
+        <w:adjustRightInd w:val="0"/>
+        <w:spacing w:line="259" w:lineRule="atLeast"/>
+        <w:rPr>
+          <w:rFonts w:ascii="Times New Roman" w:hAnsi="Times New Roman" w:cs="Times New Roman"/>
+          <w:sz w:val="24"/>
+          <w:szCs w:val="24"/>
+        </w:rPr>
+      </w:pPr>
+      <w:r>
+        <w:rPr>
+          <w:rFonts w:ascii="Times New Roman" w:hAnsi="Times New Roman" w:cs="Times New Roman"/>
+          <w:sz w:val="24"/>
+          <w:szCs w:val="24"/>
+        </w:rPr>
+        <w:t>+2 верфи, +НД «Инвестиции в морское дело»</w:t>
+      </w:r>
+      <w:r>
+        <w:rPr>
+          <w:rFonts w:ascii="Times New Roman" w:hAnsi="Times New Roman" w:cs="Times New Roman"/>
+          <w:sz w:val="24"/>
+          <w:szCs w:val="24"/>
+        </w:rPr>
+        <w:t xml:space="preserve">: </w:t>
+      </w:r>
+      <w:r>
+        <w:rPr>
+          <w:rFonts w:ascii="Times New Roman" w:hAnsi="Times New Roman" w:cs="Times New Roman"/>
+          <w:sz w:val="24"/>
+          <w:szCs w:val="24"/>
+        </w:rPr>
+        <w:t>+15% производительность верфей, +20% скорость строительства верфей, морских укреплений, морских баз.</w:t>
+      </w:r>
+    </w:p>
+    <w:p>
+      <w:pPr>
+        <w:autoSpaceDE w:val="0"/>
+        <w:autoSpaceDN w:val="0"/>
+        <w:adjustRightInd w:val="0"/>
+        <w:spacing w:line="259" w:lineRule="atLeast"/>
+        <w:rPr>
+          <w:rFonts w:ascii="Times New Roman" w:hAnsi="Times New Roman" w:cs="Times New Roman"/>
+          <w:sz w:val="24"/>
+          <w:szCs w:val="24"/>
+        </w:rPr>
+      </w:pPr>
+    </w:p>
+    <w:p>
+      <w:pPr>
+        <w:autoSpaceDE w:val="0"/>
+        <w:autoSpaceDN w:val="0"/>
+        <w:adjustRightInd w:val="0"/>
+        <w:spacing w:line="259" w:lineRule="atLeast"/>
+        <w:rPr>
+          <w:rFonts w:ascii="Times New Roman" w:hAnsi="Times New Roman" w:cs="Times New Roman"/>
+          <w:i/>
+          <w:iCs/>
+          <w:sz w:val="24"/>
+          <w:szCs w:val="24"/>
+        </w:rPr>
+      </w:pPr>
+      <w:r>
+        <w:rPr>
+          <w:rFonts w:ascii="Times New Roman" w:hAnsi="Times New Roman" w:cs="Times New Roman"/>
+          <w:i/>
+          <w:iCs/>
+          <w:sz w:val="24"/>
+          <w:szCs w:val="24"/>
+        </w:rPr>
+        <w:t>Фокус «</w:t>
+      </w:r>
+      <w:r>
+        <w:rPr>
+          <w:rFonts w:ascii="Times New Roman" w:hAnsi="Times New Roman" w:cs="Times New Roman"/>
+          <w:i/>
+          <w:iCs/>
+          <w:sz w:val="24"/>
+          <w:szCs w:val="24"/>
+        </w:rPr>
+        <w:t>Реализовать Германские претензии на Мадагаскар</w:t>
+      </w:r>
+      <w:r>
+        <w:rPr>
+          <w:rFonts w:ascii="Times New Roman" w:hAnsi="Times New Roman" w:cs="Times New Roman"/>
+          <w:i/>
+          <w:iCs/>
+          <w:sz w:val="24"/>
+          <w:szCs w:val="24"/>
+        </w:rPr>
+        <w:t>».</w:t>
+      </w:r>
+    </w:p>
+    <w:p>
+      <w:pPr>
+        <w:autoSpaceDE w:val="0"/>
+        <w:autoSpaceDN w:val="0"/>
+        <w:adjustRightInd w:val="0"/>
+        <w:spacing w:line="259" w:lineRule="atLeast"/>
+        <w:rPr>
+          <w:rFonts w:ascii="Times New Roman" w:hAnsi="Times New Roman" w:cs="Times New Roman"/>
+          <w:sz w:val="24"/>
+          <w:szCs w:val="24"/>
+        </w:rPr>
+      </w:pPr>
+      <w:r>
+        <w:rPr>
+          <w:rFonts w:ascii="Times New Roman" w:hAnsi="Times New Roman" w:cs="Times New Roman"/>
+          <w:sz w:val="24"/>
+          <w:szCs w:val="24"/>
+        </w:rPr>
         <w:t xml:space="preserve">Срок выполнения </w:t>
       </w:r>
       <w:r>
@@ -18645,7 +19095,7 @@
           <w:sz w:val="24"/>
           <w:szCs w:val="24"/>
         </w:rPr>
-        <w:t>70</w:t>
+        <w:t>35</w:t>
       </w:r>
       <w:r>
         <w:rPr>
@@ -18675,6 +19125,2067 @@
           <w:szCs w:val="24"/>
         </w:rPr>
         <w:t xml:space="preserve">Описание: </w:t>
+      </w:r>
+      <w:r>
+        <w:rPr>
+          <w:rFonts w:ascii="Times New Roman" w:hAnsi="Times New Roman" w:cs="Times New Roman"/>
+          <w:sz w:val="24"/>
+          <w:szCs w:val="24"/>
+        </w:rPr>
+        <w:t>Когда-то Мадагаскар рассматривался нашими идеологическими союзниками в Берлине как потенциальное решение «определенных вопросов» переселения. Теперь, когда влияние Британской короны в Африке ослабевает, ЮАС должен заявить о своих правах на этот стратегический остров.</w:t>
+      </w:r>
+      <w:r>
+        <w:rPr>
+          <w:rFonts w:ascii="Times New Roman" w:hAnsi="Times New Roman" w:cs="Times New Roman"/>
+          <w:sz w:val="24"/>
+          <w:szCs w:val="24"/>
+        </w:rPr>
+        <w:t xml:space="preserve"> У</w:t>
+      </w:r>
+      <w:r>
+        <w:rPr>
+          <w:rFonts w:ascii="Times New Roman" w:hAnsi="Times New Roman" w:cs="Times New Roman"/>
+          <w:sz w:val="24"/>
+          <w:szCs w:val="24"/>
+        </w:rPr>
+        <w:t>становление контроля над Мадагаскаром позволит нам не только расширить жизненное пространство, но и создать надежный форпост для защиты южных морских путей от посягательств союзников и коммунистов. Настало время воплотить старые планы в новую реальность под южноафриканским флагом.</w:t>
+      </w:r>
+    </w:p>
+    <w:p>
+      <w:pPr>
+        <w:autoSpaceDE w:val="0"/>
+        <w:autoSpaceDN w:val="0"/>
+        <w:adjustRightInd w:val="0"/>
+        <w:spacing w:line="259" w:lineRule="atLeast"/>
+        <w:rPr>
+          <w:rFonts w:ascii="Times New Roman" w:hAnsi="Times New Roman" w:cs="Times New Roman"/>
+          <w:sz w:val="24"/>
+          <w:szCs w:val="24"/>
+        </w:rPr>
+      </w:pPr>
+      <w:r>
+        <w:rPr>
+          <w:rFonts w:ascii="Times New Roman" w:hAnsi="Times New Roman" w:cs="Times New Roman"/>
+          <w:sz w:val="24"/>
+          <w:szCs w:val="24"/>
+        </w:rPr>
+        <w:lastRenderedPageBreak/>
+        <w:t xml:space="preserve">Будет получена претензии на стейты </w:t>
+      </w:r>
+      <w:r>
+        <w:rPr>
+          <w:rFonts w:ascii="Times New Roman" w:hAnsi="Times New Roman" w:cs="Times New Roman"/>
+          <w:sz w:val="24"/>
+          <w:szCs w:val="24"/>
+        </w:rPr>
+        <w:t>543</w:t>
+      </w:r>
+      <w:r>
+        <w:rPr>
+          <w:rFonts w:ascii="Times New Roman" w:hAnsi="Times New Roman" w:cs="Times New Roman"/>
+          <w:sz w:val="24"/>
+          <w:szCs w:val="24"/>
+        </w:rPr>
+        <w:t>. Будет получена цель войны против обладателя этих стейтов.</w:t>
+      </w:r>
+    </w:p>
+    <w:p>
+      <w:pPr>
+        <w:autoSpaceDE w:val="0"/>
+        <w:autoSpaceDN w:val="0"/>
+        <w:adjustRightInd w:val="0"/>
+        <w:spacing w:line="259" w:lineRule="atLeast"/>
+        <w:rPr>
+          <w:rFonts w:ascii="Times New Roman" w:hAnsi="Times New Roman" w:cs="Times New Roman"/>
+          <w:sz w:val="24"/>
+          <w:szCs w:val="24"/>
+        </w:rPr>
+      </w:pPr>
+    </w:p>
+    <w:p>
+      <w:pPr>
+        <w:autoSpaceDE w:val="0"/>
+        <w:autoSpaceDN w:val="0"/>
+        <w:adjustRightInd w:val="0"/>
+        <w:spacing w:line="259" w:lineRule="atLeast"/>
+        <w:rPr>
+          <w:rFonts w:ascii="Times New Roman" w:hAnsi="Times New Roman" w:cs="Times New Roman"/>
+          <w:i/>
+          <w:iCs/>
+          <w:sz w:val="24"/>
+          <w:szCs w:val="24"/>
+        </w:rPr>
+      </w:pPr>
+      <w:r>
+        <w:rPr>
+          <w:rFonts w:ascii="Times New Roman" w:hAnsi="Times New Roman" w:cs="Times New Roman"/>
+          <w:i/>
+          <w:iCs/>
+          <w:sz w:val="24"/>
+          <w:szCs w:val="24"/>
+        </w:rPr>
+        <w:t>Фокус «</w:t>
+      </w:r>
+      <w:r>
+        <w:rPr>
+          <w:rFonts w:ascii="Times New Roman" w:hAnsi="Times New Roman" w:cs="Times New Roman"/>
+          <w:i/>
+          <w:iCs/>
+          <w:sz w:val="24"/>
+          <w:szCs w:val="24"/>
+        </w:rPr>
+        <w:t>Сражение за Родезию</w:t>
+      </w:r>
+      <w:r>
+        <w:rPr>
+          <w:rFonts w:ascii="Times New Roman" w:hAnsi="Times New Roman" w:cs="Times New Roman"/>
+          <w:i/>
+          <w:iCs/>
+          <w:sz w:val="24"/>
+          <w:szCs w:val="24"/>
+        </w:rPr>
+        <w:t>».</w:t>
+      </w:r>
+    </w:p>
+    <w:p>
+      <w:pPr>
+        <w:autoSpaceDE w:val="0"/>
+        <w:autoSpaceDN w:val="0"/>
+        <w:adjustRightInd w:val="0"/>
+        <w:spacing w:line="259" w:lineRule="atLeast"/>
+        <w:rPr>
+          <w:rFonts w:ascii="Times New Roman" w:hAnsi="Times New Roman" w:cs="Times New Roman"/>
+          <w:sz w:val="24"/>
+          <w:szCs w:val="24"/>
+        </w:rPr>
+      </w:pPr>
+      <w:r>
+        <w:rPr>
+          <w:rFonts w:ascii="Times New Roman" w:hAnsi="Times New Roman" w:cs="Times New Roman"/>
+          <w:sz w:val="24"/>
+          <w:szCs w:val="24"/>
+        </w:rPr>
+        <w:t xml:space="preserve">Срок выполнения </w:t>
+      </w:r>
+      <w:r>
+        <w:rPr>
+          <w:rFonts w:ascii="Times New Roman" w:hAnsi="Times New Roman" w:cs="Times New Roman"/>
+          <w:sz w:val="24"/>
+          <w:szCs w:val="24"/>
+        </w:rPr>
+        <w:t xml:space="preserve">35 </w:t>
+      </w:r>
+      <w:r>
+        <w:rPr>
+          <w:rFonts w:ascii="Times New Roman" w:hAnsi="Times New Roman" w:cs="Times New Roman"/>
+          <w:sz w:val="24"/>
+          <w:szCs w:val="24"/>
+        </w:rPr>
+        <w:t>дней</w:t>
+      </w:r>
+    </w:p>
+    <w:p>
+      <w:pPr>
+        <w:autoSpaceDE w:val="0"/>
+        <w:autoSpaceDN w:val="0"/>
+        <w:adjustRightInd w:val="0"/>
+        <w:spacing w:line="259" w:lineRule="atLeast"/>
+        <w:rPr>
+          <w:rFonts w:ascii="Times New Roman" w:hAnsi="Times New Roman" w:cs="Times New Roman"/>
+          <w:sz w:val="24"/>
+          <w:szCs w:val="24"/>
+        </w:rPr>
+      </w:pPr>
+      <w:r>
+        <w:rPr>
+          <w:rFonts w:ascii="Times New Roman" w:hAnsi="Times New Roman" w:cs="Times New Roman"/>
+          <w:sz w:val="24"/>
+          <w:szCs w:val="24"/>
+        </w:rPr>
+        <w:t xml:space="preserve">Описание: </w:t>
+      </w:r>
+      <w:r>
+        <w:rPr>
+          <w:rFonts w:ascii="Times New Roman" w:hAnsi="Times New Roman" w:cs="Times New Roman"/>
+          <w:sz w:val="24"/>
+          <w:szCs w:val="24"/>
+        </w:rPr>
+        <w:t>Границы, начертанные британскими колонизаторами, более не соответствуют интересам Претории. Родезия — это не просто соседняя территория, это наш северный бастион, населенный людьми, разделяющими нашу судьбу и наши ценности.</w:t>
+      </w:r>
+      <w:r>
+        <w:rPr>
+          <w:rFonts w:ascii="Times New Roman" w:hAnsi="Times New Roman" w:cs="Times New Roman"/>
+          <w:sz w:val="24"/>
+          <w:szCs w:val="24"/>
+        </w:rPr>
+        <w:t xml:space="preserve"> </w:t>
+      </w:r>
+      <w:proofErr w:type="gramStart"/>
+      <w:r>
+        <w:rPr>
+          <w:rFonts w:ascii="Times New Roman" w:hAnsi="Times New Roman" w:cs="Times New Roman"/>
+          <w:sz w:val="24"/>
+          <w:szCs w:val="24"/>
+        </w:rPr>
+        <w:t>Пока</w:t>
+      </w:r>
+      <w:proofErr w:type="gramEnd"/>
+      <w:r>
+        <w:rPr>
+          <w:rFonts w:ascii="Times New Roman" w:hAnsi="Times New Roman" w:cs="Times New Roman"/>
+          <w:sz w:val="24"/>
+          <w:szCs w:val="24"/>
+        </w:rPr>
+        <w:t xml:space="preserve"> Лондон отвлечен войной в Европе, мы должны действовать решительно. Мы предложим нашим братьям на севере защиту и единство в рамках нового порядка. Если же администрация в Солсбери предпочтет остаться верной слабеющей Короне, мы будем вынуждены навести порядок силой. Судьба Южной Африки решается на берегах реки Лимпопо!</w:t>
+      </w:r>
+    </w:p>
+    <w:p>
+      <w:pPr>
+        <w:autoSpaceDE w:val="0"/>
+        <w:autoSpaceDN w:val="0"/>
+        <w:adjustRightInd w:val="0"/>
+        <w:spacing w:line="259" w:lineRule="atLeast"/>
+        <w:rPr>
+          <w:rFonts w:ascii="Times New Roman" w:hAnsi="Times New Roman" w:cs="Times New Roman"/>
+          <w:sz w:val="24"/>
+          <w:szCs w:val="24"/>
+        </w:rPr>
+      </w:pPr>
+      <w:r>
+        <w:rPr>
+          <w:rFonts w:ascii="Times New Roman" w:hAnsi="Times New Roman" w:cs="Times New Roman"/>
+          <w:sz w:val="24"/>
+          <w:szCs w:val="24"/>
+        </w:rPr>
+        <w:t>Если стейты 1110, 545, 1004, 922, 931, 871 под вашим контролем, то они станут считаться национальными.</w:t>
+      </w:r>
+    </w:p>
+    <w:p>
+      <w:pPr>
+        <w:autoSpaceDE w:val="0"/>
+        <w:autoSpaceDN w:val="0"/>
+        <w:adjustRightInd w:val="0"/>
+        <w:spacing w:line="259" w:lineRule="atLeast"/>
+        <w:rPr>
+          <w:rFonts w:ascii="Times New Roman" w:hAnsi="Times New Roman" w:cs="Times New Roman"/>
+          <w:sz w:val="24"/>
+          <w:szCs w:val="24"/>
+        </w:rPr>
+      </w:pPr>
+      <w:r>
+        <w:rPr>
+          <w:rFonts w:ascii="Times New Roman" w:hAnsi="Times New Roman" w:cs="Times New Roman"/>
+          <w:sz w:val="24"/>
+          <w:szCs w:val="24"/>
+        </w:rPr>
+        <w:t>Если Родезия чужой субъект, то вы получите цель войны (аннексия) против неё. Стейты 1110, 545, 1004, 922, 931, 871 станут считаться национальными.</w:t>
+      </w:r>
+    </w:p>
+    <w:p>
+      <w:pPr>
+        <w:autoSpaceDE w:val="0"/>
+        <w:autoSpaceDN w:val="0"/>
+        <w:adjustRightInd w:val="0"/>
+        <w:spacing w:line="259" w:lineRule="atLeast"/>
+        <w:rPr>
+          <w:rFonts w:ascii="Times New Roman" w:hAnsi="Times New Roman" w:cs="Times New Roman"/>
+          <w:sz w:val="24"/>
+          <w:szCs w:val="24"/>
+        </w:rPr>
+      </w:pPr>
+      <w:r>
+        <w:rPr>
+          <w:rFonts w:ascii="Times New Roman" w:hAnsi="Times New Roman" w:cs="Times New Roman"/>
+          <w:sz w:val="24"/>
+          <w:szCs w:val="24"/>
+        </w:rPr>
+        <w:t xml:space="preserve">Если Родезия субъект ЮАС, или свободна, то для Родезии происходит событие «Нацистский режим </w:t>
+      </w:r>
+      <w:proofErr w:type="spellStart"/>
+      <w:r>
+        <w:rPr>
+          <w:rFonts w:ascii="Times New Roman" w:hAnsi="Times New Roman" w:cs="Times New Roman"/>
+          <w:sz w:val="24"/>
+          <w:szCs w:val="24"/>
+        </w:rPr>
+        <w:t>Имя_страны_ЮАС</w:t>
+      </w:r>
+      <w:proofErr w:type="spellEnd"/>
+      <w:r>
+        <w:rPr>
+          <w:rFonts w:ascii="Times New Roman" w:hAnsi="Times New Roman" w:cs="Times New Roman"/>
+          <w:sz w:val="24"/>
+          <w:szCs w:val="24"/>
+        </w:rPr>
+        <w:t xml:space="preserve"> выставил ультиматум» (Сегодня </w:t>
+      </w:r>
+      <w:proofErr w:type="spellStart"/>
+      <w:r>
+        <w:rPr>
+          <w:rFonts w:ascii="Times New Roman" w:hAnsi="Times New Roman" w:cs="Times New Roman"/>
+          <w:sz w:val="24"/>
+          <w:szCs w:val="24"/>
+        </w:rPr>
+        <w:t>Имя_лидера_ЮАС</w:t>
+      </w:r>
+      <w:proofErr w:type="spellEnd"/>
+      <w:r>
+        <w:rPr>
+          <w:rFonts w:ascii="Times New Roman" w:hAnsi="Times New Roman" w:cs="Times New Roman"/>
+          <w:sz w:val="24"/>
+          <w:szCs w:val="24"/>
+        </w:rPr>
+        <w:t xml:space="preserve"> выдвинул нам требование войти в состав </w:t>
+      </w:r>
+      <w:proofErr w:type="spellStart"/>
+      <w:r>
+        <w:rPr>
+          <w:rFonts w:ascii="Times New Roman" w:hAnsi="Times New Roman" w:cs="Times New Roman"/>
+          <w:sz w:val="24"/>
+          <w:szCs w:val="24"/>
+        </w:rPr>
+        <w:t>Имя_Страны_ЮАС</w:t>
+      </w:r>
+      <w:proofErr w:type="spellEnd"/>
+      <w:r>
+        <w:rPr>
+          <w:rFonts w:ascii="Times New Roman" w:hAnsi="Times New Roman" w:cs="Times New Roman"/>
+          <w:sz w:val="24"/>
+          <w:szCs w:val="24"/>
+        </w:rPr>
+        <w:t>. Если мы не подчинимся, то они введут войска и решат вопрос силой.)</w:t>
+      </w:r>
+    </w:p>
+    <w:p>
+      <w:pPr>
+        <w:autoSpaceDE w:val="0"/>
+        <w:autoSpaceDN w:val="0"/>
+        <w:adjustRightInd w:val="0"/>
+        <w:spacing w:line="259" w:lineRule="atLeast"/>
+        <w:rPr>
+          <w:rFonts w:ascii="Times New Roman" w:hAnsi="Times New Roman" w:cs="Times New Roman"/>
+          <w:sz w:val="24"/>
+          <w:szCs w:val="24"/>
+        </w:rPr>
+      </w:pPr>
+      <w:r>
+        <w:rPr>
+          <w:rFonts w:ascii="Times New Roman" w:hAnsi="Times New Roman" w:cs="Times New Roman"/>
+          <w:sz w:val="24"/>
+          <w:szCs w:val="24"/>
+        </w:rPr>
+        <w:t>1. Мы не подчинимся нацистам! (не для ИИ) (ЮАС получит цель войны Аннексия против Родезии, стейты 1110, 545, 1004, 922, 931, 871 будут считать национальными для ЮАС)</w:t>
+      </w:r>
+    </w:p>
+    <w:p>
+      <w:pPr>
+        <w:autoSpaceDE w:val="0"/>
+        <w:autoSpaceDN w:val="0"/>
+        <w:adjustRightInd w:val="0"/>
+        <w:spacing w:line="259" w:lineRule="atLeast"/>
+        <w:rPr>
+          <w:rFonts w:ascii="Times New Roman" w:hAnsi="Times New Roman" w:cs="Times New Roman"/>
+          <w:sz w:val="24"/>
+          <w:szCs w:val="24"/>
+        </w:rPr>
+      </w:pPr>
+      <w:r>
+        <w:rPr>
+          <w:rFonts w:ascii="Times New Roman" w:hAnsi="Times New Roman" w:cs="Times New Roman"/>
+          <w:sz w:val="24"/>
+          <w:szCs w:val="24"/>
+        </w:rPr>
+        <w:t>2. Мы вынуждены на это пойти (Родезия аннексируется, Игрок пересядет играть на ЮАС, стейты 1110, 545, 1004, 922, 931, 871 станут национальными для ЮАС)</w:t>
+      </w:r>
+    </w:p>
+    <w:p>
+      <w:pPr>
+        <w:autoSpaceDE w:val="0"/>
+        <w:autoSpaceDN w:val="0"/>
+        <w:adjustRightInd w:val="0"/>
+        <w:spacing w:line="259" w:lineRule="atLeast"/>
+        <w:rPr>
+          <w:rFonts w:ascii="Times New Roman" w:hAnsi="Times New Roman" w:cs="Times New Roman"/>
+          <w:sz w:val="24"/>
+          <w:szCs w:val="24"/>
+        </w:rPr>
+      </w:pPr>
+    </w:p>
+    <w:p>
+      <w:pPr>
+        <w:autoSpaceDE w:val="0"/>
+        <w:autoSpaceDN w:val="0"/>
+        <w:adjustRightInd w:val="0"/>
+        <w:spacing w:line="259" w:lineRule="atLeast"/>
+        <w:rPr>
+          <w:rFonts w:ascii="Times New Roman" w:hAnsi="Times New Roman" w:cs="Times New Roman"/>
+          <w:i/>
+          <w:iCs/>
+          <w:sz w:val="24"/>
+          <w:szCs w:val="24"/>
+        </w:rPr>
+      </w:pPr>
+      <w:r>
+        <w:rPr>
+          <w:rFonts w:ascii="Times New Roman" w:hAnsi="Times New Roman" w:cs="Times New Roman"/>
+          <w:i/>
+          <w:iCs/>
+          <w:sz w:val="24"/>
+          <w:szCs w:val="24"/>
+        </w:rPr>
+        <w:t>Фокус «</w:t>
+      </w:r>
+      <w:r>
+        <w:rPr>
+          <w:rFonts w:ascii="Times New Roman" w:hAnsi="Times New Roman" w:cs="Times New Roman"/>
+          <w:i/>
+          <w:iCs/>
+          <w:sz w:val="24"/>
+          <w:szCs w:val="24"/>
+        </w:rPr>
+        <w:t>Вернуть немецкую Ост-Африку</w:t>
+      </w:r>
+      <w:r>
+        <w:rPr>
+          <w:rFonts w:ascii="Times New Roman" w:hAnsi="Times New Roman" w:cs="Times New Roman"/>
+          <w:i/>
+          <w:iCs/>
+          <w:sz w:val="24"/>
+          <w:szCs w:val="24"/>
+        </w:rPr>
+        <w:t>».</w:t>
+      </w:r>
+    </w:p>
+    <w:p>
+      <w:pPr>
+        <w:autoSpaceDE w:val="0"/>
+        <w:autoSpaceDN w:val="0"/>
+        <w:adjustRightInd w:val="0"/>
+        <w:spacing w:line="259" w:lineRule="atLeast"/>
+        <w:rPr>
+          <w:rFonts w:ascii="Times New Roman" w:hAnsi="Times New Roman" w:cs="Times New Roman"/>
+          <w:sz w:val="24"/>
+          <w:szCs w:val="24"/>
+        </w:rPr>
+      </w:pPr>
+      <w:r>
+        <w:rPr>
+          <w:rFonts w:ascii="Times New Roman" w:hAnsi="Times New Roman" w:cs="Times New Roman"/>
+          <w:sz w:val="24"/>
+          <w:szCs w:val="24"/>
+        </w:rPr>
+        <w:t xml:space="preserve">Срок выполнения </w:t>
+      </w:r>
+      <w:r>
+        <w:rPr>
+          <w:rFonts w:ascii="Times New Roman" w:hAnsi="Times New Roman" w:cs="Times New Roman"/>
+          <w:sz w:val="24"/>
+          <w:szCs w:val="24"/>
+        </w:rPr>
+        <w:t xml:space="preserve">35 </w:t>
+      </w:r>
+      <w:r>
+        <w:rPr>
+          <w:rFonts w:ascii="Times New Roman" w:hAnsi="Times New Roman" w:cs="Times New Roman"/>
+          <w:sz w:val="24"/>
+          <w:szCs w:val="24"/>
+        </w:rPr>
+        <w:t>дней</w:t>
+      </w:r>
+    </w:p>
+    <w:p>
+      <w:pPr>
+        <w:autoSpaceDE w:val="0"/>
+        <w:autoSpaceDN w:val="0"/>
+        <w:adjustRightInd w:val="0"/>
+        <w:spacing w:line="259" w:lineRule="atLeast"/>
+        <w:rPr>
+          <w:rFonts w:ascii="Times New Roman" w:hAnsi="Times New Roman" w:cs="Times New Roman"/>
+          <w:sz w:val="24"/>
+          <w:szCs w:val="24"/>
+        </w:rPr>
+      </w:pPr>
+      <w:r>
+        <w:rPr>
+          <w:rFonts w:ascii="Times New Roman" w:hAnsi="Times New Roman" w:cs="Times New Roman"/>
+          <w:sz w:val="24"/>
+          <w:szCs w:val="24"/>
+        </w:rPr>
+        <w:t xml:space="preserve">Описание: </w:t>
+      </w:r>
+      <w:r>
+        <w:rPr>
+          <w:rFonts w:ascii="Times New Roman" w:hAnsi="Times New Roman" w:cs="Times New Roman"/>
+          <w:sz w:val="24"/>
+          <w:szCs w:val="24"/>
+        </w:rPr>
+        <w:t>Поражение Германии в Великой войне привело к несправедливому разделу её колониальных владений. Танганьика, некогда жемчужина немецкой короны, была передана под мандат Лиги Наций и фактически управляется Лондоном. Это историческое недоразумение должно быть исправлено.</w:t>
+      </w:r>
+      <w:r>
+        <w:rPr>
+          <w:rFonts w:ascii="Times New Roman" w:hAnsi="Times New Roman" w:cs="Times New Roman"/>
+          <w:sz w:val="24"/>
+          <w:szCs w:val="24"/>
+        </w:rPr>
+        <w:t xml:space="preserve"> </w:t>
+      </w:r>
+      <w:proofErr w:type="gramStart"/>
+      <w:r>
+        <w:rPr>
+          <w:rFonts w:ascii="Times New Roman" w:hAnsi="Times New Roman" w:cs="Times New Roman"/>
+          <w:sz w:val="24"/>
+          <w:szCs w:val="24"/>
+        </w:rPr>
+        <w:t>Мы</w:t>
+      </w:r>
+      <w:proofErr w:type="gramEnd"/>
+      <w:r>
+        <w:rPr>
+          <w:rFonts w:ascii="Times New Roman" w:hAnsi="Times New Roman" w:cs="Times New Roman"/>
+          <w:sz w:val="24"/>
+          <w:szCs w:val="24"/>
+        </w:rPr>
+        <w:t xml:space="preserve"> выступаем не как захватчики, но как правопреемники европейского порядка в Африке. Возвращение Ост-Африки под наш контроль или под контроль дружественной администрации обеспечит нам господство над восточным побережьем континента. Мы докажем Берлину, что Южная Африка — самый верный и могущественный союзник, способный восстановить величие старых империй.</w:t>
+      </w:r>
+    </w:p>
+    <w:p>
+      <w:pPr>
+        <w:autoSpaceDE w:val="0"/>
+        <w:autoSpaceDN w:val="0"/>
+        <w:adjustRightInd w:val="0"/>
+        <w:spacing w:line="259" w:lineRule="atLeast"/>
+        <w:rPr>
+          <w:rFonts w:ascii="Times New Roman" w:hAnsi="Times New Roman" w:cs="Times New Roman"/>
+          <w:sz w:val="24"/>
+          <w:szCs w:val="24"/>
+        </w:rPr>
+      </w:pPr>
+      <w:r>
+        <w:rPr>
+          <w:rFonts w:ascii="Times New Roman" w:hAnsi="Times New Roman" w:cs="Times New Roman"/>
+          <w:sz w:val="24"/>
+          <w:szCs w:val="24"/>
+        </w:rPr>
+        <w:t xml:space="preserve">Будет получена претензии на стейты </w:t>
+      </w:r>
+      <w:r>
+        <w:rPr>
+          <w:rFonts w:ascii="Times New Roman" w:hAnsi="Times New Roman" w:cs="Times New Roman"/>
+          <w:sz w:val="24"/>
+          <w:szCs w:val="24"/>
+        </w:rPr>
+        <w:t>830, 992, 1003, 546, 831</w:t>
+      </w:r>
+      <w:r>
+        <w:rPr>
+          <w:rFonts w:ascii="Times New Roman" w:hAnsi="Times New Roman" w:cs="Times New Roman"/>
+          <w:sz w:val="24"/>
+          <w:szCs w:val="24"/>
+        </w:rPr>
+        <w:t>. Будет получена цель войны против обладателя этих стейтов.</w:t>
+      </w:r>
+    </w:p>
+    <w:p>
+      <w:pPr>
+        <w:autoSpaceDE w:val="0"/>
+        <w:autoSpaceDN w:val="0"/>
+        <w:adjustRightInd w:val="0"/>
+        <w:spacing w:line="259" w:lineRule="atLeast"/>
+        <w:rPr>
+          <w:rFonts w:ascii="Times New Roman" w:hAnsi="Times New Roman" w:cs="Times New Roman"/>
+          <w:sz w:val="24"/>
+          <w:szCs w:val="24"/>
+        </w:rPr>
+      </w:pPr>
+    </w:p>
+    <w:p>
+      <w:pPr>
+        <w:autoSpaceDE w:val="0"/>
+        <w:autoSpaceDN w:val="0"/>
+        <w:adjustRightInd w:val="0"/>
+        <w:spacing w:line="259" w:lineRule="atLeast"/>
+        <w:rPr>
+          <w:rFonts w:ascii="Times New Roman" w:hAnsi="Times New Roman" w:cs="Times New Roman"/>
+          <w:i/>
+          <w:iCs/>
+          <w:sz w:val="24"/>
+          <w:szCs w:val="24"/>
+        </w:rPr>
+      </w:pPr>
+      <w:r>
+        <w:rPr>
+          <w:rFonts w:ascii="Times New Roman" w:hAnsi="Times New Roman" w:cs="Times New Roman"/>
+          <w:i/>
+          <w:iCs/>
+          <w:sz w:val="24"/>
+          <w:szCs w:val="24"/>
+        </w:rPr>
+        <w:t>Фокус «</w:t>
+      </w:r>
+      <w:r>
+        <w:rPr>
+          <w:rFonts w:ascii="Times New Roman" w:hAnsi="Times New Roman" w:cs="Times New Roman"/>
+          <w:i/>
+          <w:iCs/>
+          <w:sz w:val="24"/>
+          <w:szCs w:val="24"/>
+        </w:rPr>
+        <w:t>Расшириться на западное побережье</w:t>
+      </w:r>
+      <w:r>
+        <w:rPr>
+          <w:rFonts w:ascii="Times New Roman" w:hAnsi="Times New Roman" w:cs="Times New Roman"/>
+          <w:i/>
+          <w:iCs/>
+          <w:sz w:val="24"/>
+          <w:szCs w:val="24"/>
+        </w:rPr>
+        <w:t>».</w:t>
+      </w:r>
+    </w:p>
+    <w:p>
+      <w:pPr>
+        <w:autoSpaceDE w:val="0"/>
+        <w:autoSpaceDN w:val="0"/>
+        <w:adjustRightInd w:val="0"/>
+        <w:spacing w:line="259" w:lineRule="atLeast"/>
+        <w:rPr>
+          <w:rFonts w:ascii="Times New Roman" w:hAnsi="Times New Roman" w:cs="Times New Roman"/>
+          <w:sz w:val="24"/>
+          <w:szCs w:val="24"/>
+        </w:rPr>
+      </w:pPr>
+      <w:r>
+        <w:rPr>
+          <w:rFonts w:ascii="Times New Roman" w:hAnsi="Times New Roman" w:cs="Times New Roman"/>
+          <w:sz w:val="24"/>
+          <w:szCs w:val="24"/>
+        </w:rPr>
+        <w:t xml:space="preserve">Срок выполнения </w:t>
+      </w:r>
+      <w:r>
+        <w:rPr>
+          <w:rFonts w:ascii="Times New Roman" w:hAnsi="Times New Roman" w:cs="Times New Roman"/>
+          <w:sz w:val="24"/>
+          <w:szCs w:val="24"/>
+        </w:rPr>
+        <w:t xml:space="preserve">35 </w:t>
+      </w:r>
+      <w:r>
+        <w:rPr>
+          <w:rFonts w:ascii="Times New Roman" w:hAnsi="Times New Roman" w:cs="Times New Roman"/>
+          <w:sz w:val="24"/>
+          <w:szCs w:val="24"/>
+        </w:rPr>
+        <w:t>дней</w:t>
+      </w:r>
+    </w:p>
+    <w:p>
+      <w:pPr>
+        <w:autoSpaceDE w:val="0"/>
+        <w:autoSpaceDN w:val="0"/>
+        <w:adjustRightInd w:val="0"/>
+        <w:spacing w:line="259" w:lineRule="atLeast"/>
+        <w:rPr>
+          <w:rFonts w:ascii="Times New Roman" w:hAnsi="Times New Roman" w:cs="Times New Roman"/>
+          <w:sz w:val="24"/>
+          <w:szCs w:val="24"/>
+        </w:rPr>
+      </w:pPr>
+      <w:r>
+        <w:rPr>
+          <w:rFonts w:ascii="Times New Roman" w:hAnsi="Times New Roman" w:cs="Times New Roman"/>
+          <w:sz w:val="24"/>
+          <w:szCs w:val="24"/>
+        </w:rPr>
+        <w:t xml:space="preserve">Описание: </w:t>
+      </w:r>
+      <w:r>
+        <w:rPr>
+          <w:rFonts w:ascii="Times New Roman" w:hAnsi="Times New Roman" w:cs="Times New Roman"/>
+          <w:sz w:val="24"/>
+          <w:szCs w:val="24"/>
+        </w:rPr>
+        <w:t xml:space="preserve">Безопасность Южной Африки не может быть гарантирована, пока наши западные границы остаются открытыми для иностранного вмешательства. Береговая </w:t>
+      </w:r>
+      <w:r>
+        <w:rPr>
+          <w:rFonts w:ascii="Times New Roman" w:hAnsi="Times New Roman" w:cs="Times New Roman"/>
+          <w:sz w:val="24"/>
+          <w:szCs w:val="24"/>
+        </w:rPr>
+        <w:lastRenderedPageBreak/>
+        <w:t xml:space="preserve">линия к северу от </w:t>
+      </w:r>
+      <w:r>
+        <w:rPr>
+          <w:rFonts w:ascii="Times New Roman" w:hAnsi="Times New Roman" w:cs="Times New Roman"/>
+          <w:sz w:val="24"/>
+          <w:szCs w:val="24"/>
+        </w:rPr>
+        <w:t>Конго</w:t>
+      </w:r>
+      <w:r>
+        <w:rPr>
+          <w:rFonts w:ascii="Times New Roman" w:hAnsi="Times New Roman" w:cs="Times New Roman"/>
+          <w:sz w:val="24"/>
+          <w:szCs w:val="24"/>
+        </w:rPr>
+        <w:t xml:space="preserve"> — это не просто пустыни и джунгли; это стратегический плацдарм, который в руках враждебных держав может стать кинжалом, приставленным к горлу нашего государства.</w:t>
+      </w:r>
+      <w:r>
+        <w:rPr>
+          <w:rFonts w:ascii="Times New Roman" w:hAnsi="Times New Roman" w:cs="Times New Roman"/>
+          <w:sz w:val="24"/>
+          <w:szCs w:val="24"/>
+        </w:rPr>
+        <w:t xml:space="preserve"> </w:t>
+      </w:r>
+      <w:r>
+        <w:rPr>
+          <w:rFonts w:ascii="Times New Roman" w:hAnsi="Times New Roman" w:cs="Times New Roman"/>
+          <w:sz w:val="24"/>
+          <w:szCs w:val="24"/>
+        </w:rPr>
+        <w:t>Настало время замкнуть контур нашей обороны от океана до океана.</w:t>
+      </w:r>
+    </w:p>
+    <w:p>
+      <w:pPr>
+        <w:autoSpaceDE w:val="0"/>
+        <w:autoSpaceDN w:val="0"/>
+        <w:adjustRightInd w:val="0"/>
+        <w:spacing w:line="259" w:lineRule="atLeast"/>
+        <w:rPr>
+          <w:rFonts w:ascii="Times New Roman" w:hAnsi="Times New Roman" w:cs="Times New Roman"/>
+          <w:sz w:val="24"/>
+          <w:szCs w:val="24"/>
+        </w:rPr>
+      </w:pPr>
+      <w:r>
+        <w:rPr>
+          <w:rFonts w:ascii="Times New Roman" w:hAnsi="Times New Roman" w:cs="Times New Roman"/>
+          <w:sz w:val="24"/>
+          <w:szCs w:val="24"/>
+        </w:rPr>
+        <w:t xml:space="preserve">Будет получена претензии на стейты </w:t>
+      </w:r>
+      <w:r>
+        <w:rPr>
+          <w:rFonts w:ascii="Times New Roman" w:hAnsi="Times New Roman" w:cs="Times New Roman"/>
+          <w:sz w:val="24"/>
+          <w:szCs w:val="24"/>
+        </w:rPr>
+        <w:t>539, 1006</w:t>
+      </w:r>
+      <w:r>
+        <w:rPr>
+          <w:rFonts w:ascii="Times New Roman" w:hAnsi="Times New Roman" w:cs="Times New Roman"/>
+          <w:sz w:val="24"/>
+          <w:szCs w:val="24"/>
+        </w:rPr>
+        <w:t>. Будет получена цель войны против обладателя этих стейтов.</w:t>
+      </w:r>
+    </w:p>
+    <w:p>
+      <w:pPr>
+        <w:autoSpaceDE w:val="0"/>
+        <w:autoSpaceDN w:val="0"/>
+        <w:adjustRightInd w:val="0"/>
+        <w:spacing w:line="259" w:lineRule="atLeast"/>
+        <w:rPr>
+          <w:rFonts w:ascii="Times New Roman" w:hAnsi="Times New Roman" w:cs="Times New Roman"/>
+          <w:sz w:val="24"/>
+          <w:szCs w:val="24"/>
+        </w:rPr>
+      </w:pPr>
+    </w:p>
+    <w:p>
+      <w:pPr>
+        <w:autoSpaceDE w:val="0"/>
+        <w:autoSpaceDN w:val="0"/>
+        <w:adjustRightInd w:val="0"/>
+        <w:spacing w:line="259" w:lineRule="atLeast"/>
+        <w:rPr>
+          <w:rFonts w:ascii="Times New Roman" w:hAnsi="Times New Roman" w:cs="Times New Roman"/>
+          <w:i/>
+          <w:iCs/>
+          <w:sz w:val="24"/>
+          <w:szCs w:val="24"/>
+        </w:rPr>
+      </w:pPr>
+      <w:r>
+        <w:rPr>
+          <w:rFonts w:ascii="Times New Roman" w:hAnsi="Times New Roman" w:cs="Times New Roman"/>
+          <w:i/>
+          <w:iCs/>
+          <w:sz w:val="24"/>
+          <w:szCs w:val="24"/>
+        </w:rPr>
+        <w:t>Фокус «</w:t>
+      </w:r>
+      <w:r>
+        <w:rPr>
+          <w:rFonts w:ascii="Times New Roman" w:hAnsi="Times New Roman" w:cs="Times New Roman"/>
+          <w:i/>
+          <w:iCs/>
+          <w:sz w:val="24"/>
+          <w:szCs w:val="24"/>
+        </w:rPr>
+        <w:t>Захватить окружённое Конго</w:t>
+      </w:r>
+      <w:r>
+        <w:rPr>
+          <w:rFonts w:ascii="Times New Roman" w:hAnsi="Times New Roman" w:cs="Times New Roman"/>
+          <w:i/>
+          <w:iCs/>
+          <w:sz w:val="24"/>
+          <w:szCs w:val="24"/>
+        </w:rPr>
+        <w:t>».</w:t>
+      </w:r>
+    </w:p>
+    <w:p>
+      <w:pPr>
+        <w:autoSpaceDE w:val="0"/>
+        <w:autoSpaceDN w:val="0"/>
+        <w:adjustRightInd w:val="0"/>
+        <w:spacing w:line="259" w:lineRule="atLeast"/>
+        <w:rPr>
+          <w:rFonts w:ascii="Times New Roman" w:hAnsi="Times New Roman" w:cs="Times New Roman"/>
+          <w:sz w:val="24"/>
+          <w:szCs w:val="24"/>
+        </w:rPr>
+      </w:pPr>
+      <w:r>
+        <w:rPr>
+          <w:rFonts w:ascii="Times New Roman" w:hAnsi="Times New Roman" w:cs="Times New Roman"/>
+          <w:sz w:val="24"/>
+          <w:szCs w:val="24"/>
+        </w:rPr>
+        <w:t xml:space="preserve">Срок выполнения </w:t>
+      </w:r>
+      <w:r>
+        <w:rPr>
+          <w:rFonts w:ascii="Times New Roman" w:hAnsi="Times New Roman" w:cs="Times New Roman"/>
+          <w:sz w:val="24"/>
+          <w:szCs w:val="24"/>
+        </w:rPr>
+        <w:t xml:space="preserve">35 </w:t>
+      </w:r>
+      <w:r>
+        <w:rPr>
+          <w:rFonts w:ascii="Times New Roman" w:hAnsi="Times New Roman" w:cs="Times New Roman"/>
+          <w:sz w:val="24"/>
+          <w:szCs w:val="24"/>
+        </w:rPr>
+        <w:t>дней</w:t>
+      </w:r>
+    </w:p>
+    <w:p>
+      <w:pPr>
+        <w:autoSpaceDE w:val="0"/>
+        <w:autoSpaceDN w:val="0"/>
+        <w:adjustRightInd w:val="0"/>
+        <w:spacing w:line="259" w:lineRule="atLeast"/>
+        <w:rPr>
+          <w:rFonts w:ascii="Times New Roman" w:hAnsi="Times New Roman" w:cs="Times New Roman"/>
+          <w:sz w:val="24"/>
+          <w:szCs w:val="24"/>
+        </w:rPr>
+      </w:pPr>
+      <w:r>
+        <w:rPr>
+          <w:rFonts w:ascii="Times New Roman" w:hAnsi="Times New Roman" w:cs="Times New Roman"/>
+          <w:sz w:val="24"/>
+          <w:szCs w:val="24"/>
+        </w:rPr>
+        <w:t>Требования</w:t>
+      </w:r>
+      <w:r>
+        <w:rPr>
+          <w:rFonts w:ascii="Times New Roman" w:hAnsi="Times New Roman" w:cs="Times New Roman"/>
+          <w:sz w:val="24"/>
+          <w:szCs w:val="24"/>
+        </w:rPr>
+        <w:t xml:space="preserve">: </w:t>
+      </w:r>
+      <w:r>
+        <w:rPr>
+          <w:rFonts w:ascii="Times New Roman" w:hAnsi="Times New Roman" w:cs="Times New Roman"/>
+          <w:sz w:val="24"/>
+          <w:szCs w:val="24"/>
+        </w:rPr>
+        <w:t>ЮАС</w:t>
+      </w:r>
+      <w:r>
+        <w:rPr>
+          <w:rFonts w:ascii="Times New Roman" w:hAnsi="Times New Roman" w:cs="Times New Roman"/>
+          <w:sz w:val="24"/>
+          <w:szCs w:val="24"/>
+        </w:rPr>
+        <w:t xml:space="preserve"> или его союзник</w:t>
+      </w:r>
+      <w:r>
+        <w:rPr>
+          <w:rFonts w:ascii="Times New Roman" w:hAnsi="Times New Roman" w:cs="Times New Roman"/>
+          <w:sz w:val="24"/>
+          <w:szCs w:val="24"/>
+        </w:rPr>
+        <w:t xml:space="preserve"> контролирует как минимум три региона, граничащих с Конго.</w:t>
+      </w:r>
+    </w:p>
+    <w:p>
+      <w:pPr>
+        <w:autoSpaceDE w:val="0"/>
+        <w:autoSpaceDN w:val="0"/>
+        <w:adjustRightInd w:val="0"/>
+        <w:spacing w:line="259" w:lineRule="atLeast"/>
+        <w:rPr>
+          <w:rFonts w:ascii="Times New Roman" w:hAnsi="Times New Roman" w:cs="Times New Roman"/>
+          <w:sz w:val="24"/>
+          <w:szCs w:val="24"/>
+        </w:rPr>
+      </w:pPr>
+      <w:r>
+        <w:rPr>
+          <w:rFonts w:ascii="Times New Roman" w:hAnsi="Times New Roman" w:cs="Times New Roman"/>
+          <w:sz w:val="24"/>
+          <w:szCs w:val="24"/>
+        </w:rPr>
+        <w:t xml:space="preserve">Описание: </w:t>
+      </w:r>
+      <w:r>
+        <w:rPr>
+          <w:rFonts w:ascii="Times New Roman" w:hAnsi="Times New Roman" w:cs="Times New Roman"/>
+          <w:sz w:val="24"/>
+          <w:szCs w:val="24"/>
+        </w:rPr>
+        <w:t>Сердце Африки — обширный бассейн реки Конго — теперь полностью окружено нашими войсками и союзными территориями. Огромные пространства, переполненные медью, каучуком и кобальтом, формально всё ещё подчиняются далёкому правительству в Брюсселе, которое не в силах даже защитить свои собственные границы в Европе.</w:t>
+      </w:r>
+      <w:r>
+        <w:rPr>
+          <w:rFonts w:ascii="Times New Roman" w:hAnsi="Times New Roman" w:cs="Times New Roman"/>
+          <w:sz w:val="24"/>
+          <w:szCs w:val="24"/>
+        </w:rPr>
+        <w:t xml:space="preserve"> </w:t>
+      </w:r>
+      <w:r>
+        <w:rPr>
+          <w:rFonts w:ascii="Times New Roman" w:hAnsi="Times New Roman" w:cs="Times New Roman"/>
+          <w:sz w:val="24"/>
+          <w:szCs w:val="24"/>
+        </w:rPr>
+        <w:t>Оставлять такой ценный ресурсный анклав в тылу нашей растущей империи — недопустимая стратегическая ошибка. Окружённое и изолированное от поддержки союзников, Конго должно быть интегрировано в нашу экономическую систему. Мы принесём «порядок» в эти непроходимые джунгли и заставим богатства недр работать на благо нашей нации. Конго станет не просто колонией, а промышленным цехом нашего нового порядка.</w:t>
+      </w:r>
+    </w:p>
+    <w:p>
+      <w:pPr>
+        <w:autoSpaceDE w:val="0"/>
+        <w:autoSpaceDN w:val="0"/>
+        <w:adjustRightInd w:val="0"/>
+        <w:spacing w:line="259" w:lineRule="atLeast"/>
+        <w:rPr>
+          <w:rFonts w:ascii="Times New Roman" w:hAnsi="Times New Roman" w:cs="Times New Roman"/>
+          <w:sz w:val="24"/>
+          <w:szCs w:val="24"/>
+        </w:rPr>
+      </w:pPr>
+      <w:r>
+        <w:rPr>
+          <w:rFonts w:ascii="Times New Roman" w:hAnsi="Times New Roman" w:cs="Times New Roman"/>
+          <w:sz w:val="24"/>
+          <w:szCs w:val="24"/>
+        </w:rPr>
+        <w:t xml:space="preserve">Будет получена претензии на стейты </w:t>
+      </w:r>
+      <w:r>
+        <w:rPr>
+          <w:rFonts w:ascii="Times New Roman" w:hAnsi="Times New Roman" w:cs="Times New Roman"/>
+          <w:sz w:val="24"/>
+          <w:szCs w:val="24"/>
+        </w:rPr>
+        <w:t>295, 886, 2065,915, 718, 538, 1002, 1001, 1102, 977</w:t>
+      </w:r>
+      <w:r>
+        <w:rPr>
+          <w:rFonts w:ascii="Times New Roman" w:hAnsi="Times New Roman" w:cs="Times New Roman"/>
+          <w:sz w:val="24"/>
+          <w:szCs w:val="24"/>
+        </w:rPr>
+        <w:t xml:space="preserve">. </w:t>
+      </w:r>
+      <w:r>
+        <w:rPr>
+          <w:rFonts w:ascii="Times New Roman" w:hAnsi="Times New Roman" w:cs="Times New Roman"/>
+          <w:sz w:val="24"/>
+          <w:szCs w:val="24"/>
+        </w:rPr>
+        <w:t>1056, 1005</w:t>
+      </w:r>
+      <w:r>
+        <w:rPr>
+          <w:rFonts w:ascii="Times New Roman" w:hAnsi="Times New Roman" w:cs="Times New Roman"/>
+          <w:sz w:val="24"/>
+          <w:szCs w:val="24"/>
+        </w:rPr>
+        <w:t>.</w:t>
+      </w:r>
+      <w:r>
+        <w:rPr>
+          <w:rFonts w:ascii="Times New Roman" w:hAnsi="Times New Roman" w:cs="Times New Roman"/>
+          <w:sz w:val="24"/>
+          <w:szCs w:val="24"/>
+        </w:rPr>
+        <w:t xml:space="preserve"> </w:t>
+      </w:r>
+      <w:r>
+        <w:rPr>
+          <w:rFonts w:ascii="Times New Roman" w:hAnsi="Times New Roman" w:cs="Times New Roman"/>
+          <w:sz w:val="24"/>
+          <w:szCs w:val="24"/>
+        </w:rPr>
+        <w:t>Будет получена цель войны против обладателя этих стейтов.</w:t>
+      </w:r>
+    </w:p>
+    <w:p>
+      <w:pPr>
+        <w:autoSpaceDE w:val="0"/>
+        <w:autoSpaceDN w:val="0"/>
+        <w:adjustRightInd w:val="0"/>
+        <w:spacing w:line="259" w:lineRule="atLeast"/>
+        <w:rPr>
+          <w:rFonts w:ascii="Times New Roman" w:hAnsi="Times New Roman" w:cs="Times New Roman"/>
+          <w:sz w:val="24"/>
+          <w:szCs w:val="24"/>
+        </w:rPr>
+      </w:pPr>
+      <w:r>
+        <w:rPr>
+          <w:rFonts w:ascii="Times New Roman" w:hAnsi="Times New Roman" w:cs="Times New Roman"/>
+          <w:sz w:val="24"/>
+          <w:szCs w:val="24"/>
+        </w:rPr>
+        <w:t xml:space="preserve">После захвата всех этих стейтов открывается </w:t>
+      </w:r>
+      <w:r>
+        <w:rPr>
+          <w:rFonts w:ascii="Times New Roman" w:hAnsi="Times New Roman" w:cs="Times New Roman"/>
+          <w:sz w:val="24"/>
+          <w:szCs w:val="24"/>
+        </w:rPr>
+        <w:t>уникальное решение: «Принудительная добыча ресурсов в бассейне Конго»</w:t>
+      </w:r>
+      <w:r>
+        <w:rPr>
+          <w:rFonts w:ascii="Times New Roman" w:hAnsi="Times New Roman" w:cs="Times New Roman"/>
+          <w:sz w:val="24"/>
+          <w:szCs w:val="24"/>
+        </w:rPr>
+        <w:t xml:space="preserve"> (Нам нужны ресурсы, и местные жители нас ими обеспечат)</w:t>
+      </w:r>
+    </w:p>
+    <w:p>
+      <w:pPr>
+        <w:autoSpaceDE w:val="0"/>
+        <w:autoSpaceDN w:val="0"/>
+        <w:adjustRightInd w:val="0"/>
+        <w:spacing w:line="259" w:lineRule="atLeast"/>
+        <w:rPr>
+          <w:rFonts w:ascii="Times New Roman" w:hAnsi="Times New Roman" w:cs="Times New Roman"/>
+          <w:sz w:val="24"/>
+          <w:szCs w:val="24"/>
+        </w:rPr>
+      </w:pPr>
+      <w:r>
+        <w:rPr>
+          <w:rFonts w:ascii="Times New Roman" w:hAnsi="Times New Roman" w:cs="Times New Roman"/>
+          <w:sz w:val="24"/>
+          <w:szCs w:val="24"/>
+        </w:rPr>
+        <w:t>Требования</w:t>
+      </w:r>
+      <w:r>
+        <w:rPr>
+          <w:rFonts w:ascii="Times New Roman" w:hAnsi="Times New Roman" w:cs="Times New Roman"/>
+          <w:sz w:val="24"/>
+          <w:szCs w:val="24"/>
+        </w:rPr>
+        <w:t xml:space="preserve">: </w:t>
+      </w:r>
+      <w:r>
+        <w:rPr>
+          <w:rFonts w:ascii="Times New Roman" w:hAnsi="Times New Roman" w:cs="Times New Roman"/>
+          <w:sz w:val="24"/>
+          <w:szCs w:val="24"/>
+        </w:rPr>
+        <w:t xml:space="preserve">вы владеете всеми </w:t>
+      </w:r>
+      <w:proofErr w:type="spellStart"/>
+      <w:r>
+        <w:rPr>
+          <w:rFonts w:ascii="Times New Roman" w:hAnsi="Times New Roman" w:cs="Times New Roman"/>
+          <w:sz w:val="24"/>
+          <w:szCs w:val="24"/>
+        </w:rPr>
+        <w:t>нац</w:t>
+      </w:r>
+      <w:proofErr w:type="spellEnd"/>
+      <w:r>
+        <w:rPr>
+          <w:rFonts w:ascii="Times New Roman" w:hAnsi="Times New Roman" w:cs="Times New Roman"/>
+          <w:sz w:val="24"/>
+          <w:szCs w:val="24"/>
+        </w:rPr>
+        <w:t xml:space="preserve"> стейтами Конго, они не имеют </w:t>
+      </w:r>
+      <w:r>
+        <w:rPr>
+          <w:rFonts w:ascii="Times New Roman" w:hAnsi="Times New Roman" w:cs="Times New Roman"/>
+          <w:sz w:val="24"/>
+          <w:szCs w:val="24"/>
+        </w:rPr>
+        <w:t>стейт-модификатор «Принудительная добыча ресурсов»</w:t>
+      </w:r>
+      <w:r>
+        <w:rPr>
+          <w:rFonts w:ascii="Times New Roman" w:hAnsi="Times New Roman" w:cs="Times New Roman"/>
+          <w:sz w:val="24"/>
+          <w:szCs w:val="24"/>
+        </w:rPr>
+        <w:t>.</w:t>
+      </w:r>
+    </w:p>
+    <w:p>
+      <w:pPr>
+        <w:autoSpaceDE w:val="0"/>
+        <w:autoSpaceDN w:val="0"/>
+        <w:adjustRightInd w:val="0"/>
+        <w:spacing w:line="259" w:lineRule="atLeast"/>
+        <w:rPr>
+          <w:rFonts w:ascii="Times New Roman" w:hAnsi="Times New Roman" w:cs="Times New Roman"/>
+          <w:sz w:val="24"/>
+          <w:szCs w:val="24"/>
+        </w:rPr>
+      </w:pPr>
+      <w:r>
+        <w:rPr>
+          <w:rFonts w:ascii="Times New Roman" w:hAnsi="Times New Roman" w:cs="Times New Roman"/>
+          <w:sz w:val="24"/>
+          <w:szCs w:val="24"/>
+        </w:rPr>
+        <w:t>Результат</w:t>
+      </w:r>
+      <w:r>
+        <w:rPr>
+          <w:rFonts w:ascii="Times New Roman" w:hAnsi="Times New Roman" w:cs="Times New Roman"/>
+          <w:sz w:val="24"/>
+          <w:szCs w:val="24"/>
+        </w:rPr>
+        <w:t xml:space="preserve">: </w:t>
+      </w:r>
+      <w:r>
+        <w:rPr>
+          <w:rFonts w:ascii="Times New Roman" w:hAnsi="Times New Roman" w:cs="Times New Roman"/>
+          <w:sz w:val="24"/>
+          <w:szCs w:val="24"/>
+        </w:rPr>
+        <w:t xml:space="preserve">Во всех </w:t>
+      </w:r>
+      <w:proofErr w:type="spellStart"/>
+      <w:r>
+        <w:rPr>
+          <w:rFonts w:ascii="Times New Roman" w:hAnsi="Times New Roman" w:cs="Times New Roman"/>
+          <w:sz w:val="24"/>
+          <w:szCs w:val="24"/>
+        </w:rPr>
+        <w:t>нац</w:t>
+      </w:r>
+      <w:proofErr w:type="spellEnd"/>
+      <w:r>
+        <w:rPr>
+          <w:rFonts w:ascii="Times New Roman" w:hAnsi="Times New Roman" w:cs="Times New Roman"/>
+          <w:sz w:val="24"/>
+          <w:szCs w:val="24"/>
+        </w:rPr>
+        <w:t xml:space="preserve"> стейтах Конго появится стейт-модификатор «Принудительная добыча ресурсов»(требование</w:t>
+      </w:r>
+      <w:r>
+        <w:rPr>
+          <w:rFonts w:ascii="Times New Roman" w:hAnsi="Times New Roman" w:cs="Times New Roman"/>
+          <w:sz w:val="24"/>
+          <w:szCs w:val="24"/>
+        </w:rPr>
+        <w:t xml:space="preserve">: </w:t>
+      </w:r>
+      <w:r>
+        <w:rPr>
+          <w:rFonts w:ascii="Times New Roman" w:hAnsi="Times New Roman" w:cs="Times New Roman"/>
+          <w:sz w:val="24"/>
+          <w:szCs w:val="24"/>
+        </w:rPr>
+        <w:t>владеет ЮАС.)</w:t>
+      </w:r>
+      <w:r>
+        <w:rPr>
+          <w:rFonts w:ascii="Times New Roman" w:hAnsi="Times New Roman" w:cs="Times New Roman"/>
+          <w:sz w:val="24"/>
+          <w:szCs w:val="24"/>
+        </w:rPr>
+        <w:t>:</w:t>
+      </w:r>
+      <w:r>
+        <w:rPr>
+          <w:rFonts w:ascii="Times New Roman" w:hAnsi="Times New Roman" w:cs="Times New Roman"/>
+          <w:sz w:val="24"/>
+          <w:szCs w:val="24"/>
+        </w:rPr>
+        <w:t xml:space="preserve"> </w:t>
+      </w:r>
+      <w:r>
+        <w:rPr>
+          <w:rFonts w:ascii="Times New Roman" w:hAnsi="Times New Roman" w:cs="Times New Roman"/>
+          <w:sz w:val="24"/>
+          <w:szCs w:val="24"/>
+        </w:rPr>
+        <w:t xml:space="preserve">увеличивает </w:t>
+      </w:r>
+      <w:r>
+        <w:rPr>
+          <w:rFonts w:ascii="Times New Roman" w:hAnsi="Times New Roman" w:cs="Times New Roman"/>
+          <w:sz w:val="24"/>
+          <w:szCs w:val="24"/>
+        </w:rPr>
+        <w:t>ресурсы в этих стейтах</w:t>
+      </w:r>
+      <w:r>
+        <w:rPr>
+          <w:rFonts w:ascii="Times New Roman" w:hAnsi="Times New Roman" w:cs="Times New Roman"/>
+          <w:sz w:val="24"/>
+          <w:szCs w:val="24"/>
+        </w:rPr>
+        <w:t xml:space="preserve"> 25%</w:t>
+      </w:r>
+      <w:r>
+        <w:rPr>
+          <w:rFonts w:ascii="Times New Roman" w:hAnsi="Times New Roman" w:cs="Times New Roman"/>
+          <w:sz w:val="24"/>
+          <w:szCs w:val="24"/>
+        </w:rPr>
+        <w:t xml:space="preserve"> увеличивает рост сопротивления в этом стейте на 25%.</w:t>
+      </w:r>
+      <w:r>
+        <w:rPr>
+          <w:rFonts w:ascii="Times New Roman" w:hAnsi="Times New Roman" w:cs="Times New Roman"/>
+          <w:sz w:val="24"/>
+          <w:szCs w:val="24"/>
+        </w:rPr>
+        <w:t>).</w:t>
+      </w:r>
+    </w:p>
+    <w:p>
+      <w:pPr>
+        <w:autoSpaceDE w:val="0"/>
+        <w:autoSpaceDN w:val="0"/>
+        <w:adjustRightInd w:val="0"/>
+        <w:spacing w:line="259" w:lineRule="atLeast"/>
+        <w:rPr>
+          <w:rFonts w:ascii="Times New Roman" w:hAnsi="Times New Roman" w:cs="Times New Roman"/>
+          <w:sz w:val="24"/>
+          <w:szCs w:val="24"/>
+        </w:rPr>
+      </w:pPr>
+    </w:p>
+    <w:p>
+      <w:pPr>
+        <w:autoSpaceDE w:val="0"/>
+        <w:autoSpaceDN w:val="0"/>
+        <w:adjustRightInd w:val="0"/>
+        <w:spacing w:line="259" w:lineRule="atLeast"/>
+        <w:rPr>
+          <w:rFonts w:ascii="Times New Roman" w:hAnsi="Times New Roman" w:cs="Times New Roman"/>
+          <w:i/>
+          <w:iCs/>
+          <w:sz w:val="24"/>
+          <w:szCs w:val="24"/>
+        </w:rPr>
+      </w:pPr>
+      <w:r>
+        <w:rPr>
+          <w:rFonts w:ascii="Times New Roman" w:hAnsi="Times New Roman" w:cs="Times New Roman"/>
+          <w:i/>
+          <w:iCs/>
+          <w:sz w:val="24"/>
+          <w:szCs w:val="24"/>
+        </w:rPr>
+        <w:t>Фокус «</w:t>
+      </w:r>
+      <w:r>
+        <w:rPr>
+          <w:rFonts w:ascii="Times New Roman" w:hAnsi="Times New Roman" w:cs="Times New Roman"/>
+          <w:i/>
+          <w:iCs/>
+          <w:sz w:val="24"/>
+          <w:szCs w:val="24"/>
+        </w:rPr>
+        <w:t>Аннексировать ЮЗА</w:t>
+      </w:r>
+      <w:r>
+        <w:rPr>
+          <w:rFonts w:ascii="Times New Roman" w:hAnsi="Times New Roman" w:cs="Times New Roman"/>
+          <w:i/>
+          <w:iCs/>
+          <w:sz w:val="24"/>
+          <w:szCs w:val="24"/>
+        </w:rPr>
+        <w:t>».</w:t>
+      </w:r>
+    </w:p>
+    <w:p>
+      <w:pPr>
+        <w:autoSpaceDE w:val="0"/>
+        <w:autoSpaceDN w:val="0"/>
+        <w:adjustRightInd w:val="0"/>
+        <w:spacing w:line="259" w:lineRule="atLeast"/>
+        <w:rPr>
+          <w:rFonts w:ascii="Times New Roman" w:hAnsi="Times New Roman" w:cs="Times New Roman"/>
+          <w:sz w:val="24"/>
+          <w:szCs w:val="24"/>
+        </w:rPr>
+      </w:pPr>
+      <w:r>
+        <w:rPr>
+          <w:rFonts w:ascii="Times New Roman" w:hAnsi="Times New Roman" w:cs="Times New Roman"/>
+          <w:sz w:val="24"/>
+          <w:szCs w:val="24"/>
+        </w:rPr>
+        <w:t xml:space="preserve">Срок выполнения </w:t>
+      </w:r>
+      <w:r>
+        <w:rPr>
+          <w:rFonts w:ascii="Times New Roman" w:hAnsi="Times New Roman" w:cs="Times New Roman"/>
+          <w:sz w:val="24"/>
+          <w:szCs w:val="24"/>
+        </w:rPr>
+        <w:t>35</w:t>
+      </w:r>
+      <w:r>
+        <w:rPr>
+          <w:rFonts w:ascii="Times New Roman" w:hAnsi="Times New Roman" w:cs="Times New Roman"/>
+          <w:sz w:val="24"/>
+          <w:szCs w:val="24"/>
+        </w:rPr>
+        <w:t xml:space="preserve"> дней.</w:t>
+      </w:r>
+    </w:p>
+    <w:p>
+      <w:pPr>
+        <w:autoSpaceDE w:val="0"/>
+        <w:autoSpaceDN w:val="0"/>
+        <w:adjustRightInd w:val="0"/>
+        <w:spacing w:line="259" w:lineRule="atLeast"/>
+        <w:rPr>
+          <w:rFonts w:ascii="Times New Roman" w:hAnsi="Times New Roman" w:cs="Times New Roman"/>
+          <w:sz w:val="24"/>
+          <w:szCs w:val="24"/>
+        </w:rPr>
+      </w:pPr>
+      <w:r>
+        <w:rPr>
+          <w:rFonts w:ascii="Times New Roman" w:hAnsi="Times New Roman" w:cs="Times New Roman"/>
+          <w:sz w:val="24"/>
+          <w:szCs w:val="24"/>
+        </w:rPr>
+        <w:t xml:space="preserve">Описание: </w:t>
+      </w:r>
+      <w:r>
+        <w:rPr>
+          <w:rFonts w:ascii="Times New Roman" w:hAnsi="Times New Roman" w:cs="Times New Roman"/>
+          <w:sz w:val="24"/>
+          <w:szCs w:val="24"/>
+        </w:rPr>
+        <w:t>Мандат Лиги Наций — это пережиток старого мира, который более не имеет силы. Юго-Западная Африка долгое время находилась в тени нашего союза, управляемая как временное владение, но наши связи с этой землей гораздо глубже, чем любые бумаги из Женевы. Там живут наши люди, там находятся наши фермы, и там покоится немецкое наследие, которое мы обязаны оберегать.</w:t>
+      </w:r>
+      <w:r>
+        <w:rPr>
+          <w:rFonts w:ascii="Times New Roman" w:hAnsi="Times New Roman" w:cs="Times New Roman"/>
+          <w:sz w:val="24"/>
+          <w:szCs w:val="24"/>
+        </w:rPr>
+        <w:t xml:space="preserve"> </w:t>
+      </w:r>
+      <w:proofErr w:type="gramStart"/>
+      <w:r>
+        <w:rPr>
+          <w:rFonts w:ascii="Times New Roman" w:hAnsi="Times New Roman" w:cs="Times New Roman"/>
+          <w:sz w:val="24"/>
+          <w:szCs w:val="24"/>
+        </w:rPr>
+        <w:t>Настало</w:t>
+      </w:r>
+      <w:proofErr w:type="gramEnd"/>
+      <w:r>
+        <w:rPr>
+          <w:rFonts w:ascii="Times New Roman" w:hAnsi="Times New Roman" w:cs="Times New Roman"/>
+          <w:sz w:val="24"/>
+          <w:szCs w:val="24"/>
+        </w:rPr>
+        <w:t xml:space="preserve"> время заявить на весь мир: ЮЗА — это не подотчетная территория, это неотъемлемая часть нашего государства. Мы официально стираем границы на реке Оранжевой. Интеграция этой земли обеспечит нам стратегический контроль над Атлантическим побережьем и откроет путь к дальнейшей экспансии на север. Никакие международные протесты не заставят нас вернуть то, что принадлежит нам по праву силы и крови.</w:t>
+      </w:r>
+    </w:p>
+    <w:p>
+      <w:pPr>
+        <w:autoSpaceDE w:val="0"/>
+        <w:autoSpaceDN w:val="0"/>
+        <w:adjustRightInd w:val="0"/>
+        <w:spacing w:line="259" w:lineRule="atLeast"/>
+        <w:rPr>
+          <w:rFonts w:ascii="Times New Roman" w:hAnsi="Times New Roman" w:cs="Times New Roman"/>
+          <w:sz w:val="24"/>
+          <w:szCs w:val="24"/>
+        </w:rPr>
+      </w:pPr>
+      <w:r>
+        <w:rPr>
+          <w:rFonts w:ascii="Times New Roman" w:hAnsi="Times New Roman" w:cs="Times New Roman"/>
+          <w:sz w:val="24"/>
+          <w:szCs w:val="24"/>
+        </w:rPr>
+        <w:lastRenderedPageBreak/>
+        <w:t xml:space="preserve">Если стейты </w:t>
+      </w:r>
+      <w:r>
+        <w:rPr>
+          <w:rFonts w:ascii="Times New Roman" w:hAnsi="Times New Roman" w:cs="Times New Roman"/>
+          <w:sz w:val="24"/>
+          <w:szCs w:val="24"/>
+        </w:rPr>
+        <w:t>1114</w:t>
+      </w:r>
+      <w:r>
+        <w:rPr>
+          <w:rFonts w:ascii="Times New Roman" w:hAnsi="Times New Roman" w:cs="Times New Roman"/>
+          <w:sz w:val="24"/>
+          <w:szCs w:val="24"/>
+        </w:rPr>
+        <w:t>, 1112, 541</w:t>
+      </w:r>
+      <w:r>
+        <w:rPr>
+          <w:rFonts w:ascii="Times New Roman" w:hAnsi="Times New Roman" w:cs="Times New Roman"/>
+          <w:sz w:val="24"/>
+          <w:szCs w:val="24"/>
+        </w:rPr>
+        <w:t xml:space="preserve"> под вашим контролем, то они станут считаться национальными.</w:t>
+      </w:r>
+    </w:p>
+    <w:p>
+      <w:pPr>
+        <w:autoSpaceDE w:val="0"/>
+        <w:autoSpaceDN w:val="0"/>
+        <w:adjustRightInd w:val="0"/>
+        <w:spacing w:line="259" w:lineRule="atLeast"/>
+        <w:rPr>
+          <w:rFonts w:ascii="Times New Roman" w:hAnsi="Times New Roman" w:cs="Times New Roman"/>
+          <w:sz w:val="24"/>
+          <w:szCs w:val="24"/>
+        </w:rPr>
+      </w:pPr>
+      <w:r>
+        <w:rPr>
+          <w:rFonts w:ascii="Times New Roman" w:hAnsi="Times New Roman" w:cs="Times New Roman"/>
+          <w:sz w:val="24"/>
+          <w:szCs w:val="24"/>
+        </w:rPr>
+        <w:t>Если ЮЗА чужой субъект, то вы получите цель войны (аннексия) против неё. Стейты 541, 1114</w:t>
+      </w:r>
+      <w:r>
+        <w:rPr>
+          <w:rFonts w:ascii="Times New Roman" w:hAnsi="Times New Roman" w:cs="Times New Roman"/>
+          <w:sz w:val="24"/>
+          <w:szCs w:val="24"/>
+        </w:rPr>
+        <w:t>, 1112</w:t>
+      </w:r>
+      <w:r>
+        <w:rPr>
+          <w:rFonts w:ascii="Times New Roman" w:hAnsi="Times New Roman" w:cs="Times New Roman"/>
+          <w:sz w:val="24"/>
+          <w:szCs w:val="24"/>
+        </w:rPr>
+        <w:t xml:space="preserve"> станут считаться национальными.</w:t>
+      </w:r>
+    </w:p>
+    <w:p>
+      <w:pPr>
+        <w:autoSpaceDE w:val="0"/>
+        <w:autoSpaceDN w:val="0"/>
+        <w:adjustRightInd w:val="0"/>
+        <w:spacing w:line="259" w:lineRule="atLeast"/>
+        <w:rPr>
+          <w:rFonts w:ascii="Times New Roman" w:hAnsi="Times New Roman" w:cs="Times New Roman"/>
+          <w:sz w:val="24"/>
+          <w:szCs w:val="24"/>
+        </w:rPr>
+      </w:pPr>
+      <w:r>
+        <w:rPr>
+          <w:rFonts w:ascii="Times New Roman" w:hAnsi="Times New Roman" w:cs="Times New Roman"/>
+          <w:sz w:val="24"/>
+          <w:szCs w:val="24"/>
+        </w:rPr>
+        <w:t>Если ЮЗА субъект ЮАС</w:t>
+      </w:r>
+      <w:r>
+        <w:rPr>
+          <w:rFonts w:ascii="Times New Roman" w:hAnsi="Times New Roman" w:cs="Times New Roman"/>
+          <w:sz w:val="24"/>
+          <w:szCs w:val="24"/>
+        </w:rPr>
+        <w:t xml:space="preserve"> или свободна</w:t>
+      </w:r>
+      <w:r>
+        <w:rPr>
+          <w:rFonts w:ascii="Times New Roman" w:hAnsi="Times New Roman" w:cs="Times New Roman"/>
+          <w:sz w:val="24"/>
+          <w:szCs w:val="24"/>
+        </w:rPr>
+        <w:t xml:space="preserve">, то для ЮЗА происходит событие «Нацистский режим </w:t>
+      </w:r>
+      <w:proofErr w:type="spellStart"/>
+      <w:r>
+        <w:rPr>
+          <w:rFonts w:ascii="Times New Roman" w:hAnsi="Times New Roman" w:cs="Times New Roman"/>
+          <w:sz w:val="24"/>
+          <w:szCs w:val="24"/>
+        </w:rPr>
+        <w:t>Имя_страны_ЮАС</w:t>
+      </w:r>
+      <w:proofErr w:type="spellEnd"/>
+      <w:r>
+        <w:rPr>
+          <w:rFonts w:ascii="Times New Roman" w:hAnsi="Times New Roman" w:cs="Times New Roman"/>
+          <w:sz w:val="24"/>
+          <w:szCs w:val="24"/>
+        </w:rPr>
+        <w:t xml:space="preserve"> выставил ультиматум» (Сегодня </w:t>
+      </w:r>
+      <w:proofErr w:type="spellStart"/>
+      <w:r>
+        <w:rPr>
+          <w:rFonts w:ascii="Times New Roman" w:hAnsi="Times New Roman" w:cs="Times New Roman"/>
+          <w:sz w:val="24"/>
+          <w:szCs w:val="24"/>
+        </w:rPr>
+        <w:t>Имя_лидера_ЮАС</w:t>
+      </w:r>
+      <w:proofErr w:type="spellEnd"/>
+      <w:r>
+        <w:rPr>
+          <w:rFonts w:ascii="Times New Roman" w:hAnsi="Times New Roman" w:cs="Times New Roman"/>
+          <w:sz w:val="24"/>
+          <w:szCs w:val="24"/>
+        </w:rPr>
+        <w:t xml:space="preserve"> выдвинул нам требование войти в состав </w:t>
+      </w:r>
+      <w:proofErr w:type="spellStart"/>
+      <w:r>
+        <w:rPr>
+          <w:rFonts w:ascii="Times New Roman" w:hAnsi="Times New Roman" w:cs="Times New Roman"/>
+          <w:sz w:val="24"/>
+          <w:szCs w:val="24"/>
+        </w:rPr>
+        <w:t>Имя_Страны_ЮАС</w:t>
+      </w:r>
+      <w:proofErr w:type="spellEnd"/>
+      <w:r>
+        <w:rPr>
+          <w:rFonts w:ascii="Times New Roman" w:hAnsi="Times New Roman" w:cs="Times New Roman"/>
+          <w:sz w:val="24"/>
+          <w:szCs w:val="24"/>
+        </w:rPr>
+        <w:t>. Если мы не подчинимся, то они введут войска и решат вопрос силой.)</w:t>
+      </w:r>
+    </w:p>
+    <w:p>
+      <w:pPr>
+        <w:autoSpaceDE w:val="0"/>
+        <w:autoSpaceDN w:val="0"/>
+        <w:adjustRightInd w:val="0"/>
+        <w:spacing w:line="259" w:lineRule="atLeast"/>
+        <w:rPr>
+          <w:rFonts w:ascii="Times New Roman" w:hAnsi="Times New Roman" w:cs="Times New Roman"/>
+          <w:sz w:val="24"/>
+          <w:szCs w:val="24"/>
+        </w:rPr>
+      </w:pPr>
+      <w:r>
+        <w:rPr>
+          <w:rFonts w:ascii="Times New Roman" w:hAnsi="Times New Roman" w:cs="Times New Roman"/>
+          <w:sz w:val="24"/>
+          <w:szCs w:val="24"/>
+        </w:rPr>
+        <w:t>1. Мы не подчинимся Африканерам! (не для ИИ) (ЮАС получит цель войны Аннексия против ЮЗА, все стейты ЮЗА будут считать национальными для ЮАС)</w:t>
+      </w:r>
+    </w:p>
+    <w:p>
+      <w:pPr>
+        <w:autoSpaceDE w:val="0"/>
+        <w:autoSpaceDN w:val="0"/>
+        <w:adjustRightInd w:val="0"/>
+        <w:spacing w:line="259" w:lineRule="atLeast"/>
+        <w:rPr>
+          <w:rFonts w:ascii="Times New Roman" w:hAnsi="Times New Roman" w:cs="Times New Roman"/>
+          <w:sz w:val="24"/>
+          <w:szCs w:val="24"/>
+        </w:rPr>
+      </w:pPr>
+      <w:r>
+        <w:rPr>
+          <w:rFonts w:ascii="Times New Roman" w:hAnsi="Times New Roman" w:cs="Times New Roman"/>
+          <w:sz w:val="24"/>
+          <w:szCs w:val="24"/>
+        </w:rPr>
+        <w:t>2. Мы вынуждены на это пойти</w:t>
+      </w:r>
+      <w:r>
+        <w:rPr>
+          <w:rFonts w:ascii="Times New Roman" w:hAnsi="Times New Roman" w:cs="Times New Roman"/>
+          <w:sz w:val="24"/>
+          <w:szCs w:val="24"/>
+        </w:rPr>
+        <w:t xml:space="preserve"> (ЮЗА аннексируется, Игрок пересядет играть на ЮАС, стейты ЮЗА станут национальными для ЮАС</w:t>
+      </w:r>
+      <w:r>
+        <w:rPr>
+          <w:rFonts w:ascii="Times New Roman" w:hAnsi="Times New Roman" w:cs="Times New Roman"/>
+          <w:sz w:val="24"/>
+          <w:szCs w:val="24"/>
+        </w:rPr>
+        <w:t xml:space="preserve">, </w:t>
+      </w:r>
+      <w:r>
+        <w:rPr>
+          <w:rFonts w:ascii="Times New Roman" w:hAnsi="Times New Roman" w:cs="Times New Roman"/>
+          <w:sz w:val="24"/>
+          <w:szCs w:val="24"/>
+        </w:rPr>
+        <w:t>Отношения с Великобританией и Францией: -30 (протест против нарушения мандата).</w:t>
+      </w:r>
+      <w:r>
+        <w:rPr>
+          <w:rFonts w:ascii="Times New Roman" w:hAnsi="Times New Roman" w:cs="Times New Roman"/>
+          <w:sz w:val="24"/>
+          <w:szCs w:val="24"/>
+        </w:rPr>
+        <w:t xml:space="preserve"> </w:t>
+      </w:r>
+      <w:r>
+        <w:rPr>
+          <w:rFonts w:ascii="Times New Roman" w:hAnsi="Times New Roman" w:cs="Times New Roman"/>
+          <w:sz w:val="24"/>
+          <w:szCs w:val="24"/>
+        </w:rPr>
+        <w:t>Отношения с Германией: +20 (одобрение решительных действий против Лиги Наций)</w:t>
+      </w:r>
+      <w:r>
+        <w:rPr>
+          <w:rFonts w:ascii="Times New Roman" w:hAnsi="Times New Roman" w:cs="Times New Roman"/>
+          <w:sz w:val="24"/>
+          <w:szCs w:val="24"/>
+        </w:rPr>
+        <w:t xml:space="preserve">. </w:t>
+      </w:r>
+      <w:r>
+        <w:rPr>
+          <w:rFonts w:ascii="Times New Roman" w:hAnsi="Times New Roman" w:cs="Times New Roman"/>
+          <w:sz w:val="24"/>
+          <w:szCs w:val="24"/>
+        </w:rPr>
+        <w:t>В Виндхуке добавляется 1 гражданская фабрика.</w:t>
+      </w:r>
+      <w:r>
+        <w:rPr>
+          <w:rFonts w:ascii="Times New Roman" w:hAnsi="Times New Roman" w:cs="Times New Roman"/>
+          <w:sz w:val="24"/>
+          <w:szCs w:val="24"/>
+        </w:rPr>
+        <w:t>)</w:t>
+      </w:r>
+    </w:p>
+    <w:p>
+      <w:pPr>
+        <w:autoSpaceDE w:val="0"/>
+        <w:autoSpaceDN w:val="0"/>
+        <w:adjustRightInd w:val="0"/>
+        <w:spacing w:line="259" w:lineRule="atLeast"/>
+        <w:rPr>
+          <w:rFonts w:ascii="Times New Roman" w:hAnsi="Times New Roman" w:cs="Times New Roman"/>
+          <w:sz w:val="24"/>
+          <w:szCs w:val="24"/>
+        </w:rPr>
+      </w:pPr>
+    </w:p>
+    <w:p>
+      <w:pPr>
+        <w:autoSpaceDE w:val="0"/>
+        <w:autoSpaceDN w:val="0"/>
+        <w:adjustRightInd w:val="0"/>
+        <w:spacing w:line="259" w:lineRule="atLeast"/>
+        <w:rPr>
+          <w:rFonts w:ascii="Times New Roman" w:hAnsi="Times New Roman" w:cs="Times New Roman"/>
+          <w:i/>
+          <w:iCs/>
+          <w:sz w:val="24"/>
+          <w:szCs w:val="24"/>
+        </w:rPr>
+      </w:pPr>
+      <w:r>
+        <w:rPr>
+          <w:rFonts w:ascii="Times New Roman" w:hAnsi="Times New Roman" w:cs="Times New Roman"/>
+          <w:i/>
+          <w:iCs/>
+          <w:sz w:val="24"/>
+          <w:szCs w:val="24"/>
+        </w:rPr>
+        <w:t>Фокус «</w:t>
+      </w:r>
+      <w:r>
+        <w:rPr>
+          <w:rFonts w:ascii="Times New Roman" w:hAnsi="Times New Roman" w:cs="Times New Roman"/>
+          <w:i/>
+          <w:iCs/>
+          <w:sz w:val="24"/>
+          <w:szCs w:val="24"/>
+        </w:rPr>
+        <w:t>Потребовать Португальскую Ост и Вест-Африку</w:t>
+      </w:r>
+      <w:r>
+        <w:rPr>
+          <w:rFonts w:ascii="Times New Roman" w:hAnsi="Times New Roman" w:cs="Times New Roman"/>
+          <w:i/>
+          <w:iCs/>
+          <w:sz w:val="24"/>
+          <w:szCs w:val="24"/>
+        </w:rPr>
+        <w:t>».</w:t>
+      </w:r>
+    </w:p>
+    <w:p>
+      <w:pPr>
+        <w:autoSpaceDE w:val="0"/>
+        <w:autoSpaceDN w:val="0"/>
+        <w:adjustRightInd w:val="0"/>
+        <w:spacing w:line="259" w:lineRule="atLeast"/>
+        <w:rPr>
+          <w:rFonts w:ascii="Times New Roman" w:hAnsi="Times New Roman" w:cs="Times New Roman"/>
+          <w:sz w:val="24"/>
+          <w:szCs w:val="24"/>
+        </w:rPr>
+      </w:pPr>
+      <w:r>
+        <w:rPr>
+          <w:rFonts w:ascii="Times New Roman" w:hAnsi="Times New Roman" w:cs="Times New Roman"/>
+          <w:sz w:val="24"/>
+          <w:szCs w:val="24"/>
+        </w:rPr>
+        <w:t xml:space="preserve">Срок выполнения </w:t>
+      </w:r>
+      <w:r>
+        <w:rPr>
+          <w:rFonts w:ascii="Times New Roman" w:hAnsi="Times New Roman" w:cs="Times New Roman"/>
+          <w:sz w:val="24"/>
+          <w:szCs w:val="24"/>
+        </w:rPr>
+        <w:t xml:space="preserve">35 </w:t>
+      </w:r>
+      <w:r>
+        <w:rPr>
+          <w:rFonts w:ascii="Times New Roman" w:hAnsi="Times New Roman" w:cs="Times New Roman"/>
+          <w:sz w:val="24"/>
+          <w:szCs w:val="24"/>
+        </w:rPr>
+        <w:t>дней.</w:t>
+      </w:r>
+    </w:p>
+    <w:p>
+      <w:pPr>
+        <w:autoSpaceDE w:val="0"/>
+        <w:autoSpaceDN w:val="0"/>
+        <w:adjustRightInd w:val="0"/>
+        <w:spacing w:line="259" w:lineRule="atLeast"/>
+        <w:rPr>
+          <w:rFonts w:ascii="Times New Roman" w:hAnsi="Times New Roman" w:cs="Times New Roman"/>
+          <w:sz w:val="24"/>
+          <w:szCs w:val="24"/>
+        </w:rPr>
+      </w:pPr>
+      <w:r>
+        <w:rPr>
+          <w:rFonts w:ascii="Times New Roman" w:hAnsi="Times New Roman" w:cs="Times New Roman"/>
+          <w:sz w:val="24"/>
+          <w:szCs w:val="24"/>
+        </w:rPr>
+        <w:t>Пропуск</w:t>
+      </w:r>
+      <w:r>
+        <w:rPr>
+          <w:rFonts w:ascii="Times New Roman" w:hAnsi="Times New Roman" w:cs="Times New Roman"/>
+          <w:sz w:val="24"/>
+          <w:szCs w:val="24"/>
+        </w:rPr>
+        <w:t xml:space="preserve">: </w:t>
+      </w:r>
+      <w:r>
+        <w:rPr>
+          <w:rFonts w:ascii="Times New Roman" w:hAnsi="Times New Roman" w:cs="Times New Roman"/>
+          <w:sz w:val="24"/>
+          <w:szCs w:val="24"/>
+        </w:rPr>
+        <w:t>Стейты Мозамбика и Анголы под вашим контролем</w:t>
+      </w:r>
+    </w:p>
+    <w:p>
+      <w:pPr>
+        <w:autoSpaceDE w:val="0"/>
+        <w:autoSpaceDN w:val="0"/>
+        <w:adjustRightInd w:val="0"/>
+        <w:spacing w:line="259" w:lineRule="atLeast"/>
+        <w:rPr>
+          <w:rFonts w:ascii="Times New Roman" w:hAnsi="Times New Roman" w:cs="Times New Roman"/>
+          <w:sz w:val="24"/>
+          <w:szCs w:val="24"/>
+        </w:rPr>
+      </w:pPr>
+      <w:r>
+        <w:rPr>
+          <w:rFonts w:ascii="Times New Roman" w:hAnsi="Times New Roman" w:cs="Times New Roman"/>
+          <w:sz w:val="24"/>
+          <w:szCs w:val="24"/>
+        </w:rPr>
+        <w:t xml:space="preserve">Описание: </w:t>
+      </w:r>
+      <w:r>
+        <w:rPr>
+          <w:rFonts w:ascii="Times New Roman" w:hAnsi="Times New Roman" w:cs="Times New Roman"/>
+          <w:sz w:val="24"/>
+          <w:szCs w:val="24"/>
+        </w:rPr>
+        <w:t>Португальская колониальная империя — это дряхлеющий колосс, который удерживает ключевые территории нашей сферы влияния лишь по исторической инерции. Лиссабон более не обладает ни военным флотом, ни промышленной мощью, чтобы эффективно управлять Анголой и Мозамбиком или защищать их от надвигающейся угрозы коммунизма и хаоса.</w:t>
+      </w:r>
+      <w:r>
+        <w:rPr>
+          <w:rFonts w:ascii="Times New Roman" w:hAnsi="Times New Roman" w:cs="Times New Roman"/>
+          <w:sz w:val="24"/>
+          <w:szCs w:val="24"/>
+        </w:rPr>
+        <w:t xml:space="preserve"> </w:t>
+      </w:r>
+      <w:r>
+        <w:rPr>
+          <w:rFonts w:ascii="Times New Roman" w:hAnsi="Times New Roman" w:cs="Times New Roman"/>
+          <w:sz w:val="24"/>
+          <w:szCs w:val="24"/>
+        </w:rPr>
+        <w:t>Мы предъявим ультиматум: передать управление этими территориями под эгиду Претории. Это обеспечит нам стратегический «мост» между Атлантическим и Индийским океанами. Если португальцы проявят благоразумие, они сохранят наше расположение как союзника в Европе. Если же они откажутся — наши армии возьмут то, что принадлежит нам по праву сильнейшего, и колониальная администрация в Луанде и Лоренсу-Маркише падет в считанные дни.</w:t>
+      </w:r>
+    </w:p>
+    <w:p>
+      <w:pPr>
+        <w:autoSpaceDE w:val="0"/>
+        <w:autoSpaceDN w:val="0"/>
+        <w:adjustRightInd w:val="0"/>
+        <w:spacing w:line="259" w:lineRule="atLeast"/>
+        <w:rPr>
+          <w:rFonts w:ascii="Times New Roman" w:hAnsi="Times New Roman" w:cs="Times New Roman"/>
+          <w:sz w:val="24"/>
+          <w:szCs w:val="24"/>
+        </w:rPr>
+      </w:pPr>
+      <w:r>
+        <w:rPr>
+          <w:rFonts w:ascii="Times New Roman" w:hAnsi="Times New Roman" w:cs="Times New Roman"/>
+          <w:sz w:val="24"/>
+          <w:szCs w:val="24"/>
+        </w:rPr>
+        <w:t>Вы получите претензии на стейты</w:t>
+      </w:r>
+      <w:r>
+        <w:rPr>
+          <w:rFonts w:ascii="Times New Roman" w:hAnsi="Times New Roman" w:cs="Times New Roman"/>
+          <w:sz w:val="24"/>
+          <w:szCs w:val="24"/>
+        </w:rPr>
+        <w:t xml:space="preserve">: </w:t>
+      </w:r>
+      <w:r>
+        <w:rPr>
+          <w:rFonts w:ascii="Times New Roman" w:hAnsi="Times New Roman" w:cs="Times New Roman"/>
+          <w:sz w:val="24"/>
+          <w:szCs w:val="24"/>
+        </w:rPr>
+        <w:t>1045, 540, 1044, 983, 544</w:t>
+      </w:r>
+    </w:p>
+    <w:p>
+      <w:pPr>
+        <w:autoSpaceDE w:val="0"/>
+        <w:autoSpaceDN w:val="0"/>
+        <w:adjustRightInd w:val="0"/>
+        <w:spacing w:line="259" w:lineRule="atLeast"/>
+        <w:rPr>
+          <w:rFonts w:ascii="Times New Roman" w:hAnsi="Times New Roman" w:cs="Times New Roman"/>
+          <w:sz w:val="24"/>
+          <w:szCs w:val="24"/>
+        </w:rPr>
+      </w:pPr>
+      <w:r>
+        <w:rPr>
+          <w:rFonts w:ascii="Times New Roman" w:hAnsi="Times New Roman" w:cs="Times New Roman"/>
+          <w:sz w:val="24"/>
+          <w:szCs w:val="24"/>
+        </w:rPr>
+        <w:t>Если Монгола или Мозамбик чужие субъекты, то вы получите цель войны (аннексия) против них.</w:t>
+      </w:r>
+    </w:p>
+    <w:p>
+      <w:pPr>
+        <w:autoSpaceDE w:val="0"/>
+        <w:autoSpaceDN w:val="0"/>
+        <w:adjustRightInd w:val="0"/>
+        <w:spacing w:line="259" w:lineRule="atLeast"/>
+        <w:rPr>
+          <w:rFonts w:ascii="Times New Roman" w:hAnsi="Times New Roman" w:cs="Times New Roman"/>
+          <w:sz w:val="24"/>
+          <w:szCs w:val="24"/>
+          <w:lang w:val="en-US"/>
+        </w:rPr>
+      </w:pPr>
+      <w:r>
+        <w:rPr>
+          <w:rFonts w:ascii="Times New Roman" w:hAnsi="Times New Roman" w:cs="Times New Roman"/>
+          <w:sz w:val="24"/>
+          <w:szCs w:val="24"/>
+        </w:rPr>
+        <w:t>Если их нет на карте, то вы получаете цель войны против владельцев этих стейтов</w:t>
+      </w:r>
+    </w:p>
+    <w:p>
+      <w:pPr>
+        <w:autoSpaceDE w:val="0"/>
+        <w:autoSpaceDN w:val="0"/>
+        <w:adjustRightInd w:val="0"/>
+        <w:spacing w:line="259" w:lineRule="atLeast"/>
+        <w:rPr>
+          <w:rFonts w:ascii="Times New Roman" w:hAnsi="Times New Roman" w:cs="Times New Roman"/>
+          <w:sz w:val="24"/>
+          <w:szCs w:val="24"/>
+        </w:rPr>
+      </w:pPr>
+      <w:r>
+        <w:rPr>
+          <w:rFonts w:ascii="Times New Roman" w:hAnsi="Times New Roman" w:cs="Times New Roman"/>
+          <w:sz w:val="24"/>
+          <w:szCs w:val="24"/>
+        </w:rPr>
+        <w:t xml:space="preserve">Если Монгола или Мозамбик свободна, то для них происходит событие «Нацистский режим </w:t>
+      </w:r>
+      <w:proofErr w:type="spellStart"/>
+      <w:r>
+        <w:rPr>
+          <w:rFonts w:ascii="Times New Roman" w:hAnsi="Times New Roman" w:cs="Times New Roman"/>
+          <w:sz w:val="24"/>
+          <w:szCs w:val="24"/>
+        </w:rPr>
+        <w:t>Имя_страны_ЮАС</w:t>
+      </w:r>
+      <w:proofErr w:type="spellEnd"/>
+      <w:r>
+        <w:rPr>
+          <w:rFonts w:ascii="Times New Roman" w:hAnsi="Times New Roman" w:cs="Times New Roman"/>
+          <w:sz w:val="24"/>
+          <w:szCs w:val="24"/>
+        </w:rPr>
+        <w:t xml:space="preserve"> выставил ультиматум» (Сегодня </w:t>
+      </w:r>
+      <w:proofErr w:type="spellStart"/>
+      <w:r>
+        <w:rPr>
+          <w:rFonts w:ascii="Times New Roman" w:hAnsi="Times New Roman" w:cs="Times New Roman"/>
+          <w:sz w:val="24"/>
+          <w:szCs w:val="24"/>
+        </w:rPr>
+        <w:t>Имя_лидера_ЮАС</w:t>
+      </w:r>
+      <w:proofErr w:type="spellEnd"/>
+      <w:r>
+        <w:rPr>
+          <w:rFonts w:ascii="Times New Roman" w:hAnsi="Times New Roman" w:cs="Times New Roman"/>
+          <w:sz w:val="24"/>
+          <w:szCs w:val="24"/>
+        </w:rPr>
+        <w:t xml:space="preserve"> выдвинул нам требование войти в состав </w:t>
+      </w:r>
+      <w:proofErr w:type="spellStart"/>
+      <w:r>
+        <w:rPr>
+          <w:rFonts w:ascii="Times New Roman" w:hAnsi="Times New Roman" w:cs="Times New Roman"/>
+          <w:sz w:val="24"/>
+          <w:szCs w:val="24"/>
+        </w:rPr>
+        <w:t>Имя_Страны_ЮАС</w:t>
+      </w:r>
+      <w:proofErr w:type="spellEnd"/>
+      <w:r>
+        <w:rPr>
+          <w:rFonts w:ascii="Times New Roman" w:hAnsi="Times New Roman" w:cs="Times New Roman"/>
+          <w:sz w:val="24"/>
+          <w:szCs w:val="24"/>
+        </w:rPr>
+        <w:t>. Если мы не подчинимся, то они введут войска и решат вопрос силой.)</w:t>
+      </w:r>
+    </w:p>
+    <w:p>
+      <w:pPr>
+        <w:autoSpaceDE w:val="0"/>
+        <w:autoSpaceDN w:val="0"/>
+        <w:adjustRightInd w:val="0"/>
+        <w:spacing w:line="259" w:lineRule="atLeast"/>
+        <w:rPr>
+          <w:rFonts w:ascii="Times New Roman" w:hAnsi="Times New Roman" w:cs="Times New Roman"/>
+          <w:sz w:val="24"/>
+          <w:szCs w:val="24"/>
+        </w:rPr>
+      </w:pPr>
+      <w:r>
+        <w:rPr>
+          <w:rFonts w:ascii="Times New Roman" w:hAnsi="Times New Roman" w:cs="Times New Roman"/>
+          <w:sz w:val="24"/>
+          <w:szCs w:val="24"/>
+        </w:rPr>
+        <w:t>1. Мы не подчинимся Африканерам! (не для ИИ) (ЮАС получит цель войны Аннексия против этой страны)</w:t>
+      </w:r>
+    </w:p>
+    <w:p>
+      <w:pPr>
+        <w:autoSpaceDE w:val="0"/>
+        <w:autoSpaceDN w:val="0"/>
+        <w:adjustRightInd w:val="0"/>
+        <w:spacing w:line="259" w:lineRule="atLeast"/>
+        <w:rPr>
+          <w:rFonts w:ascii="Times New Roman" w:hAnsi="Times New Roman" w:cs="Times New Roman"/>
+          <w:sz w:val="24"/>
+          <w:szCs w:val="24"/>
+        </w:rPr>
+      </w:pPr>
+      <w:r>
+        <w:rPr>
+          <w:rFonts w:ascii="Times New Roman" w:hAnsi="Times New Roman" w:cs="Times New Roman"/>
+          <w:sz w:val="24"/>
+          <w:szCs w:val="24"/>
+        </w:rPr>
+        <w:t>2. Мы вынуждены на это пойти (страна аннексируется)</w:t>
       </w:r>
     </w:p>
     <w:p>
@@ -18700,23 +21211,128 @@
         <w:spacing w:line="259" w:lineRule="atLeast"/>
         <w:rPr>
           <w:rFonts w:ascii="Times New Roman" w:hAnsi="Times New Roman" w:cs="Times New Roman"/>
-          <w:sz w:val="24"/>
-          <w:szCs w:val="24"/>
-        </w:rPr>
-      </w:pPr>
-    </w:p>
-    <w:p>
-      <w:pPr>
-        <w:autoSpaceDE w:val="0"/>
-        <w:autoSpaceDN w:val="0"/>
-        <w:adjustRightInd w:val="0"/>
-        <w:spacing w:line="259" w:lineRule="atLeast"/>
-        <w:rPr>
-          <w:rFonts w:ascii="Times New Roman" w:hAnsi="Times New Roman" w:cs="Times New Roman"/>
-          <w:sz w:val="24"/>
-          <w:szCs w:val="24"/>
-        </w:rPr>
-      </w:pPr>
+          <w:i/>
+          <w:iCs/>
+          <w:sz w:val="24"/>
+          <w:szCs w:val="24"/>
+        </w:rPr>
+      </w:pPr>
+      <w:r>
+        <w:rPr>
+          <w:rFonts w:ascii="Times New Roman" w:hAnsi="Times New Roman" w:cs="Times New Roman"/>
+          <w:i/>
+          <w:iCs/>
+          <w:sz w:val="24"/>
+          <w:szCs w:val="24"/>
+        </w:rPr>
+        <w:t>Фокус «</w:t>
+      </w:r>
+      <w:r>
+        <w:rPr>
+          <w:rFonts w:ascii="Times New Roman" w:hAnsi="Times New Roman" w:cs="Times New Roman"/>
+          <w:i/>
+          <w:iCs/>
+          <w:sz w:val="24"/>
+          <w:szCs w:val="24"/>
+        </w:rPr>
+        <w:t>Перераспределить сферы влияния в Африке</w:t>
+      </w:r>
+      <w:r>
+        <w:rPr>
+          <w:rFonts w:ascii="Times New Roman" w:hAnsi="Times New Roman" w:cs="Times New Roman"/>
+          <w:i/>
+          <w:iCs/>
+          <w:sz w:val="24"/>
+          <w:szCs w:val="24"/>
+        </w:rPr>
+        <w:t>».</w:t>
+      </w:r>
+    </w:p>
+    <w:p>
+      <w:pPr>
+        <w:autoSpaceDE w:val="0"/>
+        <w:autoSpaceDN w:val="0"/>
+        <w:adjustRightInd w:val="0"/>
+        <w:spacing w:line="259" w:lineRule="atLeast"/>
+        <w:rPr>
+          <w:rFonts w:ascii="Times New Roman" w:hAnsi="Times New Roman" w:cs="Times New Roman"/>
+          <w:sz w:val="24"/>
+          <w:szCs w:val="24"/>
+        </w:rPr>
+      </w:pPr>
+      <w:r>
+        <w:rPr>
+          <w:rFonts w:ascii="Times New Roman" w:hAnsi="Times New Roman" w:cs="Times New Roman"/>
+          <w:sz w:val="24"/>
+          <w:szCs w:val="24"/>
+        </w:rPr>
+        <w:lastRenderedPageBreak/>
+        <w:t xml:space="preserve">Срок выполнения </w:t>
+      </w:r>
+      <w:r>
+        <w:rPr>
+          <w:rFonts w:ascii="Times New Roman" w:hAnsi="Times New Roman" w:cs="Times New Roman"/>
+          <w:sz w:val="24"/>
+          <w:szCs w:val="24"/>
+        </w:rPr>
+        <w:t>70</w:t>
+      </w:r>
+      <w:r>
+        <w:rPr>
+          <w:rFonts w:ascii="Times New Roman" w:hAnsi="Times New Roman" w:cs="Times New Roman"/>
+          <w:sz w:val="24"/>
+          <w:szCs w:val="24"/>
+        </w:rPr>
+        <w:t xml:space="preserve"> </w:t>
+      </w:r>
+      <w:r>
+        <w:rPr>
+          <w:rFonts w:ascii="Times New Roman" w:hAnsi="Times New Roman" w:cs="Times New Roman"/>
+          <w:sz w:val="24"/>
+          <w:szCs w:val="24"/>
+        </w:rPr>
+        <w:t>дней.</w:t>
+      </w:r>
+    </w:p>
+    <w:p>
+      <w:pPr>
+        <w:autoSpaceDE w:val="0"/>
+        <w:autoSpaceDN w:val="0"/>
+        <w:adjustRightInd w:val="0"/>
+        <w:spacing w:line="259" w:lineRule="atLeast"/>
+        <w:rPr>
+          <w:rFonts w:ascii="Times New Roman" w:hAnsi="Times New Roman" w:cs="Times New Roman"/>
+          <w:sz w:val="24"/>
+          <w:szCs w:val="24"/>
+        </w:rPr>
+      </w:pPr>
+      <w:r>
+        <w:rPr>
+          <w:rFonts w:ascii="Times New Roman" w:hAnsi="Times New Roman" w:cs="Times New Roman"/>
+          <w:sz w:val="24"/>
+          <w:szCs w:val="24"/>
+        </w:rPr>
+        <w:t>Описание:</w:t>
+      </w:r>
+      <w:r>
+        <w:t xml:space="preserve"> </w:t>
+      </w:r>
+      <w:r>
+        <w:rPr>
+          <w:rFonts w:ascii="Times New Roman" w:hAnsi="Times New Roman" w:cs="Times New Roman"/>
+          <w:sz w:val="24"/>
+          <w:szCs w:val="24"/>
+        </w:rPr>
+        <w:t>Старый колониальный порядок окончательно рухнул под тяжестью мирового конфликта. Границы, установленные на Берлинской конференции 1884 года, более не имеют смысла. Мы доказали свою силу в битвах от джунглей Конго до берегов Мадагаскара. Теперь настало время закрепить наш триумф на бумаге и на карте.</w:t>
+      </w:r>
+      <w:r>
+        <w:rPr>
+          <w:rFonts w:ascii="Times New Roman" w:hAnsi="Times New Roman" w:cs="Times New Roman"/>
+          <w:sz w:val="24"/>
+          <w:szCs w:val="24"/>
+        </w:rPr>
+        <w:t xml:space="preserve"> </w:t>
+      </w:r>
       <w:proofErr w:type="gramStart"/>
       <w:r>
         <w:rPr>
@@ -18724,6 +21340,1035 @@
           <w:sz w:val="24"/>
           <w:szCs w:val="24"/>
         </w:rPr>
+        <w:t>Мы</w:t>
+      </w:r>
+      <w:proofErr w:type="gramEnd"/>
+      <w:r>
+        <w:rPr>
+          <w:rFonts w:ascii="Times New Roman" w:hAnsi="Times New Roman" w:cs="Times New Roman"/>
+          <w:sz w:val="24"/>
+          <w:szCs w:val="24"/>
+        </w:rPr>
+        <w:t xml:space="preserve"> приглашаем представителей великих держав (или того, что от них осталось) на конференцию в Преторию. Мы не будем просить — мы будем диктовать свои условия. Вся Африка к югу от Сахары должна быть признана нашей исключительной зоной интересов. Любое иностранное присутствие здесь — будь то </w:t>
+      </w:r>
+      <w:r>
+        <w:rPr>
+          <w:rFonts w:ascii="Times New Roman" w:hAnsi="Times New Roman" w:cs="Times New Roman"/>
+          <w:sz w:val="24"/>
+          <w:szCs w:val="24"/>
+        </w:rPr>
+        <w:t>португальское</w:t>
+      </w:r>
+      <w:r>
+        <w:rPr>
+          <w:rFonts w:ascii="Times New Roman" w:hAnsi="Times New Roman" w:cs="Times New Roman"/>
+          <w:sz w:val="24"/>
+          <w:szCs w:val="24"/>
+        </w:rPr>
+        <w:t xml:space="preserve">, </w:t>
+      </w:r>
+      <w:r>
+        <w:rPr>
+          <w:rFonts w:ascii="Times New Roman" w:hAnsi="Times New Roman" w:cs="Times New Roman"/>
+          <w:sz w:val="24"/>
+          <w:szCs w:val="24"/>
+        </w:rPr>
+        <w:t>французское, бельгийское</w:t>
+      </w:r>
+      <w:r>
+        <w:rPr>
+          <w:rFonts w:ascii="Times New Roman" w:hAnsi="Times New Roman" w:cs="Times New Roman"/>
+          <w:sz w:val="24"/>
+          <w:szCs w:val="24"/>
+        </w:rPr>
+        <w:t xml:space="preserve"> или британское — отныне будет существовать только с нашего молчаливого согласия. Мы больше не доминион и не союзник; мы — Африканская Держава, полноправная и суверенная.</w:t>
+      </w:r>
+    </w:p>
+    <w:p>
+      <w:pPr>
+        <w:autoSpaceDE w:val="0"/>
+        <w:autoSpaceDN w:val="0"/>
+        <w:adjustRightInd w:val="0"/>
+        <w:spacing w:line="259" w:lineRule="atLeast"/>
+        <w:rPr>
+          <w:rFonts w:ascii="Times New Roman" w:hAnsi="Times New Roman" w:cs="Times New Roman"/>
+          <w:sz w:val="24"/>
+          <w:szCs w:val="24"/>
+        </w:rPr>
+      </w:pPr>
+    </w:p>
+    <w:p>
+      <w:pPr>
+        <w:autoSpaceDE w:val="0"/>
+        <w:autoSpaceDN w:val="0"/>
+        <w:adjustRightInd w:val="0"/>
+        <w:spacing w:line="259" w:lineRule="atLeast"/>
+        <w:rPr>
+          <w:rFonts w:ascii="Times New Roman" w:hAnsi="Times New Roman" w:cs="Times New Roman"/>
+          <w:sz w:val="24"/>
+          <w:szCs w:val="24"/>
+        </w:rPr>
+      </w:pPr>
+      <w:r>
+        <w:rPr>
+          <w:rFonts w:ascii="Times New Roman" w:hAnsi="Times New Roman" w:cs="Times New Roman"/>
+          <w:sz w:val="24"/>
+          <w:szCs w:val="24"/>
+        </w:rPr>
+        <w:t xml:space="preserve">Эффекты </w:t>
+      </w:r>
+      <w:proofErr w:type="spellStart"/>
+      <w:r>
+        <w:rPr>
+          <w:rFonts w:ascii="Times New Roman" w:hAnsi="Times New Roman" w:cs="Times New Roman"/>
+          <w:sz w:val="24"/>
+          <w:szCs w:val="24"/>
+        </w:rPr>
+        <w:t>фокусаДипломатические</w:t>
+      </w:r>
+      <w:proofErr w:type="spellEnd"/>
+      <w:r>
+        <w:rPr>
+          <w:rFonts w:ascii="Times New Roman" w:hAnsi="Times New Roman" w:cs="Times New Roman"/>
+          <w:sz w:val="24"/>
+          <w:szCs w:val="24"/>
+        </w:rPr>
+        <w:t xml:space="preserve"> </w:t>
+      </w:r>
+      <w:proofErr w:type="spellStart"/>
+      <w:r>
+        <w:rPr>
+          <w:rFonts w:ascii="Times New Roman" w:hAnsi="Times New Roman" w:cs="Times New Roman"/>
+          <w:sz w:val="24"/>
+          <w:szCs w:val="24"/>
+        </w:rPr>
+        <w:t>последствия:ЮАС</w:t>
+      </w:r>
+      <w:proofErr w:type="spellEnd"/>
+      <w:r>
+        <w:rPr>
+          <w:rFonts w:ascii="Times New Roman" w:hAnsi="Times New Roman" w:cs="Times New Roman"/>
+          <w:sz w:val="24"/>
+          <w:szCs w:val="24"/>
+        </w:rPr>
+        <w:t xml:space="preserve"> создает фракцию «Африканский Пакт» (если еще не состоит в альянсе).Германия, Италия и Япония получают событие «Преторианский протокол»: они должны признать наши притязания в обмен на сохранение военного </w:t>
+      </w:r>
+      <w:proofErr w:type="spellStart"/>
+      <w:r>
+        <w:rPr>
+          <w:rFonts w:ascii="Times New Roman" w:hAnsi="Times New Roman" w:cs="Times New Roman"/>
+          <w:sz w:val="24"/>
+          <w:szCs w:val="24"/>
+        </w:rPr>
+        <w:t>союза.Все</w:t>
+      </w:r>
+      <w:proofErr w:type="spellEnd"/>
+      <w:r>
+        <w:rPr>
+          <w:rFonts w:ascii="Times New Roman" w:hAnsi="Times New Roman" w:cs="Times New Roman"/>
+          <w:sz w:val="24"/>
+          <w:szCs w:val="24"/>
+        </w:rPr>
+        <w:t xml:space="preserve"> марионетки в Африке, не принадлежащие ЮАС, получают ежедневный прирост автономии (стремление к переходу под покровительство ЮАС).Национальный дух (улучшение):Обновляет дух «</w:t>
+      </w:r>
+      <w:proofErr w:type="spellStart"/>
+      <w:r>
+        <w:rPr>
+          <w:rFonts w:ascii="Times New Roman" w:hAnsi="Times New Roman" w:cs="Times New Roman"/>
+          <w:sz w:val="24"/>
+          <w:szCs w:val="24"/>
+        </w:rPr>
+        <w:t>Африканерский</w:t>
+      </w:r>
+      <w:proofErr w:type="spellEnd"/>
+      <w:r>
+        <w:rPr>
+          <w:rFonts w:ascii="Times New Roman" w:hAnsi="Times New Roman" w:cs="Times New Roman"/>
+          <w:sz w:val="24"/>
+          <w:szCs w:val="24"/>
+        </w:rPr>
+        <w:t xml:space="preserve"> экспансионизм» до «Африканская </w:t>
+      </w:r>
+      <w:proofErr w:type="spellStart"/>
+      <w:r>
+        <w:rPr>
+          <w:rFonts w:ascii="Times New Roman" w:hAnsi="Times New Roman" w:cs="Times New Roman"/>
+          <w:sz w:val="24"/>
+          <w:szCs w:val="24"/>
+        </w:rPr>
+        <w:t>Гегемония»:Политическая</w:t>
+      </w:r>
+      <w:proofErr w:type="spellEnd"/>
+      <w:r>
+        <w:rPr>
+          <w:rFonts w:ascii="Times New Roman" w:hAnsi="Times New Roman" w:cs="Times New Roman"/>
+          <w:sz w:val="24"/>
+          <w:szCs w:val="24"/>
+        </w:rPr>
+        <w:t xml:space="preserve"> власть: +15%.Прирост опыта армии/флота/авиации: +10%.Скорость оправдания цели войны: -50%.Территориальные </w:t>
+      </w:r>
+      <w:proofErr w:type="spellStart"/>
+      <w:r>
+        <w:rPr>
+          <w:rFonts w:ascii="Times New Roman" w:hAnsi="Times New Roman" w:cs="Times New Roman"/>
+          <w:sz w:val="24"/>
+          <w:szCs w:val="24"/>
+        </w:rPr>
+        <w:t>изменения:ЮАС</w:t>
+      </w:r>
+      <w:proofErr w:type="spellEnd"/>
+      <w:r>
+        <w:rPr>
+          <w:rFonts w:ascii="Times New Roman" w:hAnsi="Times New Roman" w:cs="Times New Roman"/>
+          <w:sz w:val="24"/>
+          <w:szCs w:val="24"/>
+        </w:rPr>
+        <w:t xml:space="preserve"> получает национальные претензии (</w:t>
+      </w:r>
+      <w:proofErr w:type="spellStart"/>
+      <w:r>
+        <w:rPr>
+          <w:rFonts w:ascii="Times New Roman" w:hAnsi="Times New Roman" w:cs="Times New Roman"/>
+          <w:sz w:val="24"/>
+          <w:szCs w:val="24"/>
+        </w:rPr>
+        <w:t>claims</w:t>
+      </w:r>
+      <w:proofErr w:type="spellEnd"/>
+      <w:r>
+        <w:rPr>
+          <w:rFonts w:ascii="Times New Roman" w:hAnsi="Times New Roman" w:cs="Times New Roman"/>
+          <w:sz w:val="24"/>
+          <w:szCs w:val="24"/>
+        </w:rPr>
+        <w:t xml:space="preserve">) на все оставшиеся регионы Африки южнее </w:t>
+      </w:r>
+      <w:proofErr w:type="spellStart"/>
+      <w:r>
+        <w:rPr>
+          <w:rFonts w:ascii="Times New Roman" w:hAnsi="Times New Roman" w:cs="Times New Roman"/>
+          <w:sz w:val="24"/>
+          <w:szCs w:val="24"/>
+        </w:rPr>
+        <w:t>экватора.Разблокирует</w:t>
+      </w:r>
+      <w:proofErr w:type="spellEnd"/>
+      <w:r>
+        <w:rPr>
+          <w:rFonts w:ascii="Times New Roman" w:hAnsi="Times New Roman" w:cs="Times New Roman"/>
+          <w:sz w:val="24"/>
+          <w:szCs w:val="24"/>
+        </w:rPr>
+        <w:t xml:space="preserve"> категорию решений «Интеграция новых территорий» (позволяет постепенно делать захваченные земли национальными корками).Требования (Условия)Правящая партия — </w:t>
+      </w:r>
+      <w:proofErr w:type="spellStart"/>
+      <w:r>
+        <w:rPr>
+          <w:rFonts w:ascii="Times New Roman" w:hAnsi="Times New Roman" w:cs="Times New Roman"/>
+          <w:sz w:val="24"/>
+          <w:szCs w:val="24"/>
+        </w:rPr>
+        <w:t>Фашизм.Выполнены</w:t>
+      </w:r>
+      <w:proofErr w:type="spellEnd"/>
+      <w:r>
+        <w:rPr>
+          <w:rFonts w:ascii="Times New Roman" w:hAnsi="Times New Roman" w:cs="Times New Roman"/>
+          <w:sz w:val="24"/>
+          <w:szCs w:val="24"/>
+        </w:rPr>
+        <w:t xml:space="preserve"> фокусы: «Захватить окружённое Конго» и «Вернуть немецкую Ост-</w:t>
+      </w:r>
+      <w:proofErr w:type="spellStart"/>
+      <w:r>
+        <w:rPr>
+          <w:rFonts w:ascii="Times New Roman" w:hAnsi="Times New Roman" w:cs="Times New Roman"/>
+          <w:sz w:val="24"/>
+          <w:szCs w:val="24"/>
+        </w:rPr>
+        <w:t>Африку».ЮАС</w:t>
+      </w:r>
+      <w:proofErr w:type="spellEnd"/>
+      <w:r>
+        <w:rPr>
+          <w:rFonts w:ascii="Times New Roman" w:hAnsi="Times New Roman" w:cs="Times New Roman"/>
+          <w:sz w:val="24"/>
+          <w:szCs w:val="24"/>
+        </w:rPr>
+        <w:t xml:space="preserve"> является Великой державой (в топ-7 стран по мощи армии и промышленности).Контроль над ключевыми портами: Кейптаун, Луанда, Лоренсу-Маркиш (Мапуту), Момбаса.</w:t>
+      </w:r>
+    </w:p>
+    <w:p>
+      <w:pPr>
+        <w:autoSpaceDE w:val="0"/>
+        <w:autoSpaceDN w:val="0"/>
+        <w:adjustRightInd w:val="0"/>
+        <w:spacing w:line="259" w:lineRule="atLeast"/>
+        <w:rPr>
+          <w:rFonts w:ascii="Times New Roman" w:hAnsi="Times New Roman" w:cs="Times New Roman"/>
+          <w:sz w:val="24"/>
+          <w:szCs w:val="24"/>
+        </w:rPr>
+      </w:pPr>
+    </w:p>
+    <w:p>
+      <w:pPr>
+        <w:autoSpaceDE w:val="0"/>
+        <w:autoSpaceDN w:val="0"/>
+        <w:adjustRightInd w:val="0"/>
+        <w:spacing w:line="259" w:lineRule="atLeast"/>
+        <w:rPr>
+          <w:rFonts w:ascii="Times New Roman" w:hAnsi="Times New Roman" w:cs="Times New Roman"/>
+          <w:sz w:val="24"/>
+          <w:szCs w:val="24"/>
+        </w:rPr>
+      </w:pPr>
+      <w:r>
+        <w:rPr>
+          <w:rFonts w:ascii="Times New Roman" w:hAnsi="Times New Roman" w:cs="Times New Roman"/>
+          <w:sz w:val="24"/>
+          <w:szCs w:val="24"/>
+        </w:rPr>
+        <w:t xml:space="preserve">Национальный дух: «Африканская Гегемония»(Этот статус заменяет все предыдущие бонусы к экспансии и закрепляет статус сверхдержавы)Параметр Эффект в </w:t>
+      </w:r>
+      <w:proofErr w:type="spellStart"/>
+      <w:r>
+        <w:rPr>
+          <w:rFonts w:ascii="Times New Roman" w:hAnsi="Times New Roman" w:cs="Times New Roman"/>
+          <w:sz w:val="24"/>
+          <w:szCs w:val="24"/>
+        </w:rPr>
+        <w:t>игреОправдание</w:t>
+      </w:r>
+      <w:proofErr w:type="spellEnd"/>
+      <w:r>
+        <w:rPr>
+          <w:rFonts w:ascii="Times New Roman" w:hAnsi="Times New Roman" w:cs="Times New Roman"/>
+          <w:sz w:val="24"/>
+          <w:szCs w:val="24"/>
+        </w:rPr>
+        <w:t xml:space="preserve"> цели войны -50% к времени (мы больше не ищем оправданий)Прирост полит. власти +0.20 в день (администрация работает как часы)Управление оккупацией +20% к подчинению (</w:t>
+      </w:r>
+      <w:proofErr w:type="spellStart"/>
+      <w:r>
+        <w:rPr>
+          <w:rFonts w:ascii="Times New Roman" w:hAnsi="Times New Roman" w:cs="Times New Roman"/>
+          <w:sz w:val="24"/>
+          <w:szCs w:val="24"/>
+        </w:rPr>
+        <w:t>Compliance</w:t>
+      </w:r>
+      <w:proofErr w:type="spellEnd"/>
+      <w:r>
+        <w:rPr>
+          <w:rFonts w:ascii="Times New Roman" w:hAnsi="Times New Roman" w:cs="Times New Roman"/>
+          <w:sz w:val="24"/>
+          <w:szCs w:val="24"/>
+        </w:rPr>
+        <w:t xml:space="preserve">) во всех не-национальных штатах </w:t>
+      </w:r>
+      <w:proofErr w:type="spellStart"/>
+      <w:r>
+        <w:rPr>
+          <w:rFonts w:ascii="Times New Roman" w:hAnsi="Times New Roman" w:cs="Times New Roman"/>
+          <w:sz w:val="24"/>
+          <w:szCs w:val="24"/>
+        </w:rPr>
+        <w:t>АфрикиСкорость</w:t>
+      </w:r>
+      <w:proofErr w:type="spellEnd"/>
+      <w:r>
+        <w:rPr>
+          <w:rFonts w:ascii="Times New Roman" w:hAnsi="Times New Roman" w:cs="Times New Roman"/>
+          <w:sz w:val="24"/>
+          <w:szCs w:val="24"/>
+        </w:rPr>
+        <w:t xml:space="preserve"> мобилизации +10% (идеологический подъем среди населения)Потребление товаров -5% (ресурсы колоний насыщают внутренний рынок)Описание: Весь континент взирает на Преторию с трепетом или надеждой. Ресурсы, люди и стратегические пути южного полушария теперь подчинены единой воле. Мы построили то, о чем мечтали поколения — нерушимый бастион порядка в сердце Юга.</w:t>
+      </w:r>
+    </w:p>
+    <w:p>
+      <w:pPr>
+        <w:autoSpaceDE w:val="0"/>
+        <w:autoSpaceDN w:val="0"/>
+        <w:adjustRightInd w:val="0"/>
+        <w:spacing w:line="259" w:lineRule="atLeast"/>
+        <w:rPr>
+          <w:rFonts w:ascii="Times New Roman" w:hAnsi="Times New Roman" w:cs="Times New Roman"/>
+          <w:sz w:val="24"/>
+          <w:szCs w:val="24"/>
+        </w:rPr>
+      </w:pPr>
+    </w:p>
+    <w:p>
+      <w:pPr>
+        <w:autoSpaceDE w:val="0"/>
+        <w:autoSpaceDN w:val="0"/>
+        <w:adjustRightInd w:val="0"/>
+        <w:spacing w:line="259" w:lineRule="atLeast"/>
+        <w:rPr>
+          <w:rFonts w:ascii="Times New Roman" w:hAnsi="Times New Roman" w:cs="Times New Roman"/>
+          <w:sz w:val="24"/>
+          <w:szCs w:val="24"/>
+        </w:rPr>
+      </w:pPr>
+      <w:r>
+        <w:rPr>
+          <w:rFonts w:ascii="Times New Roman" w:hAnsi="Times New Roman" w:cs="Times New Roman"/>
+          <w:sz w:val="24"/>
+          <w:szCs w:val="24"/>
+        </w:rPr>
+        <w:t>Победное событие (</w:t>
+      </w:r>
+      <w:proofErr w:type="spellStart"/>
+      <w:r>
+        <w:rPr>
+          <w:rFonts w:ascii="Times New Roman" w:hAnsi="Times New Roman" w:cs="Times New Roman"/>
+          <w:sz w:val="24"/>
+          <w:szCs w:val="24"/>
+        </w:rPr>
+        <w:t>Event</w:t>
+      </w:r>
+      <w:proofErr w:type="spellEnd"/>
+      <w:r>
+        <w:rPr>
+          <w:rFonts w:ascii="Times New Roman" w:hAnsi="Times New Roman" w:cs="Times New Roman"/>
+          <w:sz w:val="24"/>
+          <w:szCs w:val="24"/>
+        </w:rPr>
+        <w:t xml:space="preserve">)Заголовок: Солнце над Преторией: Африка </w:t>
+      </w:r>
+      <w:proofErr w:type="spellStart"/>
+      <w:proofErr w:type="gramStart"/>
+      <w:r>
+        <w:rPr>
+          <w:rFonts w:ascii="Times New Roman" w:hAnsi="Times New Roman" w:cs="Times New Roman"/>
+          <w:sz w:val="24"/>
+          <w:szCs w:val="24"/>
+        </w:rPr>
+        <w:t>едина!Текст</w:t>
+      </w:r>
+      <w:proofErr w:type="spellEnd"/>
+      <w:proofErr w:type="gramEnd"/>
+      <w:r>
+        <w:rPr>
+          <w:rFonts w:ascii="Times New Roman" w:hAnsi="Times New Roman" w:cs="Times New Roman"/>
+          <w:sz w:val="24"/>
+          <w:szCs w:val="24"/>
+        </w:rPr>
+        <w:t xml:space="preserve"> </w:t>
+      </w:r>
+      <w:proofErr w:type="spellStart"/>
+      <w:r>
+        <w:rPr>
+          <w:rFonts w:ascii="Times New Roman" w:hAnsi="Times New Roman" w:cs="Times New Roman"/>
+          <w:sz w:val="24"/>
+          <w:szCs w:val="24"/>
+        </w:rPr>
+        <w:t>события:«Сегодняшний</w:t>
+      </w:r>
+      <w:proofErr w:type="spellEnd"/>
+      <w:r>
+        <w:rPr>
+          <w:rFonts w:ascii="Times New Roman" w:hAnsi="Times New Roman" w:cs="Times New Roman"/>
+          <w:sz w:val="24"/>
+          <w:szCs w:val="24"/>
+        </w:rPr>
+        <w:t xml:space="preserve"> день войдет в учебники истории как момент рождения новой мировой силы. В правительственном квартале Претории, перед лицом ликующих толп, было объявлено о подписании финальных протоколов, завершающих передел сфер влияния на </w:t>
+      </w:r>
+      <w:proofErr w:type="spellStart"/>
+      <w:proofErr w:type="gramStart"/>
+      <w:r>
+        <w:rPr>
+          <w:rFonts w:ascii="Times New Roman" w:hAnsi="Times New Roman" w:cs="Times New Roman"/>
+          <w:sz w:val="24"/>
+          <w:szCs w:val="24"/>
+        </w:rPr>
+        <w:t>континенте.Британский</w:t>
+      </w:r>
+      <w:proofErr w:type="spellEnd"/>
+      <w:proofErr w:type="gramEnd"/>
+      <w:r>
+        <w:rPr>
+          <w:rFonts w:ascii="Times New Roman" w:hAnsi="Times New Roman" w:cs="Times New Roman"/>
+          <w:sz w:val="24"/>
+          <w:szCs w:val="24"/>
+        </w:rPr>
+        <w:t xml:space="preserve"> лев изгнан, португальская корона отступила, а даже наши союзники в Европе признали: Южная Африка — больше не окраина цивилизации. Мы стали её новым центром. От густых джунглей Конго до засушливых берегов Намибии, от современных портов Мозамбика до алмазных шахт Кимберли — всё это </w:t>
+      </w:r>
+      <w:r>
+        <w:rPr>
+          <w:rFonts w:ascii="Times New Roman" w:hAnsi="Times New Roman" w:cs="Times New Roman"/>
+          <w:sz w:val="24"/>
+          <w:szCs w:val="24"/>
+        </w:rPr>
+        <w:lastRenderedPageBreak/>
+        <w:t xml:space="preserve">теперь части единого, мощного </w:t>
+      </w:r>
+      <w:proofErr w:type="spellStart"/>
+      <w:proofErr w:type="gramStart"/>
+      <w:r>
+        <w:rPr>
+          <w:rFonts w:ascii="Times New Roman" w:hAnsi="Times New Roman" w:cs="Times New Roman"/>
+          <w:sz w:val="24"/>
+          <w:szCs w:val="24"/>
+        </w:rPr>
+        <w:t>организма.Мы</w:t>
+      </w:r>
+      <w:proofErr w:type="spellEnd"/>
+      <w:proofErr w:type="gramEnd"/>
+      <w:r>
+        <w:rPr>
+          <w:rFonts w:ascii="Times New Roman" w:hAnsi="Times New Roman" w:cs="Times New Roman"/>
+          <w:sz w:val="24"/>
+          <w:szCs w:val="24"/>
+        </w:rPr>
+        <w:t xml:space="preserve"> создали систему, которая простоит века. Ресурсы целого континента теперь текут в наши арсеналы, а наши армии готовы отразить любую угрозу, откуда бы она ни пришла — с севера или из-за океана. Африка принадлежит нам. И это только </w:t>
+      </w:r>
+      <w:proofErr w:type="spellStart"/>
+      <w:r>
+        <w:rPr>
+          <w:rFonts w:ascii="Times New Roman" w:hAnsi="Times New Roman" w:cs="Times New Roman"/>
+          <w:sz w:val="24"/>
+          <w:szCs w:val="24"/>
+        </w:rPr>
+        <w:t>начало</w:t>
+      </w:r>
+      <w:proofErr w:type="gramStart"/>
+      <w:r>
+        <w:rPr>
+          <w:rFonts w:ascii="Times New Roman" w:hAnsi="Times New Roman" w:cs="Times New Roman"/>
+          <w:sz w:val="24"/>
+          <w:szCs w:val="24"/>
+        </w:rPr>
+        <w:t>.»Варианты</w:t>
+      </w:r>
+      <w:proofErr w:type="spellEnd"/>
+      <w:proofErr w:type="gramEnd"/>
+      <w:r>
+        <w:rPr>
+          <w:rFonts w:ascii="Times New Roman" w:hAnsi="Times New Roman" w:cs="Times New Roman"/>
+          <w:sz w:val="24"/>
+          <w:szCs w:val="24"/>
+        </w:rPr>
+        <w:t xml:space="preserve"> </w:t>
+      </w:r>
+      <w:proofErr w:type="spellStart"/>
+      <w:r>
+        <w:rPr>
+          <w:rFonts w:ascii="Times New Roman" w:hAnsi="Times New Roman" w:cs="Times New Roman"/>
+          <w:sz w:val="24"/>
+          <w:szCs w:val="24"/>
+        </w:rPr>
+        <w:t>ответа:«Сегодня</w:t>
+      </w:r>
+      <w:proofErr w:type="spellEnd"/>
+      <w:r>
+        <w:rPr>
+          <w:rFonts w:ascii="Times New Roman" w:hAnsi="Times New Roman" w:cs="Times New Roman"/>
+          <w:sz w:val="24"/>
+          <w:szCs w:val="24"/>
+        </w:rPr>
+        <w:t xml:space="preserve"> мы — хозяева мира!»(Эффект: +20% к стабильности, +1000 политической власти)</w:t>
+      </w:r>
+    </w:p>
+    <w:p>
+      <w:pPr>
+        <w:autoSpaceDE w:val="0"/>
+        <w:autoSpaceDN w:val="0"/>
+        <w:adjustRightInd w:val="0"/>
+        <w:spacing w:line="259" w:lineRule="atLeast"/>
+        <w:rPr>
+          <w:rFonts w:ascii="Times New Roman" w:hAnsi="Times New Roman" w:cs="Times New Roman"/>
+          <w:sz w:val="24"/>
+          <w:szCs w:val="24"/>
+        </w:rPr>
+      </w:pPr>
+    </w:p>
+    <w:p>
+      <w:pPr>
+        <w:autoSpaceDE w:val="0"/>
+        <w:autoSpaceDN w:val="0"/>
+        <w:adjustRightInd w:val="0"/>
+        <w:spacing w:line="259" w:lineRule="atLeast"/>
+        <w:rPr>
+          <w:rFonts w:ascii="Times New Roman" w:hAnsi="Times New Roman" w:cs="Times New Roman"/>
+          <w:sz w:val="24"/>
+          <w:szCs w:val="24"/>
+        </w:rPr>
+      </w:pPr>
+      <w:r>
+        <w:rPr>
+          <w:rFonts w:ascii="Times New Roman" w:hAnsi="Times New Roman" w:cs="Times New Roman"/>
+          <w:sz w:val="24"/>
+          <w:szCs w:val="24"/>
+        </w:rPr>
+        <w:t xml:space="preserve">1. Самое вероятное (в стиле </w:t>
+      </w:r>
+      <w:proofErr w:type="spellStart"/>
+      <w:r>
+        <w:rPr>
+          <w:rFonts w:ascii="Times New Roman" w:hAnsi="Times New Roman" w:cs="Times New Roman"/>
+          <w:sz w:val="24"/>
+          <w:szCs w:val="24"/>
+        </w:rPr>
+        <w:t>Paradox</w:t>
+      </w:r>
+      <w:proofErr w:type="spellEnd"/>
+      <w:r>
+        <w:rPr>
+          <w:rFonts w:ascii="Times New Roman" w:hAnsi="Times New Roman" w:cs="Times New Roman"/>
+          <w:sz w:val="24"/>
+          <w:szCs w:val="24"/>
+        </w:rPr>
+        <w:t>):Великая Южно-Африканская Республика (</w:t>
+      </w:r>
+      <w:proofErr w:type="spellStart"/>
+      <w:r>
+        <w:rPr>
+          <w:rFonts w:ascii="Times New Roman" w:hAnsi="Times New Roman" w:cs="Times New Roman"/>
+          <w:sz w:val="24"/>
+          <w:szCs w:val="24"/>
+        </w:rPr>
+        <w:t>Greater</w:t>
+      </w:r>
+      <w:proofErr w:type="spellEnd"/>
+      <w:r>
+        <w:rPr>
+          <w:rFonts w:ascii="Times New Roman" w:hAnsi="Times New Roman" w:cs="Times New Roman"/>
+          <w:sz w:val="24"/>
+          <w:szCs w:val="24"/>
+        </w:rPr>
+        <w:t xml:space="preserve"> </w:t>
+      </w:r>
+      <w:proofErr w:type="spellStart"/>
+      <w:r>
+        <w:rPr>
+          <w:rFonts w:ascii="Times New Roman" w:hAnsi="Times New Roman" w:cs="Times New Roman"/>
+          <w:sz w:val="24"/>
+          <w:szCs w:val="24"/>
+        </w:rPr>
+        <w:t>South</w:t>
+      </w:r>
+      <w:proofErr w:type="spellEnd"/>
+      <w:r>
+        <w:rPr>
+          <w:rFonts w:ascii="Times New Roman" w:hAnsi="Times New Roman" w:cs="Times New Roman"/>
+          <w:sz w:val="24"/>
+          <w:szCs w:val="24"/>
+        </w:rPr>
+        <w:t xml:space="preserve"> </w:t>
+      </w:r>
+      <w:proofErr w:type="spellStart"/>
+      <w:r>
+        <w:rPr>
+          <w:rFonts w:ascii="Times New Roman" w:hAnsi="Times New Roman" w:cs="Times New Roman"/>
+          <w:sz w:val="24"/>
+          <w:szCs w:val="24"/>
+        </w:rPr>
+        <w:t>African</w:t>
+      </w:r>
+      <w:proofErr w:type="spellEnd"/>
+      <w:r>
+        <w:rPr>
+          <w:rFonts w:ascii="Times New Roman" w:hAnsi="Times New Roman" w:cs="Times New Roman"/>
+          <w:sz w:val="24"/>
+          <w:szCs w:val="24"/>
+        </w:rPr>
+        <w:t xml:space="preserve"> </w:t>
+      </w:r>
+      <w:proofErr w:type="spellStart"/>
+      <w:r>
+        <w:rPr>
+          <w:rFonts w:ascii="Times New Roman" w:hAnsi="Times New Roman" w:cs="Times New Roman"/>
+          <w:sz w:val="24"/>
+          <w:szCs w:val="24"/>
+        </w:rPr>
+        <w:t>Republic</w:t>
+      </w:r>
+      <w:proofErr w:type="spellEnd"/>
+      <w:r>
+        <w:rPr>
+          <w:rFonts w:ascii="Times New Roman" w:hAnsi="Times New Roman" w:cs="Times New Roman"/>
+          <w:sz w:val="24"/>
+          <w:szCs w:val="24"/>
+        </w:rPr>
+        <w:t xml:space="preserve">) — стандартное игровое название для фашистского пути ЮАС при расширении </w:t>
+      </w:r>
+      <w:proofErr w:type="spellStart"/>
+      <w:r>
+        <w:rPr>
+          <w:rFonts w:ascii="Times New Roman" w:hAnsi="Times New Roman" w:cs="Times New Roman"/>
+          <w:sz w:val="24"/>
+          <w:szCs w:val="24"/>
+        </w:rPr>
+        <w:t>территорий.Южно</w:t>
+      </w:r>
+      <w:proofErr w:type="spellEnd"/>
+      <w:r>
+        <w:rPr>
+          <w:rFonts w:ascii="Times New Roman" w:hAnsi="Times New Roman" w:cs="Times New Roman"/>
+          <w:sz w:val="24"/>
+          <w:szCs w:val="24"/>
+        </w:rPr>
+        <w:t>-Африканская Империя (</w:t>
+      </w:r>
+      <w:proofErr w:type="spellStart"/>
+      <w:r>
+        <w:rPr>
+          <w:rFonts w:ascii="Times New Roman" w:hAnsi="Times New Roman" w:cs="Times New Roman"/>
+          <w:sz w:val="24"/>
+          <w:szCs w:val="24"/>
+        </w:rPr>
+        <w:t>South</w:t>
+      </w:r>
+      <w:proofErr w:type="spellEnd"/>
+      <w:r>
+        <w:rPr>
+          <w:rFonts w:ascii="Times New Roman" w:hAnsi="Times New Roman" w:cs="Times New Roman"/>
+          <w:sz w:val="24"/>
+          <w:szCs w:val="24"/>
+        </w:rPr>
+        <w:t xml:space="preserve"> </w:t>
+      </w:r>
+      <w:proofErr w:type="spellStart"/>
+      <w:r>
+        <w:rPr>
+          <w:rFonts w:ascii="Times New Roman" w:hAnsi="Times New Roman" w:cs="Times New Roman"/>
+          <w:sz w:val="24"/>
+          <w:szCs w:val="24"/>
+        </w:rPr>
+        <w:t>African</w:t>
+      </w:r>
+      <w:proofErr w:type="spellEnd"/>
+      <w:r>
+        <w:rPr>
+          <w:rFonts w:ascii="Times New Roman" w:hAnsi="Times New Roman" w:cs="Times New Roman"/>
+          <w:sz w:val="24"/>
+          <w:szCs w:val="24"/>
+        </w:rPr>
+        <w:t xml:space="preserve"> </w:t>
+      </w:r>
+      <w:proofErr w:type="spellStart"/>
+      <w:r>
+        <w:rPr>
+          <w:rFonts w:ascii="Times New Roman" w:hAnsi="Times New Roman" w:cs="Times New Roman"/>
+          <w:sz w:val="24"/>
+          <w:szCs w:val="24"/>
+        </w:rPr>
+        <w:t>Empire</w:t>
+      </w:r>
+      <w:proofErr w:type="spellEnd"/>
+      <w:r>
+        <w:rPr>
+          <w:rFonts w:ascii="Times New Roman" w:hAnsi="Times New Roman" w:cs="Times New Roman"/>
+          <w:sz w:val="24"/>
+          <w:szCs w:val="24"/>
+        </w:rPr>
+        <w:t>) — если фокус сделан на имперских амбициях и установлении господства над другими народами.2. Идеологические и «</w:t>
+      </w:r>
+      <w:proofErr w:type="spellStart"/>
+      <w:r>
+        <w:rPr>
+          <w:rFonts w:ascii="Times New Roman" w:hAnsi="Times New Roman" w:cs="Times New Roman"/>
+          <w:sz w:val="24"/>
+          <w:szCs w:val="24"/>
+        </w:rPr>
+        <w:t>африканерские</w:t>
+      </w:r>
+      <w:proofErr w:type="spellEnd"/>
+      <w:r>
+        <w:rPr>
+          <w:rFonts w:ascii="Times New Roman" w:hAnsi="Times New Roman" w:cs="Times New Roman"/>
+          <w:sz w:val="24"/>
+          <w:szCs w:val="24"/>
+        </w:rPr>
+        <w:t xml:space="preserve">» </w:t>
+      </w:r>
+      <w:proofErr w:type="spellStart"/>
+      <w:r>
+        <w:rPr>
+          <w:rFonts w:ascii="Times New Roman" w:hAnsi="Times New Roman" w:cs="Times New Roman"/>
+          <w:sz w:val="24"/>
+          <w:szCs w:val="24"/>
+        </w:rPr>
+        <w:t>варианты:Суйд-Африкаансе</w:t>
+      </w:r>
+      <w:proofErr w:type="spellEnd"/>
+      <w:r>
+        <w:rPr>
+          <w:rFonts w:ascii="Times New Roman" w:hAnsi="Times New Roman" w:cs="Times New Roman"/>
+          <w:sz w:val="24"/>
+          <w:szCs w:val="24"/>
+        </w:rPr>
+        <w:t xml:space="preserve"> Рик (</w:t>
+      </w:r>
+      <w:proofErr w:type="spellStart"/>
+      <w:r>
+        <w:rPr>
+          <w:rFonts w:ascii="Times New Roman" w:hAnsi="Times New Roman" w:cs="Times New Roman"/>
+          <w:sz w:val="24"/>
+          <w:szCs w:val="24"/>
+        </w:rPr>
+        <w:t>Suid-Afrikaanse</w:t>
+      </w:r>
+      <w:proofErr w:type="spellEnd"/>
+      <w:r>
+        <w:rPr>
+          <w:rFonts w:ascii="Times New Roman" w:hAnsi="Times New Roman" w:cs="Times New Roman"/>
+          <w:sz w:val="24"/>
+          <w:szCs w:val="24"/>
+        </w:rPr>
+        <w:t xml:space="preserve"> </w:t>
+      </w:r>
+      <w:proofErr w:type="spellStart"/>
+      <w:r>
+        <w:rPr>
+          <w:rFonts w:ascii="Times New Roman" w:hAnsi="Times New Roman" w:cs="Times New Roman"/>
+          <w:sz w:val="24"/>
+          <w:szCs w:val="24"/>
+        </w:rPr>
+        <w:t>Ryk</w:t>
+      </w:r>
+      <w:proofErr w:type="spellEnd"/>
+      <w:r>
+        <w:rPr>
+          <w:rFonts w:ascii="Times New Roman" w:hAnsi="Times New Roman" w:cs="Times New Roman"/>
+          <w:sz w:val="24"/>
+          <w:szCs w:val="24"/>
+        </w:rPr>
+        <w:t>) — использование африкаанс подчеркивает культурную самобытность и идеологическую близость к термину «Рейх».</w:t>
+      </w:r>
+      <w:proofErr w:type="spellStart"/>
+      <w:r>
+        <w:rPr>
+          <w:rFonts w:ascii="Times New Roman" w:hAnsi="Times New Roman" w:cs="Times New Roman"/>
+          <w:sz w:val="24"/>
+          <w:szCs w:val="24"/>
+        </w:rPr>
+        <w:t>Ферринигде</w:t>
+      </w:r>
+      <w:proofErr w:type="spellEnd"/>
+      <w:r>
+        <w:rPr>
+          <w:rFonts w:ascii="Times New Roman" w:hAnsi="Times New Roman" w:cs="Times New Roman"/>
+          <w:sz w:val="24"/>
+          <w:szCs w:val="24"/>
+        </w:rPr>
+        <w:t xml:space="preserve"> Африканер </w:t>
+      </w:r>
+      <w:proofErr w:type="spellStart"/>
+      <w:r>
+        <w:rPr>
+          <w:rFonts w:ascii="Times New Roman" w:hAnsi="Times New Roman" w:cs="Times New Roman"/>
+          <w:sz w:val="24"/>
+          <w:szCs w:val="24"/>
+        </w:rPr>
+        <w:t>Стаат</w:t>
+      </w:r>
+      <w:proofErr w:type="spellEnd"/>
+      <w:r>
+        <w:rPr>
+          <w:rFonts w:ascii="Times New Roman" w:hAnsi="Times New Roman" w:cs="Times New Roman"/>
+          <w:sz w:val="24"/>
+          <w:szCs w:val="24"/>
+        </w:rPr>
+        <w:t xml:space="preserve"> (</w:t>
+      </w:r>
+      <w:proofErr w:type="spellStart"/>
+      <w:r>
+        <w:rPr>
+          <w:rFonts w:ascii="Times New Roman" w:hAnsi="Times New Roman" w:cs="Times New Roman"/>
+          <w:sz w:val="24"/>
+          <w:szCs w:val="24"/>
+        </w:rPr>
+        <w:t>Verenigde</w:t>
+      </w:r>
+      <w:proofErr w:type="spellEnd"/>
+      <w:r>
+        <w:rPr>
+          <w:rFonts w:ascii="Times New Roman" w:hAnsi="Times New Roman" w:cs="Times New Roman"/>
+          <w:sz w:val="24"/>
+          <w:szCs w:val="24"/>
+        </w:rPr>
+        <w:t xml:space="preserve"> </w:t>
+      </w:r>
+      <w:proofErr w:type="spellStart"/>
+      <w:r>
+        <w:rPr>
+          <w:rFonts w:ascii="Times New Roman" w:hAnsi="Times New Roman" w:cs="Times New Roman"/>
+          <w:sz w:val="24"/>
+          <w:szCs w:val="24"/>
+        </w:rPr>
+        <w:t>Afrikaner</w:t>
+      </w:r>
+      <w:proofErr w:type="spellEnd"/>
+      <w:r>
+        <w:rPr>
+          <w:rFonts w:ascii="Times New Roman" w:hAnsi="Times New Roman" w:cs="Times New Roman"/>
+          <w:sz w:val="24"/>
+          <w:szCs w:val="24"/>
+        </w:rPr>
+        <w:t xml:space="preserve"> </w:t>
+      </w:r>
+      <w:proofErr w:type="spellStart"/>
+      <w:r>
+        <w:rPr>
+          <w:rFonts w:ascii="Times New Roman" w:hAnsi="Times New Roman" w:cs="Times New Roman"/>
+          <w:sz w:val="24"/>
+          <w:szCs w:val="24"/>
+        </w:rPr>
+        <w:t>Staat</w:t>
+      </w:r>
+      <w:proofErr w:type="spellEnd"/>
+      <w:r>
+        <w:rPr>
+          <w:rFonts w:ascii="Times New Roman" w:hAnsi="Times New Roman" w:cs="Times New Roman"/>
+          <w:sz w:val="24"/>
+          <w:szCs w:val="24"/>
+        </w:rPr>
+        <w:t xml:space="preserve"> — Объединенное Государство Африканеров) — если идеология строится вокруг объединения всех белых поселенцев </w:t>
+      </w:r>
+      <w:proofErr w:type="spellStart"/>
+      <w:r>
+        <w:rPr>
+          <w:rFonts w:ascii="Times New Roman" w:hAnsi="Times New Roman" w:cs="Times New Roman"/>
+          <w:sz w:val="24"/>
+          <w:szCs w:val="24"/>
+        </w:rPr>
+        <w:t>континента.Орденштаат</w:t>
+      </w:r>
+      <w:proofErr w:type="spellEnd"/>
+      <w:r>
+        <w:rPr>
+          <w:rFonts w:ascii="Times New Roman" w:hAnsi="Times New Roman" w:cs="Times New Roman"/>
+          <w:sz w:val="24"/>
+          <w:szCs w:val="24"/>
+        </w:rPr>
+        <w:t xml:space="preserve"> Африка (</w:t>
+      </w:r>
+      <w:proofErr w:type="spellStart"/>
+      <w:r>
+        <w:rPr>
+          <w:rFonts w:ascii="Times New Roman" w:hAnsi="Times New Roman" w:cs="Times New Roman"/>
+          <w:sz w:val="24"/>
+          <w:szCs w:val="24"/>
+        </w:rPr>
+        <w:t>Ordenstaat</w:t>
+      </w:r>
+      <w:proofErr w:type="spellEnd"/>
+      <w:r>
+        <w:rPr>
+          <w:rFonts w:ascii="Times New Roman" w:hAnsi="Times New Roman" w:cs="Times New Roman"/>
+          <w:sz w:val="24"/>
+          <w:szCs w:val="24"/>
+        </w:rPr>
+        <w:t xml:space="preserve"> </w:t>
+      </w:r>
+      <w:proofErr w:type="spellStart"/>
+      <w:r>
+        <w:rPr>
+          <w:rFonts w:ascii="Times New Roman" w:hAnsi="Times New Roman" w:cs="Times New Roman"/>
+          <w:sz w:val="24"/>
+          <w:szCs w:val="24"/>
+        </w:rPr>
+        <w:t>Afrika</w:t>
+      </w:r>
+      <w:proofErr w:type="spellEnd"/>
+      <w:r>
+        <w:rPr>
+          <w:rFonts w:ascii="Times New Roman" w:hAnsi="Times New Roman" w:cs="Times New Roman"/>
+          <w:sz w:val="24"/>
+          <w:szCs w:val="24"/>
+        </w:rPr>
+        <w:t xml:space="preserve">) — если власть в стране переходит к военизированным структурам или элитарному «ордену» (в духе Бургундского пути из модов).3. Географические (Гегемонистские):Конфедерация Южной Африки — подчеркивает союз захваченных территорий (Родезии, Намибии, Конго) под жестким контролем </w:t>
+      </w:r>
+      <w:proofErr w:type="spellStart"/>
+      <w:r>
+        <w:rPr>
+          <w:rFonts w:ascii="Times New Roman" w:hAnsi="Times New Roman" w:cs="Times New Roman"/>
+          <w:sz w:val="24"/>
+          <w:szCs w:val="24"/>
+        </w:rPr>
+        <w:t>Претории.Африканский</w:t>
+      </w:r>
+      <w:proofErr w:type="spellEnd"/>
+      <w:r>
+        <w:rPr>
+          <w:rFonts w:ascii="Times New Roman" w:hAnsi="Times New Roman" w:cs="Times New Roman"/>
+          <w:sz w:val="24"/>
+          <w:szCs w:val="24"/>
+        </w:rPr>
+        <w:t xml:space="preserve"> </w:t>
+      </w:r>
+      <w:proofErr w:type="spellStart"/>
+      <w:r>
+        <w:rPr>
+          <w:rFonts w:ascii="Times New Roman" w:hAnsi="Times New Roman" w:cs="Times New Roman"/>
+          <w:sz w:val="24"/>
+          <w:szCs w:val="24"/>
+        </w:rPr>
+        <w:t>Рейхскомиссариат</w:t>
+      </w:r>
+      <w:proofErr w:type="spellEnd"/>
+      <w:r>
+        <w:rPr>
+          <w:rFonts w:ascii="Times New Roman" w:hAnsi="Times New Roman" w:cs="Times New Roman"/>
+          <w:sz w:val="24"/>
+          <w:szCs w:val="24"/>
+        </w:rPr>
+        <w:t xml:space="preserve"> — если ЮАС позиционирует себя как наместник «Нового порядка» на всем континенте.4. Уникальное название для </w:t>
+      </w:r>
+      <w:proofErr w:type="spellStart"/>
+      <w:r>
+        <w:rPr>
+          <w:rFonts w:ascii="Times New Roman" w:hAnsi="Times New Roman" w:cs="Times New Roman"/>
+          <w:sz w:val="24"/>
+          <w:szCs w:val="24"/>
+        </w:rPr>
+        <w:t>модов:Великий</w:t>
+      </w:r>
+      <w:proofErr w:type="spellEnd"/>
+      <w:r>
+        <w:rPr>
+          <w:rFonts w:ascii="Times New Roman" w:hAnsi="Times New Roman" w:cs="Times New Roman"/>
+          <w:sz w:val="24"/>
+          <w:szCs w:val="24"/>
+        </w:rPr>
+        <w:t xml:space="preserve"> Бурский Рейх — агрессивное название, подчеркивающее реваншизм буров за поражения в англо-бурских войнах.</w:t>
+      </w:r>
+    </w:p>
+    <w:p>
+      <w:pPr>
+        <w:autoSpaceDE w:val="0"/>
+        <w:autoSpaceDN w:val="0"/>
+        <w:adjustRightInd w:val="0"/>
+        <w:spacing w:line="259" w:lineRule="atLeast"/>
+        <w:rPr>
+          <w:rFonts w:ascii="Times New Roman" w:hAnsi="Times New Roman" w:cs="Times New Roman"/>
+          <w:sz w:val="24"/>
+          <w:szCs w:val="24"/>
+        </w:rPr>
+      </w:pPr>
+    </w:p>
+    <w:p>
+      <w:pPr>
+        <w:autoSpaceDE w:val="0"/>
+        <w:autoSpaceDN w:val="0"/>
+        <w:adjustRightInd w:val="0"/>
+        <w:spacing w:line="259" w:lineRule="atLeast"/>
+        <w:rPr>
+          <w:rFonts w:ascii="Times New Roman" w:hAnsi="Times New Roman" w:cs="Times New Roman"/>
+          <w:sz w:val="24"/>
+          <w:szCs w:val="24"/>
+        </w:rPr>
+      </w:pPr>
+      <w:proofErr w:type="gramStart"/>
+      <w:r>
+        <w:rPr>
+          <w:rFonts w:ascii="Times New Roman" w:hAnsi="Times New Roman" w:cs="Times New Roman"/>
+          <w:sz w:val="24"/>
+          <w:szCs w:val="24"/>
+        </w:rPr>
         <w:t xml:space="preserve">СОБЫТИЕ </w:t>
       </w:r>
       <w:r>
@@ -19091,7 +22736,16 @@
           <w:sz w:val="24"/>
           <w:szCs w:val="24"/>
         </w:rPr>
-        <w:t xml:space="preserve"> группа населения (евреи), которая до сих пор обособлена и изолирована от остального населения и которая безразлична или даже враждебна к национальным устремлениям африканеров, рассматривается как группа, которая также препятствует экономическому процветанию африканеров». 14Лидер Национальной партии, доктор Д.Ф. </w:t>
+        <w:t xml:space="preserve"> группа населения (евреи), которая до сих пор обособлена и изолирована от остального населения и которая безразлична или даже враждебна к национальным устремлениям африканеров, рассматривается как группа, которая также препятствует экономическому процветанию </w:t>
+      </w:r>
+      <w:r>
+        <w:rPr>
+          <w:rFonts w:ascii="Times New Roman" w:hAnsi="Times New Roman" w:cs="Times New Roman"/>
+          <w:sz w:val="24"/>
+          <w:szCs w:val="24"/>
+        </w:rPr>
+        <w:lastRenderedPageBreak/>
+        <w:t xml:space="preserve">африканеров». 14Лидер Национальной партии, доктор Д.Ф. </w:t>
       </w:r>
       <w:proofErr w:type="spellStart"/>
       <w:r>
@@ -19289,8 +22943,580 @@
           <w:sz w:val="24"/>
           <w:szCs w:val="24"/>
         </w:rPr>
-        <w:t xml:space="preserve">» стал персонажем карикатуры в том же духе, что и «банкир» — нацистская демонизация </w:t>
-      </w:r>
+        <w:t xml:space="preserve">» стал персонажем карикатуры в том же духе, что и «банкир» — нацистская демонизация капиталистических евреев и «еврейского заговора» — изображаемый толстым, курящим сигары, лысеющим и жадным, либо </w:t>
+      </w:r>
+      <w:proofErr w:type="spellStart"/>
+      <w:r>
+        <w:rPr>
+          <w:rFonts w:ascii="Times New Roman" w:hAnsi="Times New Roman" w:cs="Times New Roman"/>
+          <w:sz w:val="24"/>
+          <w:szCs w:val="24"/>
+        </w:rPr>
+        <w:t>дергащим</w:t>
+      </w:r>
+      <w:proofErr w:type="spellEnd"/>
+      <w:r>
+        <w:rPr>
+          <w:rFonts w:ascii="Times New Roman" w:hAnsi="Times New Roman" w:cs="Times New Roman"/>
+          <w:sz w:val="24"/>
+          <w:szCs w:val="24"/>
+        </w:rPr>
+        <w:t xml:space="preserve"> за ниточки, либо держащим в руках мешок с деньгами. Карикатура Д. К. </w:t>
+      </w:r>
+      <w:proofErr w:type="spellStart"/>
+      <w:r>
+        <w:rPr>
+          <w:rFonts w:ascii="Times New Roman" w:hAnsi="Times New Roman" w:cs="Times New Roman"/>
+          <w:sz w:val="24"/>
+          <w:szCs w:val="24"/>
+        </w:rPr>
+        <w:t>Бунзайера</w:t>
+      </w:r>
+      <w:proofErr w:type="spellEnd"/>
+      <w:r>
+        <w:rPr>
+          <w:rFonts w:ascii="Times New Roman" w:hAnsi="Times New Roman" w:cs="Times New Roman"/>
+          <w:sz w:val="24"/>
+          <w:szCs w:val="24"/>
+        </w:rPr>
+        <w:t xml:space="preserve"> была разработана специально для газеты «</w:t>
+      </w:r>
+      <w:proofErr w:type="spellStart"/>
+      <w:r>
+        <w:rPr>
+          <w:rFonts w:ascii="Times New Roman" w:hAnsi="Times New Roman" w:cs="Times New Roman"/>
+          <w:sz w:val="24"/>
+          <w:szCs w:val="24"/>
+        </w:rPr>
+        <w:t>Die</w:t>
+      </w:r>
+      <w:proofErr w:type="spellEnd"/>
+      <w:r>
+        <w:rPr>
+          <w:rFonts w:ascii="Times New Roman" w:hAnsi="Times New Roman" w:cs="Times New Roman"/>
+          <w:sz w:val="24"/>
+          <w:szCs w:val="24"/>
+        </w:rPr>
+        <w:t xml:space="preserve"> </w:t>
+      </w:r>
+      <w:proofErr w:type="spellStart"/>
+      <w:r>
+        <w:rPr>
+          <w:rFonts w:ascii="Times New Roman" w:hAnsi="Times New Roman" w:cs="Times New Roman"/>
+          <w:sz w:val="24"/>
+          <w:szCs w:val="24"/>
+        </w:rPr>
+        <w:t>Burger</w:t>
+      </w:r>
+      <w:proofErr w:type="spellEnd"/>
+      <w:r>
+        <w:rPr>
+          <w:rFonts w:ascii="Times New Roman" w:hAnsi="Times New Roman" w:cs="Times New Roman"/>
+          <w:sz w:val="24"/>
+          <w:szCs w:val="24"/>
+        </w:rPr>
+        <w:t>» — уничижительный образ, призванный изобразить толстого и раздутого еврейского капиталиста, обыгрывая слово «</w:t>
+      </w:r>
+      <w:proofErr w:type="spellStart"/>
+      <w:r>
+        <w:rPr>
+          <w:rFonts w:ascii="Times New Roman" w:hAnsi="Times New Roman" w:cs="Times New Roman"/>
+          <w:sz w:val="24"/>
+          <w:szCs w:val="24"/>
+        </w:rPr>
+        <w:t>hog</w:t>
+      </w:r>
+      <w:proofErr w:type="spellEnd"/>
+      <w:r>
+        <w:rPr>
+          <w:rFonts w:ascii="Times New Roman" w:hAnsi="Times New Roman" w:cs="Times New Roman"/>
+          <w:sz w:val="24"/>
+          <w:szCs w:val="24"/>
+        </w:rPr>
+        <w:t>» или «</w:t>
+      </w:r>
+      <w:proofErr w:type="spellStart"/>
+      <w:r>
+        <w:rPr>
+          <w:rFonts w:ascii="Times New Roman" w:hAnsi="Times New Roman" w:cs="Times New Roman"/>
+          <w:sz w:val="24"/>
+          <w:szCs w:val="24"/>
+        </w:rPr>
+        <w:t>piga</w:t>
+      </w:r>
+      <w:proofErr w:type="spellEnd"/>
+      <w:r>
+        <w:rPr>
+          <w:rFonts w:ascii="Times New Roman" w:hAnsi="Times New Roman" w:cs="Times New Roman"/>
+          <w:sz w:val="24"/>
+          <w:szCs w:val="24"/>
+        </w:rPr>
+        <w:t xml:space="preserve">» (свинья). Этот персонаж неоднократно появлялся в газете и также служил для высмеивания Эрнеста </w:t>
+      </w:r>
+      <w:proofErr w:type="spellStart"/>
+      <w:r>
+        <w:rPr>
+          <w:rFonts w:ascii="Times New Roman" w:hAnsi="Times New Roman" w:cs="Times New Roman"/>
+          <w:sz w:val="24"/>
+          <w:szCs w:val="24"/>
+        </w:rPr>
+        <w:t>Оппенхаймера</w:t>
+      </w:r>
+      <w:proofErr w:type="spellEnd"/>
+      <w:r>
+        <w:rPr>
+          <w:rFonts w:ascii="Times New Roman" w:hAnsi="Times New Roman" w:cs="Times New Roman"/>
+          <w:sz w:val="24"/>
+          <w:szCs w:val="24"/>
+        </w:rPr>
+        <w:t xml:space="preserve">, немецкого еврейского горнодобывающего промышленника, который обосновался в Южной Африке. Националисты даже заходили так далеко, что открыто называли </w:t>
+      </w:r>
+      <w:proofErr w:type="spellStart"/>
+      <w:r>
+        <w:rPr>
+          <w:rFonts w:ascii="Times New Roman" w:hAnsi="Times New Roman" w:cs="Times New Roman"/>
+          <w:sz w:val="24"/>
+          <w:szCs w:val="24"/>
+        </w:rPr>
+        <w:t>Оппенхаймера</w:t>
+      </w:r>
+      <w:proofErr w:type="spellEnd"/>
+      <w:r>
+        <w:rPr>
+          <w:rFonts w:ascii="Times New Roman" w:hAnsi="Times New Roman" w:cs="Times New Roman"/>
+          <w:sz w:val="24"/>
+          <w:szCs w:val="24"/>
+        </w:rPr>
+        <w:t xml:space="preserve"> и еврейский капитал в парламенте и в своих выступлениях «</w:t>
+      </w:r>
+      <w:proofErr w:type="spellStart"/>
+      <w:r>
+        <w:rPr>
+          <w:rFonts w:ascii="Times New Roman" w:hAnsi="Times New Roman" w:cs="Times New Roman"/>
+          <w:sz w:val="24"/>
+          <w:szCs w:val="24"/>
+        </w:rPr>
+        <w:t>Хоггенхаймером</w:t>
+      </w:r>
+      <w:proofErr w:type="spellEnd"/>
+      <w:r>
+        <w:rPr>
+          <w:rFonts w:ascii="Times New Roman" w:hAnsi="Times New Roman" w:cs="Times New Roman"/>
+          <w:sz w:val="24"/>
+          <w:szCs w:val="24"/>
+        </w:rPr>
+        <w:t>».</w:t>
+      </w:r>
+      <w:r>
+        <w:rPr>
+          <w:rFonts w:ascii="Times New Roman" w:hAnsi="Times New Roman" w:cs="Times New Roman"/>
+          <w:sz w:val="24"/>
+          <w:szCs w:val="24"/>
+        </w:rPr>
+        <w:t xml:space="preserve"> </w:t>
+      </w:r>
+      <w:r>
+        <w:rPr>
+          <w:rFonts w:ascii="Times New Roman" w:hAnsi="Times New Roman" w:cs="Times New Roman"/>
+          <w:sz w:val="24"/>
+          <w:szCs w:val="24"/>
+        </w:rPr>
+        <w:t>Неоспоримо, что эти «рубашки» и антисемитские маргиналы фактически «добились того, чтобы сместить „еврейский вопрос“ с политической периферии общественной жизни Южной Африки в ее центр»… «</w:t>
+      </w:r>
+      <w:proofErr w:type="spellStart"/>
+      <w:r>
+        <w:rPr>
+          <w:rFonts w:ascii="Times New Roman" w:hAnsi="Times New Roman" w:cs="Times New Roman"/>
+          <w:sz w:val="24"/>
+          <w:szCs w:val="24"/>
+        </w:rPr>
+        <w:t>Малан</w:t>
+      </w:r>
+      <w:proofErr w:type="spellEnd"/>
+      <w:r>
+        <w:rPr>
+          <w:rFonts w:ascii="Times New Roman" w:hAnsi="Times New Roman" w:cs="Times New Roman"/>
+          <w:sz w:val="24"/>
+          <w:szCs w:val="24"/>
+        </w:rPr>
+        <w:t xml:space="preserve">, под давлением ультраправых „серых рубашек“, все больше сосредотачивался на евреях как объяснении политических неудач африканеров. Однако именно </w:t>
+      </w:r>
+      <w:proofErr w:type="spellStart"/>
+      <w:r>
+        <w:rPr>
+          <w:rFonts w:ascii="Times New Roman" w:hAnsi="Times New Roman" w:cs="Times New Roman"/>
+          <w:sz w:val="24"/>
+          <w:szCs w:val="24"/>
+        </w:rPr>
+        <w:t>Хендрик</w:t>
+      </w:r>
+      <w:proofErr w:type="spellEnd"/>
+      <w:r>
+        <w:rPr>
+          <w:rFonts w:ascii="Times New Roman" w:hAnsi="Times New Roman" w:cs="Times New Roman"/>
+          <w:sz w:val="24"/>
+          <w:szCs w:val="24"/>
+        </w:rPr>
+        <w:t xml:space="preserve"> </w:t>
+      </w:r>
+      <w:proofErr w:type="spellStart"/>
+      <w:r>
+        <w:rPr>
+          <w:rFonts w:ascii="Times New Roman" w:hAnsi="Times New Roman" w:cs="Times New Roman"/>
+          <w:sz w:val="24"/>
+          <w:szCs w:val="24"/>
+        </w:rPr>
+        <w:t>Верворд</w:t>
+      </w:r>
+      <w:proofErr w:type="spellEnd"/>
+      <w:r>
+        <w:rPr>
+          <w:rFonts w:ascii="Times New Roman" w:hAnsi="Times New Roman" w:cs="Times New Roman"/>
+          <w:sz w:val="24"/>
+          <w:szCs w:val="24"/>
+        </w:rPr>
+        <w:t xml:space="preserve"> стоял в авангарде антиеврейской агитации» 16Подобные настроения были широко распространены в </w:t>
+      </w:r>
+      <w:proofErr w:type="spellStart"/>
+      <w:r>
+        <w:rPr>
+          <w:rFonts w:ascii="Times New Roman" w:hAnsi="Times New Roman" w:cs="Times New Roman"/>
+          <w:sz w:val="24"/>
+          <w:szCs w:val="24"/>
+        </w:rPr>
+        <w:t>африканерском</w:t>
+      </w:r>
+      <w:proofErr w:type="spellEnd"/>
+      <w:r>
+        <w:rPr>
+          <w:rFonts w:ascii="Times New Roman" w:hAnsi="Times New Roman" w:cs="Times New Roman"/>
+          <w:sz w:val="24"/>
+          <w:szCs w:val="24"/>
+        </w:rPr>
+        <w:t xml:space="preserve"> националистическом фронте – примером может служить националистический депутат от Вифлеема </w:t>
+      </w:r>
+      <w:proofErr w:type="spellStart"/>
+      <w:r>
+        <w:rPr>
+          <w:rFonts w:ascii="Times New Roman" w:hAnsi="Times New Roman" w:cs="Times New Roman"/>
+          <w:sz w:val="24"/>
+          <w:szCs w:val="24"/>
+        </w:rPr>
+        <w:t>Роэлоф</w:t>
+      </w:r>
+      <w:proofErr w:type="spellEnd"/>
+      <w:r>
+        <w:rPr>
+          <w:rFonts w:ascii="Times New Roman" w:hAnsi="Times New Roman" w:cs="Times New Roman"/>
+          <w:sz w:val="24"/>
+          <w:szCs w:val="24"/>
+        </w:rPr>
+        <w:t xml:space="preserve"> </w:t>
+      </w:r>
+      <w:proofErr w:type="spellStart"/>
+      <w:r>
+        <w:rPr>
+          <w:rFonts w:ascii="Times New Roman" w:hAnsi="Times New Roman" w:cs="Times New Roman"/>
+          <w:sz w:val="24"/>
+          <w:szCs w:val="24"/>
+        </w:rPr>
+        <w:t>ван</w:t>
+      </w:r>
+      <w:proofErr w:type="spellEnd"/>
+      <w:r>
+        <w:rPr>
+          <w:rFonts w:ascii="Times New Roman" w:hAnsi="Times New Roman" w:cs="Times New Roman"/>
+          <w:sz w:val="24"/>
+          <w:szCs w:val="24"/>
+        </w:rPr>
+        <w:t xml:space="preserve"> дер Мерве, который, призывая к бойкоту товаров нацистской Германии, предостерегал </w:t>
+      </w:r>
+      <w:proofErr w:type="spellStart"/>
+      <w:r>
+        <w:rPr>
+          <w:rFonts w:ascii="Times New Roman" w:hAnsi="Times New Roman" w:cs="Times New Roman"/>
+          <w:sz w:val="24"/>
+          <w:szCs w:val="24"/>
+        </w:rPr>
+        <w:t>евреев:«Они</w:t>
+      </w:r>
+      <w:proofErr w:type="spellEnd"/>
+      <w:r>
+        <w:rPr>
+          <w:rFonts w:ascii="Times New Roman" w:hAnsi="Times New Roman" w:cs="Times New Roman"/>
+          <w:sz w:val="24"/>
+          <w:szCs w:val="24"/>
+        </w:rPr>
+        <w:t xml:space="preserve"> (евреи) эксплуатируют наш народ (африканеров) и являются не более чем паразитами».</w:t>
+      </w:r>
+    </w:p>
+    <w:p>
+      <w:pPr>
+        <w:autoSpaceDE w:val="0"/>
+        <w:autoSpaceDN w:val="0"/>
+        <w:adjustRightInd w:val="0"/>
+        <w:spacing w:line="259" w:lineRule="atLeast"/>
+        <w:rPr>
+          <w:rFonts w:ascii="Times New Roman" w:hAnsi="Times New Roman" w:cs="Times New Roman"/>
+          <w:sz w:val="24"/>
+          <w:szCs w:val="24"/>
+        </w:rPr>
+      </w:pPr>
+    </w:p>
+    <w:p>
+      <w:pPr>
+        <w:autoSpaceDE w:val="0"/>
+        <w:autoSpaceDN w:val="0"/>
+        <w:adjustRightInd w:val="0"/>
+        <w:spacing w:line="259" w:lineRule="atLeast"/>
+        <w:rPr>
+          <w:rFonts w:ascii="Times New Roman" w:hAnsi="Times New Roman" w:cs="Times New Roman"/>
+          <w:sz w:val="24"/>
+          <w:szCs w:val="24"/>
+        </w:rPr>
+      </w:pPr>
+      <w:r>
+        <w:rPr>
+          <w:rFonts w:ascii="Times New Roman" w:hAnsi="Times New Roman" w:cs="Times New Roman"/>
+          <w:sz w:val="24"/>
+          <w:szCs w:val="24"/>
+        </w:rPr>
+        <w:t>(</w:t>
+      </w:r>
+      <w:proofErr w:type="spellStart"/>
+      <w:r>
+        <w:rPr>
+          <w:rFonts w:ascii="Times New Roman" w:hAnsi="Times New Roman" w:cs="Times New Roman"/>
+          <w:sz w:val="24"/>
+          <w:szCs w:val="24"/>
+        </w:rPr>
+        <w:t>кирино</w:t>
+      </w:r>
+      <w:proofErr w:type="spellEnd"/>
+      <w:r>
+        <w:rPr>
+          <w:rFonts w:ascii="Times New Roman" w:hAnsi="Times New Roman" w:cs="Times New Roman"/>
+          <w:sz w:val="24"/>
+          <w:szCs w:val="24"/>
+        </w:rPr>
+        <w:t xml:space="preserve">: НД на 100 дней, </w:t>
+      </w:r>
+      <w:proofErr w:type="spellStart"/>
+      <w:r>
+        <w:rPr>
+          <w:rFonts w:ascii="Times New Roman" w:hAnsi="Times New Roman" w:cs="Times New Roman"/>
+          <w:sz w:val="24"/>
+          <w:szCs w:val="24"/>
+        </w:rPr>
+        <w:t>политка</w:t>
+      </w:r>
+      <w:proofErr w:type="spellEnd"/>
+      <w:r>
+        <w:rPr>
+          <w:rFonts w:ascii="Times New Roman" w:hAnsi="Times New Roman" w:cs="Times New Roman"/>
+          <w:sz w:val="24"/>
+          <w:szCs w:val="24"/>
+        </w:rPr>
+        <w:t xml:space="preserve"> +1, автономия +2, </w:t>
+      </w:r>
+      <w:proofErr w:type="spellStart"/>
+      <w:r>
+        <w:rPr>
+          <w:rFonts w:ascii="Times New Roman" w:hAnsi="Times New Roman" w:cs="Times New Roman"/>
+          <w:sz w:val="24"/>
+          <w:szCs w:val="24"/>
+        </w:rPr>
+        <w:t>фазим</w:t>
+      </w:r>
+      <w:proofErr w:type="spellEnd"/>
+      <w:r>
+        <w:rPr>
+          <w:rFonts w:ascii="Times New Roman" w:hAnsi="Times New Roman" w:cs="Times New Roman"/>
+          <w:sz w:val="24"/>
+          <w:szCs w:val="24"/>
+        </w:rPr>
+        <w:t xml:space="preserve"> +0,1, </w:t>
+      </w:r>
+      <w:proofErr w:type="spellStart"/>
+      <w:r>
+        <w:rPr>
+          <w:rFonts w:ascii="Times New Roman" w:hAnsi="Times New Roman" w:cs="Times New Roman"/>
+          <w:sz w:val="24"/>
+          <w:szCs w:val="24"/>
+        </w:rPr>
+        <w:t>Африканерская</w:t>
+      </w:r>
+      <w:proofErr w:type="spellEnd"/>
+      <w:r>
+        <w:rPr>
+          <w:rFonts w:ascii="Times New Roman" w:hAnsi="Times New Roman" w:cs="Times New Roman"/>
+          <w:sz w:val="24"/>
+          <w:szCs w:val="24"/>
+        </w:rPr>
+        <w:t xml:space="preserve"> республика)</w:t>
+      </w:r>
+    </w:p>
+    <w:p>
+      <w:pPr>
+        <w:autoSpaceDE w:val="0"/>
+        <w:autoSpaceDN w:val="0"/>
+        <w:adjustRightInd w:val="0"/>
+        <w:spacing w:line="259" w:lineRule="atLeast"/>
+        <w:rPr>
+          <w:rFonts w:ascii="Times New Roman" w:hAnsi="Times New Roman" w:cs="Times New Roman"/>
+          <w:sz w:val="24"/>
+          <w:szCs w:val="24"/>
+        </w:rPr>
+      </w:pPr>
+      <w:r>
+        <w:rPr>
+          <w:rFonts w:ascii="Times New Roman" w:hAnsi="Times New Roman" w:cs="Times New Roman"/>
+          <w:color w:val="222222"/>
+          <w:sz w:val="24"/>
+          <w:szCs w:val="24"/>
+          <w:shd w:val="clear" w:color="auto" w:fill="FFFFFF"/>
+        </w:rPr>
+        <w:br/>
+      </w:r>
+    </w:p>
+    <w:p>
+      <w:pPr>
+        <w:autoSpaceDE w:val="0"/>
+        <w:autoSpaceDN w:val="0"/>
+        <w:adjustRightInd w:val="0"/>
+        <w:spacing w:line="259" w:lineRule="atLeast"/>
+        <w:rPr>
+          <w:rFonts w:ascii="Times New Roman" w:hAnsi="Times New Roman" w:cs="Times New Roman"/>
+          <w:sz w:val="24"/>
+          <w:szCs w:val="24"/>
+        </w:rPr>
+      </w:pPr>
+    </w:p>
+    <w:p>
+      <w:pPr>
+        <w:autoSpaceDE w:val="0"/>
+        <w:autoSpaceDN w:val="0"/>
+        <w:adjustRightInd w:val="0"/>
+        <w:spacing w:line="259" w:lineRule="atLeast"/>
+        <w:rPr>
+          <w:rFonts w:ascii="Times New Roman" w:hAnsi="Times New Roman" w:cs="Times New Roman"/>
+          <w:i/>
+          <w:iCs/>
+          <w:sz w:val="24"/>
+          <w:szCs w:val="24"/>
+        </w:rPr>
+      </w:pPr>
+      <w:r>
+        <w:rPr>
+          <w:rFonts w:ascii="Times New Roman" w:hAnsi="Times New Roman" w:cs="Times New Roman"/>
+          <w:i/>
+          <w:iCs/>
+          <w:sz w:val="24"/>
+          <w:szCs w:val="24"/>
+        </w:rPr>
+        <w:t>Фокус «</w:t>
+      </w:r>
+      <w:r>
+        <w:rPr>
+          <w:rFonts w:ascii="Times New Roman" w:hAnsi="Times New Roman" w:cs="Times New Roman"/>
+          <w:i/>
+          <w:iCs/>
+          <w:sz w:val="24"/>
+          <w:szCs w:val="24"/>
+        </w:rPr>
+        <w:t>Насильственное обеление населения</w:t>
+      </w:r>
+      <w:r>
+        <w:rPr>
+          <w:rFonts w:ascii="Times New Roman" w:hAnsi="Times New Roman" w:cs="Times New Roman"/>
+          <w:i/>
+          <w:iCs/>
+          <w:sz w:val="24"/>
+          <w:szCs w:val="24"/>
+        </w:rPr>
+        <w:t>».</w:t>
+      </w:r>
+    </w:p>
+    <w:p>
+      <w:pPr>
+        <w:autoSpaceDE w:val="0"/>
+        <w:autoSpaceDN w:val="0"/>
+        <w:adjustRightInd w:val="0"/>
+        <w:spacing w:line="259" w:lineRule="atLeast"/>
+        <w:rPr>
+          <w:rFonts w:ascii="Times New Roman" w:hAnsi="Times New Roman" w:cs="Times New Roman"/>
+          <w:sz w:val="24"/>
+          <w:szCs w:val="24"/>
+        </w:rPr>
+      </w:pPr>
+      <w:r>
+        <w:rPr>
+          <w:rFonts w:ascii="Times New Roman" w:hAnsi="Times New Roman" w:cs="Times New Roman"/>
+          <w:sz w:val="24"/>
+          <w:szCs w:val="24"/>
+        </w:rPr>
+        <w:t>Срок выполнения 35 дней</w:t>
+      </w:r>
+    </w:p>
+    <w:p>
+      <w:pPr>
+        <w:autoSpaceDE w:val="0"/>
+        <w:autoSpaceDN w:val="0"/>
+        <w:adjustRightInd w:val="0"/>
+        <w:spacing w:line="259" w:lineRule="atLeast"/>
+        <w:rPr>
+          <w:rFonts w:ascii="Times New Roman" w:hAnsi="Times New Roman" w:cs="Times New Roman"/>
+          <w:sz w:val="24"/>
+          <w:szCs w:val="24"/>
+        </w:rPr>
+      </w:pPr>
+      <w:r>
+        <w:rPr>
+          <w:rFonts w:ascii="Times New Roman" w:hAnsi="Times New Roman" w:cs="Times New Roman"/>
+          <w:sz w:val="24"/>
+          <w:szCs w:val="24"/>
+        </w:rPr>
+        <w:t xml:space="preserve">Описание: </w:t>
+      </w:r>
+      <w:r>
+        <w:rPr>
+          <w:rFonts w:ascii="Times New Roman" w:hAnsi="Times New Roman" w:cs="Times New Roman"/>
+          <w:sz w:val="24"/>
+          <w:szCs w:val="24"/>
+        </w:rPr>
+        <w:t xml:space="preserve">Запрет межрасовых браков – это не выход, ведь между собой черные будут плодиться слишком быстро. Но и оставлять их в нынешнем виде тоже неприемлемо, ведь часть таких полукровок могут остаться в чернокожих семьях, и воспитываться по обычаям аборигенов. Лучшим решением будет принудительное обеление населения, когда мужчина берёт себе наложниц. Среди чернокожих мужчин большое количество потерь. От тяжёлого труда, болезней и других причин, отчего количество женщин заметно больше. Их будут передавать в белые семьи как работниц и наложниц, от которых будут рождаться полукровки, которых будут воспитываться в </w:t>
+      </w:r>
+      <w:proofErr w:type="spellStart"/>
+      <w:r>
+        <w:rPr>
+          <w:rFonts w:ascii="Times New Roman" w:hAnsi="Times New Roman" w:cs="Times New Roman"/>
+          <w:sz w:val="24"/>
+          <w:szCs w:val="24"/>
+        </w:rPr>
+        <w:t>африканерских</w:t>
+      </w:r>
+      <w:proofErr w:type="spellEnd"/>
+      <w:r>
+        <w:rPr>
+          <w:rFonts w:ascii="Times New Roman" w:hAnsi="Times New Roman" w:cs="Times New Roman"/>
+          <w:sz w:val="24"/>
+          <w:szCs w:val="24"/>
+        </w:rPr>
+        <w:t xml:space="preserve"> традициях. Это медленный процесс, который может укрепить наше господство не только на государственном уровне, но и на кровном.</w:t>
+      </w:r>
+    </w:p>
+    <w:p>
+      <w:pPr>
+        <w:autoSpaceDE w:val="0"/>
+        <w:autoSpaceDN w:val="0"/>
+        <w:adjustRightInd w:val="0"/>
+        <w:spacing w:line="259" w:lineRule="atLeast"/>
+        <w:rPr>
+          <w:rFonts w:ascii="Times New Roman" w:hAnsi="Times New Roman" w:cs="Times New Roman"/>
+          <w:sz w:val="24"/>
+          <w:szCs w:val="24"/>
+        </w:rPr>
+      </w:pPr>
       <w:r>
         <w:rPr>
           <w:rFonts w:ascii="Times New Roman" w:hAnsi="Times New Roman" w:cs="Times New Roman"/>
@@ -19298,586 +23524,6 @@
           <w:szCs w:val="24"/>
         </w:rPr>
         <w:lastRenderedPageBreak/>
-        <w:t xml:space="preserve">капиталистических евреев и «еврейского заговора» — изображаемый толстым, курящим сигары, лысеющим и жадным, либо </w:t>
-      </w:r>
-      <w:proofErr w:type="spellStart"/>
-      <w:r>
-        <w:rPr>
-          <w:rFonts w:ascii="Times New Roman" w:hAnsi="Times New Roman" w:cs="Times New Roman"/>
-          <w:sz w:val="24"/>
-          <w:szCs w:val="24"/>
-        </w:rPr>
-        <w:t>дергащим</w:t>
-      </w:r>
-      <w:proofErr w:type="spellEnd"/>
-      <w:r>
-        <w:rPr>
-          <w:rFonts w:ascii="Times New Roman" w:hAnsi="Times New Roman" w:cs="Times New Roman"/>
-          <w:sz w:val="24"/>
-          <w:szCs w:val="24"/>
-        </w:rPr>
-        <w:t xml:space="preserve"> за ниточки, либо держащим в руках мешок с деньгами. Карикатура Д. К. </w:t>
-      </w:r>
-      <w:proofErr w:type="spellStart"/>
-      <w:r>
-        <w:rPr>
-          <w:rFonts w:ascii="Times New Roman" w:hAnsi="Times New Roman" w:cs="Times New Roman"/>
-          <w:sz w:val="24"/>
-          <w:szCs w:val="24"/>
-        </w:rPr>
-        <w:t>Бунзайера</w:t>
-      </w:r>
-      <w:proofErr w:type="spellEnd"/>
-      <w:r>
-        <w:rPr>
-          <w:rFonts w:ascii="Times New Roman" w:hAnsi="Times New Roman" w:cs="Times New Roman"/>
-          <w:sz w:val="24"/>
-          <w:szCs w:val="24"/>
-        </w:rPr>
-        <w:t xml:space="preserve"> была разработана специально для газеты «</w:t>
-      </w:r>
-      <w:proofErr w:type="spellStart"/>
-      <w:r>
-        <w:rPr>
-          <w:rFonts w:ascii="Times New Roman" w:hAnsi="Times New Roman" w:cs="Times New Roman"/>
-          <w:sz w:val="24"/>
-          <w:szCs w:val="24"/>
-        </w:rPr>
-        <w:t>Die</w:t>
-      </w:r>
-      <w:proofErr w:type="spellEnd"/>
-      <w:r>
-        <w:rPr>
-          <w:rFonts w:ascii="Times New Roman" w:hAnsi="Times New Roman" w:cs="Times New Roman"/>
-          <w:sz w:val="24"/>
-          <w:szCs w:val="24"/>
-        </w:rPr>
-        <w:t xml:space="preserve"> </w:t>
-      </w:r>
-      <w:proofErr w:type="spellStart"/>
-      <w:r>
-        <w:rPr>
-          <w:rFonts w:ascii="Times New Roman" w:hAnsi="Times New Roman" w:cs="Times New Roman"/>
-          <w:sz w:val="24"/>
-          <w:szCs w:val="24"/>
-        </w:rPr>
-        <w:t>Burger</w:t>
-      </w:r>
-      <w:proofErr w:type="spellEnd"/>
-      <w:r>
-        <w:rPr>
-          <w:rFonts w:ascii="Times New Roman" w:hAnsi="Times New Roman" w:cs="Times New Roman"/>
-          <w:sz w:val="24"/>
-          <w:szCs w:val="24"/>
-        </w:rPr>
-        <w:t>» — уничижительный образ, призванный изобразить толстого и раздутого еврейского капиталиста, обыгрывая слово «</w:t>
-      </w:r>
-      <w:proofErr w:type="spellStart"/>
-      <w:r>
-        <w:rPr>
-          <w:rFonts w:ascii="Times New Roman" w:hAnsi="Times New Roman" w:cs="Times New Roman"/>
-          <w:sz w:val="24"/>
-          <w:szCs w:val="24"/>
-        </w:rPr>
-        <w:t>hog</w:t>
-      </w:r>
-      <w:proofErr w:type="spellEnd"/>
-      <w:r>
-        <w:rPr>
-          <w:rFonts w:ascii="Times New Roman" w:hAnsi="Times New Roman" w:cs="Times New Roman"/>
-          <w:sz w:val="24"/>
-          <w:szCs w:val="24"/>
-        </w:rPr>
-        <w:t>» или «</w:t>
-      </w:r>
-      <w:proofErr w:type="spellStart"/>
-      <w:r>
-        <w:rPr>
-          <w:rFonts w:ascii="Times New Roman" w:hAnsi="Times New Roman" w:cs="Times New Roman"/>
-          <w:sz w:val="24"/>
-          <w:szCs w:val="24"/>
-        </w:rPr>
-        <w:t>piga</w:t>
-      </w:r>
-      <w:proofErr w:type="spellEnd"/>
-      <w:r>
-        <w:rPr>
-          <w:rFonts w:ascii="Times New Roman" w:hAnsi="Times New Roman" w:cs="Times New Roman"/>
-          <w:sz w:val="24"/>
-          <w:szCs w:val="24"/>
-        </w:rPr>
-        <w:t xml:space="preserve">» (свинья). Этот персонаж неоднократно появлялся в газете и также служил для высмеивания Эрнеста </w:t>
-      </w:r>
-      <w:proofErr w:type="spellStart"/>
-      <w:r>
-        <w:rPr>
-          <w:rFonts w:ascii="Times New Roman" w:hAnsi="Times New Roman" w:cs="Times New Roman"/>
-          <w:sz w:val="24"/>
-          <w:szCs w:val="24"/>
-        </w:rPr>
-        <w:t>Оппенхаймера</w:t>
-      </w:r>
-      <w:proofErr w:type="spellEnd"/>
-      <w:r>
-        <w:rPr>
-          <w:rFonts w:ascii="Times New Roman" w:hAnsi="Times New Roman" w:cs="Times New Roman"/>
-          <w:sz w:val="24"/>
-          <w:szCs w:val="24"/>
-        </w:rPr>
-        <w:t xml:space="preserve">, немецкого еврейского горнодобывающего промышленника, который обосновался в Южной Африке. Националисты даже заходили так далеко, что открыто называли </w:t>
-      </w:r>
-      <w:proofErr w:type="spellStart"/>
-      <w:r>
-        <w:rPr>
-          <w:rFonts w:ascii="Times New Roman" w:hAnsi="Times New Roman" w:cs="Times New Roman"/>
-          <w:sz w:val="24"/>
-          <w:szCs w:val="24"/>
-        </w:rPr>
-        <w:t>Оппенхаймера</w:t>
-      </w:r>
-      <w:proofErr w:type="spellEnd"/>
-      <w:r>
-        <w:rPr>
-          <w:rFonts w:ascii="Times New Roman" w:hAnsi="Times New Roman" w:cs="Times New Roman"/>
-          <w:sz w:val="24"/>
-          <w:szCs w:val="24"/>
-        </w:rPr>
-        <w:t xml:space="preserve"> и еврейский капитал в парламенте и в своих выступлениях «</w:t>
-      </w:r>
-      <w:proofErr w:type="spellStart"/>
-      <w:r>
-        <w:rPr>
-          <w:rFonts w:ascii="Times New Roman" w:hAnsi="Times New Roman" w:cs="Times New Roman"/>
-          <w:sz w:val="24"/>
-          <w:szCs w:val="24"/>
-        </w:rPr>
-        <w:t>Хоггенхаймером</w:t>
-      </w:r>
-      <w:proofErr w:type="spellEnd"/>
-      <w:r>
-        <w:rPr>
-          <w:rFonts w:ascii="Times New Roman" w:hAnsi="Times New Roman" w:cs="Times New Roman"/>
-          <w:sz w:val="24"/>
-          <w:szCs w:val="24"/>
-        </w:rPr>
-        <w:t>».</w:t>
-      </w:r>
-      <w:r>
-        <w:rPr>
-          <w:rFonts w:ascii="Times New Roman" w:hAnsi="Times New Roman" w:cs="Times New Roman"/>
-          <w:sz w:val="24"/>
-          <w:szCs w:val="24"/>
-        </w:rPr>
-        <w:t xml:space="preserve"> </w:t>
-      </w:r>
-      <w:r>
-        <w:rPr>
-          <w:rFonts w:ascii="Times New Roman" w:hAnsi="Times New Roman" w:cs="Times New Roman"/>
-          <w:sz w:val="24"/>
-          <w:szCs w:val="24"/>
-        </w:rPr>
-        <w:t>Неоспоримо, что эти «рубашки» и антисемитские маргиналы фактически «добились того, чтобы сместить „еврейский вопрос“ с политической периферии общественной жизни Южной Африки в ее центр»… «</w:t>
-      </w:r>
-      <w:proofErr w:type="spellStart"/>
-      <w:r>
-        <w:rPr>
-          <w:rFonts w:ascii="Times New Roman" w:hAnsi="Times New Roman" w:cs="Times New Roman"/>
-          <w:sz w:val="24"/>
-          <w:szCs w:val="24"/>
-        </w:rPr>
-        <w:t>Малан</w:t>
-      </w:r>
-      <w:proofErr w:type="spellEnd"/>
-      <w:r>
-        <w:rPr>
-          <w:rFonts w:ascii="Times New Roman" w:hAnsi="Times New Roman" w:cs="Times New Roman"/>
-          <w:sz w:val="24"/>
-          <w:szCs w:val="24"/>
-        </w:rPr>
-        <w:t xml:space="preserve">, под давлением ультраправых „серых рубашек“, все больше сосредотачивался на евреях как объяснении политических неудач африканеров. Однако именно </w:t>
-      </w:r>
-      <w:proofErr w:type="spellStart"/>
-      <w:r>
-        <w:rPr>
-          <w:rFonts w:ascii="Times New Roman" w:hAnsi="Times New Roman" w:cs="Times New Roman"/>
-          <w:sz w:val="24"/>
-          <w:szCs w:val="24"/>
-        </w:rPr>
-        <w:t>Хендрик</w:t>
-      </w:r>
-      <w:proofErr w:type="spellEnd"/>
-      <w:r>
-        <w:rPr>
-          <w:rFonts w:ascii="Times New Roman" w:hAnsi="Times New Roman" w:cs="Times New Roman"/>
-          <w:sz w:val="24"/>
-          <w:szCs w:val="24"/>
-        </w:rPr>
-        <w:t xml:space="preserve"> </w:t>
-      </w:r>
-      <w:proofErr w:type="spellStart"/>
-      <w:r>
-        <w:rPr>
-          <w:rFonts w:ascii="Times New Roman" w:hAnsi="Times New Roman" w:cs="Times New Roman"/>
-          <w:sz w:val="24"/>
-          <w:szCs w:val="24"/>
-        </w:rPr>
-        <w:t>Верворд</w:t>
-      </w:r>
-      <w:proofErr w:type="spellEnd"/>
-      <w:r>
-        <w:rPr>
-          <w:rFonts w:ascii="Times New Roman" w:hAnsi="Times New Roman" w:cs="Times New Roman"/>
-          <w:sz w:val="24"/>
-          <w:szCs w:val="24"/>
-        </w:rPr>
-        <w:t xml:space="preserve"> стоял в авангарде антиеврейской агитации» 16Подобные настроения были широко распространены в </w:t>
-      </w:r>
-      <w:proofErr w:type="spellStart"/>
-      <w:r>
-        <w:rPr>
-          <w:rFonts w:ascii="Times New Roman" w:hAnsi="Times New Roman" w:cs="Times New Roman"/>
-          <w:sz w:val="24"/>
-          <w:szCs w:val="24"/>
-        </w:rPr>
-        <w:t>африканерском</w:t>
-      </w:r>
-      <w:proofErr w:type="spellEnd"/>
-      <w:r>
-        <w:rPr>
-          <w:rFonts w:ascii="Times New Roman" w:hAnsi="Times New Roman" w:cs="Times New Roman"/>
-          <w:sz w:val="24"/>
-          <w:szCs w:val="24"/>
-        </w:rPr>
-        <w:t xml:space="preserve"> националистическом фронте – примером может служить националистический депутат от Вифлеема </w:t>
-      </w:r>
-      <w:proofErr w:type="spellStart"/>
-      <w:r>
-        <w:rPr>
-          <w:rFonts w:ascii="Times New Roman" w:hAnsi="Times New Roman" w:cs="Times New Roman"/>
-          <w:sz w:val="24"/>
-          <w:szCs w:val="24"/>
-        </w:rPr>
-        <w:t>Роэлоф</w:t>
-      </w:r>
-      <w:proofErr w:type="spellEnd"/>
-      <w:r>
-        <w:rPr>
-          <w:rFonts w:ascii="Times New Roman" w:hAnsi="Times New Roman" w:cs="Times New Roman"/>
-          <w:sz w:val="24"/>
-          <w:szCs w:val="24"/>
-        </w:rPr>
-        <w:t xml:space="preserve"> </w:t>
-      </w:r>
-      <w:proofErr w:type="spellStart"/>
-      <w:r>
-        <w:rPr>
-          <w:rFonts w:ascii="Times New Roman" w:hAnsi="Times New Roman" w:cs="Times New Roman"/>
-          <w:sz w:val="24"/>
-          <w:szCs w:val="24"/>
-        </w:rPr>
-        <w:t>ван</w:t>
-      </w:r>
-      <w:proofErr w:type="spellEnd"/>
-      <w:r>
-        <w:rPr>
-          <w:rFonts w:ascii="Times New Roman" w:hAnsi="Times New Roman" w:cs="Times New Roman"/>
-          <w:sz w:val="24"/>
-          <w:szCs w:val="24"/>
-        </w:rPr>
-        <w:t xml:space="preserve"> дер Мерве, который, призывая к бойкоту товаров нацистской Германии, предостерегал </w:t>
-      </w:r>
-      <w:proofErr w:type="spellStart"/>
-      <w:r>
-        <w:rPr>
-          <w:rFonts w:ascii="Times New Roman" w:hAnsi="Times New Roman" w:cs="Times New Roman"/>
-          <w:sz w:val="24"/>
-          <w:szCs w:val="24"/>
-        </w:rPr>
-        <w:t>евреев:«Они</w:t>
-      </w:r>
-      <w:proofErr w:type="spellEnd"/>
-      <w:r>
-        <w:rPr>
-          <w:rFonts w:ascii="Times New Roman" w:hAnsi="Times New Roman" w:cs="Times New Roman"/>
-          <w:sz w:val="24"/>
-          <w:szCs w:val="24"/>
-        </w:rPr>
-        <w:t xml:space="preserve"> (евреи) эксплуатируют наш народ (африканеров) и являются не более чем паразитами».</w:t>
-      </w:r>
-    </w:p>
-    <w:p>
-      <w:pPr>
-        <w:autoSpaceDE w:val="0"/>
-        <w:autoSpaceDN w:val="0"/>
-        <w:adjustRightInd w:val="0"/>
-        <w:spacing w:line="259" w:lineRule="atLeast"/>
-        <w:rPr>
-          <w:rFonts w:ascii="Times New Roman" w:hAnsi="Times New Roman" w:cs="Times New Roman"/>
-          <w:sz w:val="24"/>
-          <w:szCs w:val="24"/>
-        </w:rPr>
-      </w:pPr>
-    </w:p>
-    <w:p>
-      <w:pPr>
-        <w:autoSpaceDE w:val="0"/>
-        <w:autoSpaceDN w:val="0"/>
-        <w:adjustRightInd w:val="0"/>
-        <w:spacing w:line="259" w:lineRule="atLeast"/>
-        <w:rPr>
-          <w:rFonts w:ascii="Times New Roman" w:hAnsi="Times New Roman" w:cs="Times New Roman"/>
-          <w:sz w:val="24"/>
-          <w:szCs w:val="24"/>
-        </w:rPr>
-      </w:pPr>
-      <w:r>
-        <w:rPr>
-          <w:rFonts w:ascii="Times New Roman" w:hAnsi="Times New Roman" w:cs="Times New Roman"/>
-          <w:sz w:val="24"/>
-          <w:szCs w:val="24"/>
-        </w:rPr>
-        <w:t>(</w:t>
-      </w:r>
-      <w:proofErr w:type="spellStart"/>
-      <w:r>
-        <w:rPr>
-          <w:rFonts w:ascii="Times New Roman" w:hAnsi="Times New Roman" w:cs="Times New Roman"/>
-          <w:sz w:val="24"/>
-          <w:szCs w:val="24"/>
-        </w:rPr>
-        <w:t>кирино</w:t>
-      </w:r>
-      <w:proofErr w:type="spellEnd"/>
-      <w:r>
-        <w:rPr>
-          <w:rFonts w:ascii="Times New Roman" w:hAnsi="Times New Roman" w:cs="Times New Roman"/>
-          <w:sz w:val="24"/>
-          <w:szCs w:val="24"/>
-        </w:rPr>
-        <w:t xml:space="preserve">: НД на 100 дней, </w:t>
-      </w:r>
-      <w:proofErr w:type="spellStart"/>
-      <w:r>
-        <w:rPr>
-          <w:rFonts w:ascii="Times New Roman" w:hAnsi="Times New Roman" w:cs="Times New Roman"/>
-          <w:sz w:val="24"/>
-          <w:szCs w:val="24"/>
-        </w:rPr>
-        <w:t>политка</w:t>
-      </w:r>
-      <w:proofErr w:type="spellEnd"/>
-      <w:r>
-        <w:rPr>
-          <w:rFonts w:ascii="Times New Roman" w:hAnsi="Times New Roman" w:cs="Times New Roman"/>
-          <w:sz w:val="24"/>
-          <w:szCs w:val="24"/>
-        </w:rPr>
-        <w:t xml:space="preserve"> +1, автономия +2, </w:t>
-      </w:r>
-      <w:proofErr w:type="spellStart"/>
-      <w:r>
-        <w:rPr>
-          <w:rFonts w:ascii="Times New Roman" w:hAnsi="Times New Roman" w:cs="Times New Roman"/>
-          <w:sz w:val="24"/>
-          <w:szCs w:val="24"/>
-        </w:rPr>
-        <w:t>фазим</w:t>
-      </w:r>
-      <w:proofErr w:type="spellEnd"/>
-      <w:r>
-        <w:rPr>
-          <w:rFonts w:ascii="Times New Roman" w:hAnsi="Times New Roman" w:cs="Times New Roman"/>
-          <w:sz w:val="24"/>
-          <w:szCs w:val="24"/>
-        </w:rPr>
-        <w:t xml:space="preserve"> +0,1, </w:t>
-      </w:r>
-      <w:proofErr w:type="spellStart"/>
-      <w:r>
-        <w:rPr>
-          <w:rFonts w:ascii="Times New Roman" w:hAnsi="Times New Roman" w:cs="Times New Roman"/>
-          <w:sz w:val="24"/>
-          <w:szCs w:val="24"/>
-        </w:rPr>
-        <w:t>Африканерская</w:t>
-      </w:r>
-      <w:proofErr w:type="spellEnd"/>
-      <w:r>
-        <w:rPr>
-          <w:rFonts w:ascii="Times New Roman" w:hAnsi="Times New Roman" w:cs="Times New Roman"/>
-          <w:sz w:val="24"/>
-          <w:szCs w:val="24"/>
-        </w:rPr>
-        <w:t xml:space="preserve"> республика)</w:t>
-      </w:r>
-    </w:p>
-    <w:p>
-      <w:pPr>
-        <w:autoSpaceDE w:val="0"/>
-        <w:autoSpaceDN w:val="0"/>
-        <w:adjustRightInd w:val="0"/>
-        <w:spacing w:line="259" w:lineRule="atLeast"/>
-        <w:rPr>
-          <w:rFonts w:ascii="Times New Roman" w:hAnsi="Times New Roman" w:cs="Times New Roman"/>
-          <w:sz w:val="24"/>
-          <w:szCs w:val="24"/>
-        </w:rPr>
-      </w:pPr>
-      <w:r>
-        <w:rPr>
-          <w:rFonts w:ascii="Times New Roman" w:hAnsi="Times New Roman" w:cs="Times New Roman"/>
-          <w:color w:val="222222"/>
-          <w:sz w:val="24"/>
-          <w:szCs w:val="24"/>
-          <w:shd w:val="clear" w:color="auto" w:fill="FFFFFF"/>
-        </w:rPr>
-        <w:br/>
-      </w:r>
-    </w:p>
-    <w:p>
-      <w:pPr>
-        <w:autoSpaceDE w:val="0"/>
-        <w:autoSpaceDN w:val="0"/>
-        <w:adjustRightInd w:val="0"/>
-        <w:spacing w:line="259" w:lineRule="atLeast"/>
-        <w:rPr>
-          <w:rFonts w:ascii="Times New Roman" w:hAnsi="Times New Roman" w:cs="Times New Roman"/>
-          <w:sz w:val="24"/>
-          <w:szCs w:val="24"/>
-        </w:rPr>
-      </w:pPr>
-    </w:p>
-    <w:p>
-      <w:pPr>
-        <w:autoSpaceDE w:val="0"/>
-        <w:autoSpaceDN w:val="0"/>
-        <w:adjustRightInd w:val="0"/>
-        <w:spacing w:line="259" w:lineRule="atLeast"/>
-        <w:rPr>
-          <w:rFonts w:ascii="Times New Roman" w:hAnsi="Times New Roman" w:cs="Times New Roman"/>
-          <w:i/>
-          <w:iCs/>
-          <w:sz w:val="24"/>
-          <w:szCs w:val="24"/>
-        </w:rPr>
-      </w:pPr>
-      <w:r>
-        <w:rPr>
-          <w:rFonts w:ascii="Times New Roman" w:hAnsi="Times New Roman" w:cs="Times New Roman"/>
-          <w:i/>
-          <w:iCs/>
-          <w:sz w:val="24"/>
-          <w:szCs w:val="24"/>
-        </w:rPr>
-        <w:t>Фокус «</w:t>
-      </w:r>
-      <w:r>
-        <w:rPr>
-          <w:rFonts w:ascii="Times New Roman" w:hAnsi="Times New Roman" w:cs="Times New Roman"/>
-          <w:i/>
-          <w:iCs/>
-          <w:sz w:val="24"/>
-          <w:szCs w:val="24"/>
-        </w:rPr>
-        <w:t>Насильственное обеление населения</w:t>
-      </w:r>
-      <w:r>
-        <w:rPr>
-          <w:rFonts w:ascii="Times New Roman" w:hAnsi="Times New Roman" w:cs="Times New Roman"/>
-          <w:i/>
-          <w:iCs/>
-          <w:sz w:val="24"/>
-          <w:szCs w:val="24"/>
-        </w:rPr>
-        <w:t>».</w:t>
-      </w:r>
-    </w:p>
-    <w:p>
-      <w:pPr>
-        <w:autoSpaceDE w:val="0"/>
-        <w:autoSpaceDN w:val="0"/>
-        <w:adjustRightInd w:val="0"/>
-        <w:spacing w:line="259" w:lineRule="atLeast"/>
-        <w:rPr>
-          <w:rFonts w:ascii="Times New Roman" w:hAnsi="Times New Roman" w:cs="Times New Roman"/>
-          <w:sz w:val="24"/>
-          <w:szCs w:val="24"/>
-        </w:rPr>
-      </w:pPr>
-      <w:r>
-        <w:rPr>
-          <w:rFonts w:ascii="Times New Roman" w:hAnsi="Times New Roman" w:cs="Times New Roman"/>
-          <w:sz w:val="24"/>
-          <w:szCs w:val="24"/>
-        </w:rPr>
-        <w:t>Срок выполнения 35 дней</w:t>
-      </w:r>
-    </w:p>
-    <w:p>
-      <w:pPr>
-        <w:autoSpaceDE w:val="0"/>
-        <w:autoSpaceDN w:val="0"/>
-        <w:adjustRightInd w:val="0"/>
-        <w:spacing w:line="259" w:lineRule="atLeast"/>
-        <w:rPr>
-          <w:rFonts w:ascii="Times New Roman" w:hAnsi="Times New Roman" w:cs="Times New Roman"/>
-          <w:sz w:val="24"/>
-          <w:szCs w:val="24"/>
-        </w:rPr>
-      </w:pPr>
-      <w:r>
-        <w:rPr>
-          <w:rFonts w:ascii="Times New Roman" w:hAnsi="Times New Roman" w:cs="Times New Roman"/>
-          <w:sz w:val="24"/>
-          <w:szCs w:val="24"/>
-        </w:rPr>
-        <w:t xml:space="preserve">Описание: </w:t>
-      </w:r>
-      <w:r>
-        <w:rPr>
-          <w:rFonts w:ascii="Times New Roman" w:hAnsi="Times New Roman" w:cs="Times New Roman"/>
-          <w:sz w:val="24"/>
-          <w:szCs w:val="24"/>
-        </w:rPr>
-        <w:t xml:space="preserve">Запрет межрасовых браков – это не выход, ведь между собой черные будут плодиться слишком быстро. Но и оставлять их в нынешнем виде тоже неприемлемо, ведь часть таких полукровок могут остаться в чернокожих семьях, и воспитываться по обычаям аборигенов. Лучшим решением будет принудительное обеление населения, когда мужчина берёт себе наложниц. Среди чернокожих мужчин большое количество потерь. От тяжёлого труда, болезней и других причин, отчего количество женщин заметно больше. Их будут передавать в белые семьи как работниц и наложниц, от которых будут рождаться полукровки, которых будут воспитываться в </w:t>
-      </w:r>
-      <w:proofErr w:type="spellStart"/>
-      <w:r>
-        <w:rPr>
-          <w:rFonts w:ascii="Times New Roman" w:hAnsi="Times New Roman" w:cs="Times New Roman"/>
-          <w:sz w:val="24"/>
-          <w:szCs w:val="24"/>
-        </w:rPr>
-        <w:t>африканерских</w:t>
-      </w:r>
-      <w:proofErr w:type="spellEnd"/>
-      <w:r>
-        <w:rPr>
-          <w:rFonts w:ascii="Times New Roman" w:hAnsi="Times New Roman" w:cs="Times New Roman"/>
-          <w:sz w:val="24"/>
-          <w:szCs w:val="24"/>
-        </w:rPr>
-        <w:t xml:space="preserve"> традициях. Это медленный процесс, который может укрепить наше господство не только на государственном уровне, но и на кровном.</w:t>
-      </w:r>
-    </w:p>
-    <w:p>
-      <w:pPr>
-        <w:autoSpaceDE w:val="0"/>
-        <w:autoSpaceDN w:val="0"/>
-        <w:adjustRightInd w:val="0"/>
-        <w:spacing w:line="259" w:lineRule="atLeast"/>
-        <w:rPr>
-          <w:rFonts w:ascii="Times New Roman" w:hAnsi="Times New Roman" w:cs="Times New Roman"/>
-          <w:sz w:val="24"/>
-          <w:szCs w:val="24"/>
-        </w:rPr>
-      </w:pPr>
-      <w:r>
-        <w:rPr>
-          <w:rFonts w:ascii="Times New Roman" w:hAnsi="Times New Roman" w:cs="Times New Roman"/>
-          <w:sz w:val="24"/>
-          <w:szCs w:val="24"/>
-        </w:rPr>
         <w:t>+НД «Насильственное обеление населения»</w:t>
       </w:r>
       <w:r>
@@ -19968,7 +23614,7 @@
 </file>
 
 <file path=word/endnotes.xml><?xml version="1.0" encoding="utf-8"?>
-<w:endnotes xmlns:wpc="http://schemas.microsoft.com/office/word/2010/wordprocessingCanvas" xmlns:cx="http://schemas.microsoft.com/office/drawing/2014/chartex" xmlns:cx1="http://schemas.microsoft.com/office/drawing/2015/9/8/chartex" xmlns:cx2="http://schemas.microsoft.com/office/drawing/2015/10/21/chartex" xmlns:cx3="http://schemas.microsoft.com/office/drawing/2016/5/9/chartex" xmlns:cx4="http://schemas.microsoft.com/office/drawing/2016/5/10/chartex" xmlns:cx5="http://schemas.microsoft.com/office/drawing/2016/5/11/chartex" xmlns:cx6="http://schemas.microsoft.com/office/drawing/2016/5/12/chartex" xmlns:cx7="http://schemas.microsoft.com/office/drawing/2016/5/13/chartex" xmlns:cx8="http://schemas.microsoft.com/office/drawing/2016/5/14/chartex" xmlns:mc="http://schemas.openxmlformats.org/markup-compatibility/2006" xmlns:aink="http://schemas.microsoft.com/office/drawing/2016/ink" xmlns:am3d="http://schemas.microsoft.com/office/drawing/2017/model3d" xmlns:o="urn:schemas-microsoft-com:office:office" xmlns:r="http://schemas.openxmlformats.org/officeDocument/2006/relationships" xmlns:m="http://schemas.openxmlformats.org/officeDocument/2006/math" xmlns:v="urn:schemas-microsoft-com:vml" xmlns:wp14="http://schemas.microsoft.com/office/word/2010/wordprocessingDrawing" xmlns:wp="http://schemas.openxmlformats.org/drawingml/2006/wordprocessingDrawing" xmlns:w10="urn:schemas-microsoft-com:office:word" xmlns:w="http://schemas.openxmlformats.org/wordprocessingml/2006/main" xmlns:w14="http://schemas.microsoft.com/office/word/2010/wordml" xmlns:w15="http://schemas.microsoft.com/office/word/2012/wordml" xmlns:w16cid="http://schemas.microsoft.com/office/word/2016/wordml/cid" xmlns:w16se="http://schemas.microsoft.com/office/word/2015/wordml/symex" xmlns:wpg="http://schemas.microsoft.com/office/word/2010/wordprocessingGroup" xmlns:wpi="http://schemas.microsoft.com/office/word/2010/wordprocessingInk" xmlns:wne="http://schemas.microsoft.com/office/word/2006/wordml" xmlns:wps="http://schemas.microsoft.com/office/word/2010/wordprocessingShape" mc:Ignorable="w14 w15 w16se w16cid wp14">
+<w:endnotes xmlns:wpc="http://schemas.microsoft.com/office/word/2010/wordprocessingCanvas" xmlns:cx="http://schemas.microsoft.com/office/drawing/2014/chartex" xmlns:cx1="http://schemas.microsoft.com/office/drawing/2015/9/8/chartex" xmlns:cx2="http://schemas.microsoft.com/office/drawing/2015/10/21/chartex" xmlns:cx3="http://schemas.microsoft.com/office/drawing/2016/5/9/chartex" xmlns:cx4="http://schemas.microsoft.com/office/drawing/2016/5/10/chartex" xmlns:cx5="http://schemas.microsoft.com/office/drawing/2016/5/11/chartex" xmlns:cx6="http://schemas.microsoft.com/office/drawing/2016/5/12/chartex" xmlns:cx7="http://schemas.microsoft.com/office/drawing/2016/5/13/chartex" xmlns:cx8="http://schemas.microsoft.com/office/drawing/2016/5/14/chartex" xmlns:mc="http://schemas.openxmlformats.org/markup-compatibility/2006" xmlns:aink="http://schemas.microsoft.com/office/drawing/2016/ink" xmlns:am3d="http://schemas.microsoft.com/office/drawing/2017/model3d" xmlns:o="urn:schemas-microsoft-com:office:office" xmlns:r="http://schemas.openxmlformats.org/officeDocument/2006/relationships" xmlns:m="http://schemas.openxmlformats.org/officeDocument/2006/math" xmlns:v="urn:schemas-microsoft-com:vml" xmlns:wp14="http://schemas.microsoft.com/office/word/2010/wordprocessingDrawing" xmlns:wp="http://schemas.openxmlformats.org/drawingml/2006/wordprocessingDrawing" xmlns:w10="urn:schemas-microsoft-com:office:word" xmlns:w="http://schemas.openxmlformats.org/wordprocessingml/2006/main" xmlns:w14="http://schemas.microsoft.com/office/word/2010/wordml" xmlns:w15="http://schemas.microsoft.com/office/word/2012/wordml" xmlns:w16cex="http://schemas.microsoft.com/office/word/2018/wordml/cex" xmlns:w16cid="http://schemas.microsoft.com/office/word/2016/wordml/cid" xmlns:w16="http://schemas.microsoft.com/office/word/2018/wordml" xmlns:w16se="http://schemas.microsoft.com/office/word/2015/wordml/symex" xmlns:wpg="http://schemas.microsoft.com/office/word/2010/wordprocessingGroup" xmlns:wpi="http://schemas.microsoft.com/office/word/2010/wordprocessingInk" xmlns:wne="http://schemas.microsoft.com/office/word/2006/wordml" xmlns:wps="http://schemas.microsoft.com/office/word/2010/wordprocessingShape" mc:Ignorable="w14 w15 w16se w16cid w16 w16cex wp14">
   <w:endnote w:type="separator" w:id="-1">
     <w:p>
       <w:pPr>
@@ -19993,7 +23639,7 @@
 </file>
 
 <file path=word/footnotes.xml><?xml version="1.0" encoding="utf-8"?>
-<w:footnotes xmlns:wpc="http://schemas.microsoft.com/office/word/2010/wordprocessingCanvas" xmlns:cx="http://schemas.microsoft.com/office/drawing/2014/chartex" xmlns:cx1="http://schemas.microsoft.com/office/drawing/2015/9/8/chartex" xmlns:cx2="http://schemas.microsoft.com/office/drawing/2015/10/21/chartex" xmlns:cx3="http://schemas.microsoft.com/office/drawing/2016/5/9/chartex" xmlns:cx4="http://schemas.microsoft.com/office/drawing/2016/5/10/chartex" xmlns:cx5="http://schemas.microsoft.com/office/drawing/2016/5/11/chartex" xmlns:cx6="http://schemas.microsoft.com/office/drawing/2016/5/12/chartex" xmlns:cx7="http://schemas.microsoft.com/office/drawing/2016/5/13/chartex" xmlns:cx8="http://schemas.microsoft.com/office/drawing/2016/5/14/chartex" xmlns:mc="http://schemas.openxmlformats.org/markup-compatibility/2006" xmlns:aink="http://schemas.microsoft.com/office/drawing/2016/ink" xmlns:am3d="http://schemas.microsoft.com/office/drawing/2017/model3d" xmlns:o="urn:schemas-microsoft-com:office:office" xmlns:r="http://schemas.openxmlformats.org/officeDocument/2006/relationships" xmlns:m="http://schemas.openxmlformats.org/officeDocument/2006/math" xmlns:v="urn:schemas-microsoft-com:vml" xmlns:wp14="http://schemas.microsoft.com/office/word/2010/wordprocessingDrawing" xmlns:wp="http://schemas.openxmlformats.org/drawingml/2006/wordprocessingDrawing" xmlns:w10="urn:schemas-microsoft-com:office:word" xmlns:w="http://schemas.openxmlformats.org/wordprocessingml/2006/main" xmlns:w14="http://schemas.microsoft.com/office/word/2010/wordml" xmlns:w15="http://schemas.microsoft.com/office/word/2012/wordml" xmlns:w16cid="http://schemas.microsoft.com/office/word/2016/wordml/cid" xmlns:w16se="http://schemas.microsoft.com/office/word/2015/wordml/symex" xmlns:wpg="http://schemas.microsoft.com/office/word/2010/wordprocessingGroup" xmlns:wpi="http://schemas.microsoft.com/office/word/2010/wordprocessingInk" xmlns:wne="http://schemas.microsoft.com/office/word/2006/wordml" xmlns:wps="http://schemas.microsoft.com/office/word/2010/wordprocessingShape" mc:Ignorable="w14 w15 w16se w16cid wp14">
+<w:footnotes xmlns:wpc="http://schemas.microsoft.com/office/word/2010/wordprocessingCanvas" xmlns:cx="http://schemas.microsoft.com/office/drawing/2014/chartex" xmlns:cx1="http://schemas.microsoft.com/office/drawing/2015/9/8/chartex" xmlns:cx2="http://schemas.microsoft.com/office/drawing/2015/10/21/chartex" xmlns:cx3="http://schemas.microsoft.com/office/drawing/2016/5/9/chartex" xmlns:cx4="http://schemas.microsoft.com/office/drawing/2016/5/10/chartex" xmlns:cx5="http://schemas.microsoft.com/office/drawing/2016/5/11/chartex" xmlns:cx6="http://schemas.microsoft.com/office/drawing/2016/5/12/chartex" xmlns:cx7="http://schemas.microsoft.com/office/drawing/2016/5/13/chartex" xmlns:cx8="http://schemas.microsoft.com/office/drawing/2016/5/14/chartex" xmlns:mc="http://schemas.openxmlformats.org/markup-compatibility/2006" xmlns:aink="http://schemas.microsoft.com/office/drawing/2016/ink" xmlns:am3d="http://schemas.microsoft.com/office/drawing/2017/model3d" xmlns:o="urn:schemas-microsoft-com:office:office" xmlns:r="http://schemas.openxmlformats.org/officeDocument/2006/relationships" xmlns:m="http://schemas.openxmlformats.org/officeDocument/2006/math" xmlns:v="urn:schemas-microsoft-com:vml" xmlns:wp14="http://schemas.microsoft.com/office/word/2010/wordprocessingDrawing" xmlns:wp="http://schemas.openxmlformats.org/drawingml/2006/wordprocessingDrawing" xmlns:w10="urn:schemas-microsoft-com:office:word" xmlns:w="http://schemas.openxmlformats.org/wordprocessingml/2006/main" xmlns:w14="http://schemas.microsoft.com/office/word/2010/wordml" xmlns:w15="http://schemas.microsoft.com/office/word/2012/wordml" xmlns:w16cex="http://schemas.microsoft.com/office/word/2018/wordml/cex" xmlns:w16cid="http://schemas.microsoft.com/office/word/2016/wordml/cid" xmlns:w16="http://schemas.microsoft.com/office/word/2018/wordml" xmlns:w16se="http://schemas.microsoft.com/office/word/2015/wordml/symex" xmlns:wpg="http://schemas.microsoft.com/office/word/2010/wordprocessingGroup" xmlns:wpi="http://schemas.microsoft.com/office/word/2010/wordprocessingInk" xmlns:wne="http://schemas.microsoft.com/office/word/2006/wordml" xmlns:wps="http://schemas.microsoft.com/office/word/2010/wordprocessingShape" mc:Ignorable="w14 w15 w16se w16cid w16 w16cex wp14">
   <w:footnote w:type="separator" w:id="-1">
     <w:p>
       <w:pPr>
@@ -20018,7 +23664,7 @@
 </file>
 
 <file path=word/numbering.xml><?xml version="1.0" encoding="utf-8"?>
-<w:numbering xmlns:wpc="http://schemas.microsoft.com/office/word/2010/wordprocessingCanvas" xmlns:cx="http://schemas.microsoft.com/office/drawing/2014/chartex" xmlns:cx1="http://schemas.microsoft.com/office/drawing/2015/9/8/chartex" xmlns:cx2="http://schemas.microsoft.com/office/drawing/2015/10/21/chartex" xmlns:cx3="http://schemas.microsoft.com/office/drawing/2016/5/9/chartex" xmlns:cx4="http://schemas.microsoft.com/office/drawing/2016/5/10/chartex" xmlns:cx5="http://schemas.microsoft.com/office/drawing/2016/5/11/chartex" xmlns:cx6="http://schemas.microsoft.com/office/drawing/2016/5/12/chartex" xmlns:cx7="http://schemas.microsoft.com/office/drawing/2016/5/13/chartex" xmlns:cx8="http://schemas.microsoft.com/office/drawing/2016/5/14/chartex" xmlns:mc="http://schemas.openxmlformats.org/markup-compatibility/2006" xmlns:aink="http://schemas.microsoft.com/office/drawing/2016/ink" xmlns:am3d="http://schemas.microsoft.com/office/drawing/2017/model3d" xmlns:o="urn:schemas-microsoft-com:office:office" xmlns:r="http://schemas.openxmlformats.org/officeDocument/2006/relationships" xmlns:m="http://schemas.openxmlformats.org/officeDocument/2006/math" xmlns:v="urn:schemas-microsoft-com:vml" xmlns:wp14="http://schemas.microsoft.com/office/word/2010/wordprocessingDrawing" xmlns:wp="http://schemas.openxmlformats.org/drawingml/2006/wordprocessingDrawing" xmlns:w10="urn:schemas-microsoft-com:office:word" xmlns:w="http://schemas.openxmlformats.org/wordprocessingml/2006/main" xmlns:w14="http://schemas.microsoft.com/office/word/2010/wordml" xmlns:w15="http://schemas.microsoft.com/office/word/2012/wordml" xmlns:w16cid="http://schemas.microsoft.com/office/word/2016/wordml/cid" xmlns:w16se="http://schemas.microsoft.com/office/word/2015/wordml/symex" xmlns:wpg="http://schemas.microsoft.com/office/word/2010/wordprocessingGroup" xmlns:wpi="http://schemas.microsoft.com/office/word/2010/wordprocessingInk" xmlns:wne="http://schemas.microsoft.com/office/word/2006/wordml" xmlns:wps="http://schemas.microsoft.com/office/word/2010/wordprocessingShape" mc:Ignorable="w14 w15 w16se w16cid wp14">
+<w:numbering xmlns:wpc="http://schemas.microsoft.com/office/word/2010/wordprocessingCanvas" xmlns:cx="http://schemas.microsoft.com/office/drawing/2014/chartex" xmlns:cx1="http://schemas.microsoft.com/office/drawing/2015/9/8/chartex" xmlns:cx2="http://schemas.microsoft.com/office/drawing/2015/10/21/chartex" xmlns:cx3="http://schemas.microsoft.com/office/drawing/2016/5/9/chartex" xmlns:cx4="http://schemas.microsoft.com/office/drawing/2016/5/10/chartex" xmlns:cx5="http://schemas.microsoft.com/office/drawing/2016/5/11/chartex" xmlns:cx6="http://schemas.microsoft.com/office/drawing/2016/5/12/chartex" xmlns:cx7="http://schemas.microsoft.com/office/drawing/2016/5/13/chartex" xmlns:cx8="http://schemas.microsoft.com/office/drawing/2016/5/14/chartex" xmlns:mc="http://schemas.openxmlformats.org/markup-compatibility/2006" xmlns:aink="http://schemas.microsoft.com/office/drawing/2016/ink" xmlns:am3d="http://schemas.microsoft.com/office/drawing/2017/model3d" xmlns:o="urn:schemas-microsoft-com:office:office" xmlns:r="http://schemas.openxmlformats.org/officeDocument/2006/relationships" xmlns:m="http://schemas.openxmlformats.org/officeDocument/2006/math" xmlns:v="urn:schemas-microsoft-com:vml" xmlns:wp14="http://schemas.microsoft.com/office/word/2010/wordprocessingDrawing" xmlns:wp="http://schemas.openxmlformats.org/drawingml/2006/wordprocessingDrawing" xmlns:w10="urn:schemas-microsoft-com:office:word" xmlns:w="http://schemas.openxmlformats.org/wordprocessingml/2006/main" xmlns:w14="http://schemas.microsoft.com/office/word/2010/wordml" xmlns:w15="http://schemas.microsoft.com/office/word/2012/wordml" xmlns:w16cex="http://schemas.microsoft.com/office/word/2018/wordml/cex" xmlns:w16cid="http://schemas.microsoft.com/office/word/2016/wordml/cid" xmlns:w16="http://schemas.microsoft.com/office/word/2018/wordml" xmlns:w16se="http://schemas.microsoft.com/office/word/2015/wordml/symex" xmlns:wpg="http://schemas.microsoft.com/office/word/2010/wordprocessingGroup" xmlns:wpi="http://schemas.microsoft.com/office/word/2010/wordprocessingInk" xmlns:wne="http://schemas.microsoft.com/office/word/2006/wordml" xmlns:wps="http://schemas.microsoft.com/office/word/2010/wordprocessingShape" mc:Ignorable="w14 w15 w16se w16cid w16 w16cex wp14">
   <w:abstractNum w:abstractNumId="0" w15:restartNumberingAfterBreak="0">
     <w:nsid w:val="11CF5E43"/>
     <w:multiLevelType w:val="multilevel"/>
@@ -20213,7 +23859,7 @@
 </file>
 
 <file path=word/styles.xml><?xml version="1.0" encoding="utf-8"?>
-<w:styles xmlns:mc="http://schemas.openxmlformats.org/markup-compatibility/2006" xmlns:r="http://schemas.openxmlformats.org/officeDocument/2006/relationships" xmlns:w="http://schemas.openxmlformats.org/wordprocessingml/2006/main" xmlns:w14="http://schemas.microsoft.com/office/word/2010/wordml" xmlns:w15="http://schemas.microsoft.com/office/word/2012/wordml" xmlns:w16cid="http://schemas.microsoft.com/office/word/2016/wordml/cid" xmlns:w16se="http://schemas.microsoft.com/office/word/2015/wordml/symex" mc:Ignorable="w14 w15 w16se w16cid">
+<w:styles xmlns:mc="http://schemas.openxmlformats.org/markup-compatibility/2006" xmlns:r="http://schemas.openxmlformats.org/officeDocument/2006/relationships" xmlns:w="http://schemas.openxmlformats.org/wordprocessingml/2006/main" xmlns:w14="http://schemas.microsoft.com/office/word/2010/wordml" xmlns:w15="http://schemas.microsoft.com/office/word/2012/wordml" xmlns:w16cex="http://schemas.microsoft.com/office/word/2018/wordml/cex" xmlns:w16cid="http://schemas.microsoft.com/office/word/2016/wordml/cid" xmlns:w16="http://schemas.microsoft.com/office/word/2018/wordml" xmlns:w16se="http://schemas.microsoft.com/office/word/2015/wordml/symex" mc:Ignorable="w14 w15 w16se w16cid w16 w16cex">
   <w:docDefaults>
     <w:rPrDefault>
       <w:rPr>
@@ -20229,7 +23875,7 @@
       </w:pPr>
     </w:pPrDefault>
   </w:docDefaults>
-  <w:latentStyles w:defLockedState="0" w:defUIPriority="99" w:defSemiHidden="0" w:defUnhideWhenUsed="0" w:defQFormat="0" w:count="375">
+  <w:latentStyles w:defLockedState="0" w:defUIPriority="99" w:defSemiHidden="0" w:defUnhideWhenUsed="0" w:defQFormat="0" w:count="376">
     <w:lsdException w:name="Normal" w:uiPriority="0" w:qFormat="1"/>
     <w:lsdException w:name="heading 1" w:uiPriority="9" w:qFormat="1"/>
     <w:lsdException w:name="heading 2" w:semiHidden="1" w:uiPriority="9" w:unhideWhenUsed="1" w:qFormat="1"/>
@@ -20335,7 +23981,6 @@
     <w:lsdException w:name="HTML Sample" w:semiHidden="1" w:unhideWhenUsed="1"/>
     <w:lsdException w:name="HTML Typewriter" w:semiHidden="1" w:unhideWhenUsed="1"/>
     <w:lsdException w:name="HTML Variable" w:semiHidden="1" w:unhideWhenUsed="1"/>
-    <w:lsdException w:name="Normal Table" w:semiHidden="1" w:unhideWhenUsed="1"/>
     <w:lsdException w:name="annotation subject" w:semiHidden="1" w:unhideWhenUsed="1"/>
     <w:lsdException w:name="No List" w:semiHidden="1" w:unhideWhenUsed="1"/>
     <w:lsdException w:name="Outline List 1" w:semiHidden="1" w:unhideWhenUsed="1"/>
@@ -20382,10 +24027,8 @@
     <w:lsdException w:name="Table Subtle 2" w:semiHidden="1" w:unhideWhenUsed="1"/>
     <w:lsdException w:name="Table Web 1" w:semiHidden="1" w:unhideWhenUsed="1"/>
     <w:lsdException w:name="Table Web 2" w:semiHidden="1" w:unhideWhenUsed="1"/>
-    <w:lsdException w:name="Table Web 3" w:semiHidden="1" w:unhideWhenUsed="1"/>
     <w:lsdException w:name="Balloon Text" w:semiHidden="1" w:unhideWhenUsed="1"/>
     <w:lsdException w:name="Table Grid" w:uiPriority="39"/>
-    <w:lsdException w:name="Table Theme" w:semiHidden="1" w:unhideWhenUsed="1"/>
     <w:lsdException w:name="Placeholder Text" w:semiHidden="1"/>
     <w:lsdException w:name="No Spacing" w:uiPriority="1" w:qFormat="1"/>
     <w:lsdException w:name="Light Shading" w:uiPriority="60"/>
@@ -20605,6 +24248,7 @@
     <w:lsdException w:name="Smart Hyperlink" w:semiHidden="1" w:unhideWhenUsed="1"/>
     <w:lsdException w:name="Hashtag" w:semiHidden="1" w:unhideWhenUsed="1"/>
     <w:lsdException w:name="Unresolved Mention" w:semiHidden="1" w:unhideWhenUsed="1"/>
+    <w:lsdException w:name="Smart Link" w:semiHidden="1" w:unhideWhenUsed="1"/>
   </w:latentStyles>
   <w:style w:type="paragraph" w:default="1" w:styleId="a">
     <w:name w:val="Normal"/>

--- a/Наработки/диздоки/ЮАС/ЮАС фаш.docx
+++ b/Наработки/диздоки/ЮАС/ЮАС фаш.docx
@@ -1,6 +1,6 @@
 
 <file path=word/document.xml><?xml version="1.0" encoding="utf-8"?>
-<w:document xmlns:wpc="http://schemas.microsoft.com/office/word/2010/wordprocessingCanvas" xmlns:cx="http://schemas.microsoft.com/office/drawing/2014/chartex" xmlns:cx1="http://schemas.microsoft.com/office/drawing/2015/9/8/chartex" xmlns:cx2="http://schemas.microsoft.com/office/drawing/2015/10/21/chartex" xmlns:cx3="http://schemas.microsoft.com/office/drawing/2016/5/9/chartex" xmlns:cx4="http://schemas.microsoft.com/office/drawing/2016/5/10/chartex" xmlns:cx5="http://schemas.microsoft.com/office/drawing/2016/5/11/chartex" xmlns:cx6="http://schemas.microsoft.com/office/drawing/2016/5/12/chartex" xmlns:cx7="http://schemas.microsoft.com/office/drawing/2016/5/13/chartex" xmlns:cx8="http://schemas.microsoft.com/office/drawing/2016/5/14/chartex" xmlns:mc="http://schemas.openxmlformats.org/markup-compatibility/2006" xmlns:aink="http://schemas.microsoft.com/office/drawing/2016/ink" xmlns:am3d="http://schemas.microsoft.com/office/drawing/2017/model3d" xmlns:o="urn:schemas-microsoft-com:office:office" xmlns:r="http://schemas.openxmlformats.org/officeDocument/2006/relationships" xmlns:m="http://schemas.openxmlformats.org/officeDocument/2006/math" xmlns:v="urn:schemas-microsoft-com:vml" xmlns:wp14="http://schemas.microsoft.com/office/word/2010/wordprocessingDrawing" xmlns:wp="http://schemas.openxmlformats.org/drawingml/2006/wordprocessingDrawing" xmlns:w10="urn:schemas-microsoft-com:office:word" xmlns:w="http://schemas.openxmlformats.org/wordprocessingml/2006/main" xmlns:w14="http://schemas.microsoft.com/office/word/2010/wordml" xmlns:w15="http://schemas.microsoft.com/office/word/2012/wordml" xmlns:w16cid="http://schemas.microsoft.com/office/word/2016/wordml/cid" xmlns:w16se="http://schemas.microsoft.com/office/word/2015/wordml/symex" xmlns:wpg="http://schemas.microsoft.com/office/word/2010/wordprocessingGroup" xmlns:wpi="http://schemas.microsoft.com/office/word/2010/wordprocessingInk" xmlns:wne="http://schemas.microsoft.com/office/word/2006/wordml" xmlns:wps="http://schemas.microsoft.com/office/word/2010/wordprocessingShape" mc:Ignorable="w14 w15 w16se w16cid wp14">
+<w:document xmlns:wpc="http://schemas.microsoft.com/office/word/2010/wordprocessingCanvas" xmlns:cx="http://schemas.microsoft.com/office/drawing/2014/chartex" xmlns:cx1="http://schemas.microsoft.com/office/drawing/2015/9/8/chartex" xmlns:cx2="http://schemas.microsoft.com/office/drawing/2015/10/21/chartex" xmlns:cx3="http://schemas.microsoft.com/office/drawing/2016/5/9/chartex" xmlns:cx4="http://schemas.microsoft.com/office/drawing/2016/5/10/chartex" xmlns:cx5="http://schemas.microsoft.com/office/drawing/2016/5/11/chartex" xmlns:cx6="http://schemas.microsoft.com/office/drawing/2016/5/12/chartex" xmlns:cx7="http://schemas.microsoft.com/office/drawing/2016/5/13/chartex" xmlns:cx8="http://schemas.microsoft.com/office/drawing/2016/5/14/chartex" xmlns:mc="http://schemas.openxmlformats.org/markup-compatibility/2006" xmlns:aink="http://schemas.microsoft.com/office/drawing/2016/ink" xmlns:am3d="http://schemas.microsoft.com/office/drawing/2017/model3d" xmlns:o="urn:schemas-microsoft-com:office:office" xmlns:r="http://schemas.openxmlformats.org/officeDocument/2006/relationships" xmlns:m="http://schemas.openxmlformats.org/officeDocument/2006/math" xmlns:v="urn:schemas-microsoft-com:vml" xmlns:wp14="http://schemas.microsoft.com/office/word/2010/wordprocessingDrawing" xmlns:wp="http://schemas.openxmlformats.org/drawingml/2006/wordprocessingDrawing" xmlns:w10="urn:schemas-microsoft-com:office:word" xmlns:w="http://schemas.openxmlformats.org/wordprocessingml/2006/main" xmlns:w14="http://schemas.microsoft.com/office/word/2010/wordml" xmlns:w15="http://schemas.microsoft.com/office/word/2012/wordml" xmlns:w16cex="http://schemas.microsoft.com/office/word/2018/wordml/cex" xmlns:w16cid="http://schemas.microsoft.com/office/word/2016/wordml/cid" xmlns:w16="http://schemas.microsoft.com/office/word/2018/wordml" xmlns:w16se="http://schemas.microsoft.com/office/word/2015/wordml/symex" xmlns:wpg="http://schemas.microsoft.com/office/word/2010/wordprocessingGroup" xmlns:wpi="http://schemas.microsoft.com/office/word/2010/wordprocessingInk" xmlns:wne="http://schemas.microsoft.com/office/word/2006/wordml" xmlns:wps="http://schemas.microsoft.com/office/word/2010/wordprocessingShape" mc:Ignorable="w14 w15 w16se w16cid w16 w16cex wp14">
   <w:body>
     <w:p>
       <w:pPr>
@@ -688,25 +688,7 @@
           <w:sz w:val="24"/>
           <w:szCs w:val="24"/>
         </w:rPr>
-        <w:t xml:space="preserve"> </w:t>
-      </w:r>
-      <w:proofErr w:type="spellStart"/>
-      <w:r>
-        <w:rPr>
-          <w:rFonts w:ascii="Times New Roman" w:hAnsi="Times New Roman" w:cs="Times New Roman"/>
-          <w:sz w:val="24"/>
-          <w:szCs w:val="24"/>
-        </w:rPr>
-        <w:t>Мандела</w:t>
-      </w:r>
-      <w:proofErr w:type="spellEnd"/>
-      <w:r>
-        <w:rPr>
-          <w:rFonts w:ascii="Times New Roman" w:hAnsi="Times New Roman" w:cs="Times New Roman"/>
-          <w:sz w:val="24"/>
-          <w:szCs w:val="24"/>
-        </w:rPr>
-        <w:t xml:space="preserve"> </w:t>
+        <w:t xml:space="preserve"> Мандела </w:t>
       </w:r>
       <w:r>
         <w:rPr>
@@ -3190,7 +3172,6 @@
         </w:rPr>
         <w:t>Тем временем, на задворках дискуссии звучат редкие голоса о необходимости создания учебных заведений для цветного населения, что вызывает ярость у сторонников жесткой сегрегации</w:t>
       </w:r>
-      <w:proofErr w:type="gramStart"/>
       <w:r>
         <w:rPr>
           <w:rFonts w:ascii="Times New Roman" w:hAnsi="Times New Roman" w:cs="Times New Roman"/>
@@ -3205,16 +3186,7 @@
           <w:sz w:val="24"/>
           <w:szCs w:val="24"/>
         </w:rPr>
-        <w:t xml:space="preserve"> </w:t>
-      </w:r>
-      <w:proofErr w:type="gramEnd"/>
-      <w:r>
-        <w:rPr>
-          <w:rFonts w:ascii="Times New Roman" w:hAnsi="Times New Roman" w:cs="Times New Roman"/>
-          <w:sz w:val="24"/>
-          <w:szCs w:val="24"/>
-        </w:rPr>
-        <w:t>Впрочем, последние лишь подверглись насмешкам, убогих даже бить не стали.</w:t>
+        <w:t xml:space="preserve"> Впрочем, последние лишь подверглись насмешкам, убогих даже бить не стали.</w:t>
       </w:r>
       <w:r>
         <w:rPr>
@@ -3843,376 +3815,7 @@
           <w:sz w:val="24"/>
           <w:szCs w:val="24"/>
         </w:rPr>
-        <w:t xml:space="preserve">Англоязычные депутаты настаивают на сохранении Дня Империи и Дня рождения Монарха, подчеркивая нашу неразрывную связь с Короной. С другой стороны, националисты требуют признания Дня </w:t>
-      </w:r>
-      <w:proofErr w:type="spellStart"/>
-      <w:r>
-        <w:rPr>
-          <w:rFonts w:ascii="Times New Roman" w:hAnsi="Times New Roman" w:cs="Times New Roman"/>
-          <w:sz w:val="24"/>
-          <w:szCs w:val="24"/>
-        </w:rPr>
-        <w:t>фуртреккеров</w:t>
-      </w:r>
-      <w:proofErr w:type="spellEnd"/>
-      <w:r>
-        <w:rPr>
-          <w:rFonts w:ascii="Times New Roman" w:hAnsi="Times New Roman" w:cs="Times New Roman"/>
-          <w:sz w:val="24"/>
-          <w:szCs w:val="24"/>
-        </w:rPr>
-        <w:t xml:space="preserve"> (Дня </w:t>
-      </w:r>
-      <w:proofErr w:type="spellStart"/>
-      <w:r>
-        <w:rPr>
-          <w:rFonts w:ascii="Times New Roman" w:hAnsi="Times New Roman" w:cs="Times New Roman"/>
-          <w:sz w:val="24"/>
-          <w:szCs w:val="24"/>
-        </w:rPr>
-        <w:t>Дингаана</w:t>
-      </w:r>
-      <w:proofErr w:type="spellEnd"/>
-      <w:r>
-        <w:rPr>
-          <w:rFonts w:ascii="Times New Roman" w:hAnsi="Times New Roman" w:cs="Times New Roman"/>
-          <w:sz w:val="24"/>
-          <w:szCs w:val="24"/>
-        </w:rPr>
-        <w:t xml:space="preserve">, </w:t>
-      </w:r>
-      <w:r>
-        <w:rPr>
-          <w:rFonts w:ascii="Times New Roman" w:hAnsi="Times New Roman" w:cs="Times New Roman"/>
-          <w:sz w:val="24"/>
-          <w:szCs w:val="24"/>
-        </w:rPr>
-        <w:t>в память о битве на Кровавой реке</w:t>
-      </w:r>
-      <w:r>
-        <w:rPr>
-          <w:rFonts w:ascii="Times New Roman" w:hAnsi="Times New Roman" w:cs="Times New Roman"/>
-          <w:sz w:val="24"/>
-          <w:szCs w:val="24"/>
-        </w:rPr>
-        <w:t xml:space="preserve">) главным национальным торжеством, символизирующим дух независимости и стойкость буров. Нам предстоит решить, </w:t>
-      </w:r>
-      <w:r>
-        <w:rPr>
-          <w:rFonts w:ascii="Times New Roman" w:hAnsi="Times New Roman" w:cs="Times New Roman"/>
-          <w:sz w:val="24"/>
-          <w:szCs w:val="24"/>
-        </w:rPr>
-        <w:t>чья история важнее — буров-первопроходцев или британских колонизаторов?</w:t>
-      </w:r>
-      <w:r>
-        <w:rPr>
-          <w:rFonts w:ascii="Times New Roman" w:hAnsi="Times New Roman" w:cs="Times New Roman"/>
-          <w:sz w:val="24"/>
-          <w:szCs w:val="24"/>
-        </w:rPr>
-        <w:t xml:space="preserve"> Какие корни станут официальным курсом страны?</w:t>
-      </w:r>
-      <w:r>
-        <w:rPr>
-          <w:rFonts w:ascii="Times New Roman" w:hAnsi="Times New Roman" w:cs="Times New Roman"/>
-          <w:sz w:val="24"/>
-          <w:szCs w:val="24"/>
-        </w:rPr>
-        <w:t>)</w:t>
-      </w:r>
-    </w:p>
-    <w:p>
-      <w:pPr>
-        <w:autoSpaceDE w:val="0"/>
-        <w:autoSpaceDN w:val="0"/>
-        <w:adjustRightInd w:val="0"/>
-        <w:spacing w:line="259" w:lineRule="atLeast"/>
-        <w:rPr>
-          <w:rFonts w:ascii="Times New Roman" w:hAnsi="Times New Roman" w:cs="Times New Roman"/>
-          <w:sz w:val="24"/>
-          <w:szCs w:val="24"/>
-        </w:rPr>
-      </w:pPr>
-      <w:r>
-        <w:rPr>
-          <w:rFonts w:ascii="Times New Roman" w:hAnsi="Times New Roman" w:cs="Times New Roman"/>
-          <w:sz w:val="24"/>
-          <w:szCs w:val="24"/>
-        </w:rPr>
-        <w:t xml:space="preserve">1. </w:t>
-      </w:r>
-      <w:r>
-        <w:rPr>
-          <w:rFonts w:ascii="Times New Roman" w:hAnsi="Times New Roman" w:cs="Times New Roman"/>
-          <w:sz w:val="24"/>
-          <w:szCs w:val="24"/>
-        </w:rPr>
-        <w:t>Это наша страна и наша история</w:t>
-      </w:r>
-      <w:r>
-        <w:rPr>
-          <w:rFonts w:ascii="Times New Roman" w:hAnsi="Times New Roman" w:cs="Times New Roman"/>
-          <w:sz w:val="24"/>
-          <w:szCs w:val="24"/>
-        </w:rPr>
-        <w:t>!</w:t>
-      </w:r>
-      <w:r>
-        <w:rPr>
-          <w:rFonts w:ascii="Times New Roman" w:hAnsi="Times New Roman" w:cs="Times New Roman"/>
-          <w:sz w:val="24"/>
-          <w:szCs w:val="24"/>
-        </w:rPr>
-        <w:t xml:space="preserve"> (</w:t>
-      </w:r>
-      <w:r>
-        <w:rPr>
-          <w:rFonts w:ascii="Times New Roman" w:hAnsi="Times New Roman" w:cs="Times New Roman"/>
-          <w:sz w:val="24"/>
-          <w:szCs w:val="24"/>
-        </w:rPr>
-        <w:t>смещение на 10% в сторону африканеров</w:t>
-      </w:r>
-      <w:proofErr w:type="gramStart"/>
-      <w:r>
-        <w:rPr>
-          <w:rFonts w:ascii="Times New Roman" w:hAnsi="Times New Roman" w:cs="Times New Roman"/>
-          <w:sz w:val="24"/>
-          <w:szCs w:val="24"/>
-        </w:rPr>
-        <w:t xml:space="preserve">, </w:t>
-      </w:r>
-      <w:r>
-        <w:rPr>
-          <w:rFonts w:ascii="Times New Roman" w:hAnsi="Times New Roman" w:cs="Times New Roman"/>
-          <w:sz w:val="24"/>
-          <w:szCs w:val="24"/>
-        </w:rPr>
-        <w:t>)</w:t>
-      </w:r>
-      <w:proofErr w:type="gramEnd"/>
-    </w:p>
-    <w:p>
-      <w:pPr>
-        <w:autoSpaceDE w:val="0"/>
-        <w:autoSpaceDN w:val="0"/>
-        <w:adjustRightInd w:val="0"/>
-        <w:spacing w:line="259" w:lineRule="atLeast"/>
-        <w:rPr>
-          <w:rFonts w:ascii="Times New Roman" w:hAnsi="Times New Roman" w:cs="Times New Roman"/>
-          <w:sz w:val="24"/>
-          <w:szCs w:val="24"/>
-        </w:rPr>
-      </w:pPr>
-      <w:r>
-        <w:rPr>
-          <w:rFonts w:ascii="Times New Roman" w:hAnsi="Times New Roman" w:cs="Times New Roman"/>
-          <w:sz w:val="24"/>
-          <w:szCs w:val="24"/>
-        </w:rPr>
-        <w:t xml:space="preserve">2. </w:t>
-      </w:r>
-      <w:r>
-        <w:rPr>
-          <w:rFonts w:ascii="Times New Roman" w:hAnsi="Times New Roman" w:cs="Times New Roman"/>
-          <w:sz w:val="24"/>
-          <w:szCs w:val="24"/>
-        </w:rPr>
-        <w:t>Боже, храни Короля и наши традиции!</w:t>
-      </w:r>
-      <w:r>
-        <w:rPr>
-          <w:rFonts w:ascii="Times New Roman" w:hAnsi="Times New Roman" w:cs="Times New Roman"/>
-          <w:sz w:val="24"/>
-          <w:szCs w:val="24"/>
-        </w:rPr>
-        <w:t xml:space="preserve"> (</w:t>
-      </w:r>
-      <w:r>
-        <w:rPr>
-          <w:rFonts w:ascii="Times New Roman" w:hAnsi="Times New Roman" w:cs="Times New Roman"/>
-          <w:sz w:val="24"/>
-          <w:szCs w:val="24"/>
-        </w:rPr>
-        <w:t xml:space="preserve">смещение на 10% в сторону </w:t>
-      </w:r>
-      <w:r>
-        <w:rPr>
-          <w:rFonts w:ascii="Times New Roman" w:hAnsi="Times New Roman" w:cs="Times New Roman"/>
-          <w:sz w:val="24"/>
-          <w:szCs w:val="24"/>
-        </w:rPr>
-        <w:t>англофилов</w:t>
-      </w:r>
-      <w:proofErr w:type="gramStart"/>
-      <w:r>
-        <w:rPr>
-          <w:rFonts w:ascii="Times New Roman" w:hAnsi="Times New Roman" w:cs="Times New Roman"/>
-          <w:sz w:val="24"/>
-          <w:szCs w:val="24"/>
-        </w:rPr>
-        <w:t xml:space="preserve">, </w:t>
-      </w:r>
-      <w:r>
-        <w:rPr>
-          <w:rFonts w:ascii="Times New Roman" w:hAnsi="Times New Roman" w:cs="Times New Roman"/>
-          <w:sz w:val="24"/>
-          <w:szCs w:val="24"/>
-        </w:rPr>
-        <w:t>)</w:t>
-      </w:r>
-      <w:proofErr w:type="gramEnd"/>
-    </w:p>
-    <w:p>
-      <w:pPr>
-        <w:autoSpaceDE w:val="0"/>
-        <w:autoSpaceDN w:val="0"/>
-        <w:adjustRightInd w:val="0"/>
-        <w:spacing w:line="259" w:lineRule="atLeast"/>
-        <w:rPr>
-          <w:rFonts w:ascii="Times New Roman" w:hAnsi="Times New Roman" w:cs="Times New Roman"/>
-          <w:sz w:val="24"/>
-          <w:szCs w:val="24"/>
-        </w:rPr>
-      </w:pPr>
-      <w:r>
-        <w:rPr>
-          <w:rFonts w:ascii="Times New Roman" w:hAnsi="Times New Roman" w:cs="Times New Roman"/>
-          <w:sz w:val="24"/>
-          <w:szCs w:val="24"/>
-        </w:rPr>
-        <w:t>3. Оставим</w:t>
-      </w:r>
-      <w:r>
-        <w:rPr>
-          <w:rFonts w:ascii="Times New Roman" w:hAnsi="Times New Roman" w:cs="Times New Roman"/>
-          <w:sz w:val="24"/>
-          <w:szCs w:val="24"/>
-        </w:rPr>
-        <w:t xml:space="preserve"> все праздники ()</w:t>
-      </w:r>
-    </w:p>
-    <w:p>
-      <w:pPr>
-        <w:autoSpaceDE w:val="0"/>
-        <w:autoSpaceDN w:val="0"/>
-        <w:adjustRightInd w:val="0"/>
-        <w:spacing w:line="259" w:lineRule="atLeast"/>
-        <w:rPr>
-          <w:rFonts w:ascii="Times New Roman" w:hAnsi="Times New Roman" w:cs="Times New Roman"/>
-          <w:sz w:val="24"/>
-          <w:szCs w:val="24"/>
-        </w:rPr>
-      </w:pPr>
-    </w:p>
-    <w:p>
-      <w:pPr>
-        <w:autoSpaceDE w:val="0"/>
-        <w:autoSpaceDN w:val="0"/>
-        <w:adjustRightInd w:val="0"/>
-        <w:spacing w:line="259" w:lineRule="atLeast"/>
-        <w:rPr>
-          <w:rFonts w:ascii="Times New Roman" w:hAnsi="Times New Roman" w:cs="Times New Roman"/>
-          <w:sz w:val="24"/>
-          <w:szCs w:val="24"/>
-        </w:rPr>
-      </w:pPr>
-      <w:r>
-        <w:rPr>
-          <w:rFonts w:ascii="Times New Roman" w:hAnsi="Times New Roman" w:cs="Times New Roman"/>
-          <w:sz w:val="24"/>
-          <w:szCs w:val="24"/>
-        </w:rPr>
-        <w:t>20</w:t>
-      </w:r>
-      <w:r>
-        <w:rPr>
-          <w:rFonts w:ascii="Times New Roman" w:hAnsi="Times New Roman" w:cs="Times New Roman"/>
-          <w:sz w:val="24"/>
-          <w:szCs w:val="24"/>
-        </w:rPr>
-        <w:t xml:space="preserve"> </w:t>
-      </w:r>
-      <w:r>
-        <w:rPr>
-          <w:rFonts w:ascii="Times New Roman" w:hAnsi="Times New Roman" w:cs="Times New Roman"/>
-          <w:sz w:val="24"/>
-          <w:szCs w:val="24"/>
-        </w:rPr>
-        <w:t>июня</w:t>
-      </w:r>
-      <w:r>
-        <w:rPr>
-          <w:rFonts w:ascii="Times New Roman" w:hAnsi="Times New Roman" w:cs="Times New Roman"/>
-          <w:sz w:val="24"/>
-          <w:szCs w:val="24"/>
-        </w:rPr>
-        <w:t xml:space="preserve"> 1936 года </w:t>
-      </w:r>
-      <w:r>
-        <w:rPr>
-          <w:rFonts w:ascii="Times New Roman" w:hAnsi="Times New Roman" w:cs="Times New Roman"/>
-          <w:sz w:val="24"/>
-          <w:szCs w:val="24"/>
-        </w:rPr>
-        <w:t>произойдёт событие «</w:t>
-      </w:r>
-      <w:r>
-        <w:rPr>
-          <w:rFonts w:ascii="Times New Roman" w:hAnsi="Times New Roman" w:cs="Times New Roman"/>
-          <w:sz w:val="24"/>
-          <w:szCs w:val="24"/>
-        </w:rPr>
-        <w:t>Обсуждения в парламенте</w:t>
-      </w:r>
-      <w:r>
-        <w:rPr>
-          <w:rFonts w:ascii="Times New Roman" w:hAnsi="Times New Roman" w:cs="Times New Roman"/>
-          <w:sz w:val="24"/>
-          <w:szCs w:val="24"/>
-        </w:rPr>
-        <w:t>:</w:t>
-      </w:r>
-      <w:r>
-        <w:rPr>
-          <w:rFonts w:ascii="Times New Roman" w:hAnsi="Times New Roman" w:cs="Times New Roman"/>
-          <w:sz w:val="24"/>
-          <w:szCs w:val="24"/>
-        </w:rPr>
-        <w:t xml:space="preserve"> </w:t>
-      </w:r>
-      <w:r>
-        <w:rPr>
-          <w:rFonts w:ascii="Times New Roman" w:hAnsi="Times New Roman" w:cs="Times New Roman"/>
-          <w:sz w:val="24"/>
-          <w:szCs w:val="24"/>
-        </w:rPr>
-        <w:t>Спор об «Индустриальном цвете»</w:t>
-      </w:r>
-      <w:r>
-        <w:rPr>
-          <w:rFonts w:ascii="Times New Roman" w:hAnsi="Times New Roman" w:cs="Times New Roman"/>
-          <w:sz w:val="24"/>
-          <w:szCs w:val="24"/>
-        </w:rPr>
-        <w:t>» (</w:t>
-      </w:r>
-      <w:r>
-        <w:rPr>
-          <w:rFonts w:ascii="Times New Roman" w:hAnsi="Times New Roman" w:cs="Times New Roman"/>
-          <w:sz w:val="24"/>
-          <w:szCs w:val="24"/>
-        </w:rPr>
-        <w:t>В 1936 году в парламенте остро стоял вопрос о квалифицированном труде.</w:t>
-      </w:r>
-      <w:r>
-        <w:rPr>
-          <w:rFonts w:ascii="Times New Roman" w:hAnsi="Times New Roman" w:cs="Times New Roman"/>
-          <w:sz w:val="24"/>
-          <w:szCs w:val="24"/>
-        </w:rPr>
-        <w:t xml:space="preserve"> </w:t>
+        <w:t>Англоязычные депутаты настаивают на сохранении Дня И</w:t>
       </w:r>
       <w:bookmarkStart w:id="0" w:name="_GoBack"/>
       <w:bookmarkEnd w:id="0"/>
@@ -4222,6 +3825,383 @@
           <w:sz w:val="24"/>
           <w:szCs w:val="24"/>
         </w:rPr>
+        <w:t xml:space="preserve">мперии и Дня рождения Монарха, подчеркивая нашу неразрывную связь с Короной. С другой стороны, националисты требуют признания Дня </w:t>
+      </w:r>
+      <w:proofErr w:type="spellStart"/>
+      <w:r>
+        <w:rPr>
+          <w:rFonts w:ascii="Times New Roman" w:hAnsi="Times New Roman" w:cs="Times New Roman"/>
+          <w:sz w:val="24"/>
+          <w:szCs w:val="24"/>
+        </w:rPr>
+        <w:t>фуртреккеров</w:t>
+      </w:r>
+      <w:proofErr w:type="spellEnd"/>
+      <w:r>
+        <w:rPr>
+          <w:rFonts w:ascii="Times New Roman" w:hAnsi="Times New Roman" w:cs="Times New Roman"/>
+          <w:sz w:val="24"/>
+          <w:szCs w:val="24"/>
+        </w:rPr>
+        <w:t xml:space="preserve"> (Дня </w:t>
+      </w:r>
+      <w:proofErr w:type="spellStart"/>
+      <w:r>
+        <w:rPr>
+          <w:rFonts w:ascii="Times New Roman" w:hAnsi="Times New Roman" w:cs="Times New Roman"/>
+          <w:sz w:val="24"/>
+          <w:szCs w:val="24"/>
+        </w:rPr>
+        <w:t>Дингаана</w:t>
+      </w:r>
+      <w:proofErr w:type="spellEnd"/>
+      <w:r>
+        <w:rPr>
+          <w:rFonts w:ascii="Times New Roman" w:hAnsi="Times New Roman" w:cs="Times New Roman"/>
+          <w:sz w:val="24"/>
+          <w:szCs w:val="24"/>
+        </w:rPr>
+        <w:t xml:space="preserve">, </w:t>
+      </w:r>
+      <w:r>
+        <w:rPr>
+          <w:rFonts w:ascii="Times New Roman" w:hAnsi="Times New Roman" w:cs="Times New Roman"/>
+          <w:sz w:val="24"/>
+          <w:szCs w:val="24"/>
+        </w:rPr>
+        <w:t>в память о битве на Кровавой реке</w:t>
+      </w:r>
+      <w:r>
+        <w:rPr>
+          <w:rFonts w:ascii="Times New Roman" w:hAnsi="Times New Roman" w:cs="Times New Roman"/>
+          <w:sz w:val="24"/>
+          <w:szCs w:val="24"/>
+        </w:rPr>
+        <w:t xml:space="preserve">) главным национальным торжеством, символизирующим дух независимости и стойкость буров. Нам предстоит решить, </w:t>
+      </w:r>
+      <w:r>
+        <w:rPr>
+          <w:rFonts w:ascii="Times New Roman" w:hAnsi="Times New Roman" w:cs="Times New Roman"/>
+          <w:sz w:val="24"/>
+          <w:szCs w:val="24"/>
+        </w:rPr>
+        <w:t>чья история важнее — буров-первопроходцев или британских колонизаторов?</w:t>
+      </w:r>
+      <w:r>
+        <w:rPr>
+          <w:rFonts w:ascii="Times New Roman" w:hAnsi="Times New Roman" w:cs="Times New Roman"/>
+          <w:sz w:val="24"/>
+          <w:szCs w:val="24"/>
+        </w:rPr>
+        <w:t xml:space="preserve"> Какие корни станут официальным курсом страны?</w:t>
+      </w:r>
+      <w:r>
+        <w:rPr>
+          <w:rFonts w:ascii="Times New Roman" w:hAnsi="Times New Roman" w:cs="Times New Roman"/>
+          <w:sz w:val="24"/>
+          <w:szCs w:val="24"/>
+        </w:rPr>
+        <w:t>)</w:t>
+      </w:r>
+    </w:p>
+    <w:p>
+      <w:pPr>
+        <w:autoSpaceDE w:val="0"/>
+        <w:autoSpaceDN w:val="0"/>
+        <w:adjustRightInd w:val="0"/>
+        <w:spacing w:line="259" w:lineRule="atLeast"/>
+        <w:rPr>
+          <w:rFonts w:ascii="Times New Roman" w:hAnsi="Times New Roman" w:cs="Times New Roman"/>
+          <w:sz w:val="24"/>
+          <w:szCs w:val="24"/>
+        </w:rPr>
+      </w:pPr>
+      <w:r>
+        <w:rPr>
+          <w:rFonts w:ascii="Times New Roman" w:hAnsi="Times New Roman" w:cs="Times New Roman"/>
+          <w:sz w:val="24"/>
+          <w:szCs w:val="24"/>
+        </w:rPr>
+        <w:t xml:space="preserve">1. </w:t>
+      </w:r>
+      <w:r>
+        <w:rPr>
+          <w:rFonts w:ascii="Times New Roman" w:hAnsi="Times New Roman" w:cs="Times New Roman"/>
+          <w:sz w:val="24"/>
+          <w:szCs w:val="24"/>
+        </w:rPr>
+        <w:t>Это наша страна и наша история</w:t>
+      </w:r>
+      <w:r>
+        <w:rPr>
+          <w:rFonts w:ascii="Times New Roman" w:hAnsi="Times New Roman" w:cs="Times New Roman"/>
+          <w:sz w:val="24"/>
+          <w:szCs w:val="24"/>
+        </w:rPr>
+        <w:t>!</w:t>
+      </w:r>
+      <w:r>
+        <w:rPr>
+          <w:rFonts w:ascii="Times New Roman" w:hAnsi="Times New Roman" w:cs="Times New Roman"/>
+          <w:sz w:val="24"/>
+          <w:szCs w:val="24"/>
+        </w:rPr>
+        <w:t xml:space="preserve"> (</w:t>
+      </w:r>
+      <w:r>
+        <w:rPr>
+          <w:rFonts w:ascii="Times New Roman" w:hAnsi="Times New Roman" w:cs="Times New Roman"/>
+          <w:sz w:val="24"/>
+          <w:szCs w:val="24"/>
+        </w:rPr>
+        <w:t>смещение на 10% в сторону африканеров</w:t>
+      </w:r>
+      <w:proofErr w:type="gramStart"/>
+      <w:r>
+        <w:rPr>
+          <w:rFonts w:ascii="Times New Roman" w:hAnsi="Times New Roman" w:cs="Times New Roman"/>
+          <w:sz w:val="24"/>
+          <w:szCs w:val="24"/>
+        </w:rPr>
+        <w:t xml:space="preserve">, </w:t>
+      </w:r>
+      <w:r>
+        <w:rPr>
+          <w:rFonts w:ascii="Times New Roman" w:hAnsi="Times New Roman" w:cs="Times New Roman"/>
+          <w:sz w:val="24"/>
+          <w:szCs w:val="24"/>
+        </w:rPr>
+        <w:t>)</w:t>
+      </w:r>
+      <w:proofErr w:type="gramEnd"/>
+    </w:p>
+    <w:p>
+      <w:pPr>
+        <w:autoSpaceDE w:val="0"/>
+        <w:autoSpaceDN w:val="0"/>
+        <w:adjustRightInd w:val="0"/>
+        <w:spacing w:line="259" w:lineRule="atLeast"/>
+        <w:rPr>
+          <w:rFonts w:ascii="Times New Roman" w:hAnsi="Times New Roman" w:cs="Times New Roman"/>
+          <w:sz w:val="24"/>
+          <w:szCs w:val="24"/>
+        </w:rPr>
+      </w:pPr>
+      <w:r>
+        <w:rPr>
+          <w:rFonts w:ascii="Times New Roman" w:hAnsi="Times New Roman" w:cs="Times New Roman"/>
+          <w:sz w:val="24"/>
+          <w:szCs w:val="24"/>
+        </w:rPr>
+        <w:t xml:space="preserve">2. </w:t>
+      </w:r>
+      <w:r>
+        <w:rPr>
+          <w:rFonts w:ascii="Times New Roman" w:hAnsi="Times New Roman" w:cs="Times New Roman"/>
+          <w:sz w:val="24"/>
+          <w:szCs w:val="24"/>
+        </w:rPr>
+        <w:t>Боже, храни Короля и наши традиции!</w:t>
+      </w:r>
+      <w:r>
+        <w:rPr>
+          <w:rFonts w:ascii="Times New Roman" w:hAnsi="Times New Roman" w:cs="Times New Roman"/>
+          <w:sz w:val="24"/>
+          <w:szCs w:val="24"/>
+        </w:rPr>
+        <w:t xml:space="preserve"> (</w:t>
+      </w:r>
+      <w:r>
+        <w:rPr>
+          <w:rFonts w:ascii="Times New Roman" w:hAnsi="Times New Roman" w:cs="Times New Roman"/>
+          <w:sz w:val="24"/>
+          <w:szCs w:val="24"/>
+        </w:rPr>
+        <w:t xml:space="preserve">смещение на 10% в сторону </w:t>
+      </w:r>
+      <w:r>
+        <w:rPr>
+          <w:rFonts w:ascii="Times New Roman" w:hAnsi="Times New Roman" w:cs="Times New Roman"/>
+          <w:sz w:val="24"/>
+          <w:szCs w:val="24"/>
+        </w:rPr>
+        <w:t>англофилов</w:t>
+      </w:r>
+      <w:proofErr w:type="gramStart"/>
+      <w:r>
+        <w:rPr>
+          <w:rFonts w:ascii="Times New Roman" w:hAnsi="Times New Roman" w:cs="Times New Roman"/>
+          <w:sz w:val="24"/>
+          <w:szCs w:val="24"/>
+        </w:rPr>
+        <w:t xml:space="preserve">, </w:t>
+      </w:r>
+      <w:r>
+        <w:rPr>
+          <w:rFonts w:ascii="Times New Roman" w:hAnsi="Times New Roman" w:cs="Times New Roman"/>
+          <w:sz w:val="24"/>
+          <w:szCs w:val="24"/>
+        </w:rPr>
+        <w:t>)</w:t>
+      </w:r>
+      <w:proofErr w:type="gramEnd"/>
+    </w:p>
+    <w:p>
+      <w:pPr>
+        <w:autoSpaceDE w:val="0"/>
+        <w:autoSpaceDN w:val="0"/>
+        <w:adjustRightInd w:val="0"/>
+        <w:spacing w:line="259" w:lineRule="atLeast"/>
+        <w:rPr>
+          <w:rFonts w:ascii="Times New Roman" w:hAnsi="Times New Roman" w:cs="Times New Roman"/>
+          <w:sz w:val="24"/>
+          <w:szCs w:val="24"/>
+        </w:rPr>
+      </w:pPr>
+      <w:r>
+        <w:rPr>
+          <w:rFonts w:ascii="Times New Roman" w:hAnsi="Times New Roman" w:cs="Times New Roman"/>
+          <w:sz w:val="24"/>
+          <w:szCs w:val="24"/>
+        </w:rPr>
+        <w:t>3. Оставим</w:t>
+      </w:r>
+      <w:r>
+        <w:rPr>
+          <w:rFonts w:ascii="Times New Roman" w:hAnsi="Times New Roman" w:cs="Times New Roman"/>
+          <w:sz w:val="24"/>
+          <w:szCs w:val="24"/>
+        </w:rPr>
+        <w:t xml:space="preserve"> все праздники ()</w:t>
+      </w:r>
+    </w:p>
+    <w:p>
+      <w:pPr>
+        <w:autoSpaceDE w:val="0"/>
+        <w:autoSpaceDN w:val="0"/>
+        <w:adjustRightInd w:val="0"/>
+        <w:spacing w:line="259" w:lineRule="atLeast"/>
+        <w:rPr>
+          <w:rFonts w:ascii="Times New Roman" w:hAnsi="Times New Roman" w:cs="Times New Roman"/>
+          <w:sz w:val="24"/>
+          <w:szCs w:val="24"/>
+        </w:rPr>
+      </w:pPr>
+    </w:p>
+    <w:p>
+      <w:pPr>
+        <w:autoSpaceDE w:val="0"/>
+        <w:autoSpaceDN w:val="0"/>
+        <w:adjustRightInd w:val="0"/>
+        <w:spacing w:line="259" w:lineRule="atLeast"/>
+        <w:rPr>
+          <w:rFonts w:ascii="Times New Roman" w:hAnsi="Times New Roman" w:cs="Times New Roman"/>
+          <w:sz w:val="24"/>
+          <w:szCs w:val="24"/>
+        </w:rPr>
+      </w:pPr>
+      <w:r>
+        <w:rPr>
+          <w:rFonts w:ascii="Times New Roman" w:hAnsi="Times New Roman" w:cs="Times New Roman"/>
+          <w:sz w:val="24"/>
+          <w:szCs w:val="24"/>
+        </w:rPr>
+        <w:t>20</w:t>
+      </w:r>
+      <w:r>
+        <w:rPr>
+          <w:rFonts w:ascii="Times New Roman" w:hAnsi="Times New Roman" w:cs="Times New Roman"/>
+          <w:sz w:val="24"/>
+          <w:szCs w:val="24"/>
+        </w:rPr>
+        <w:t xml:space="preserve"> </w:t>
+      </w:r>
+      <w:r>
+        <w:rPr>
+          <w:rFonts w:ascii="Times New Roman" w:hAnsi="Times New Roman" w:cs="Times New Roman"/>
+          <w:sz w:val="24"/>
+          <w:szCs w:val="24"/>
+        </w:rPr>
+        <w:t>июня</w:t>
+      </w:r>
+      <w:r>
+        <w:rPr>
+          <w:rFonts w:ascii="Times New Roman" w:hAnsi="Times New Roman" w:cs="Times New Roman"/>
+          <w:sz w:val="24"/>
+          <w:szCs w:val="24"/>
+        </w:rPr>
+        <w:t xml:space="preserve"> 1936 года </w:t>
+      </w:r>
+      <w:r>
+        <w:rPr>
+          <w:rFonts w:ascii="Times New Roman" w:hAnsi="Times New Roman" w:cs="Times New Roman"/>
+          <w:sz w:val="24"/>
+          <w:szCs w:val="24"/>
+        </w:rPr>
+        <w:t>произойдёт событие «</w:t>
+      </w:r>
+      <w:r>
+        <w:rPr>
+          <w:rFonts w:ascii="Times New Roman" w:hAnsi="Times New Roman" w:cs="Times New Roman"/>
+          <w:sz w:val="24"/>
+          <w:szCs w:val="24"/>
+        </w:rPr>
+        <w:t>Обсуждения в парламенте</w:t>
+      </w:r>
+      <w:r>
+        <w:rPr>
+          <w:rFonts w:ascii="Times New Roman" w:hAnsi="Times New Roman" w:cs="Times New Roman"/>
+          <w:sz w:val="24"/>
+          <w:szCs w:val="24"/>
+        </w:rPr>
+        <w:t>:</w:t>
+      </w:r>
+      <w:r>
+        <w:rPr>
+          <w:rFonts w:ascii="Times New Roman" w:hAnsi="Times New Roman" w:cs="Times New Roman"/>
+          <w:sz w:val="24"/>
+          <w:szCs w:val="24"/>
+        </w:rPr>
+        <w:t xml:space="preserve"> </w:t>
+      </w:r>
+      <w:r>
+        <w:rPr>
+          <w:rFonts w:ascii="Times New Roman" w:hAnsi="Times New Roman" w:cs="Times New Roman"/>
+          <w:sz w:val="24"/>
+          <w:szCs w:val="24"/>
+        </w:rPr>
+        <w:t>Спор об «Индустриальном цвете»</w:t>
+      </w:r>
+      <w:r>
+        <w:rPr>
+          <w:rFonts w:ascii="Times New Roman" w:hAnsi="Times New Roman" w:cs="Times New Roman"/>
+          <w:sz w:val="24"/>
+          <w:szCs w:val="24"/>
+        </w:rPr>
+        <w:t>» (</w:t>
+      </w:r>
+      <w:r>
+        <w:rPr>
+          <w:rFonts w:ascii="Times New Roman" w:hAnsi="Times New Roman" w:cs="Times New Roman"/>
+          <w:sz w:val="24"/>
+          <w:szCs w:val="24"/>
+        </w:rPr>
+        <w:t>В 1936 году в парламенте остро стоял вопрос о квалифицированном труде.</w:t>
+      </w:r>
+      <w:r>
+        <w:rPr>
+          <w:rFonts w:ascii="Times New Roman" w:hAnsi="Times New Roman" w:cs="Times New Roman"/>
+          <w:sz w:val="24"/>
+          <w:szCs w:val="24"/>
+        </w:rPr>
+        <w:t xml:space="preserve"> </w:t>
+      </w:r>
+      <w:r>
+        <w:rPr>
+          <w:rFonts w:ascii="Times New Roman" w:hAnsi="Times New Roman" w:cs="Times New Roman"/>
+          <w:sz w:val="24"/>
+          <w:szCs w:val="24"/>
+        </w:rPr>
         <w:t xml:space="preserve">Суть спора: Депутаты от горнодобывающих районов требовали легально закрепить список профессий (например, взрывник или машинист), к которым категорически запрещалось допускать чернокожих, даже если они имели нужные </w:t>
       </w:r>
       <w:proofErr w:type="spellStart"/>
@@ -7186,25 +7166,7 @@
           <w:sz w:val="24"/>
           <w:szCs w:val="24"/>
         </w:rPr>
-        <w:t xml:space="preserve">: Создание </w:t>
-      </w:r>
-      <w:proofErr w:type="spellStart"/>
-      <w:r>
-        <w:rPr>
-          <w:rFonts w:ascii="Times New Roman" w:hAnsi="Times New Roman" w:cs="Times New Roman"/>
-          <w:sz w:val="24"/>
-          <w:szCs w:val="24"/>
-        </w:rPr>
-        <w:t>госмонополий</w:t>
-      </w:r>
-      <w:proofErr w:type="spellEnd"/>
-      <w:r>
-        <w:rPr>
-          <w:rFonts w:ascii="Times New Roman" w:hAnsi="Times New Roman" w:cs="Times New Roman"/>
-          <w:sz w:val="24"/>
-          <w:szCs w:val="24"/>
-        </w:rPr>
-        <w:t xml:space="preserve"> на закупку сельхозпродукции (кукурузы, мяса, молока).Спор: Депутаты от городов кричали, что это приведет к росту цен на еду. Депутаты от фермеров (опора Герцога) настаивали, что это единственный способ спасти белого фермера от разорения. Закон приняли, фактически введя «аграрный социализм» для белых за счет всех остальных потребителей.</w:t>
+        <w:t>: Создание госмонополий на закупку сельхозпродукции (кукурузы, мяса, молока).Спор: Депутаты от городов кричали, что это приведет к росту цен на еду. Депутаты от фермеров (опора Герцога) настаивали, что это единственный способ спасти белого фермера от разорения. Закон приняли, фактически введя «аграрный социализм» для белых за счет всех остальных потребителей.</w:t>
       </w:r>
       <w:r>
         <w:rPr>
@@ -17680,16 +17642,26 @@
           <w:shd w:val="clear" w:color="auto" w:fill="FFFFFF"/>
         </w:rPr>
       </w:pPr>
-      <w:proofErr w:type="spellStart"/>
-      <w:r>
-        <w:rPr>
-          <w:rFonts w:ascii="Times New Roman" w:hAnsi="Times New Roman" w:cs="Times New Roman"/>
-          <w:color w:val="222222"/>
-          <w:sz w:val="24"/>
-          <w:szCs w:val="24"/>
-          <w:shd w:val="clear" w:color="auto" w:fill="FFFFFF"/>
-        </w:rPr>
-        <w:t>Ханс</w:t>
+      <w:r>
+        <w:rPr>
+          <w:rFonts w:ascii="Times New Roman" w:hAnsi="Times New Roman" w:cs="Times New Roman"/>
+          <w:color w:val="222222"/>
+          <w:sz w:val="24"/>
+          <w:szCs w:val="24"/>
+          <w:shd w:val="clear" w:color="auto" w:fill="FFFFFF"/>
+        </w:rPr>
+        <w:t xml:space="preserve">Ханс </w:t>
+      </w:r>
+      <w:proofErr w:type="spellStart"/>
+      <w:r>
+        <w:rPr>
+          <w:rFonts w:ascii="Times New Roman" w:hAnsi="Times New Roman" w:cs="Times New Roman"/>
+          <w:color w:val="222222"/>
+          <w:sz w:val="24"/>
+          <w:szCs w:val="24"/>
+          <w:shd w:val="clear" w:color="auto" w:fill="FFFFFF"/>
+        </w:rPr>
+        <w:t>ван</w:t>
       </w:r>
       <w:proofErr w:type="spellEnd"/>
       <w:r>
@@ -17711,9 +17683,54 @@
           <w:szCs w:val="24"/>
           <w:shd w:val="clear" w:color="auto" w:fill="FFFFFF"/>
         </w:rPr>
-        <w:t>ван</w:t>
-      </w:r>
-      <w:proofErr w:type="spellEnd"/>
+        <w:t>Ренсбург</w:t>
+      </w:r>
+      <w:proofErr w:type="spellEnd"/>
+      <w:r>
+        <w:rPr>
+          <w:rFonts w:ascii="Times New Roman" w:hAnsi="Times New Roman" w:cs="Times New Roman"/>
+          <w:color w:val="222222"/>
+          <w:sz w:val="24"/>
+          <w:szCs w:val="24"/>
+          <w:shd w:val="clear" w:color="auto" w:fill="FFFFFF"/>
+        </w:rPr>
+        <w:t xml:space="preserve"> объявил себя временным премьер-министром на период перехода к новой модели государства, что бы это не значило.</w:t>
+      </w:r>
+      <w:r>
+        <w:rPr>
+          <w:rFonts w:ascii="Times New Roman" w:hAnsi="Times New Roman" w:cs="Times New Roman"/>
+          <w:color w:val="222222"/>
+          <w:sz w:val="24"/>
+          <w:szCs w:val="24"/>
+          <w:shd w:val="clear" w:color="auto" w:fill="FFFFFF"/>
+        </w:rPr>
+        <w:t>)</w:t>
+      </w:r>
+    </w:p>
+    <w:p>
+      <w:pPr>
+        <w:autoSpaceDE w:val="0"/>
+        <w:autoSpaceDN w:val="0"/>
+        <w:adjustRightInd w:val="0"/>
+        <w:spacing w:line="259" w:lineRule="atLeast"/>
+        <w:rPr>
+          <w:rFonts w:ascii="Times New Roman" w:hAnsi="Times New Roman" w:cs="Times New Roman"/>
+          <w:color w:val="222222"/>
+          <w:sz w:val="24"/>
+          <w:szCs w:val="24"/>
+          <w:shd w:val="clear" w:color="auto" w:fill="FFFFFF"/>
+        </w:rPr>
+      </w:pPr>
+      <w:r>
+        <w:rPr>
+          <w:rFonts w:ascii="Times New Roman" w:hAnsi="Times New Roman" w:cs="Times New Roman"/>
+          <w:color w:val="222222"/>
+          <w:sz w:val="24"/>
+          <w:szCs w:val="24"/>
+          <w:shd w:val="clear" w:color="auto" w:fill="FFFFFF"/>
+        </w:rPr>
+        <w:t>1. Мы наведём порядок!</w:t>
+      </w:r>
       <w:r>
         <w:rPr>
           <w:rFonts w:ascii="Times New Roman" w:hAnsi="Times New Roman" w:cs="Times New Roman"/>
@@ -17724,73 +17741,6 @@
         </w:rPr>
         <w:t xml:space="preserve"> </w:t>
       </w:r>
-      <w:proofErr w:type="spellStart"/>
-      <w:r>
-        <w:rPr>
-          <w:rFonts w:ascii="Times New Roman" w:hAnsi="Times New Roman" w:cs="Times New Roman"/>
-          <w:color w:val="222222"/>
-          <w:sz w:val="24"/>
-          <w:szCs w:val="24"/>
-          <w:shd w:val="clear" w:color="auto" w:fill="FFFFFF"/>
-        </w:rPr>
-        <w:t>Ренсбург</w:t>
-      </w:r>
-      <w:proofErr w:type="spellEnd"/>
-      <w:r>
-        <w:rPr>
-          <w:rFonts w:ascii="Times New Roman" w:hAnsi="Times New Roman" w:cs="Times New Roman"/>
-          <w:color w:val="222222"/>
-          <w:sz w:val="24"/>
-          <w:szCs w:val="24"/>
-          <w:shd w:val="clear" w:color="auto" w:fill="FFFFFF"/>
-        </w:rPr>
-        <w:t xml:space="preserve"> объявил себя временным премьер-министром на период перехода к новой модели государства, что бы это не значило.</w:t>
-      </w:r>
-      <w:r>
-        <w:rPr>
-          <w:rFonts w:ascii="Times New Roman" w:hAnsi="Times New Roman" w:cs="Times New Roman"/>
-          <w:color w:val="222222"/>
-          <w:sz w:val="24"/>
-          <w:szCs w:val="24"/>
-          <w:shd w:val="clear" w:color="auto" w:fill="FFFFFF"/>
-        </w:rPr>
-        <w:t>)</w:t>
-      </w:r>
-    </w:p>
-    <w:p>
-      <w:pPr>
-        <w:autoSpaceDE w:val="0"/>
-        <w:autoSpaceDN w:val="0"/>
-        <w:adjustRightInd w:val="0"/>
-        <w:spacing w:line="259" w:lineRule="atLeast"/>
-        <w:rPr>
-          <w:rFonts w:ascii="Times New Roman" w:hAnsi="Times New Roman" w:cs="Times New Roman"/>
-          <w:color w:val="222222"/>
-          <w:sz w:val="24"/>
-          <w:szCs w:val="24"/>
-          <w:shd w:val="clear" w:color="auto" w:fill="FFFFFF"/>
-        </w:rPr>
-      </w:pPr>
-      <w:r>
-        <w:rPr>
-          <w:rFonts w:ascii="Times New Roman" w:hAnsi="Times New Roman" w:cs="Times New Roman"/>
-          <w:color w:val="222222"/>
-          <w:sz w:val="24"/>
-          <w:szCs w:val="24"/>
-          <w:shd w:val="clear" w:color="auto" w:fill="FFFFFF"/>
-        </w:rPr>
-        <w:t>1. Мы наведём порядок!</w:t>
-      </w:r>
-      <w:r>
-        <w:rPr>
-          <w:rFonts w:ascii="Times New Roman" w:hAnsi="Times New Roman" w:cs="Times New Roman"/>
-          <w:color w:val="222222"/>
-          <w:sz w:val="24"/>
-          <w:szCs w:val="24"/>
-          <w:shd w:val="clear" w:color="auto" w:fill="FFFFFF"/>
-        </w:rPr>
-        <w:t xml:space="preserve"> </w:t>
-      </w:r>
       <w:r>
         <w:rPr>
           <w:rFonts w:ascii="Times New Roman" w:hAnsi="Times New Roman" w:cs="Times New Roman"/>
@@ -17904,27 +17854,15 @@
         </w:rPr>
         <w:t xml:space="preserve">» главой страны станет </w:t>
       </w:r>
-      <w:proofErr w:type="spellStart"/>
-      <w:r>
-        <w:rPr>
-          <w:rFonts w:ascii="Times New Roman" w:hAnsi="Times New Roman" w:cs="Times New Roman"/>
-          <w:color w:val="222222"/>
-          <w:sz w:val="24"/>
-          <w:szCs w:val="24"/>
-          <w:shd w:val="clear" w:color="auto" w:fill="FFFFFF"/>
-        </w:rPr>
-        <w:t>Ханс</w:t>
-      </w:r>
-      <w:proofErr w:type="spellEnd"/>
-      <w:r>
-        <w:rPr>
-          <w:rFonts w:ascii="Times New Roman" w:hAnsi="Times New Roman" w:cs="Times New Roman"/>
-          <w:color w:val="222222"/>
-          <w:sz w:val="24"/>
-          <w:szCs w:val="24"/>
-          <w:shd w:val="clear" w:color="auto" w:fill="FFFFFF"/>
-        </w:rPr>
-        <w:t xml:space="preserve"> </w:t>
+      <w:r>
+        <w:rPr>
+          <w:rFonts w:ascii="Times New Roman" w:hAnsi="Times New Roman" w:cs="Times New Roman"/>
+          <w:color w:val="222222"/>
+          <w:sz w:val="24"/>
+          <w:szCs w:val="24"/>
+          <w:shd w:val="clear" w:color="auto" w:fill="FFFFFF"/>
+        </w:rPr>
+        <w:t xml:space="preserve">Ханс </w:t>
       </w:r>
       <w:proofErr w:type="spellStart"/>
       <w:r>
@@ -21408,25 +21346,7 @@
           <w:sz w:val="24"/>
           <w:szCs w:val="24"/>
         </w:rPr>
-        <w:t xml:space="preserve"> </w:t>
-      </w:r>
-      <w:proofErr w:type="spellStart"/>
-      <w:r>
-        <w:rPr>
-          <w:rFonts w:ascii="Times New Roman" w:hAnsi="Times New Roman" w:cs="Times New Roman"/>
-          <w:sz w:val="24"/>
-          <w:szCs w:val="24"/>
-        </w:rPr>
-        <w:t>Йоханнес</w:t>
-      </w:r>
-      <w:proofErr w:type="spellEnd"/>
-      <w:r>
-        <w:rPr>
-          <w:rFonts w:ascii="Times New Roman" w:hAnsi="Times New Roman" w:cs="Times New Roman"/>
-          <w:sz w:val="24"/>
-          <w:szCs w:val="24"/>
-        </w:rPr>
-        <w:t xml:space="preserve"> Форстер </w:t>
+        <w:t xml:space="preserve"> Йоханнес Форстер </w:t>
       </w:r>
       <w:r>
         <w:rPr>
@@ -22866,27 +22786,15 @@
         </w:rPr>
         <w:t xml:space="preserve">осударственные перестановки» (После того, как </w:t>
       </w:r>
-      <w:proofErr w:type="spellStart"/>
-      <w:r>
-        <w:rPr>
-          <w:rFonts w:ascii="Times New Roman" w:hAnsi="Times New Roman" w:cs="Times New Roman"/>
-          <w:color w:val="222222"/>
-          <w:sz w:val="24"/>
-          <w:szCs w:val="24"/>
-          <w:shd w:val="clear" w:color="auto" w:fill="FFFFFF"/>
-        </w:rPr>
-        <w:t>Ханс</w:t>
-      </w:r>
-      <w:proofErr w:type="spellEnd"/>
-      <w:r>
-        <w:rPr>
-          <w:rFonts w:ascii="Times New Roman" w:hAnsi="Times New Roman" w:cs="Times New Roman"/>
-          <w:color w:val="222222"/>
-          <w:sz w:val="24"/>
-          <w:szCs w:val="24"/>
-          <w:shd w:val="clear" w:color="auto" w:fill="FFFFFF"/>
-        </w:rPr>
-        <w:t xml:space="preserve"> </w:t>
+      <w:r>
+        <w:rPr>
+          <w:rFonts w:ascii="Times New Roman" w:hAnsi="Times New Roman" w:cs="Times New Roman"/>
+          <w:color w:val="222222"/>
+          <w:sz w:val="24"/>
+          <w:szCs w:val="24"/>
+          <w:shd w:val="clear" w:color="auto" w:fill="FFFFFF"/>
+        </w:rPr>
+        <w:t xml:space="preserve">Ханс </w:t>
       </w:r>
       <w:proofErr w:type="spellStart"/>
       <w:r>
@@ -23522,27 +23430,15 @@
         </w:rPr>
         <w:t xml:space="preserve">Через 35 дней произойдёт событие «Военные государственные перестановки» (После того, как </w:t>
       </w:r>
-      <w:proofErr w:type="spellStart"/>
-      <w:r>
-        <w:rPr>
-          <w:rFonts w:ascii="Times New Roman" w:hAnsi="Times New Roman" w:cs="Times New Roman"/>
-          <w:color w:val="222222"/>
-          <w:sz w:val="24"/>
-          <w:szCs w:val="24"/>
-          <w:shd w:val="clear" w:color="auto" w:fill="FFFFFF"/>
-        </w:rPr>
-        <w:t>Ханс</w:t>
-      </w:r>
-      <w:proofErr w:type="spellEnd"/>
-      <w:r>
-        <w:rPr>
-          <w:rFonts w:ascii="Times New Roman" w:hAnsi="Times New Roman" w:cs="Times New Roman"/>
-          <w:color w:val="222222"/>
-          <w:sz w:val="24"/>
-          <w:szCs w:val="24"/>
-          <w:shd w:val="clear" w:color="auto" w:fill="FFFFFF"/>
-        </w:rPr>
-        <w:t xml:space="preserve"> </w:t>
+      <w:r>
+        <w:rPr>
+          <w:rFonts w:ascii="Times New Roman" w:hAnsi="Times New Roman" w:cs="Times New Roman"/>
+          <w:color w:val="222222"/>
+          <w:sz w:val="24"/>
+          <w:szCs w:val="24"/>
+          <w:shd w:val="clear" w:color="auto" w:fill="FFFFFF"/>
+        </w:rPr>
+        <w:t xml:space="preserve">Ханс </w:t>
       </w:r>
       <w:proofErr w:type="spellStart"/>
       <w:r>
@@ -24929,23 +24825,13 @@
           <w:szCs w:val="24"/>
         </w:rPr>
       </w:pPr>
-      <w:proofErr w:type="spellStart"/>
-      <w:r>
-        <w:rPr>
-          <w:rFonts w:ascii="Times New Roman" w:hAnsi="Times New Roman" w:cs="Times New Roman"/>
-          <w:sz w:val="24"/>
-          <w:szCs w:val="24"/>
-        </w:rPr>
-        <w:t>Йоханнес</w:t>
-      </w:r>
-      <w:proofErr w:type="spellEnd"/>
-      <w:r>
-        <w:rPr>
-          <w:rFonts w:ascii="Times New Roman" w:hAnsi="Times New Roman" w:cs="Times New Roman"/>
-          <w:sz w:val="24"/>
-          <w:szCs w:val="24"/>
-        </w:rPr>
-        <w:t xml:space="preserve"> фон </w:t>
+      <w:r>
+        <w:rPr>
+          <w:rFonts w:ascii="Times New Roman" w:hAnsi="Times New Roman" w:cs="Times New Roman"/>
+          <w:sz w:val="24"/>
+          <w:szCs w:val="24"/>
+        </w:rPr>
+        <w:t xml:space="preserve">Йоханнес фон </w:t>
       </w:r>
       <w:proofErr w:type="spellStart"/>
       <w:r>
@@ -26401,25 +26287,7 @@
           <w:sz w:val="24"/>
           <w:szCs w:val="24"/>
         </w:rPr>
-        <w:t xml:space="preserve">Николас </w:t>
-      </w:r>
-      <w:proofErr w:type="spellStart"/>
-      <w:r>
-        <w:rPr>
-          <w:rFonts w:ascii="Times New Roman" w:hAnsi="Times New Roman" w:cs="Times New Roman"/>
-          <w:sz w:val="24"/>
-          <w:szCs w:val="24"/>
-        </w:rPr>
-        <w:t>Йоханнес</w:t>
-      </w:r>
-      <w:proofErr w:type="spellEnd"/>
-      <w:r>
-        <w:rPr>
-          <w:rFonts w:ascii="Times New Roman" w:hAnsi="Times New Roman" w:cs="Times New Roman"/>
-          <w:sz w:val="24"/>
-          <w:szCs w:val="24"/>
-        </w:rPr>
-        <w:t xml:space="preserve"> </w:t>
+        <w:t xml:space="preserve">Николас Йоханнес </w:t>
       </w:r>
       <w:proofErr w:type="spellStart"/>
       <w:r>
@@ -28271,25 +28139,7 @@
           <w:sz w:val="24"/>
           <w:szCs w:val="24"/>
         </w:rPr>
-        <w:t xml:space="preserve"> </w:t>
-      </w:r>
-      <w:proofErr w:type="spellStart"/>
-      <w:r>
-        <w:rPr>
-          <w:rFonts w:ascii="Times New Roman" w:hAnsi="Times New Roman" w:cs="Times New Roman"/>
-          <w:sz w:val="24"/>
-          <w:szCs w:val="24"/>
-        </w:rPr>
-        <w:t>стейтам</w:t>
-      </w:r>
-      <w:proofErr w:type="spellEnd"/>
-      <w:r>
-        <w:rPr>
-          <w:rFonts w:ascii="Times New Roman" w:hAnsi="Times New Roman" w:cs="Times New Roman"/>
-          <w:sz w:val="24"/>
-          <w:szCs w:val="24"/>
-        </w:rPr>
-        <w:t>), +3 фабрики.</w:t>
+        <w:t xml:space="preserve"> стейтам), +3 фабрики.</w:t>
       </w:r>
     </w:p>
     <w:p>
@@ -29762,7 +29612,6 @@
         </w:rPr>
         <w:t xml:space="preserve">Сегодня по всем средствам теле- и радиовещания звучал голос временного премьер-министра </w:t>
       </w:r>
-      <w:proofErr w:type="spellStart"/>
       <w:r>
         <w:rPr>
           <w:rFonts w:ascii="Times New Roman" w:hAnsi="Times New Roman" w:cs="Times New Roman"/>
@@ -29783,7 +29632,6 @@
         </w:rPr>
         <w:t>а</w:t>
       </w:r>
-      <w:proofErr w:type="spellEnd"/>
       <w:r>
         <w:rPr>
           <w:rFonts w:ascii="Times New Roman" w:hAnsi="Times New Roman" w:cs="Times New Roman"/>
@@ -32259,25 +32107,7 @@
           <w:sz w:val="24"/>
           <w:szCs w:val="24"/>
         </w:rPr>
-        <w:t xml:space="preserve"> </w:t>
-      </w:r>
-      <w:proofErr w:type="spellStart"/>
-      <w:r>
-        <w:rPr>
-          <w:rFonts w:ascii="Times New Roman" w:hAnsi="Times New Roman" w:cs="Times New Roman"/>
-          <w:sz w:val="24"/>
-          <w:szCs w:val="24"/>
-        </w:rPr>
-        <w:t>стейтами</w:t>
-      </w:r>
-      <w:proofErr w:type="spellEnd"/>
-      <w:r>
-        <w:rPr>
-          <w:rFonts w:ascii="Times New Roman" w:hAnsi="Times New Roman" w:cs="Times New Roman"/>
-          <w:sz w:val="24"/>
-          <w:szCs w:val="24"/>
-        </w:rPr>
-        <w:t xml:space="preserve"> Конго, они не имеют стейт-модификатор «Принудительная добыча ресурсов».</w:t>
+        <w:t xml:space="preserve"> стейтами Конго, они не имеют стейт-модификатор «Принудительная добыча ресурсов».</w:t>
       </w:r>
     </w:p>
     <w:p>
@@ -32332,25 +32162,7 @@
           <w:sz w:val="24"/>
           <w:szCs w:val="24"/>
         </w:rPr>
-        <w:t xml:space="preserve"> </w:t>
-      </w:r>
-      <w:proofErr w:type="spellStart"/>
-      <w:r>
-        <w:rPr>
-          <w:rFonts w:ascii="Times New Roman" w:hAnsi="Times New Roman" w:cs="Times New Roman"/>
-          <w:sz w:val="24"/>
-          <w:szCs w:val="24"/>
-        </w:rPr>
-        <w:t>стейтах</w:t>
-      </w:r>
-      <w:proofErr w:type="spellEnd"/>
-      <w:r>
-        <w:rPr>
-          <w:rFonts w:ascii="Times New Roman" w:hAnsi="Times New Roman" w:cs="Times New Roman"/>
-          <w:sz w:val="24"/>
-          <w:szCs w:val="24"/>
-        </w:rPr>
-        <w:t xml:space="preserve"> Конго появится стейт-модификатор «Принудительная добыча ресурсов»(требование</w:t>
+        <w:t xml:space="preserve"> стейтах Конго появится стейт-модификатор «Принудительная добыча ресурсов»(требование</w:t>
       </w:r>
       <w:r>
         <w:rPr>
@@ -34105,25 +33917,7 @@
           <w:sz w:val="24"/>
           <w:szCs w:val="24"/>
         </w:rPr>
-        <w:t xml:space="preserve"> </w:t>
-      </w:r>
-      <w:proofErr w:type="spellStart"/>
-      <w:r>
-        <w:rPr>
-          <w:rFonts w:ascii="Times New Roman" w:hAnsi="Times New Roman" w:cs="Times New Roman"/>
-          <w:sz w:val="24"/>
-          <w:szCs w:val="24"/>
-        </w:rPr>
-        <w:t>Рик</w:t>
-      </w:r>
-      <w:proofErr w:type="spellEnd"/>
-      <w:r>
-        <w:rPr>
-          <w:rFonts w:ascii="Times New Roman" w:hAnsi="Times New Roman" w:cs="Times New Roman"/>
-          <w:sz w:val="24"/>
-          <w:szCs w:val="24"/>
-        </w:rPr>
-        <w:t xml:space="preserve"> (</w:t>
+        <w:t xml:space="preserve"> Рик (</w:t>
       </w:r>
       <w:proofErr w:type="spellStart"/>
       <w:r>
@@ -34616,7 +34410,7 @@
 </file>
 
 <file path=word/endnotes.xml><?xml version="1.0" encoding="utf-8"?>
-<w:endnotes xmlns:wpc="http://schemas.microsoft.com/office/word/2010/wordprocessingCanvas" xmlns:cx="http://schemas.microsoft.com/office/drawing/2014/chartex" xmlns:cx1="http://schemas.microsoft.com/office/drawing/2015/9/8/chartex" xmlns:cx2="http://schemas.microsoft.com/office/drawing/2015/10/21/chartex" xmlns:cx3="http://schemas.microsoft.com/office/drawing/2016/5/9/chartex" xmlns:cx4="http://schemas.microsoft.com/office/drawing/2016/5/10/chartex" xmlns:cx5="http://schemas.microsoft.com/office/drawing/2016/5/11/chartex" xmlns:cx6="http://schemas.microsoft.com/office/drawing/2016/5/12/chartex" xmlns:cx7="http://schemas.microsoft.com/office/drawing/2016/5/13/chartex" xmlns:cx8="http://schemas.microsoft.com/office/drawing/2016/5/14/chartex" xmlns:mc="http://schemas.openxmlformats.org/markup-compatibility/2006" xmlns:aink="http://schemas.microsoft.com/office/drawing/2016/ink" xmlns:am3d="http://schemas.microsoft.com/office/drawing/2017/model3d" xmlns:o="urn:schemas-microsoft-com:office:office" xmlns:r="http://schemas.openxmlformats.org/officeDocument/2006/relationships" xmlns:m="http://schemas.openxmlformats.org/officeDocument/2006/math" xmlns:v="urn:schemas-microsoft-com:vml" xmlns:wp14="http://schemas.microsoft.com/office/word/2010/wordprocessingDrawing" xmlns:wp="http://schemas.openxmlformats.org/drawingml/2006/wordprocessingDrawing" xmlns:w10="urn:schemas-microsoft-com:office:word" xmlns:w="http://schemas.openxmlformats.org/wordprocessingml/2006/main" xmlns:w14="http://schemas.microsoft.com/office/word/2010/wordml" xmlns:w15="http://schemas.microsoft.com/office/word/2012/wordml" xmlns:w16cid="http://schemas.microsoft.com/office/word/2016/wordml/cid" xmlns:w16se="http://schemas.microsoft.com/office/word/2015/wordml/symex" xmlns:wpg="http://schemas.microsoft.com/office/word/2010/wordprocessingGroup" xmlns:wpi="http://schemas.microsoft.com/office/word/2010/wordprocessingInk" xmlns:wne="http://schemas.microsoft.com/office/word/2006/wordml" xmlns:wps="http://schemas.microsoft.com/office/word/2010/wordprocessingShape" mc:Ignorable="w14 w15 w16se w16cid wp14">
+<w:endnotes xmlns:wpc="http://schemas.microsoft.com/office/word/2010/wordprocessingCanvas" xmlns:cx="http://schemas.microsoft.com/office/drawing/2014/chartex" xmlns:cx1="http://schemas.microsoft.com/office/drawing/2015/9/8/chartex" xmlns:cx2="http://schemas.microsoft.com/office/drawing/2015/10/21/chartex" xmlns:cx3="http://schemas.microsoft.com/office/drawing/2016/5/9/chartex" xmlns:cx4="http://schemas.microsoft.com/office/drawing/2016/5/10/chartex" xmlns:cx5="http://schemas.microsoft.com/office/drawing/2016/5/11/chartex" xmlns:cx6="http://schemas.microsoft.com/office/drawing/2016/5/12/chartex" xmlns:cx7="http://schemas.microsoft.com/office/drawing/2016/5/13/chartex" xmlns:cx8="http://schemas.microsoft.com/office/drawing/2016/5/14/chartex" xmlns:mc="http://schemas.openxmlformats.org/markup-compatibility/2006" xmlns:aink="http://schemas.microsoft.com/office/drawing/2016/ink" xmlns:am3d="http://schemas.microsoft.com/office/drawing/2017/model3d" xmlns:o="urn:schemas-microsoft-com:office:office" xmlns:r="http://schemas.openxmlformats.org/officeDocument/2006/relationships" xmlns:m="http://schemas.openxmlformats.org/officeDocument/2006/math" xmlns:v="urn:schemas-microsoft-com:vml" xmlns:wp14="http://schemas.microsoft.com/office/word/2010/wordprocessingDrawing" xmlns:wp="http://schemas.openxmlformats.org/drawingml/2006/wordprocessingDrawing" xmlns:w10="urn:schemas-microsoft-com:office:word" xmlns:w="http://schemas.openxmlformats.org/wordprocessingml/2006/main" xmlns:w14="http://schemas.microsoft.com/office/word/2010/wordml" xmlns:w15="http://schemas.microsoft.com/office/word/2012/wordml" xmlns:w16cex="http://schemas.microsoft.com/office/word/2018/wordml/cex" xmlns:w16cid="http://schemas.microsoft.com/office/word/2016/wordml/cid" xmlns:w16="http://schemas.microsoft.com/office/word/2018/wordml" xmlns:w16se="http://schemas.microsoft.com/office/word/2015/wordml/symex" xmlns:wpg="http://schemas.microsoft.com/office/word/2010/wordprocessingGroup" xmlns:wpi="http://schemas.microsoft.com/office/word/2010/wordprocessingInk" xmlns:wne="http://schemas.microsoft.com/office/word/2006/wordml" xmlns:wps="http://schemas.microsoft.com/office/word/2010/wordprocessingShape" mc:Ignorable="w14 w15 w16se w16cid w16 w16cex wp14">
   <w:endnote w:type="separator" w:id="-1">
     <w:p>
       <w:pPr>
@@ -34641,7 +34435,7 @@
 </file>
 
 <file path=word/footnotes.xml><?xml version="1.0" encoding="utf-8"?>
-<w:footnotes xmlns:wpc="http://schemas.microsoft.com/office/word/2010/wordprocessingCanvas" xmlns:cx="http://schemas.microsoft.com/office/drawing/2014/chartex" xmlns:cx1="http://schemas.microsoft.com/office/drawing/2015/9/8/chartex" xmlns:cx2="http://schemas.microsoft.com/office/drawing/2015/10/21/chartex" xmlns:cx3="http://schemas.microsoft.com/office/drawing/2016/5/9/chartex" xmlns:cx4="http://schemas.microsoft.com/office/drawing/2016/5/10/chartex" xmlns:cx5="http://schemas.microsoft.com/office/drawing/2016/5/11/chartex" xmlns:cx6="http://schemas.microsoft.com/office/drawing/2016/5/12/chartex" xmlns:cx7="http://schemas.microsoft.com/office/drawing/2016/5/13/chartex" xmlns:cx8="http://schemas.microsoft.com/office/drawing/2016/5/14/chartex" xmlns:mc="http://schemas.openxmlformats.org/markup-compatibility/2006" xmlns:aink="http://schemas.microsoft.com/office/drawing/2016/ink" xmlns:am3d="http://schemas.microsoft.com/office/drawing/2017/model3d" xmlns:o="urn:schemas-microsoft-com:office:office" xmlns:r="http://schemas.openxmlformats.org/officeDocument/2006/relationships" xmlns:m="http://schemas.openxmlformats.org/officeDocument/2006/math" xmlns:v="urn:schemas-microsoft-com:vml" xmlns:wp14="http://schemas.microsoft.com/office/word/2010/wordprocessingDrawing" xmlns:wp="http://schemas.openxmlformats.org/drawingml/2006/wordprocessingDrawing" xmlns:w10="urn:schemas-microsoft-com:office:word" xmlns:w="http://schemas.openxmlformats.org/wordprocessingml/2006/main" xmlns:w14="http://schemas.microsoft.com/office/word/2010/wordml" xmlns:w15="http://schemas.microsoft.com/office/word/2012/wordml" xmlns:w16cid="http://schemas.microsoft.com/office/word/2016/wordml/cid" xmlns:w16se="http://schemas.microsoft.com/office/word/2015/wordml/symex" xmlns:wpg="http://schemas.microsoft.com/office/word/2010/wordprocessingGroup" xmlns:wpi="http://schemas.microsoft.com/office/word/2010/wordprocessingInk" xmlns:wne="http://schemas.microsoft.com/office/word/2006/wordml" xmlns:wps="http://schemas.microsoft.com/office/word/2010/wordprocessingShape" mc:Ignorable="w14 w15 w16se w16cid wp14">
+<w:footnotes xmlns:wpc="http://schemas.microsoft.com/office/word/2010/wordprocessingCanvas" xmlns:cx="http://schemas.microsoft.com/office/drawing/2014/chartex" xmlns:cx1="http://schemas.microsoft.com/office/drawing/2015/9/8/chartex" xmlns:cx2="http://schemas.microsoft.com/office/drawing/2015/10/21/chartex" xmlns:cx3="http://schemas.microsoft.com/office/drawing/2016/5/9/chartex" xmlns:cx4="http://schemas.microsoft.com/office/drawing/2016/5/10/chartex" xmlns:cx5="http://schemas.microsoft.com/office/drawing/2016/5/11/chartex" xmlns:cx6="http://schemas.microsoft.com/office/drawing/2016/5/12/chartex" xmlns:cx7="http://schemas.microsoft.com/office/drawing/2016/5/13/chartex" xmlns:cx8="http://schemas.microsoft.com/office/drawing/2016/5/14/chartex" xmlns:mc="http://schemas.openxmlformats.org/markup-compatibility/2006" xmlns:aink="http://schemas.microsoft.com/office/drawing/2016/ink" xmlns:am3d="http://schemas.microsoft.com/office/drawing/2017/model3d" xmlns:o="urn:schemas-microsoft-com:office:office" xmlns:r="http://schemas.openxmlformats.org/officeDocument/2006/relationships" xmlns:m="http://schemas.openxmlformats.org/officeDocument/2006/math" xmlns:v="urn:schemas-microsoft-com:vml" xmlns:wp14="http://schemas.microsoft.com/office/word/2010/wordprocessingDrawing" xmlns:wp="http://schemas.openxmlformats.org/drawingml/2006/wordprocessingDrawing" xmlns:w10="urn:schemas-microsoft-com:office:word" xmlns:w="http://schemas.openxmlformats.org/wordprocessingml/2006/main" xmlns:w14="http://schemas.microsoft.com/office/word/2010/wordml" xmlns:w15="http://schemas.microsoft.com/office/word/2012/wordml" xmlns:w16cex="http://schemas.microsoft.com/office/word/2018/wordml/cex" xmlns:w16cid="http://schemas.microsoft.com/office/word/2016/wordml/cid" xmlns:w16="http://schemas.microsoft.com/office/word/2018/wordml" xmlns:w16se="http://schemas.microsoft.com/office/word/2015/wordml/symex" xmlns:wpg="http://schemas.microsoft.com/office/word/2010/wordprocessingGroup" xmlns:wpi="http://schemas.microsoft.com/office/word/2010/wordprocessingInk" xmlns:wne="http://schemas.microsoft.com/office/word/2006/wordml" xmlns:wps="http://schemas.microsoft.com/office/word/2010/wordprocessingShape" mc:Ignorable="w14 w15 w16se w16cid w16 w16cex wp14">
   <w:footnote w:type="separator" w:id="-1">
     <w:p>
       <w:pPr>
@@ -34666,7 +34460,7 @@
 </file>
 
 <file path=word/numbering.xml><?xml version="1.0" encoding="utf-8"?>
-<w:numbering xmlns:wpc="http://schemas.microsoft.com/office/word/2010/wordprocessingCanvas" xmlns:cx="http://schemas.microsoft.com/office/drawing/2014/chartex" xmlns:cx1="http://schemas.microsoft.com/office/drawing/2015/9/8/chartex" xmlns:cx2="http://schemas.microsoft.com/office/drawing/2015/10/21/chartex" xmlns:cx3="http://schemas.microsoft.com/office/drawing/2016/5/9/chartex" xmlns:cx4="http://schemas.microsoft.com/office/drawing/2016/5/10/chartex" xmlns:cx5="http://schemas.microsoft.com/office/drawing/2016/5/11/chartex" xmlns:cx6="http://schemas.microsoft.com/office/drawing/2016/5/12/chartex" xmlns:cx7="http://schemas.microsoft.com/office/drawing/2016/5/13/chartex" xmlns:cx8="http://schemas.microsoft.com/office/drawing/2016/5/14/chartex" xmlns:mc="http://schemas.openxmlformats.org/markup-compatibility/2006" xmlns:aink="http://schemas.microsoft.com/office/drawing/2016/ink" xmlns:am3d="http://schemas.microsoft.com/office/drawing/2017/model3d" xmlns:o="urn:schemas-microsoft-com:office:office" xmlns:r="http://schemas.openxmlformats.org/officeDocument/2006/relationships" xmlns:m="http://schemas.openxmlformats.org/officeDocument/2006/math" xmlns:v="urn:schemas-microsoft-com:vml" xmlns:wp14="http://schemas.microsoft.com/office/word/2010/wordprocessingDrawing" xmlns:wp="http://schemas.openxmlformats.org/drawingml/2006/wordprocessingDrawing" xmlns:w10="urn:schemas-microsoft-com:office:word" xmlns:w="http://schemas.openxmlformats.org/wordprocessingml/2006/main" xmlns:w14="http://schemas.microsoft.com/office/word/2010/wordml" xmlns:w15="http://schemas.microsoft.com/office/word/2012/wordml" xmlns:w16cid="http://schemas.microsoft.com/office/word/2016/wordml/cid" xmlns:w16se="http://schemas.microsoft.com/office/word/2015/wordml/symex" xmlns:wpg="http://schemas.microsoft.com/office/word/2010/wordprocessingGroup" xmlns:wpi="http://schemas.microsoft.com/office/word/2010/wordprocessingInk" xmlns:wne="http://schemas.microsoft.com/office/word/2006/wordml" xmlns:wps="http://schemas.microsoft.com/office/word/2010/wordprocessingShape" mc:Ignorable="w14 w15 w16se w16cid wp14">
+<w:numbering xmlns:wpc="http://schemas.microsoft.com/office/word/2010/wordprocessingCanvas" xmlns:cx="http://schemas.microsoft.com/office/drawing/2014/chartex" xmlns:cx1="http://schemas.microsoft.com/office/drawing/2015/9/8/chartex" xmlns:cx2="http://schemas.microsoft.com/office/drawing/2015/10/21/chartex" xmlns:cx3="http://schemas.microsoft.com/office/drawing/2016/5/9/chartex" xmlns:cx4="http://schemas.microsoft.com/office/drawing/2016/5/10/chartex" xmlns:cx5="http://schemas.microsoft.com/office/drawing/2016/5/11/chartex" xmlns:cx6="http://schemas.microsoft.com/office/drawing/2016/5/12/chartex" xmlns:cx7="http://schemas.microsoft.com/office/drawing/2016/5/13/chartex" xmlns:cx8="http://schemas.microsoft.com/office/drawing/2016/5/14/chartex" xmlns:mc="http://schemas.openxmlformats.org/markup-compatibility/2006" xmlns:aink="http://schemas.microsoft.com/office/drawing/2016/ink" xmlns:am3d="http://schemas.microsoft.com/office/drawing/2017/model3d" xmlns:o="urn:schemas-microsoft-com:office:office" xmlns:r="http://schemas.openxmlformats.org/officeDocument/2006/relationships" xmlns:m="http://schemas.openxmlformats.org/officeDocument/2006/math" xmlns:v="urn:schemas-microsoft-com:vml" xmlns:wp14="http://schemas.microsoft.com/office/word/2010/wordprocessingDrawing" xmlns:wp="http://schemas.openxmlformats.org/drawingml/2006/wordprocessingDrawing" xmlns:w10="urn:schemas-microsoft-com:office:word" xmlns:w="http://schemas.openxmlformats.org/wordprocessingml/2006/main" xmlns:w14="http://schemas.microsoft.com/office/word/2010/wordml" xmlns:w15="http://schemas.microsoft.com/office/word/2012/wordml" xmlns:w16cex="http://schemas.microsoft.com/office/word/2018/wordml/cex" xmlns:w16cid="http://schemas.microsoft.com/office/word/2016/wordml/cid" xmlns:w16="http://schemas.microsoft.com/office/word/2018/wordml" xmlns:w16se="http://schemas.microsoft.com/office/word/2015/wordml/symex" xmlns:wpg="http://schemas.microsoft.com/office/word/2010/wordprocessingGroup" xmlns:wpi="http://schemas.microsoft.com/office/word/2010/wordprocessingInk" xmlns:wne="http://schemas.microsoft.com/office/word/2006/wordml" xmlns:wps="http://schemas.microsoft.com/office/word/2010/wordprocessingShape" mc:Ignorable="w14 w15 w16se w16cid w16 w16cex wp14">
   <w:abstractNum w:abstractNumId="0" w15:restartNumberingAfterBreak="0">
     <w:nsid w:val="11CF5E43"/>
     <w:multiLevelType w:val="multilevel"/>
@@ -34678,7 +34472,7 @@
       <w:lvlText w:val="%1."/>
       <w:lvlJc w:val="left"/>
       <w:pPr>
-        <w:ind w:left="0" w:firstLine="0"/>
+        <w:ind w:left="1277" w:firstLine="0"/>
       </w:pPr>
     </w:lvl>
     <w:lvl w:ilvl="1">
@@ -34861,7 +34655,7 @@
 </file>
 
 <file path=word/styles.xml><?xml version="1.0" encoding="utf-8"?>
-<w:styles xmlns:mc="http://schemas.openxmlformats.org/markup-compatibility/2006" xmlns:r="http://schemas.openxmlformats.org/officeDocument/2006/relationships" xmlns:w="http://schemas.openxmlformats.org/wordprocessingml/2006/main" xmlns:w14="http://schemas.microsoft.com/office/word/2010/wordml" xmlns:w15="http://schemas.microsoft.com/office/word/2012/wordml" xmlns:w16cid="http://schemas.microsoft.com/office/word/2016/wordml/cid" xmlns:w16se="http://schemas.microsoft.com/office/word/2015/wordml/symex" mc:Ignorable="w14 w15 w16se w16cid">
+<w:styles xmlns:mc="http://schemas.openxmlformats.org/markup-compatibility/2006" xmlns:r="http://schemas.openxmlformats.org/officeDocument/2006/relationships" xmlns:w="http://schemas.openxmlformats.org/wordprocessingml/2006/main" xmlns:w14="http://schemas.microsoft.com/office/word/2010/wordml" xmlns:w15="http://schemas.microsoft.com/office/word/2012/wordml" xmlns:w16cex="http://schemas.microsoft.com/office/word/2018/wordml/cex" xmlns:w16cid="http://schemas.microsoft.com/office/word/2016/wordml/cid" xmlns:w16="http://schemas.microsoft.com/office/word/2018/wordml" xmlns:w16se="http://schemas.microsoft.com/office/word/2015/wordml/symex" mc:Ignorable="w14 w15 w16se w16cid w16 w16cex">
   <w:docDefaults>
     <w:rPrDefault>
       <w:rPr>
@@ -34877,7 +34671,7 @@
       </w:pPr>
     </w:pPrDefault>
   </w:docDefaults>
-  <w:latentStyles w:defLockedState="0" w:defUIPriority="99" w:defSemiHidden="0" w:defUnhideWhenUsed="0" w:defQFormat="0" w:count="375">
+  <w:latentStyles w:defLockedState="0" w:defUIPriority="99" w:defSemiHidden="0" w:defUnhideWhenUsed="0" w:defQFormat="0" w:count="376">
     <w:lsdException w:name="Normal" w:uiPriority="0" w:qFormat="1"/>
     <w:lsdException w:name="heading 1" w:uiPriority="9" w:qFormat="1"/>
     <w:lsdException w:name="heading 2" w:semiHidden="1" w:uiPriority="9" w:unhideWhenUsed="1" w:qFormat="1"/>
@@ -34983,7 +34777,6 @@
     <w:lsdException w:name="HTML Sample" w:semiHidden="1" w:unhideWhenUsed="1"/>
     <w:lsdException w:name="HTML Typewriter" w:semiHidden="1" w:unhideWhenUsed="1"/>
     <w:lsdException w:name="HTML Variable" w:semiHidden="1" w:unhideWhenUsed="1"/>
-    <w:lsdException w:name="Normal Table" w:semiHidden="1" w:unhideWhenUsed="1"/>
     <w:lsdException w:name="annotation subject" w:semiHidden="1" w:unhideWhenUsed="1"/>
     <w:lsdException w:name="No List" w:semiHidden="1" w:unhideWhenUsed="1"/>
     <w:lsdException w:name="Outline List 1" w:semiHidden="1" w:unhideWhenUsed="1"/>
@@ -35030,10 +34823,8 @@
     <w:lsdException w:name="Table Subtle 2" w:semiHidden="1" w:unhideWhenUsed="1"/>
     <w:lsdException w:name="Table Web 1" w:semiHidden="1" w:unhideWhenUsed="1"/>
     <w:lsdException w:name="Table Web 2" w:semiHidden="1" w:unhideWhenUsed="1"/>
-    <w:lsdException w:name="Table Web 3" w:semiHidden="1" w:unhideWhenUsed="1"/>
     <w:lsdException w:name="Balloon Text" w:semiHidden="1" w:unhideWhenUsed="1"/>
     <w:lsdException w:name="Table Grid" w:uiPriority="39"/>
-    <w:lsdException w:name="Table Theme" w:semiHidden="1" w:unhideWhenUsed="1"/>
     <w:lsdException w:name="Placeholder Text" w:semiHidden="1"/>
     <w:lsdException w:name="No Spacing" w:uiPriority="1" w:qFormat="1"/>
     <w:lsdException w:name="Light Shading" w:uiPriority="60"/>
@@ -35253,6 +35044,7 @@
     <w:lsdException w:name="Smart Hyperlink" w:semiHidden="1" w:unhideWhenUsed="1"/>
     <w:lsdException w:name="Hashtag" w:semiHidden="1" w:unhideWhenUsed="1"/>
     <w:lsdException w:name="Unresolved Mention" w:semiHidden="1" w:unhideWhenUsed="1"/>
+    <w:lsdException w:name="Smart Link" w:semiHidden="1" w:unhideWhenUsed="1"/>
   </w:latentStyles>
   <w:style w:type="paragraph" w:default="1" w:styleId="a">
     <w:name w:val="Normal"/>
@@ -35275,6 +35067,7 @@
         <w:numId w:val="1"/>
       </w:numPr>
       <w:spacing w:before="240" w:after="0"/>
+      <w:ind w:left="0"/>
       <w:jc w:val="center"/>
       <w:outlineLvl w:val="0"/>
     </w:pPr>
